--- a/res/初稿.docx
+++ b/res/初稿.docx
@@ -7,7 +7,7 @@
         <w:ind w:left="240" w:right="240"/>
         <w:jc w:val="center"/>
         <w:rPr>
-          <w:rFonts w:ascii="黑体" w:eastAsia="黑体" w:hint="eastAsia"/>
+          <w:rFonts w:ascii="黑体" w:eastAsia="黑体"/>
           <w:b/>
           <w:sz w:val="30"/>
           <w:szCs w:val="30"/>
@@ -480,7 +480,6 @@
         <w:ind w:left="240" w:right="240"/>
         <w:rPr>
           <w:rStyle w:val="a9"/>
-          <w:rFonts w:hint="eastAsia"/>
           <w:b w:val="0"/>
           <w:color w:val="auto"/>
           <w:szCs w:val="32"/>
@@ -513,9 +512,6 @@
     <w:p>
       <w:pPr>
         <w:ind w:right="240"/>
-        <w:rPr>
-          <w:rFonts w:hint="eastAsia"/>
-        </w:rPr>
       </w:pPr>
       <w:r>
         <w:rPr>
@@ -551,120 +547,418 @@
     <w:p>
       <w:pPr>
         <w:ind w:right="240"/>
-        <w:rPr>
-          <w:rFonts w:hint="eastAsia"/>
-        </w:rPr>
-      </w:pPr>
-      <w:r>
-        <w:rPr>
-          <w:rFonts w:hint="eastAsia"/>
-        </w:rPr>
-        <w:t>第</w:t>
-      </w:r>
-      <w:r>
-        <w:rPr>
-          <w:rFonts w:hint="eastAsia"/>
-        </w:rPr>
-        <w:t>2</w:t>
-      </w:r>
-      <w:r>
-        <w:rPr>
-          <w:rFonts w:hint="eastAsia"/>
-        </w:rPr>
-        <w:t>章</w:t>
-      </w:r>
-      <w:r>
-        <w:rPr>
-          <w:rFonts w:hint="eastAsia"/>
-        </w:rPr>
-        <w:t xml:space="preserve"> </w:t>
-      </w:r>
-      <w:r>
-        <w:rPr>
-          <w:rFonts w:hint="eastAsia"/>
-        </w:rPr>
-        <w:t>需求分析与总体设计</w:t>
+        <w:jc w:val="center"/>
+      </w:pPr>
+      <w:r>
+        <w:rPr>
+          <w:rFonts w:ascii="宋体" w:hAnsi="宋体" w:hint="eastAsia"/>
+          <w:b/>
+          <w:sz w:val="32"/>
+        </w:rPr>
+        <w:t>第2章 需求分析与总体设计</w:t>
       </w:r>
     </w:p>
     <w:p>
       <w:pPr>
         <w:ind w:right="240"/>
-      </w:pPr>
-      <w:r>
-        <w:t>第</w:t>
-      </w:r>
-      <w:r>
-        <w:rPr>
-          <w:rFonts w:hint="eastAsia"/>
-        </w:rPr>
-        <w:t>3</w:t>
-      </w:r>
-      <w:r>
-        <w:t>章</w:t>
-      </w:r>
-      <w:r>
-        <w:rPr>
-          <w:rFonts w:hint="eastAsia"/>
-        </w:rPr>
-        <w:t xml:space="preserve"> </w:t>
-      </w:r>
-      <w:r>
-        <w:t>关键模型与系统实现</w:t>
-      </w:r>
-    </w:p>
-    <w:p>
-      <w:pPr>
-        <w:ind w:right="240"/>
-      </w:pPr>
-      <w:r>
-        <w:t>第</w:t>
-      </w:r>
-      <w:r>
-        <w:rPr>
-          <w:rFonts w:hint="eastAsia"/>
-        </w:rPr>
-        <w:t>4</w:t>
-      </w:r>
-      <w:r>
-        <w:t>章</w:t>
-      </w:r>
-      <w:r>
-        <w:rPr>
-          <w:rFonts w:hint="eastAsia"/>
-        </w:rPr>
-        <w:t xml:space="preserve"> </w:t>
-      </w:r>
-      <w:r>
-        <w:t>实验与结果分析</w:t>
-      </w:r>
-    </w:p>
-    <w:p>
-      <w:pPr>
-        <w:ind w:right="240"/>
-        <w:rPr>
-          <w:rFonts w:hint="eastAsia"/>
-        </w:rPr>
-      </w:pPr>
-      <w:r>
-        <w:t>第</w:t>
-      </w:r>
-      <w:r>
-        <w:rPr>
-          <w:rFonts w:hint="eastAsia"/>
-        </w:rPr>
-        <w:t>5</w:t>
-      </w:r>
-      <w:r>
-        <w:t>章</w:t>
-      </w:r>
-      <w:r>
-        <w:rPr>
-          <w:rFonts w:hint="eastAsia"/>
-        </w:rPr>
-        <w:t xml:space="preserve"> </w:t>
-      </w:r>
-      <w:r>
-        <w:t>总结与展望</w:t>
+        <w:jc w:val="center"/>
+      </w:pPr>
+      <w:r>
+        <w:rPr>
+          <w:rFonts w:ascii="宋体" w:hAnsi="宋体"/>
+          <w:b/>
+          <w:sz w:val="32"/>
+        </w:rPr>
+        <w:t>第3章 关键模型与系统实现</w:t>
+      </w:r>
+    </w:p>
+    <w:p>
+      <w:pPr>
+        <w:ind w:firstLine="480"/>
+        <w:jc w:val="left"/>
+      </w:pPr>
+      <w:r>
+        <w:rPr>
+          <w:rFonts w:ascii="宋体" w:hAnsi="宋体"/>
+        </w:rPr>
+        <w:t>本章从数据处理、基线模型、模因式表达特征模型、BERT 模型和前后端实现五个方面介绍了系统的关键实现过程。通过这一章节可以看出，本文的工作并非仅停留在单一模型训练，而是围绕系统实现、模型演进与实验支撑逐步展开。第三章的实现内容为后续第四章的实验对比与结果分析提供了直接依据。</w:t>
+      </w:r>
+    </w:p>
+    <w:p>
+      <w:pPr>
+        <w:jc w:val="left"/>
+      </w:pPr>
+      <w:r>
+        <w:rPr>
+          <w:rFonts w:ascii="宋体" w:hAnsi="宋体"/>
+          <w:b/>
+          <w:sz w:val="28"/>
+        </w:rPr>
+        <w:t>3.6 本章小结</w:t>
+      </w:r>
+    </w:p>
+    <w:p>
+      <w:pPr>
+        <w:ind w:firstLine="480"/>
+        <w:jc w:val="left"/>
+      </w:pPr>
+      <w:r>
+        <w:rPr>
+          <w:rFonts w:ascii="宋体" w:hAnsi="宋体"/>
+        </w:rPr>
+        <w:t xml:space="preserve">在系统实现层面，前端基于 Vue 3 构建，主要负责文本输入、结果展示、状态提示和历史记录显示；后端基于 </w:t>
+      </w:r>
+      <w:proofErr w:type="spellStart"/>
+      <w:r>
+        <w:rPr>
+          <w:rFonts w:ascii="宋体" w:hAnsi="宋体"/>
+        </w:rPr>
+        <w:t>FastAPI</w:t>
+      </w:r>
+      <w:proofErr w:type="spellEnd"/>
+      <w:r>
+        <w:rPr>
+          <w:rFonts w:ascii="宋体" w:hAnsi="宋体"/>
+        </w:rPr>
+        <w:t xml:space="preserve"> 构建，主要负责接口注册、模型加载和预测结果返回。前后端之间通过 HTTP 接口进行通信，预测接口以 JSON 形式接收文本并返回分类结果。对于传统模型，后端通过加载本地 </w:t>
+      </w:r>
+      <w:proofErr w:type="spellStart"/>
+      <w:r>
+        <w:rPr>
+          <w:rFonts w:ascii="宋体" w:hAnsi="宋体"/>
+        </w:rPr>
+        <w:t>joblib</w:t>
+      </w:r>
+      <w:proofErr w:type="spellEnd"/>
+      <w:r>
+        <w:rPr>
+          <w:rFonts w:ascii="宋体" w:hAnsi="宋体"/>
+        </w:rPr>
+        <w:t xml:space="preserve"> 文件完成预测；对于 BERT 模型，后端和脚本层使用训练后保存的模型目录进行批量预测与对比分析。为了适应毕业设计场景，系统还实现了健康检查接口、默认模型加载、模型对比脚本以及实验记录文件管理，使系统不仅能够运行，也能够支撑论文中对实验流程和结果的说明。</w:t>
+      </w:r>
+    </w:p>
+    <w:p>
+      <w:pPr>
+        <w:jc w:val="left"/>
+      </w:pPr>
+      <w:r>
+        <w:rPr>
+          <w:rFonts w:ascii="宋体" w:hAnsi="宋体"/>
+          <w:b/>
+          <w:sz w:val="28"/>
+        </w:rPr>
+        <w:t>3.5 前后端关键实现</w:t>
+      </w:r>
+    </w:p>
+    <w:p>
+      <w:pPr>
+        <w:ind w:firstLine="480"/>
+        <w:jc w:val="left"/>
+      </w:pPr>
+      <w:r>
+        <w:rPr>
+          <w:rFonts w:ascii="宋体" w:hAnsi="宋体"/>
+        </w:rPr>
+        <w:t>BERT 模型部分选用中文</w:t>
+      </w:r>
+      <w:proofErr w:type="gramStart"/>
+      <w:r>
+        <w:rPr>
+          <w:rFonts w:ascii="宋体" w:hAnsi="宋体"/>
+        </w:rPr>
+        <w:t>预训练</w:t>
+      </w:r>
+      <w:proofErr w:type="gramEnd"/>
+      <w:r>
+        <w:rPr>
+          <w:rFonts w:ascii="宋体" w:hAnsi="宋体"/>
+        </w:rPr>
+        <w:t xml:space="preserve">模型 </w:t>
+      </w:r>
+      <w:proofErr w:type="spellStart"/>
+      <w:r>
+        <w:rPr>
+          <w:rFonts w:ascii="宋体" w:hAnsi="宋体"/>
+        </w:rPr>
+        <w:t>bert</w:t>
+      </w:r>
+      <w:proofErr w:type="spellEnd"/>
+      <w:r>
+        <w:rPr>
+          <w:rFonts w:ascii="宋体" w:hAnsi="宋体"/>
+        </w:rPr>
+        <w:t>-base-</w:t>
+      </w:r>
+      <w:proofErr w:type="spellStart"/>
+      <w:r>
+        <w:rPr>
+          <w:rFonts w:ascii="宋体" w:hAnsi="宋体"/>
+        </w:rPr>
+        <w:t>chinese</w:t>
+      </w:r>
+      <w:proofErr w:type="spellEnd"/>
+      <w:r>
+        <w:rPr>
+          <w:rFonts w:ascii="宋体" w:hAnsi="宋体"/>
+        </w:rPr>
+        <w:t>，并在</w:t>
+      </w:r>
+      <w:proofErr w:type="gramStart"/>
+      <w:r>
+        <w:rPr>
+          <w:rFonts w:ascii="宋体" w:hAnsi="宋体"/>
+        </w:rPr>
+        <w:t>本任务</w:t>
+      </w:r>
+      <w:proofErr w:type="gramEnd"/>
+      <w:r>
+        <w:rPr>
+          <w:rFonts w:ascii="宋体" w:hAnsi="宋体"/>
+        </w:rPr>
+        <w:t xml:space="preserve">数据集上进行二分类微调。与传统模型相比，BERT 不再依赖浅层词频统计，而是通过上下文语义建模学习文本整体含义。本文为 BERT 模型单独设计了配置模块、数据划分模块、训练脚本和批量预测脚本，并在远程 GPU 环境中完成了正式训练。训练完成后，模型以 Hugging Face 风格目录进行保存，同时生成 </w:t>
+      </w:r>
+      <w:proofErr w:type="spellStart"/>
+      <w:r>
+        <w:rPr>
+          <w:rFonts w:ascii="宋体" w:hAnsi="宋体"/>
+        </w:rPr>
+        <w:t>metrics.json</w:t>
+      </w:r>
+      <w:proofErr w:type="spellEnd"/>
+      <w:r>
+        <w:rPr>
+          <w:rFonts w:ascii="宋体" w:hAnsi="宋体"/>
+        </w:rPr>
+        <w:t xml:space="preserve"> 和 </w:t>
+      </w:r>
+      <w:proofErr w:type="spellStart"/>
+      <w:r>
+        <w:rPr>
+          <w:rFonts w:ascii="宋体" w:hAnsi="宋体"/>
+        </w:rPr>
+        <w:t>metadata.json</w:t>
+      </w:r>
+      <w:proofErr w:type="spellEnd"/>
+      <w:r>
+        <w:rPr>
+          <w:rFonts w:ascii="宋体" w:hAnsi="宋体"/>
+        </w:rPr>
+        <w:t xml:space="preserve"> 等结果文件。实验结果显示，BERT 在正式测试集上的 accuracy、precision、recall 和 F1 指标均优于前两种模型，说明其在总体语义分类能力上具有明显优势。</w:t>
+      </w:r>
+    </w:p>
+    <w:p>
+      <w:pPr>
+        <w:jc w:val="left"/>
+      </w:pPr>
+      <w:r>
+        <w:rPr>
+          <w:rFonts w:ascii="宋体" w:hAnsi="宋体"/>
+          <w:b/>
+          <w:sz w:val="28"/>
+        </w:rPr>
+        <w:t>3.4 BERT 模型实现</w:t>
+      </w:r>
+    </w:p>
+    <w:p>
+      <w:pPr>
+        <w:ind w:firstLine="480"/>
+        <w:jc w:val="left"/>
+      </w:pPr>
+      <w:r>
+        <w:rPr>
+          <w:rFonts w:ascii="宋体" w:hAnsi="宋体"/>
+        </w:rPr>
+        <w:lastRenderedPageBreak/>
+        <w:t>为了增强系统对</w:t>
+      </w:r>
+      <w:proofErr w:type="gramStart"/>
+      <w:r>
+        <w:rPr>
+          <w:rFonts w:ascii="宋体" w:hAnsi="宋体"/>
+        </w:rPr>
+        <w:t>文本模因场景</w:t>
+      </w:r>
+      <w:proofErr w:type="gramEnd"/>
+      <w:r>
+        <w:rPr>
+          <w:rFonts w:ascii="宋体" w:hAnsi="宋体"/>
+        </w:rPr>
+        <w:t>的适应能力，本文在基线模型基础上增加了一组人工设计的模因式表达特征，并</w:t>
+      </w:r>
+      <w:proofErr w:type="gramStart"/>
+      <w:r>
+        <w:rPr>
+          <w:rFonts w:ascii="宋体" w:hAnsi="宋体"/>
+        </w:rPr>
+        <w:t>构建了模因式</w:t>
+      </w:r>
+      <w:proofErr w:type="gramEnd"/>
+      <w:r>
+        <w:rPr>
+          <w:rFonts w:ascii="宋体" w:hAnsi="宋体"/>
+        </w:rPr>
+        <w:t>表达特征增强模型。该模型保留了</w:t>
+      </w:r>
+      <w:proofErr w:type="gramStart"/>
+      <w:r>
+        <w:rPr>
+          <w:rFonts w:ascii="宋体" w:hAnsi="宋体"/>
+        </w:rPr>
+        <w:t>字符级</w:t>
+      </w:r>
+      <w:proofErr w:type="gramEnd"/>
+      <w:r>
+        <w:rPr>
+          <w:rFonts w:ascii="宋体" w:hAnsi="宋体"/>
+        </w:rPr>
+        <w:t xml:space="preserve"> TF-IDF 作为基础表示，同时加入模板化表达、群体指向、情绪强化、网络化短语、讽刺表达、风险词与群体词共</w:t>
+      </w:r>
+      <w:proofErr w:type="gramStart"/>
+      <w:r>
+        <w:rPr>
+          <w:rFonts w:ascii="宋体" w:hAnsi="宋体"/>
+        </w:rPr>
+        <w:t>现以及</w:t>
+      </w:r>
+      <w:proofErr w:type="gramEnd"/>
+      <w:r>
+        <w:rPr>
+          <w:rFonts w:ascii="宋体" w:hAnsi="宋体"/>
+        </w:rPr>
+        <w:t>语境消</w:t>
+      </w:r>
+      <w:proofErr w:type="gramStart"/>
+      <w:r>
+        <w:rPr>
+          <w:rFonts w:ascii="宋体" w:hAnsi="宋体"/>
+        </w:rPr>
+        <w:t>歧</w:t>
+      </w:r>
+      <w:proofErr w:type="gramEnd"/>
+      <w:r>
+        <w:rPr>
+          <w:rFonts w:ascii="宋体" w:hAnsi="宋体"/>
+        </w:rPr>
+        <w:t>等特征。其核心思想是将统计特征与人工表达特征拼接后共同输入分类器，从而提高模型对特定目标场景的解释力。在实现过程中，本文还引入了对“反对语境”“描述语境”和“直接攻击语境”的区分，以减少仅因出现敏感词而导致的误判。尽管该模型在总体指标上未超过 BERT，但在人工测试集中的模因式攻击</w:t>
+      </w:r>
+      <w:proofErr w:type="gramStart"/>
+      <w:r>
+        <w:rPr>
+          <w:rFonts w:ascii="宋体" w:hAnsi="宋体"/>
+        </w:rPr>
+        <w:t>样例上表现</w:t>
+      </w:r>
+      <w:proofErr w:type="gramEnd"/>
+      <w:r>
+        <w:rPr>
+          <w:rFonts w:ascii="宋体" w:hAnsi="宋体"/>
+        </w:rPr>
+        <w:t>出更高的贴题性。</w:t>
+      </w:r>
+    </w:p>
+    <w:p>
+      <w:pPr>
+        <w:jc w:val="left"/>
+      </w:pPr>
+      <w:r>
+        <w:rPr>
+          <w:rFonts w:ascii="宋体" w:hAnsi="宋体"/>
+          <w:b/>
+          <w:sz w:val="28"/>
+        </w:rPr>
+        <w:t>3.3 模因式表达特征模型实现</w:t>
+      </w:r>
+    </w:p>
+    <w:p>
+      <w:pPr>
+        <w:ind w:firstLine="480"/>
+        <w:jc w:val="left"/>
+      </w:pPr>
+      <w:r>
+        <w:rPr>
+          <w:rFonts w:ascii="宋体" w:hAnsi="宋体"/>
+        </w:rPr>
+        <w:t>基线模型采用</w:t>
+      </w:r>
+      <w:proofErr w:type="gramStart"/>
+      <w:r>
+        <w:rPr>
+          <w:rFonts w:ascii="宋体" w:hAnsi="宋体"/>
+        </w:rPr>
+        <w:t>字符级</w:t>
+      </w:r>
+      <w:proofErr w:type="gramEnd"/>
+      <w:r>
+        <w:rPr>
+          <w:rFonts w:ascii="宋体" w:hAnsi="宋体"/>
+        </w:rPr>
+        <w:t xml:space="preserve"> TF-IDF 与 Logistic Regression 的组合方式实现。之所以选择该方案，主要是因为其实现简单、训练效率高、结果稳定，适合作为整篇论文实验比较的初始参照模型。具体而言，系统先通过 TF-IDF 将中文文本转换为</w:t>
+      </w:r>
+      <w:proofErr w:type="gramStart"/>
+      <w:r>
+        <w:rPr>
+          <w:rFonts w:ascii="宋体" w:hAnsi="宋体"/>
+        </w:rPr>
+        <w:t>字符级</w:t>
+      </w:r>
+      <w:proofErr w:type="gramEnd"/>
+      <w:r>
+        <w:rPr>
+          <w:rFonts w:ascii="宋体" w:hAnsi="宋体"/>
+        </w:rPr>
+        <w:t xml:space="preserve"> n-gram 特征，再利用 Logistic Regression 完成二分类判断。该模型对显式攻击文本具有较好的识别能力，也能够作为后续人工特征模型和 BERT 模型的性能基线。为了便于系统调用和实验复现，本文将训练后的模型保存为本地文件，并在后端服务启动时优先加载。</w:t>
+      </w:r>
+    </w:p>
+    <w:p>
+      <w:pPr>
+        <w:jc w:val="left"/>
+      </w:pPr>
+      <w:r>
+        <w:rPr>
+          <w:rFonts w:ascii="宋体" w:hAnsi="宋体"/>
+          <w:b/>
+          <w:sz w:val="28"/>
+        </w:rPr>
+        <w:t>3.2 基线模型实现</w:t>
+      </w:r>
+    </w:p>
+    <w:p>
+      <w:pPr>
+        <w:ind w:firstLine="480"/>
+        <w:jc w:val="left"/>
+      </w:pPr>
+      <w:r>
+        <w:rPr>
+          <w:rFonts w:ascii="宋体" w:hAnsi="宋体"/>
+        </w:rPr>
+        <w:t>本研究使用的数据集以中文文本及其对应标签为基础，其中标签 0 表示正常文本，标签 1 表示疑似有害文本。在模型训练前，首先对原始数据进行编码读取与字段检查，保留标签列和文本列两个核心字段；随后对空文本、非法标签和重复文本进行清洗，以保证训练样本具有基本质量。对于传统机器学习模型，本文将清洗后的数据直接用于训练和测试；对于 BERT 模型，则进一步划分训练集、验证集和测试集，并在训练脚本中完成分批读取和 tokenizer 编码。除正式训练数据外，本文还构造了一份人工测试集，用于分析模型在模因式表达、隐含攻击表达和反对语境表达等</w:t>
+      </w:r>
+      <w:proofErr w:type="gramStart"/>
+      <w:r>
+        <w:rPr>
+          <w:rFonts w:ascii="宋体" w:hAnsi="宋体"/>
+        </w:rPr>
+        <w:t>样例上的</w:t>
+      </w:r>
+      <w:proofErr w:type="gramEnd"/>
+      <w:r>
+        <w:rPr>
+          <w:rFonts w:ascii="宋体" w:hAnsi="宋体"/>
+        </w:rPr>
+        <w:t>具体表现。</w:t>
+      </w:r>
+    </w:p>
+    <w:p>
+      <w:pPr>
+        <w:jc w:val="left"/>
+      </w:pPr>
+      <w:r>
+        <w:rPr>
+          <w:rFonts w:ascii="宋体" w:hAnsi="宋体"/>
+          <w:b/>
+          <w:sz w:val="28"/>
+        </w:rPr>
+        <w:t>3.1 数据集与预处理</w:t>
       </w:r>
     </w:p>
     <w:p>
@@ -702,8 +996,7 @@
     <w:bookmarkEnd w:id="4"/>
     <w:p>
       <w:pPr>
-        <w:pStyle w:val="11"/>
-        <w:ind w:left="240" w:right="240"/>
+        <w:pStyle w:val="13"/>
       </w:pPr>
       <w:r>
         <w:rPr>
@@ -721,1316 +1014,2817 @@
     </w:p>
     <w:p>
       <w:pPr>
-        <w:pStyle w:val="110"/>
+        <w:pStyle w:val="114"/>
+      </w:pPr>
+      <w:r>
+        <w:t>1.1</w:t>
+      </w:r>
+      <w:r>
+        <w:rPr>
+          <w:rFonts w:hint="eastAsia"/>
+        </w:rPr>
+        <w:t xml:space="preserve"> 研究背景</w:t>
+      </w:r>
+    </w:p>
+    <w:p>
+      <w:pPr>
+        <w:pStyle w:val="af"/>
+      </w:pPr>
+      <w:r>
+        <w:rPr>
+          <w:rFonts w:hint="eastAsia"/>
+        </w:rPr>
+        <w:t>随着互联网技术的持续发展，社交媒体、论坛社区、短视频平台以及即时通讯工具已经成为公众获取信息、表达观点和参与互动的重要空间。与图片、音视频等模态相比，文本具有生成成本低、传播速度快、改写门槛低和复制性强等特点，因此在网络传播中始终占据重要地位。近年来，伴随网络文化的发展，大量具有重复性、模板化、易模仿和易传播特征的文本表达不断出现，并在评论区、弹幕、社交帖子和短文本对话中被广泛使用。这类文本表达通常可以被视为“文本模因”的一种具体表现形式。</w:t>
+      </w:r>
+    </w:p>
+    <w:p>
+      <w:pPr>
+        <w:pStyle w:val="af"/>
+      </w:pPr>
+      <w:proofErr w:type="gramStart"/>
+      <w:r>
+        <w:t>文本模因在</w:t>
+      </w:r>
+      <w:proofErr w:type="gramEnd"/>
+      <w:r>
+        <w:t>丰富网络交流方式、增强群体认同和提高传播效率方面发挥了积极作用，但与此同时，一些</w:t>
+      </w:r>
+      <w:proofErr w:type="gramStart"/>
+      <w:r>
+        <w:t>文本模因也</w:t>
+      </w:r>
+      <w:proofErr w:type="gramEnd"/>
+      <w:r>
+        <w:t>可能借助隐喻、反讽、模板化攻击、群体标签化以及</w:t>
+      </w:r>
+      <w:proofErr w:type="gramStart"/>
+      <w:r>
+        <w:t>网络梗式表达</w:t>
+      </w:r>
+      <w:proofErr w:type="gramEnd"/>
+      <w:r>
+        <w:t>传播偏见与敌意，进而形成带有攻击性、歧视性或煽动性的有害内容。与传统的显式辱骂文本相比，这类模因式文本往往并不直接使用强烈攻击词，而是通过语境暗示、群体刻板印象、网络化短语和隐含立场进行表达，使得人工审核和简单关键词过滤方法难以准确识别。</w:t>
+      </w:r>
+    </w:p>
+    <w:p>
+      <w:pPr>
+        <w:pStyle w:val="af"/>
+      </w:pPr>
+      <w:r>
+        <w:t>在网络内容治理持续强化的背景下，如何对这类具有传播性、隐含性和变体性的文本内容进行有效识别，已经成为文本内容分析和有害信息治理中的一个重要问题。传统的规则方法虽然实现简单，但容易出现漏检和误判；单纯依赖统计特征的方法在面对复杂语义和</w:t>
+      </w:r>
+      <w:proofErr w:type="gramStart"/>
+      <w:r>
+        <w:t>模因式</w:t>
+      </w:r>
+      <w:proofErr w:type="gramEnd"/>
+      <w:r>
+        <w:t>表达时又存在局限。因此，结合机器学习、人工特征设计与</w:t>
+      </w:r>
+      <w:proofErr w:type="gramStart"/>
+      <w:r>
+        <w:t>预训练</w:t>
+      </w:r>
+      <w:proofErr w:type="gramEnd"/>
+      <w:r>
+        <w:t>语言模型，对</w:t>
+      </w:r>
+      <w:proofErr w:type="gramStart"/>
+      <w:r>
+        <w:t>文本模因场景</w:t>
+      </w:r>
+      <w:proofErr w:type="gramEnd"/>
+      <w:r>
+        <w:t>中的有害表达进行自动识别与分析，具有较强的现实必要性和研究价值</w:t>
+      </w:r>
+      <w:r>
+        <w:rPr>
+          <w:rFonts w:hint="eastAsia"/>
+        </w:rPr>
+        <w:t>。</w:t>
+      </w:r>
+    </w:p>
+    <w:p>
+      <w:pPr>
         <w:ind w:left="240" w:right="240"/>
-        <w:rPr>
-          <w:rFonts w:ascii="宋体" w:hAnsi="宋体"/>
-        </w:rPr>
-      </w:pPr>
-      <w:r>
-        <w:rPr>
-          <w:rFonts w:ascii="宋体" w:hAnsi="宋体"/>
-        </w:rPr>
-        <w:t>1.1</w:t>
-      </w:r>
-      <w:r>
-        <w:rPr>
-          <w:rFonts w:ascii="宋体" w:hAnsi="宋体" w:hint="eastAsia"/>
-        </w:rPr>
-        <w:t xml:space="preserve"> 研究背景</w:t>
-      </w:r>
-    </w:p>
-    <w:p>
-      <w:pPr>
-        <w:ind w:left="240" w:right="240" w:firstLine="420"/>
-      </w:pPr>
-      <w:r>
-        <w:rPr>
-          <w:rFonts w:hint="eastAsia"/>
-        </w:rPr>
-        <w:t>随着互联网技术的持续发展，社交媒体、论坛社区、短视频平台以及即时通讯工具已经成为公众获取信息、表达观点和参与互动的重要空间。与图片、音视频等模态相比，文本具有生成成本低、传播速度快、改写门槛低和复制性强等特点，因此在网络传播中始终占据重要地位。近年来，伴随网络文化的发展，大量具有重复性、模板化、易模仿和易传播特征的文本表达不断出现，并在评论区、弹幕、社交帖子和短文本对话中被广泛使用。这类文本表达通常可以被视为“文本模因”的一种具体表现形式。</w:t>
-      </w:r>
-    </w:p>
-    <w:p>
-      <w:pPr>
-        <w:ind w:left="240" w:right="240" w:firstLine="420"/>
-      </w:pPr>
-      <w:proofErr w:type="gramStart"/>
-      <w:r>
-        <w:t>文本模因在</w:t>
-      </w:r>
-      <w:proofErr w:type="gramEnd"/>
-      <w:r>
-        <w:t>丰富网络交流方式、增强群体认同和提高传播效率方面发挥了积极作用，但与此同时，一些</w:t>
-      </w:r>
-      <w:proofErr w:type="gramStart"/>
-      <w:r>
-        <w:t>文本模因也</w:t>
-      </w:r>
-      <w:proofErr w:type="gramEnd"/>
-      <w:r>
-        <w:t>可能借助隐喻、反讽、模板化攻击、群体标签化以及</w:t>
-      </w:r>
-      <w:proofErr w:type="gramStart"/>
-      <w:r>
-        <w:t>网络梗式表达</w:t>
-      </w:r>
-      <w:proofErr w:type="gramEnd"/>
-      <w:r>
-        <w:t>传播偏见与敌意，进而形成带有攻击性、歧视性或煽动性的有害内容。与传统的显式辱骂文本相比，这类模因式文本往往并不直接使用强烈攻击词，而是通过语境暗示、群体刻板印象、网络化短语和隐含立场进行表达，使得人工审核和简单关键词过滤方法难以准确识别。</w:t>
+      </w:pPr>
+    </w:p>
+    <w:p>
+      <w:pPr>
+        <w:pStyle w:val="114"/>
+      </w:pPr>
+      <w:r>
+        <w:rPr>
+          <w:rFonts w:hint="eastAsia"/>
+        </w:rPr>
+        <w:t>1.2 选题的理论意义与实际意义</w:t>
+      </w:r>
+    </w:p>
+    <w:p>
+      <w:pPr>
+        <w:pStyle w:val="1111"/>
+      </w:pPr>
+      <w:r>
+        <w:rPr>
+          <w:rFonts w:hint="eastAsia"/>
+        </w:rPr>
+        <w:t>1.2.1 理论意义</w:t>
+      </w:r>
+    </w:p>
+    <w:p>
+      <w:pPr>
+        <w:pStyle w:val="af"/>
+      </w:pPr>
+      <w:r>
+        <w:t>首先，</w:t>
+      </w:r>
+      <w:proofErr w:type="gramStart"/>
+      <w:r>
+        <w:t>文本模因识别</w:t>
+      </w:r>
+      <w:proofErr w:type="gramEnd"/>
+      <w:r>
+        <w:t>是有害文本检测、网络语言分析与内容治理研究交叉背景下的一个具有拓展意义的问题。传统有害文本检测研究更多聚焦于显式攻击、辱骂和仇恨言论，而</w:t>
+      </w:r>
+      <w:proofErr w:type="gramStart"/>
+      <w:r>
+        <w:t>文本模因则</w:t>
+      </w:r>
+      <w:proofErr w:type="gramEnd"/>
+      <w:r>
+        <w:t>强调表达的可复制性、模板化和传播性。将</w:t>
+      </w:r>
+      <w:proofErr w:type="gramStart"/>
+      <w:r>
+        <w:t>文本模因纳入</w:t>
+      </w:r>
+      <w:proofErr w:type="gramEnd"/>
+      <w:r>
+        <w:t>机器学习识别框架，有助于丰富有害内容识别研究的任务边界。</w:t>
+      </w:r>
+    </w:p>
+    <w:p>
+      <w:pPr>
+        <w:pStyle w:val="af"/>
+      </w:pPr>
+      <w:r>
+        <w:lastRenderedPageBreak/>
+        <w:t>其次，本文将基线统计模型、人工设计的模因式表达特征模型以及</w:t>
+      </w:r>
+      <w:proofErr w:type="gramStart"/>
+      <w:r>
+        <w:t>预训练</w:t>
+      </w:r>
+      <w:proofErr w:type="gramEnd"/>
+      <w:r>
+        <w:t>语言模型放在同一任务框架下进行比较，可以更清楚地揭示不同技术路线在中文</w:t>
+      </w:r>
+      <w:proofErr w:type="gramStart"/>
+      <w:r>
+        <w:t>文本模因场景</w:t>
+      </w:r>
+      <w:proofErr w:type="gramEnd"/>
+      <w:r>
+        <w:t>中的优势与局限。这种对比研究不仅有助于理解传统特征工程方法与深度语义模型之间的差异，也有助于后续研究进一步探索更适合中文网络语境的识别方案。</w:t>
+      </w:r>
+    </w:p>
+    <w:p>
+      <w:pPr>
+        <w:pStyle w:val="af"/>
+      </w:pPr>
+      <w:r>
+        <w:t>最后，本文通过构造人工测试集，对正常文本、反对语境文本、模因式攻击文本和隐含群体攻击文本进行专项分析，有助于说明“总体测试集性能”与“目标场景性能”之间并不完全一致。这一发现对后续开展更精细化的</w:t>
+      </w:r>
+      <w:proofErr w:type="gramStart"/>
+      <w:r>
+        <w:t>文本模因研究</w:t>
+      </w:r>
+      <w:proofErr w:type="gramEnd"/>
+      <w:r>
+        <w:t>具有一定理论启发意义。</w:t>
+      </w:r>
+    </w:p>
+    <w:p>
+      <w:pPr>
+        <w:pStyle w:val="1111"/>
+      </w:pPr>
+      <w:r>
+        <w:rPr>
+          <w:rFonts w:hint="eastAsia"/>
+        </w:rPr>
+        <w:t>1.2.2</w:t>
+      </w:r>
+      <w:r>
+        <w:rPr>
+          <w:rFonts w:hint="eastAsia"/>
+        </w:rPr>
+        <w:t xml:space="preserve"> 实际意义</w:t>
+      </w:r>
+    </w:p>
+    <w:p>
+      <w:pPr>
+        <w:pStyle w:val="af"/>
+      </w:pPr>
+      <w:r>
+        <w:rPr>
+          <w:rFonts w:hint="eastAsia"/>
+        </w:rPr>
+        <w:t>从实际应用角度看，</w:t>
+      </w:r>
+      <w:proofErr w:type="gramStart"/>
+      <w:r>
+        <w:rPr>
+          <w:rFonts w:hint="eastAsia"/>
+        </w:rPr>
+        <w:t>文本模因中</w:t>
+      </w:r>
+      <w:proofErr w:type="gramEnd"/>
+      <w:r>
+        <w:rPr>
+          <w:rFonts w:hint="eastAsia"/>
+        </w:rPr>
+        <w:t>的有害表达具有传播快、模仿强、变体多的特点，一旦在平台上形成扩散，可能会放大偏见、强化群体对立，并影响网络空间的交流秩序。构建一个能够对中文文本进行自动检测、结果展示和模型比较的原型系统，能够为平台审核、舆情分析和有害内容治理提供一定参考。</w:t>
+      </w:r>
+    </w:p>
+    <w:p>
+      <w:pPr>
+        <w:pStyle w:val="af"/>
+      </w:pPr>
+      <w:r>
+        <w:rPr>
+          <w:rFonts w:hint="eastAsia"/>
+        </w:rPr>
+        <w:t>从工程实现角度看，本文完成的系统具备文本输入、结果返回、历史记录、模型切换与实验对比等功能，形成了一个较完整的毕业设计原型。该系统既可以作为教学和实验环境中的案例系统，也可以作为后续进一步扩展</w:t>
+      </w:r>
+      <w:proofErr w:type="gramStart"/>
+      <w:r>
+        <w:rPr>
+          <w:rFonts w:hint="eastAsia"/>
+        </w:rPr>
+        <w:t>多模态模因识别</w:t>
+      </w:r>
+      <w:proofErr w:type="gramEnd"/>
+      <w:r>
+        <w:rPr>
+          <w:rFonts w:hint="eastAsia"/>
+        </w:rPr>
+        <w:t>系统的基础版本。</w:t>
+      </w:r>
+    </w:p>
+    <w:p>
+      <w:pPr>
+        <w:pStyle w:val="af"/>
+      </w:pPr>
+      <w:r>
+        <w:rPr>
+          <w:rFonts w:hint="eastAsia"/>
+        </w:rPr>
+        <w:t>从论文研究角度看，本文不仅完成了系统搭建，而且积累了实验记录、人工测试集和三模型对比结果，这些内容能够直接支撑毕业论文中“系统实现”“实验设计”“结果分析”和“总结展望”等章节的写作，提高研究工作的完整性和</w:t>
+      </w:r>
+      <w:proofErr w:type="gramStart"/>
+      <w:r>
+        <w:rPr>
+          <w:rFonts w:hint="eastAsia"/>
+        </w:rPr>
+        <w:t>可</w:t>
+      </w:r>
+      <w:proofErr w:type="gramEnd"/>
+      <w:r>
+        <w:rPr>
+          <w:rFonts w:hint="eastAsia"/>
+        </w:rPr>
+        <w:t>解释性。</w:t>
+      </w:r>
+    </w:p>
+    <w:p>
+      <w:pPr>
+        <w:pStyle w:val="114"/>
+      </w:pPr>
+      <w:r>
+        <w:t>1.3 文献综述与研究现状</w:t>
+      </w:r>
+    </w:p>
+    <w:p>
+      <w:pPr>
+        <w:pStyle w:val="1111"/>
+      </w:pPr>
+      <w:r>
+        <w:t>1.3.1 国外研究现状</w:t>
+      </w:r>
+    </w:p>
+    <w:p>
+      <w:pPr>
+        <w:pStyle w:val="af"/>
+      </w:pPr>
+      <w:r>
+        <w:t>国外关于有害文本和</w:t>
+      </w:r>
+      <w:proofErr w:type="gramStart"/>
+      <w:r>
+        <w:t>有害模因识别</w:t>
+      </w:r>
+      <w:proofErr w:type="gramEnd"/>
+      <w:r>
+        <w:t>的研究起步较早，研究重点主要集中在仇恨言论检测、隐式攻击识别、</w:t>
+      </w:r>
+      <w:proofErr w:type="gramStart"/>
+      <w:r>
+        <w:t>多模态模因识别</w:t>
+      </w:r>
+      <w:proofErr w:type="gramEnd"/>
+      <w:r>
+        <w:t>以及</w:t>
+      </w:r>
+      <w:proofErr w:type="gramStart"/>
+      <w:r>
+        <w:t>预训练</w:t>
+      </w:r>
+      <w:proofErr w:type="gramEnd"/>
+      <w:r>
+        <w:t>模型应用等方面。早期研究多依赖特征工程与传统分类器，</w:t>
+      </w:r>
+      <w:proofErr w:type="gramStart"/>
+      <w:r>
+        <w:t>通过词袋模型</w:t>
+      </w:r>
+      <w:proofErr w:type="gramEnd"/>
+      <w:r>
+        <w:t>、TF-IDF、支持向量机、逻辑回归等方法对评论或帖子进行分类。此类方法在小规模任务中表现较好，但对于上下文依赖较强、表达方式隐含的文本识别能力有限。</w:t>
+      </w:r>
+    </w:p>
+    <w:p>
+      <w:pPr>
+        <w:pStyle w:val="af"/>
+      </w:pPr>
+      <w:r>
+        <w:lastRenderedPageBreak/>
+        <w:t>随着深度学习的发展，研究者开始采用循环神经网络、卷积神经网络以及注意力机制模型处理有害文本检测任务。进一步地，BERT、</w:t>
+      </w:r>
+      <w:proofErr w:type="spellStart"/>
+      <w:r>
+        <w:t>RoBERTa</w:t>
+      </w:r>
+      <w:proofErr w:type="spellEnd"/>
+      <w:r>
+        <w:t xml:space="preserve"> 等</w:t>
+      </w:r>
+      <w:proofErr w:type="gramStart"/>
+      <w:r>
+        <w:t>预训练</w:t>
+      </w:r>
+      <w:proofErr w:type="gramEnd"/>
+      <w:r>
+        <w:t>语言模型在文本分类任务中的表现显著提升，逐渐成为英文有害内容识别的主流方法。相关研究表明，</w:t>
+      </w:r>
+      <w:proofErr w:type="gramStart"/>
+      <w:r>
+        <w:t>预训练</w:t>
+      </w:r>
+      <w:proofErr w:type="gramEnd"/>
+      <w:r>
+        <w:t>模型能够更好地捕捉上下文语义和句子整体含义，因此在隐式仇恨表达和复杂语境分类任务上具有优势。</w:t>
+      </w:r>
+    </w:p>
+    <w:p>
+      <w:pPr>
+        <w:pStyle w:val="af"/>
+      </w:pPr>
+      <w:r>
+        <w:t>与此同时，国外在</w:t>
+      </w:r>
+      <w:proofErr w:type="gramStart"/>
+      <w:r>
+        <w:t>有害模因识别</w:t>
+      </w:r>
+      <w:proofErr w:type="gramEnd"/>
+      <w:r>
+        <w:t>方面也展开了较多研究。</w:t>
+      </w:r>
+      <w:proofErr w:type="gramStart"/>
+      <w:r>
+        <w:t>由于模因通常</w:t>
+      </w:r>
+      <w:proofErr w:type="gramEnd"/>
+      <w:r>
+        <w:t>涉及图像与文本的结合，因此多模态方法成为这一方向的重要趋势。例如，一些研究通过融合视觉特征和语言特征，对包含图片和文字</w:t>
+      </w:r>
+      <w:proofErr w:type="gramStart"/>
+      <w:r>
+        <w:t>的模因进行</w:t>
+      </w:r>
+      <w:proofErr w:type="gramEnd"/>
+      <w:r>
+        <w:t>联合识别，试图提升对隐含攻击、政治讽刺和群体歧视表达的检测效果。这些工作</w:t>
+      </w:r>
+      <w:proofErr w:type="gramStart"/>
+      <w:r>
+        <w:t>为模因识别</w:t>
+      </w:r>
+      <w:proofErr w:type="gramEnd"/>
+      <w:r>
+        <w:t>提供了任务定义和研究范式，但针对纯</w:t>
+      </w:r>
+      <w:proofErr w:type="gramStart"/>
+      <w:r>
+        <w:t>文本模因表达</w:t>
+      </w:r>
+      <w:proofErr w:type="gramEnd"/>
+      <w:r>
+        <w:t>的细粒度分析仍相对不足。</w:t>
+      </w:r>
+    </w:p>
+    <w:p>
+      <w:pPr>
+        <w:pStyle w:val="1111"/>
+      </w:pPr>
+      <w:r>
+        <w:t>1.3.2 国内研究现状</w:t>
+      </w:r>
+    </w:p>
+    <w:p>
+      <w:pPr>
+        <w:pStyle w:val="af"/>
+      </w:pPr>
+      <w:r>
+        <w:t>国内研究在中文有害文本检测、网络评论分析、隐式有害内容识别和舆情风险分析等方面已取得一定进展。早期研究多基于关键词策略、朴素贝叶斯、支持</w:t>
+      </w:r>
+      <w:proofErr w:type="gramStart"/>
+      <w:r>
+        <w:t>向量机</w:t>
+      </w:r>
+      <w:proofErr w:type="gramEnd"/>
+      <w:r>
+        <w:t>和卷积神经网络等方法，对中文评论文本或论坛发言进行自动分类。随着中文</w:t>
+      </w:r>
+      <w:proofErr w:type="gramStart"/>
+      <w:r>
+        <w:t>预训练</w:t>
+      </w:r>
+      <w:proofErr w:type="gramEnd"/>
+      <w:r>
+        <w:t>模型的发展，越来越多研究开始引入 BERT、</w:t>
+      </w:r>
+      <w:proofErr w:type="spellStart"/>
+      <w:r>
+        <w:t>RoBERTa</w:t>
+      </w:r>
+      <w:proofErr w:type="spellEnd"/>
+      <w:r>
+        <w:t>、多任务学习和知识增强方法，以提升对复杂语义和隐含攻击表达的识别能力。</w:t>
+      </w:r>
+    </w:p>
+    <w:p>
+      <w:pPr>
+        <w:pStyle w:val="af"/>
+      </w:pPr>
+      <w:r>
+        <w:t>在中文网络语境中，许多有害表达并不直接出现显式攻击词，而是借助反讽、模糊指代、网络化模板和群体标签</w:t>
+      </w:r>
+      <w:proofErr w:type="gramStart"/>
+      <w:r>
+        <w:t>化表达</w:t>
+      </w:r>
+      <w:proofErr w:type="gramEnd"/>
+      <w:r>
+        <w:t>实现攻击效果。因此，国内部分研究开始关注隐式有害文本识别、变体文本检测和上下文增强建模等问题。这些研究说明，中文有害内容检测不能仅依赖浅层词汇特征，还需要结合语义理解和场景特征。</w:t>
+      </w:r>
+    </w:p>
+    <w:p>
+      <w:pPr>
+        <w:pStyle w:val="af"/>
+      </w:pPr>
+      <w:r>
+        <w:t>然而，从当前研究总体情况看，国内针对“文本模因识别”这一更具体问题的研究仍不充分。已有研究更多以“有害文本检测”或“仇恨言论识别”为目标，而对于模板化表达、可复制网络短语、模因式攻击结构和人工构造场景样例的专项分析相对较少。这说明，</w:t>
+      </w:r>
+      <w:proofErr w:type="gramStart"/>
+      <w:r>
+        <w:t>文本模因场景</w:t>
+      </w:r>
+      <w:proofErr w:type="gramEnd"/>
+      <w:r>
+        <w:t>下的识别与系统实现仍然具有进一步研究的空间。</w:t>
+      </w:r>
+    </w:p>
+    <w:p>
+      <w:pPr>
+        <w:pStyle w:val="1111"/>
+      </w:pPr>
+      <w:r>
+        <w:t>1.3.3 现有研究存在的问题</w:t>
+      </w:r>
+    </w:p>
+    <w:p>
+      <w:pPr>
+        <w:pStyle w:val="af"/>
+      </w:pPr>
+      <w:r>
+        <w:t>综合国内外研究可以发现，现有工作虽然在总体文本分类和有害内容识别方面已形成较成熟的方法体系，但仍存在以下不足：</w:t>
+      </w:r>
+    </w:p>
+    <w:p>
+      <w:pPr>
+        <w:pStyle w:val="af"/>
+      </w:pPr>
+      <w:r>
+        <w:lastRenderedPageBreak/>
+        <w:t>针对文本模因式表达的专项任务定义不够明确，许多研究仍以通用有害文本检测为主。</w:t>
+      </w:r>
+    </w:p>
+    <w:p>
+      <w:pPr>
+        <w:pStyle w:val="af"/>
+      </w:pPr>
+      <w:r>
+        <w:t>仅依赖总体测试集指标，难以准确反映模型在隐含攻击表达、模板</w:t>
+      </w:r>
+      <w:proofErr w:type="gramStart"/>
+      <w:r>
+        <w:t>化表达</w:t>
+      </w:r>
+      <w:proofErr w:type="gramEnd"/>
+      <w:r>
+        <w:t>和</w:t>
+      </w:r>
+      <w:proofErr w:type="gramStart"/>
+      <w:r>
+        <w:t>网络化模因场景</w:t>
+      </w:r>
+      <w:proofErr w:type="gramEnd"/>
+      <w:r>
+        <w:t>中的识别能力。</w:t>
+      </w:r>
+    </w:p>
+    <w:p>
+      <w:pPr>
+        <w:pStyle w:val="af"/>
+      </w:pPr>
+      <w:r>
+        <w:t>传统机器学习方法在特定规则</w:t>
+      </w:r>
+      <w:proofErr w:type="gramStart"/>
+      <w:r>
+        <w:t>型表达</w:t>
+      </w:r>
+      <w:proofErr w:type="gramEnd"/>
+      <w:r>
+        <w:t>上具有解释力，但对复杂上下文理</w:t>
+      </w:r>
+      <w:proofErr w:type="gramStart"/>
+      <w:r>
+        <w:t>解能力</w:t>
+      </w:r>
+      <w:proofErr w:type="gramEnd"/>
+      <w:r>
+        <w:t>有限；</w:t>
+      </w:r>
+      <w:proofErr w:type="gramStart"/>
+      <w:r>
+        <w:t>预训练</w:t>
+      </w:r>
+      <w:proofErr w:type="gramEnd"/>
+      <w:r>
+        <w:t>模型总体性能较强，但在某些特定目标场景中未必最优。</w:t>
+      </w:r>
+    </w:p>
+    <w:p>
+      <w:pPr>
+        <w:pStyle w:val="af"/>
+      </w:pPr>
+      <w:r>
+        <w:t>工程系统与实验研究之间往往割裂，缺少兼顾系统实现、模型比较与实验记录的完整方案。</w:t>
+      </w:r>
+    </w:p>
+    <w:p>
+      <w:pPr>
+        <w:pStyle w:val="af"/>
+      </w:pPr>
+      <w:r>
+        <w:t>因此，本文尝试在系统实现的基础上，引入多种模型路线，并通过正式测试集与人工</w:t>
+      </w:r>
+      <w:proofErr w:type="gramStart"/>
+      <w:r>
+        <w:t>测试集相结合</w:t>
+      </w:r>
+      <w:proofErr w:type="gramEnd"/>
+      <w:r>
+        <w:t>的方式，对</w:t>
+      </w:r>
+      <w:proofErr w:type="gramStart"/>
+      <w:r>
+        <w:t>文本模因场景</w:t>
+      </w:r>
+      <w:proofErr w:type="gramEnd"/>
+      <w:r>
+        <w:t>中的识别问题进行更细致的比较分析。</w:t>
+      </w:r>
+    </w:p>
+    <w:p>
+      <w:pPr>
+        <w:pStyle w:val="114"/>
+      </w:pPr>
+      <w:r>
+        <w:t>1.4 研究思路</w:t>
+      </w:r>
+    </w:p>
+    <w:p>
+      <w:pPr>
+        <w:pStyle w:val="af"/>
+      </w:pPr>
+      <w:r>
+        <w:t>本文的总体研究思路可以概括为“先完成系统搭建，再逐步引入模型优化，并通过多层次实验比较模型能力差异”。</w:t>
+      </w:r>
+    </w:p>
+    <w:p>
+      <w:pPr>
+        <w:pStyle w:val="af"/>
+      </w:pPr>
+      <w:r>
+        <w:t>首先，从工程实现角度出发，搭建一个完整的前后端系统框架。前端负责文本输入、结果展示与历史记录，后端负责接收请求、调用模型并返回预测结果。通过先实现完整系统流程，确保毕业设计具备可运行、可演示和</w:t>
+      </w:r>
+      <w:proofErr w:type="gramStart"/>
+      <w:r>
+        <w:t>可</w:t>
+      </w:r>
+      <w:proofErr w:type="gramEnd"/>
+      <w:r>
+        <w:t>复现实验的基础。</w:t>
+      </w:r>
+    </w:p>
+    <w:p>
+      <w:pPr>
+        <w:pStyle w:val="af"/>
+      </w:pPr>
+      <w:r>
+        <w:t>其次，在模型部分先建立基线方案，即利用</w:t>
+      </w:r>
+      <w:proofErr w:type="gramStart"/>
+      <w:r>
+        <w:t>字符级</w:t>
+      </w:r>
+      <w:proofErr w:type="gramEnd"/>
+      <w:r>
+        <w:t xml:space="preserve"> TF-IDF 与 Logistic Regression 完成基本文本分类任务。该方案实现简单、训练高效，适合作为后续模型对比的基础参照。</w:t>
+      </w:r>
+    </w:p>
+    <w:p>
+      <w:pPr>
+        <w:pStyle w:val="af"/>
+      </w:pPr>
+      <w:r>
+        <w:t>再次，针对课题“文本模因识别”的特点，在基线模型基础上加入模板化表达、群体指向、情绪强化、网络化短语和语境消</w:t>
+      </w:r>
+      <w:proofErr w:type="gramStart"/>
+      <w:r>
+        <w:t>歧</w:t>
+      </w:r>
+      <w:proofErr w:type="gramEnd"/>
+      <w:r>
+        <w:t>等模因式表达特征，构建 meme_features_v1 模型。该模型的目的并不是单纯追求总体指标最高，而是提升对</w:t>
+      </w:r>
+      <w:proofErr w:type="gramStart"/>
+      <w:r>
+        <w:t>文本模因场景</w:t>
+      </w:r>
+      <w:proofErr w:type="gramEnd"/>
+      <w:r>
+        <w:t>中典型表达样例的解释力和针对性。</w:t>
+      </w:r>
+    </w:p>
+    <w:p>
+      <w:pPr>
+        <w:pStyle w:val="af"/>
+      </w:pPr>
+      <w:r>
+        <w:t>最后，引入</w:t>
+      </w:r>
+      <w:proofErr w:type="gramStart"/>
+      <w:r>
+        <w:t>预训练</w:t>
+      </w:r>
+      <w:proofErr w:type="gramEnd"/>
+      <w:r>
+        <w:t>语言模型 BERT，构建更强的上下文语义分类方案，并在正式测试集与人工测试集上与前两种模型进行对比。通过比较三种模型在总体性能和场景</w:t>
+      </w:r>
+      <w:proofErr w:type="gramStart"/>
+      <w:r>
+        <w:t>化样例上</w:t>
+      </w:r>
+      <w:proofErr w:type="gramEnd"/>
+      <w:r>
+        <w:t>的表现，分析不同方法在</w:t>
+      </w:r>
+      <w:proofErr w:type="gramStart"/>
+      <w:r>
+        <w:t>文本模因识别</w:t>
+      </w:r>
+      <w:proofErr w:type="gramEnd"/>
+      <w:r>
+        <w:t>任务中的适用性与不足。</w:t>
+      </w:r>
+    </w:p>
+    <w:p>
+      <w:pPr>
+        <w:pStyle w:val="114"/>
+      </w:pPr>
+      <w:r>
+        <w:t>1.5 实验设计</w:t>
+      </w:r>
+    </w:p>
+    <w:p>
+      <w:pPr>
+        <w:pStyle w:val="af"/>
+      </w:pPr>
+      <w:r>
+        <w:lastRenderedPageBreak/>
+        <w:t>为了保证实验结果具有可比较性和</w:t>
+      </w:r>
+      <w:proofErr w:type="gramStart"/>
+      <w:r>
+        <w:t>可</w:t>
+      </w:r>
+      <w:proofErr w:type="gramEnd"/>
+      <w:r>
+        <w:t>分析性，本文设计了两类测试方式。</w:t>
+      </w:r>
+    </w:p>
+    <w:p>
+      <w:pPr>
+        <w:pStyle w:val="af"/>
+      </w:pPr>
+      <w:r>
+        <w:t>第一类是正式测试集实验。该实验基于原始数据集进行训练集、验证集和测试集划分，分别训练基线模型、</w:t>
+      </w:r>
+      <w:proofErr w:type="gramStart"/>
+      <w:r>
+        <w:t>模因特征</w:t>
+      </w:r>
+      <w:proofErr w:type="gramEnd"/>
+      <w:r>
+        <w:t>模型和 BERT 模型，并采用准确率、精确率、召回率和 F1 值作为评价指标。这一部分主要用于衡量模型在标准分类任务上的总体表现。</w:t>
+      </w:r>
+    </w:p>
+    <w:p>
+      <w:pPr>
+        <w:pStyle w:val="af"/>
+      </w:pPr>
+      <w:r>
+        <w:t>第二类是人工测试集实验。针对</w:t>
+      </w:r>
+      <w:proofErr w:type="gramStart"/>
+      <w:r>
+        <w:t>文本模因识别</w:t>
+      </w:r>
+      <w:proofErr w:type="gramEnd"/>
+      <w:r>
+        <w:t>这一特定场景，本文人工构造了多种类型样例，包括正常文本、反对语境文本、普通分歧文本、安全网络表达、显式攻击文本、模因式攻击文本和隐含群体攻击文本。通过让三种模型分别在这些</w:t>
+      </w:r>
+      <w:proofErr w:type="gramStart"/>
+      <w:r>
+        <w:t>样例上进行</w:t>
+      </w:r>
+      <w:proofErr w:type="gramEnd"/>
+      <w:r>
+        <w:t>预测，比较其对目标场景的适配能力和典型误判类型。</w:t>
+      </w:r>
+    </w:p>
+    <w:p>
+      <w:pPr>
+        <w:pStyle w:val="af"/>
+      </w:pPr>
+      <w:r>
+        <w:t>这种“双重实验设计”一方面能够给出正式量化指标，另一方面也能补充解释性更强的案例分析，从而更全面地评价模型能力。</w:t>
+      </w:r>
+    </w:p>
+    <w:p>
+      <w:pPr>
+        <w:pStyle w:val="114"/>
+      </w:pPr>
+      <w:r>
+        <w:t>1.6 采用的技术方法和手段</w:t>
+      </w:r>
+    </w:p>
+    <w:p>
+      <w:pPr>
+        <w:pStyle w:val="af"/>
+      </w:pPr>
+      <w:r>
+        <w:t>本文采用的技术方法主要包括以下几类：</w:t>
+      </w:r>
+    </w:p>
+    <w:p>
+      <w:pPr>
+        <w:pStyle w:val="af"/>
+      </w:pPr>
+      <w:r>
+        <w:t>前端技术：基于 Vue 3 构建文本输入与结果展示页面，实现用户交互、状态提示和历史记录功能。</w:t>
+      </w:r>
+    </w:p>
+    <w:p>
+      <w:pPr>
+        <w:pStyle w:val="af"/>
+      </w:pPr>
+      <w:r>
+        <w:t xml:space="preserve">后端技术：基于 </w:t>
+      </w:r>
+      <w:proofErr w:type="spellStart"/>
+      <w:r>
+        <w:t>FastAPI</w:t>
+      </w:r>
+      <w:proofErr w:type="spellEnd"/>
+      <w:r>
+        <w:t xml:space="preserve"> 构建预测接口与健康检查接口，实现前后端联调和模型服务调用。</w:t>
+      </w:r>
+    </w:p>
+    <w:p>
+      <w:pPr>
+        <w:pStyle w:val="af"/>
+      </w:pPr>
+      <w:r>
+        <w:t>传统机器学习方法：采用</w:t>
+      </w:r>
+      <w:proofErr w:type="gramStart"/>
+      <w:r>
+        <w:t>字符级</w:t>
+      </w:r>
+      <w:proofErr w:type="gramEnd"/>
+      <w:r>
+        <w:t xml:space="preserve"> TF-IDF 与 Logistic Regression 构建基线文本分类模型。</w:t>
+      </w:r>
+    </w:p>
+    <w:p>
+      <w:pPr>
+        <w:pStyle w:val="af"/>
+      </w:pPr>
+      <w:r>
+        <w:t>人工特征工程方法：设计模因式表达特征，包括模板化表达、群体指向、情绪强化、嘲讽表达和语境消</w:t>
+      </w:r>
+      <w:proofErr w:type="gramStart"/>
+      <w:r>
+        <w:t>歧</w:t>
+      </w:r>
+      <w:proofErr w:type="gramEnd"/>
+      <w:r>
+        <w:t>特征等，用于增强特定场景下的识别能力。</w:t>
+      </w:r>
+    </w:p>
+    <w:p>
+      <w:pPr>
+        <w:pStyle w:val="af"/>
+      </w:pPr>
+      <w:proofErr w:type="gramStart"/>
+      <w:r>
+        <w:t>预训练</w:t>
+      </w:r>
+      <w:proofErr w:type="gramEnd"/>
+      <w:r>
+        <w:t>语言模型方法：采用中文</w:t>
+      </w:r>
+      <w:proofErr w:type="gramStart"/>
+      <w:r>
+        <w:t>预训练</w:t>
+      </w:r>
+      <w:proofErr w:type="gramEnd"/>
+      <w:r>
+        <w:t>模型 </w:t>
+      </w:r>
+      <w:proofErr w:type="spellStart"/>
+      <w:r>
+        <w:t>bert</w:t>
+      </w:r>
+      <w:proofErr w:type="spellEnd"/>
+      <w:r>
+        <w:t>-base-</w:t>
+      </w:r>
+      <w:proofErr w:type="spellStart"/>
+      <w:r>
+        <w:t>chinese</w:t>
+      </w:r>
+      <w:proofErr w:type="spellEnd"/>
+      <w:r>
+        <w:t> 进行二分类微调，用于提升模型的上下文语义理解能力。</w:t>
+      </w:r>
+    </w:p>
+    <w:p>
+      <w:pPr>
+        <w:pStyle w:val="af"/>
+      </w:pPr>
+      <w:r>
+        <w:t>实验分析方法：通过正式测试集和人工测试集双重评估，对三类模型进行总体性能和案例层面的对比分析。</w:t>
+      </w:r>
+    </w:p>
+    <w:p>
+      <w:pPr>
+        <w:pStyle w:val="af"/>
+      </w:pPr>
+      <w:r>
+        <w:t>这些技术手段相互配合，使本文既能够完成一个具有工程实现价值的原型系统，又能够从实验层面展开较为完整的比较研究。</w:t>
+      </w:r>
+    </w:p>
+    <w:p>
+      <w:pPr>
+        <w:pStyle w:val="114"/>
+      </w:pPr>
+      <w:r>
+        <w:t>1.7 论文整体结构安排</w:t>
+      </w:r>
+    </w:p>
+    <w:p>
+      <w:pPr>
+        <w:pStyle w:val="af"/>
+      </w:pPr>
+      <w:r>
+        <w:t>本文共分为五章，各章内容安排如下：</w:t>
+      </w:r>
+    </w:p>
+    <w:p>
+      <w:pPr>
+        <w:pStyle w:val="af"/>
+      </w:pPr>
+      <w:r>
+        <w:lastRenderedPageBreak/>
+        <w:t>第一章为绪论，主要介绍研究背景、理论与实际意义、国内外研究现状、研究思路、实验设计、技术方法以及论文结构安排。</w:t>
+      </w:r>
+    </w:p>
+    <w:p>
+      <w:pPr>
+        <w:pStyle w:val="af"/>
+      </w:pPr>
+      <w:r>
+        <w:t>第二章为需求分析与总体设计，主要阐述系统目标、功能需求、非功能需求以及系统总体架构。</w:t>
+      </w:r>
+    </w:p>
+    <w:p>
+      <w:pPr>
+        <w:pStyle w:val="af"/>
+      </w:pPr>
+      <w:r>
+        <w:t>第三章为关键模型与系统实现，重点介绍数据预处理、基线模型、模因式表达特征增强模型、BERT 模型以及前后端系统实现过程。</w:t>
+      </w:r>
+    </w:p>
+    <w:p>
+      <w:pPr>
+        <w:pStyle w:val="af"/>
+      </w:pPr>
+      <w:r>
+        <w:t>第四章为实验与结果分析，主要给出正式测试集和人工测试集上的实验结果，并从总体指标和典型样例两个层面对三种模型进行比较分析。</w:t>
+      </w:r>
+    </w:p>
+    <w:p>
+      <w:pPr>
+        <w:pStyle w:val="af"/>
+      </w:pPr>
+      <w:r>
+        <w:t>第五章为总结与展望，对全文工作进行概括，总结本文的研究结论，并分析当前不足和未来改进方向。</w:t>
       </w:r>
     </w:p>
     <w:p>
       <w:pPr>
         <w:ind w:left="240" w:right="240"/>
       </w:pPr>
-      <w:r>
-        <w:t>在网络内容治理持续强化的背景下，如何对这类具有传播性、隐含性和变体性的文本内容进行有效识别，已经成为文本内容分析和有害信息治理中的一个重要问题。传统的规则方法虽然实现简单，但容易出现漏检和误判；单纯依赖统计特征的方法在面对复杂语义和</w:t>
-      </w:r>
-      <w:proofErr w:type="gramStart"/>
-      <w:r>
-        <w:t>模因式</w:t>
-      </w:r>
-      <w:proofErr w:type="gramEnd"/>
-      <w:r>
-        <w:t>表达时又存在局限。因此，结合机器学习、人工特征设计与</w:t>
-      </w:r>
-      <w:proofErr w:type="gramStart"/>
-      <w:r>
+    </w:p>
+    <w:p>
+      <w:pPr>
+        <w:pStyle w:val="13"/>
+      </w:pPr>
+      <w:r>
+        <w:rPr>
+          <w:color w:val="000000"/>
+        </w:rPr>
+        <w:br w:type="page"/>
+      </w:r>
+      <w:r>
+        <w:lastRenderedPageBreak/>
+        <w:t>第2章 需求分析与总体设计</w:t>
+      </w:r>
+    </w:p>
+    <w:p>
+      <w:pPr>
+        <w:pStyle w:val="114"/>
+      </w:pPr>
+      <w:r>
+        <w:t>2.1 系统需求分析</w:t>
+      </w:r>
+    </w:p>
+    <w:p>
+      <w:pPr>
+        <w:pStyle w:val="1111"/>
+      </w:pPr>
+      <w:r>
+        <w:t>2.1.1 研究任务与系统目标</w:t>
+      </w:r>
+    </w:p>
+    <w:p>
+      <w:pPr>
+        <w:pStyle w:val="af"/>
+      </w:pPr>
+      <w:r>
+        <w:t>本文围绕“基于机器学习的文本模因识别系统的研究与设计”这一课题，所要实现的不仅是一个单纯的文本分类模型，还包括一个能够完成文本输入、后端预测、结果展示、模型比较和实验记录支撑的完整原型系统。由于毕业设计强调系统完整性、可演示性和论文可写性，因此本系统的总体目标可以概括为：构建一个面向中文文本场景的识别平台，使用户能够输入一句或一段文本，系统自动返回预测标签、分数及相应说明，并支持不同模型结果的对比分析。</w:t>
+      </w:r>
+    </w:p>
+    <w:p>
+      <w:pPr>
+        <w:pStyle w:val="af"/>
+      </w:pPr>
+    </w:p>
+    <w:p>
+      <w:pPr>
+        <w:pStyle w:val="af"/>
+        <w:ind w:firstLineChars="0"/>
+      </w:pPr>
+      <w:r>
+        <w:t>结合课题方</w:t>
+      </w:r>
+      <w:r>
+        <w:t>向和当前实现情况，本文系统的目标主要体现在以下几个方面：</w:t>
+      </w:r>
+    </w:p>
+    <w:p>
+      <w:pPr>
+        <w:pStyle w:val="af"/>
+      </w:pPr>
+      <w:r>
+        <w:t>1. 能够完成中文文本的自动识别与分类；</w:t>
+      </w:r>
+    </w:p>
+    <w:p>
+      <w:pPr>
+        <w:pStyle w:val="af"/>
+      </w:pPr>
+      <w:r>
+        <w:t>2. 能够对识别结果进行可视化展示；</w:t>
+      </w:r>
+    </w:p>
+    <w:p>
+      <w:pPr>
+        <w:pStyle w:val="af"/>
+      </w:pPr>
+      <w:r>
+        <w:t>3. 能够支持多种模型方案接入与比较；</w:t>
+      </w:r>
+    </w:p>
+    <w:p>
+      <w:pPr>
+        <w:pStyle w:val="af"/>
+      </w:pPr>
+      <w:r>
+        <w:t>4. 能够积累实验结果和人工测试样例，为论文分析提供依据；</w:t>
+      </w:r>
+    </w:p>
+    <w:p>
+      <w:pPr>
+        <w:pStyle w:val="af"/>
+      </w:pPr>
+      <w:r>
+        <w:t>5. 能够作为毕业设计答辩时的可运行演示系统。</w:t>
+      </w:r>
+    </w:p>
+    <w:p>
+      <w:pPr>
+        <w:pStyle w:val="af"/>
+      </w:pPr>
+    </w:p>
+    <w:p>
+      <w:pPr>
+        <w:pStyle w:val="af"/>
+      </w:pPr>
+      <w:r>
+        <w:t>换言之，本文并不将系统仅仅定位为一个“模型训练脚本”，而是定位为一个集成了前端交互、后端服务、模型调用与实验分析功能的</w:t>
+      </w:r>
+      <w:proofErr w:type="gramStart"/>
+      <w:r>
+        <w:t>文本模因识别</w:t>
+      </w:r>
+      <w:proofErr w:type="gramEnd"/>
+      <w:r>
+        <w:t>原型平台。</w:t>
+      </w:r>
+    </w:p>
+    <w:p>
+      <w:pPr>
+        <w:pStyle w:val="1111"/>
+      </w:pPr>
+      <w:r>
+        <w:rPr>
+          <w:rFonts w:hint="eastAsia"/>
+        </w:rPr>
+        <w:t>2.1.2 功能需求分析</w:t>
+      </w:r>
+    </w:p>
+    <w:p>
+      <w:pPr>
+        <w:pStyle w:val="af"/>
+      </w:pPr>
+      <w:r>
+        <w:rPr>
+          <w:rFonts w:hint="eastAsia"/>
+        </w:rPr>
+        <w:t>从系统使用流程来看，用户首先通过前端页面输入待检测文本，随后前端将文本发送至后端接口，后端调用已加载模型完成预测，再将结果以结构化数据形式返回给前端，最后由前端完成结果展示和历史记录更新。围绕这一使用流程，本文系统主要包括以下功能需求。</w:t>
+      </w:r>
+    </w:p>
+    <w:p>
+      <w:pPr>
+        <w:pStyle w:val="af"/>
+      </w:pPr>
+    </w:p>
+    <w:p>
+      <w:pPr>
+        <w:pStyle w:val="af"/>
+      </w:pPr>
+      <w:r>
+        <w:rPr>
+          <w:rFonts w:hint="eastAsia"/>
+        </w:rPr>
+        <w:t>（1）文本输入功能</w:t>
+      </w:r>
+    </w:p>
+    <w:p>
+      <w:pPr>
+        <w:pStyle w:val="af"/>
+      </w:pPr>
+      <w:r>
+        <w:rPr>
+          <w:rFonts w:hint="eastAsia"/>
+        </w:rPr>
+        <w:lastRenderedPageBreak/>
+        <w:t>系统需要提供清晰、可交互的文本输入区域，使用户能够输入一句或一段中文文本。为了保证交互体验，输入区域还应支持字数统计、非空校验和示例文本填充等辅助功能，以便用户能够快速体验系统功能。</w:t>
+      </w:r>
+    </w:p>
+    <w:p>
+      <w:pPr>
+        <w:pStyle w:val="af"/>
+      </w:pPr>
+    </w:p>
+    <w:p>
+      <w:pPr>
+        <w:pStyle w:val="af"/>
+      </w:pPr>
+      <w:r>
+        <w:rPr>
+          <w:rFonts w:hint="eastAsia"/>
+        </w:rPr>
+        <w:t>（2）文本预测功能</w:t>
+      </w:r>
+    </w:p>
+    <w:p>
+      <w:pPr>
+        <w:pStyle w:val="af"/>
+      </w:pPr>
+      <w:r>
+        <w:rPr>
+          <w:rFonts w:hint="eastAsia"/>
+        </w:rPr>
+        <w:t>系统需要能够接收用户输入的文本，并调用后端预测接口完成分类任务。预测结果应至少包含标签、标签名称和置信分数，以便用户理解系统输出。同时，该功能还应支持模型结果说明，使用户能够对当前输出有基本认知。</w:t>
+      </w:r>
+    </w:p>
+    <w:p>
+      <w:pPr>
+        <w:pStyle w:val="af"/>
+      </w:pPr>
+    </w:p>
+    <w:p>
+      <w:pPr>
+        <w:pStyle w:val="af"/>
+      </w:pPr>
+      <w:r>
+        <w:rPr>
+          <w:rFonts w:hint="eastAsia"/>
+        </w:rPr>
+        <w:t>（3）结果展示功能</w:t>
+      </w:r>
+    </w:p>
+    <w:p>
+      <w:pPr>
+        <w:pStyle w:val="af"/>
+      </w:pPr>
+      <w:r>
+        <w:rPr>
+          <w:rFonts w:hint="eastAsia"/>
+        </w:rPr>
+        <w:t>系统在得到模型输出后，需要以直观方式展示预测结果，包括正常文本或疑似有害文本的分类标签、对应分数、风险等级和简要说明等内容。该功能不仅服务于普通使用场景，也为毕业设计答辩中的系统演示提供支持。</w:t>
+      </w:r>
+    </w:p>
+    <w:p>
+      <w:pPr>
+        <w:pStyle w:val="af"/>
+      </w:pPr>
+    </w:p>
+    <w:p>
+      <w:pPr>
+        <w:pStyle w:val="af"/>
+      </w:pPr>
+      <w:r>
+        <w:rPr>
+          <w:rFonts w:hint="eastAsia"/>
+        </w:rPr>
+        <w:t>（4）历史记录功能</w:t>
+      </w:r>
+    </w:p>
+    <w:p>
+      <w:pPr>
+        <w:pStyle w:val="af"/>
+      </w:pPr>
+      <w:r>
+        <w:rPr>
+          <w:rFonts w:hint="eastAsia"/>
+        </w:rPr>
+        <w:t>为方便比较不同输入文本的预测情况，系统需要保存最近几次检测记录。用户可以查看先前输入内容及其分类结果，从而提高页面的完整性和</w:t>
+      </w:r>
+      <w:proofErr w:type="gramStart"/>
+      <w:r>
+        <w:rPr>
+          <w:rFonts w:hint="eastAsia"/>
+        </w:rPr>
+        <w:t>可</w:t>
+      </w:r>
+      <w:proofErr w:type="gramEnd"/>
+      <w:r>
+        <w:rPr>
+          <w:rFonts w:hint="eastAsia"/>
+        </w:rPr>
+        <w:t>演示性。对于毕业设计而言，这一功能还有助于展示系统在多条</w:t>
+      </w:r>
+      <w:proofErr w:type="gramStart"/>
+      <w:r>
+        <w:rPr>
+          <w:rFonts w:hint="eastAsia"/>
+        </w:rPr>
+        <w:t>样例上的</w:t>
+      </w:r>
+      <w:proofErr w:type="gramEnd"/>
+      <w:r>
+        <w:rPr>
+          <w:rFonts w:hint="eastAsia"/>
+        </w:rPr>
+        <w:t>连续运行能力。</w:t>
+      </w:r>
+    </w:p>
+    <w:p>
+      <w:pPr>
+        <w:pStyle w:val="af"/>
+      </w:pPr>
+    </w:p>
+    <w:p>
+      <w:pPr>
+        <w:pStyle w:val="af"/>
+      </w:pPr>
+      <w:r>
+        <w:rPr>
+          <w:rFonts w:hint="eastAsia"/>
+        </w:rPr>
+        <w:t>（5）模型对比与实验支撑功能</w:t>
+      </w:r>
+    </w:p>
+    <w:p>
+      <w:pPr>
+        <w:pStyle w:val="af"/>
+      </w:pPr>
+      <w:r>
+        <w:rPr>
+          <w:rFonts w:hint="eastAsia"/>
+        </w:rPr>
+        <w:t>由于本文采用了基线模型、模因式表达特征模型和 BERT 模型三条实验路线，因此系统在设计时需要考虑后续模型替换与对比需求。虽然最终前端页面并</w:t>
+      </w:r>
+      <w:proofErr w:type="gramStart"/>
+      <w:r>
+        <w:rPr>
+          <w:rFonts w:hint="eastAsia"/>
+        </w:rPr>
+        <w:t>未设计</w:t>
+      </w:r>
+      <w:proofErr w:type="gramEnd"/>
+      <w:r>
+        <w:rPr>
+          <w:rFonts w:hint="eastAsia"/>
+        </w:rPr>
+        <w:t>成复杂的多模型切换面板，但后端和脚本层已经预留了模型训练、模型保存和批量测试能力，这些内容共同构成了系统的实验支撑功能。</w:t>
+      </w:r>
+    </w:p>
+    <w:p>
+      <w:pPr>
+        <w:ind w:right="240"/>
+      </w:pPr>
+    </w:p>
+    <w:p>
+      <w:pPr>
+        <w:pStyle w:val="1111"/>
+      </w:pPr>
+      <w:r>
+        <w:rPr>
+          <w:rFonts w:hint="eastAsia"/>
+        </w:rPr>
+        <w:t>2.1.3 非功能需求分析</w:t>
+      </w:r>
+    </w:p>
+    <w:p>
+      <w:pPr>
+        <w:pStyle w:val="af"/>
+      </w:pPr>
+      <w:r>
+        <w:rPr>
+          <w:rFonts w:hint="eastAsia"/>
+        </w:rPr>
+        <w:t>除了功能需求外，系统还应满足若干非功能要求，以保证其工程实现质量和后续论文写作的完整性。</w:t>
+      </w:r>
+    </w:p>
+    <w:p>
+      <w:pPr>
+        <w:pStyle w:val="af"/>
+      </w:pPr>
+    </w:p>
+    <w:p>
+      <w:pPr>
+        <w:pStyle w:val="af"/>
+      </w:pPr>
+      <w:r>
+        <w:rPr>
+          <w:rFonts w:hint="eastAsia"/>
+        </w:rPr>
+        <w:t>（1）可用性要求</w:t>
+      </w:r>
+    </w:p>
+    <w:p>
+      <w:pPr>
+        <w:pStyle w:val="af"/>
+      </w:pPr>
+      <w:r>
+        <w:rPr>
+          <w:rFonts w:hint="eastAsia"/>
+        </w:rPr>
+        <w:lastRenderedPageBreak/>
+        <w:t>系统界面应尽量简洁明了，避免复杂操作流程，确保用户能够在较短时间内完成输入、提交和查看结果等基本操作。答辩演示时，系统也应能够快速呈现出预测结果，降低操作复杂度。</w:t>
+      </w:r>
+    </w:p>
+    <w:p>
+      <w:pPr>
+        <w:pStyle w:val="af"/>
+      </w:pPr>
+    </w:p>
+    <w:p>
+      <w:pPr>
+        <w:pStyle w:val="af"/>
+      </w:pPr>
+      <w:r>
+        <w:rPr>
+          <w:rFonts w:hint="eastAsia"/>
+        </w:rPr>
+        <w:t>（2）可维护性要求</w:t>
+      </w:r>
+    </w:p>
+    <w:p>
+      <w:pPr>
+        <w:pStyle w:val="af"/>
+      </w:pPr>
+      <w:r>
+        <w:rPr>
+          <w:rFonts w:hint="eastAsia"/>
+        </w:rPr>
+        <w:t>系统应采用清晰的目录结构和模块划分方式。前端、后端、训练脚本、模型产物和实验文档应相对独立，避免各部分高度耦合。这样不仅有助于后期修改和功能扩展，也便于在论文中分别介绍系统实现与实验过程。</w:t>
+      </w:r>
+    </w:p>
+    <w:p>
+      <w:pPr>
+        <w:pStyle w:val="af"/>
+      </w:pPr>
+    </w:p>
+    <w:p>
+      <w:pPr>
+        <w:pStyle w:val="af"/>
+      </w:pPr>
+      <w:r>
+        <w:rPr>
+          <w:rFonts w:hint="eastAsia"/>
+        </w:rPr>
+        <w:t>（3）可扩展性要求</w:t>
+      </w:r>
+    </w:p>
+    <w:p>
+      <w:pPr>
+        <w:pStyle w:val="af"/>
+      </w:pPr>
+      <w:r>
+        <w:rPr>
+          <w:rFonts w:hint="eastAsia"/>
+        </w:rPr>
+        <w:t>系统需要支持后续模型的增量接入。例如，本文先实现了传统机器学习基线模型，再引入模因式表达特征模型，最后增加了 BERT 训练脚本和预测脚本。系统架构应当允许后续继续替换模型，而不必推翻整套前后端流程。</w:t>
+      </w:r>
+    </w:p>
+    <w:p>
+      <w:pPr>
+        <w:pStyle w:val="af"/>
+      </w:pPr>
+    </w:p>
+    <w:p>
+      <w:pPr>
+        <w:pStyle w:val="af"/>
+      </w:pPr>
+      <w:r>
+        <w:rPr>
+          <w:rFonts w:hint="eastAsia"/>
+        </w:rPr>
+        <w:t>（4）可复现性要求</w:t>
+      </w:r>
+    </w:p>
+    <w:p>
+      <w:pPr>
+        <w:pStyle w:val="af"/>
+      </w:pPr>
+      <w:r>
+        <w:rPr>
+          <w:rFonts w:hint="eastAsia"/>
+        </w:rPr>
+        <w:t>毕业设计论文通常要求实验过程具有可复现性，因此本文系统除实现运行功能外，还需要保存训练脚本、指标文件、人工测试集和实验记录文档。这种要求直接影响了系统的文件结构和模型管理方式，也是本文与普通课程作业式“小程序”不同的重要方面。</w:t>
+      </w:r>
+    </w:p>
+    <w:p>
+      <w:pPr>
+        <w:ind w:right="240"/>
+      </w:pPr>
+    </w:p>
+    <w:p>
+      <w:pPr>
+        <w:pStyle w:val="114"/>
+      </w:pPr>
+      <w:r>
+        <w:rPr>
+          <w:rFonts w:hint="eastAsia"/>
+        </w:rPr>
+        <w:t>2.2 系统总体设计</w:t>
+      </w:r>
+    </w:p>
+    <w:p>
+      <w:pPr>
+        <w:pStyle w:val="1111"/>
+      </w:pPr>
+      <w:r>
+        <w:rPr>
+          <w:rFonts w:hint="eastAsia"/>
+        </w:rPr>
+        <w:t>2.2.1 总体设计思路</w:t>
+      </w:r>
+    </w:p>
+    <w:p>
+      <w:pPr>
+        <w:pStyle w:val="af"/>
+      </w:pPr>
+      <w:r>
+        <w:rPr>
+          <w:rFonts w:hint="eastAsia"/>
+        </w:rPr>
+        <w:t>本文系统的总体设计遵循“前后端分离、模型独立、实验可记录”的原则。前端负责用户</w:t>
+      </w:r>
+      <w:proofErr w:type="gramStart"/>
+      <w:r>
+        <w:rPr>
+          <w:rFonts w:hint="eastAsia"/>
+        </w:rPr>
+        <w:t>交互和</w:t>
+      </w:r>
+      <w:proofErr w:type="gramEnd"/>
+      <w:r>
+        <w:rPr>
+          <w:rFonts w:hint="eastAsia"/>
+        </w:rPr>
+        <w:t>结果展示，后端负责接口服务和模型调用，模型训练与实验脚本则作为独立模块存在。这样设计的原因在于，毕业设计系统不仅需要运行，还需要支撑后续模型对比和论文撰写，因此不能把所有逻辑都简单堆放在同一文件中。</w:t>
+      </w:r>
+    </w:p>
+    <w:p>
+      <w:pPr>
+        <w:pStyle w:val="af"/>
+      </w:pPr>
+    </w:p>
+    <w:p>
+      <w:pPr>
+        <w:pStyle w:val="af"/>
+      </w:pPr>
+      <w:r>
+        <w:rPr>
+          <w:rFonts w:hint="eastAsia"/>
+        </w:rPr>
+        <w:t>从整体流程看，系统运行过程如下：用户在前端页面输入文本，前端将文本发送至后端预测接口；后端对输入文本进行处理并调用当前已加载模型完成分</w:t>
+      </w:r>
+      <w:r>
+        <w:rPr>
+          <w:rFonts w:hint="eastAsia"/>
+        </w:rPr>
+        <w:lastRenderedPageBreak/>
+        <w:t>类；后端将分类标签、标签名称、概率分数和说明信息以 JSON 格式返回前端；前端根据返回结果更新结果面板和历史记录区域。对于实验分析需求，还可通过单独的训练脚本和批量预测脚本，对不同模型进行训练、保存和测试。</w:t>
+      </w:r>
+    </w:p>
+    <w:p>
+      <w:pPr>
+        <w:pStyle w:val="af"/>
+      </w:pPr>
+    </w:p>
+    <w:p>
+      <w:pPr>
+        <w:pStyle w:val="1111"/>
+      </w:pPr>
+      <w:r>
+        <w:rPr>
+          <w:rFonts w:hint="eastAsia"/>
+        </w:rPr>
+        <w:t>2.2.2 总体架构</w:t>
+      </w:r>
+    </w:p>
+    <w:p>
+      <w:pPr>
+        <w:pStyle w:val="af"/>
+      </w:pPr>
+      <w:r>
+        <w:rPr>
+          <w:rFonts w:hint="eastAsia"/>
+        </w:rPr>
+        <w:t>从实现角度看，本文系统主要由四个层次构成：</w:t>
+      </w:r>
+    </w:p>
+    <w:p>
+      <w:pPr>
+        <w:pStyle w:val="af"/>
+      </w:pPr>
+    </w:p>
+    <w:p>
+      <w:pPr>
+        <w:pStyle w:val="af"/>
+      </w:pPr>
+      <w:r>
+        <w:rPr>
+          <w:rFonts w:hint="eastAsia"/>
+        </w:rPr>
+        <w:t>表示层：以前端页面为核心，负责文本输入、状态展示、结果可视化和历史记录展示；</w:t>
+      </w:r>
+    </w:p>
+    <w:p>
+      <w:pPr>
+        <w:pStyle w:val="af"/>
+      </w:pPr>
+      <w:r>
+        <w:rPr>
+          <w:rFonts w:hint="eastAsia"/>
+        </w:rPr>
+        <w:t>服务层：以后端接口为核心，负责接收请求、调用模型和返回结果；</w:t>
+      </w:r>
+    </w:p>
+    <w:p>
+      <w:pPr>
+        <w:pStyle w:val="af"/>
+      </w:pPr>
+      <w:r>
+        <w:rPr>
+          <w:rFonts w:hint="eastAsia"/>
+        </w:rPr>
+        <w:t>模型层：负责完成文本分类，包括基线模型、</w:t>
+      </w:r>
+      <w:proofErr w:type="gramStart"/>
+      <w:r>
+        <w:rPr>
+          <w:rFonts w:hint="eastAsia"/>
+        </w:rPr>
+        <w:t>模因特征</w:t>
+      </w:r>
+      <w:proofErr w:type="gramEnd"/>
+      <w:r>
+        <w:rPr>
+          <w:rFonts w:hint="eastAsia"/>
+        </w:rPr>
+        <w:t>模型和 BERT 模型；</w:t>
+      </w:r>
+    </w:p>
+    <w:p>
+      <w:pPr>
+        <w:pStyle w:val="af"/>
+      </w:pPr>
+      <w:r>
+        <w:rPr>
+          <w:rFonts w:hint="eastAsia"/>
+        </w:rPr>
+        <w:t>数据与实验层：负责保存训练数据、人工测试集、模型产物、实验记录和测试结果。</w:t>
+      </w:r>
+    </w:p>
+    <w:p>
+      <w:pPr>
+        <w:pStyle w:val="af"/>
+      </w:pPr>
+      <w:r>
+        <w:rPr>
+          <w:rFonts w:hint="eastAsia"/>
+        </w:rPr>
+        <w:t>这种架构具有两个明显优点。其一，前端页面和后端预测逻辑相互独立，便于联调和后续优化；其二，训练与测试脚本独立于在线服务部分，便于单独开展实验和撰写论文中的实验章节。</w:t>
+      </w:r>
+    </w:p>
+    <w:p>
+      <w:pPr>
+        <w:pStyle w:val="af"/>
+      </w:pPr>
+    </w:p>
+    <w:p>
+      <w:pPr>
+        <w:pStyle w:val="1111"/>
+      </w:pPr>
+      <w:r>
+        <w:rPr>
+          <w:rFonts w:hint="eastAsia"/>
+        </w:rPr>
+        <w:t>2.2.3 系统模块划分</w:t>
+      </w:r>
+    </w:p>
+    <w:p>
+      <w:pPr>
+        <w:pStyle w:val="af"/>
+      </w:pPr>
+      <w:r>
+        <w:rPr>
+          <w:rFonts w:hint="eastAsia"/>
+        </w:rPr>
+        <w:t>为了便于实现与说明，本文系统进一步划分为以下几个模块：</w:t>
+      </w:r>
+    </w:p>
+    <w:p>
+      <w:pPr>
+        <w:pStyle w:val="af"/>
+      </w:pPr>
+    </w:p>
+    <w:p>
+      <w:pPr>
+        <w:pStyle w:val="af"/>
+      </w:pPr>
+      <w:r>
+        <w:rPr>
+          <w:rFonts w:hint="eastAsia"/>
+        </w:rPr>
+        <w:t>（1）前端展示模块</w:t>
+      </w:r>
+    </w:p>
+    <w:p>
+      <w:pPr>
+        <w:pStyle w:val="af"/>
+      </w:pPr>
+      <w:r>
+        <w:rPr>
+          <w:rFonts w:hint="eastAsia"/>
+        </w:rPr>
+        <w:t>该模块基于 Vue 3 实现，包括标题区、文本输入区、检测结果区、历史记录区和状态信息区。其主要职责是接收用户输入、触发预测请求并展示后端返回结果。</w:t>
+      </w:r>
+    </w:p>
+    <w:p>
+      <w:pPr>
+        <w:pStyle w:val="af"/>
+      </w:pPr>
+    </w:p>
+    <w:p>
+      <w:pPr>
+        <w:pStyle w:val="af"/>
+      </w:pPr>
+      <w:r>
+        <w:rPr>
+          <w:rFonts w:hint="eastAsia"/>
+        </w:rPr>
+        <w:t>（2）后端接口模块</w:t>
+      </w:r>
+    </w:p>
+    <w:p>
+      <w:pPr>
+        <w:pStyle w:val="af"/>
+      </w:pPr>
+      <w:r>
+        <w:rPr>
+          <w:rFonts w:hint="eastAsia"/>
+        </w:rPr>
+        <w:t xml:space="preserve">该模块基于 </w:t>
+      </w:r>
+      <w:proofErr w:type="spellStart"/>
+      <w:r>
+        <w:rPr>
+          <w:rFonts w:hint="eastAsia"/>
+        </w:rPr>
+        <w:t>FastAPI</w:t>
+      </w:r>
+      <w:proofErr w:type="spellEnd"/>
+      <w:r>
+        <w:rPr>
+          <w:rFonts w:hint="eastAsia"/>
+        </w:rPr>
+        <w:t xml:space="preserve"> 实现，提供健康检查接口、标签说明接口和预测接口。其中，健康检查接口主要用于前后端联调和运行状态检查，预测接口则负责接收文本输入并返回预测结果。</w:t>
+      </w:r>
+    </w:p>
+    <w:p>
+      <w:pPr>
+        <w:pStyle w:val="af"/>
+      </w:pPr>
+    </w:p>
+    <w:p>
+      <w:pPr>
+        <w:pStyle w:val="af"/>
+      </w:pPr>
+      <w:r>
+        <w:rPr>
+          <w:rFonts w:hint="eastAsia"/>
+        </w:rPr>
+        <w:lastRenderedPageBreak/>
+        <w:t>（3）传统模型模块</w:t>
+      </w:r>
+    </w:p>
+    <w:p>
+      <w:pPr>
+        <w:pStyle w:val="af"/>
+      </w:pPr>
+      <w:r>
+        <w:rPr>
+          <w:rFonts w:hint="eastAsia"/>
+        </w:rPr>
+        <w:t>该模块包括基线模型和</w:t>
+      </w:r>
+      <w:proofErr w:type="gramStart"/>
+      <w:r>
+        <w:rPr>
+          <w:rFonts w:hint="eastAsia"/>
+        </w:rPr>
+        <w:t>模因</w:t>
+      </w:r>
+      <w:proofErr w:type="gramEnd"/>
+      <w:r>
+        <w:rPr>
+          <w:rFonts w:hint="eastAsia"/>
+        </w:rPr>
+        <w:t>特征增强模型。基线模型采用 TF-IDF 与 Logistic Regression 组合；</w:t>
+      </w:r>
+      <w:proofErr w:type="gramStart"/>
+      <w:r>
+        <w:rPr>
+          <w:rFonts w:hint="eastAsia"/>
+        </w:rPr>
+        <w:t>模因特征</w:t>
+      </w:r>
+      <w:proofErr w:type="gramEnd"/>
+      <w:r>
+        <w:rPr>
+          <w:rFonts w:hint="eastAsia"/>
+        </w:rPr>
+        <w:t>模型在此基础上增加了模板化表达、群体指向、情绪强化和语境消</w:t>
+      </w:r>
+      <w:proofErr w:type="gramStart"/>
+      <w:r>
+        <w:rPr>
+          <w:rFonts w:hint="eastAsia"/>
+        </w:rPr>
+        <w:t>歧</w:t>
+      </w:r>
+      <w:proofErr w:type="gramEnd"/>
+      <w:r>
+        <w:rPr>
+          <w:rFonts w:hint="eastAsia"/>
+        </w:rPr>
+        <w:t>等人工特征，用于增强对目标场景的识别能力。</w:t>
+      </w:r>
+    </w:p>
+    <w:p>
+      <w:pPr>
+        <w:pStyle w:val="af"/>
+      </w:pPr>
+    </w:p>
+    <w:p>
+      <w:pPr>
+        <w:pStyle w:val="af"/>
+      </w:pPr>
+      <w:r>
+        <w:rPr>
+          <w:rFonts w:hint="eastAsia"/>
+        </w:rPr>
+        <w:t>（4）BERT 模型模块</w:t>
+      </w:r>
+    </w:p>
+    <w:p>
+      <w:pPr>
+        <w:pStyle w:val="af"/>
+      </w:pPr>
+      <w:r>
+        <w:rPr>
+          <w:rFonts w:hint="eastAsia"/>
+        </w:rPr>
+        <w:t>该模块用于完成中文</w:t>
+      </w:r>
+      <w:proofErr w:type="gramStart"/>
+      <w:r>
+        <w:rPr>
+          <w:rFonts w:hint="eastAsia"/>
+        </w:rPr>
         <w:t>预训练</w:t>
       </w:r>
       <w:proofErr w:type="gramEnd"/>
       <w:r>
-        <w:t>语言模型，对</w:t>
-      </w:r>
-      <w:proofErr w:type="gramStart"/>
-      <w:r>
-        <w:t>文本模因场景</w:t>
-      </w:r>
-      <w:proofErr w:type="gramEnd"/>
-      <w:r>
-        <w:t>中的有害表达进行自动识别与分析，具有较强的现实必要性和研究价值</w:t>
-      </w:r>
-      <w:r>
-        <w:rPr>
-          <w:rFonts w:hint="eastAsia"/>
-        </w:rPr>
-        <w:t>。</w:t>
-      </w:r>
-    </w:p>
-    <w:p>
-      <w:pPr>
-        <w:ind w:left="240" w:right="240"/>
-      </w:pPr>
-    </w:p>
-    <w:p>
-      <w:pPr>
-        <w:pStyle w:val="110"/>
-        <w:ind w:left="240" w:right="240"/>
-      </w:pPr>
-      <w:r>
-        <w:rPr>
-          <w:rFonts w:ascii="宋体" w:hAnsi="宋体" w:hint="eastAsia"/>
-        </w:rPr>
-        <w:t xml:space="preserve">1.2 </w:t>
-      </w:r>
-      <w:r>
-        <w:rPr>
-          <w:rFonts w:hint="eastAsia"/>
-        </w:rPr>
-        <w:t>选题的理论意义与实际意义</w:t>
-      </w:r>
-    </w:p>
-    <w:p>
-      <w:pPr>
-        <w:pStyle w:val="1110"/>
-        <w:ind w:left="240" w:right="240"/>
-        <w:rPr>
-          <w:rFonts w:ascii="宋体" w:hAnsi="宋体"/>
-        </w:rPr>
-      </w:pPr>
-      <w:r>
-        <w:rPr>
-          <w:rFonts w:ascii="宋体" w:hAnsi="宋体" w:hint="eastAsia"/>
-        </w:rPr>
-        <w:t>1.2.1 理论意义</w:t>
-      </w:r>
-    </w:p>
-    <w:p>
-      <w:pPr>
-        <w:ind w:left="240" w:right="240" w:firstLine="420"/>
-      </w:pPr>
-      <w:r>
-        <w:t>首先，</w:t>
-      </w:r>
-      <w:proofErr w:type="gramStart"/>
-      <w:r>
-        <w:t>文本模因识别</w:t>
-      </w:r>
-      <w:proofErr w:type="gramEnd"/>
-      <w:r>
-        <w:t>是有害文本检测、网络语言分析与内容治理研究交叉</w:t>
-      </w:r>
-      <w:r>
+        <w:rPr>
+          <w:rFonts w:hint="eastAsia"/>
+        </w:rPr>
+        <w:t xml:space="preserve">模型 </w:t>
+      </w:r>
+      <w:proofErr w:type="spellStart"/>
+      <w:r>
+        <w:rPr>
+          <w:rFonts w:hint="eastAsia"/>
+        </w:rPr>
+        <w:t>bert</w:t>
+      </w:r>
+      <w:proofErr w:type="spellEnd"/>
+      <w:r>
+        <w:rPr>
+          <w:rFonts w:hint="eastAsia"/>
+        </w:rPr>
+        <w:t>-base-</w:t>
+      </w:r>
+      <w:proofErr w:type="spellStart"/>
+      <w:r>
+        <w:rPr>
+          <w:rFonts w:hint="eastAsia"/>
+        </w:rPr>
+        <w:t>chinese</w:t>
+      </w:r>
+      <w:proofErr w:type="spellEnd"/>
+      <w:r>
+        <w:rPr>
+          <w:rFonts w:hint="eastAsia"/>
+        </w:rPr>
+        <w:t xml:space="preserve"> 的微调训练、模型保存和样例预测。其主要目标是增强模型的上下文语义理解能力，并作为传统模型的高级对比方案。</w:t>
+      </w:r>
+    </w:p>
+    <w:p>
+      <w:pPr>
+        <w:pStyle w:val="af"/>
+      </w:pPr>
+    </w:p>
+    <w:p>
+      <w:pPr>
+        <w:pStyle w:val="af"/>
+      </w:pPr>
+      <w:r>
+        <w:rPr>
+          <w:rFonts w:hint="eastAsia"/>
+        </w:rPr>
+        <w:t>（5）实验支撑模块</w:t>
+      </w:r>
+    </w:p>
+    <w:p>
+      <w:pPr>
+        <w:pStyle w:val="af"/>
+      </w:pPr>
+      <w:r>
+        <w:rPr>
+          <w:rFonts w:hint="eastAsia"/>
+        </w:rPr>
+        <w:t>该模块包括人工测试集、实验记录文档、批量预测脚本和模型对比脚本。其主要作用不是面向普通用户，而是服务于论文撰写、实验复核和答辩准备。</w:t>
+      </w:r>
+    </w:p>
+    <w:p>
+      <w:pPr>
+        <w:pStyle w:val="af"/>
+      </w:pPr>
+    </w:p>
+    <w:p>
+      <w:pPr>
+        <w:pStyle w:val="114"/>
+      </w:pPr>
+      <w:r>
+        <w:rPr>
+          <w:rFonts w:hint="eastAsia"/>
+        </w:rPr>
+        <w:t>2.3 前端设计</w:t>
+      </w:r>
+    </w:p>
+    <w:p>
+      <w:pPr>
+        <w:pStyle w:val="1111"/>
+      </w:pPr>
+      <w:r>
+        <w:rPr>
+          <w:rFonts w:hint="eastAsia"/>
+        </w:rPr>
+        <w:t>2.3.1 前端技术选型</w:t>
+      </w:r>
+    </w:p>
+    <w:p>
+      <w:pPr>
+        <w:pStyle w:val="af"/>
+      </w:pPr>
+      <w:r>
+        <w:rPr>
+          <w:rFonts w:hint="eastAsia"/>
+        </w:rPr>
+        <w:t>前端部分采用 Vue 3 构建，并使用 Vite 作为开发与构建工具。选择 Vue 3 的原因主要包括：其组件化思想清晰，适合快速完成中小型毕业设计项目；开发体验较好，便于实现输入、状态更新与异步请求处理；同时也便于后续根据论文和答辩需要继续调整页面结构与展示样式。</w:t>
+      </w:r>
+    </w:p>
+    <w:p>
+      <w:pPr>
+        <w:ind w:right="240"/>
+      </w:pPr>
+    </w:p>
+    <w:p>
+      <w:pPr>
+        <w:pStyle w:val="1111"/>
+      </w:pPr>
+      <w:r>
+        <w:rPr>
+          <w:rFonts w:hint="eastAsia"/>
+        </w:rPr>
+        <w:t>2.3.2 前端页面结构设计</w:t>
+      </w:r>
+    </w:p>
+    <w:p>
+      <w:pPr>
+        <w:pStyle w:val="af1"/>
+        <w:ind w:firstLine="480"/>
+      </w:pPr>
+      <w:r>
+        <w:rPr>
+          <w:rFonts w:hint="eastAsia"/>
+        </w:rPr>
+        <w:t>前端首页主要包括以下几个区域：</w:t>
+      </w:r>
+    </w:p>
+    <w:p>
+      <w:pPr>
+        <w:pStyle w:val="af1"/>
+      </w:pPr>
+    </w:p>
+    <w:p>
+      <w:pPr>
+        <w:pStyle w:val="af1"/>
+        <w:ind w:firstLine="480"/>
+      </w:pPr>
+      <w:r>
+        <w:rPr>
+          <w:rFonts w:hint="eastAsia"/>
+        </w:rPr>
+        <w:t>系统标题区：展示课题名称和当前阶段信息；</w:t>
+      </w:r>
+    </w:p>
+    <w:p>
+      <w:pPr>
+        <w:pStyle w:val="af1"/>
+        <w:ind w:firstLine="480"/>
+      </w:pPr>
+      <w:r>
+        <w:rPr>
+          <w:rFonts w:hint="eastAsia"/>
+        </w:rPr>
+        <w:t>文本输入区：用于输入待检测文本，并提供“填充示例”和“开始检测”按钮；</w:t>
+      </w:r>
+    </w:p>
+    <w:p>
+      <w:pPr>
+        <w:pStyle w:val="af1"/>
+        <w:ind w:firstLine="480"/>
+      </w:pPr>
+      <w:r>
+        <w:rPr>
+          <w:rFonts w:hint="eastAsia"/>
+        </w:rPr>
+        <w:t>结果展示区：显示分类标签、置信度、风险等级和结果说明；</w:t>
+      </w:r>
+    </w:p>
+    <w:p>
+      <w:pPr>
+        <w:pStyle w:val="af1"/>
+        <w:ind w:firstLine="480"/>
+      </w:pPr>
+      <w:r>
+        <w:rPr>
+          <w:rFonts w:hint="eastAsia"/>
+        </w:rPr>
+        <w:t>历史记录区：保存最近几次输入文本的检测结果；</w:t>
+      </w:r>
+    </w:p>
+    <w:p>
+      <w:pPr>
+        <w:pStyle w:val="af1"/>
+        <w:ind w:firstLine="480"/>
+      </w:pPr>
+      <w:r>
+        <w:rPr>
+          <w:rFonts w:hint="eastAsia"/>
+        </w:rPr>
+        <w:t>状态信息区：显示后端服务是否在线、当前加载模型是否可用等信息。</w:t>
+      </w:r>
+    </w:p>
+    <w:p>
+      <w:pPr>
+        <w:pStyle w:val="af"/>
+      </w:pPr>
+      <w:r>
+        <w:rPr>
+          <w:rFonts w:hint="eastAsia"/>
+        </w:rPr>
         <w:lastRenderedPageBreak/>
-        <w:t>背景下的一个具有拓展意义的问题。传统有害文本检测研究更多聚焦于显式攻击、辱骂和仇恨言论，而</w:t>
-      </w:r>
-      <w:proofErr w:type="gramStart"/>
-      <w:r>
-        <w:t>文本模因则</w:t>
-      </w:r>
-      <w:proofErr w:type="gramEnd"/>
-      <w:r>
-        <w:t>强调表达的可复制性、模板化和传播性。将</w:t>
-      </w:r>
-      <w:proofErr w:type="gramStart"/>
-      <w:r>
-        <w:t>文本模因纳入</w:t>
-      </w:r>
-      <w:proofErr w:type="gramEnd"/>
-      <w:r>
-        <w:t>机器学习识别框架，有助于丰富有害内容识别研究的任务边界。</w:t>
-      </w:r>
-    </w:p>
-    <w:p>
-      <w:pPr>
-        <w:ind w:left="240" w:right="240" w:firstLine="420"/>
-      </w:pPr>
-      <w:r>
-        <w:t>其次，本文将基线统计模型、人工设计的模因式表达特征模型以及</w:t>
-      </w:r>
-      <w:proofErr w:type="gramStart"/>
-      <w:r>
+        <w:t>这样的页面设计能够兼顾功能完整性和答辩展示效果。与只提供一个输入框和一个输出结果的简单页面相比，当前设计更像一个完整产品，也更符合毕业设计对系统实现的要求。</w:t>
+      </w:r>
+    </w:p>
+    <w:p>
+      <w:pPr>
+        <w:ind w:right="240"/>
+      </w:pPr>
+    </w:p>
+    <w:p>
+      <w:pPr>
+        <w:pStyle w:val="1111"/>
+      </w:pPr>
+      <w:r>
+        <w:rPr>
+          <w:rFonts w:hint="eastAsia"/>
+        </w:rPr>
+        <w:t>2.3.3 前端交互流程设计</w:t>
+      </w:r>
+    </w:p>
+    <w:p>
+      <w:pPr>
+        <w:pStyle w:val="af1"/>
+        <w:ind w:firstLine="480"/>
+      </w:pPr>
+      <w:r>
+        <w:rPr>
+          <w:rFonts w:hint="eastAsia"/>
+        </w:rPr>
+        <w:t>前端交互流程可概括为：</w:t>
+      </w:r>
+    </w:p>
+    <w:p>
+      <w:pPr>
+        <w:pStyle w:val="af1"/>
+      </w:pPr>
+    </w:p>
+    <w:p>
+      <w:pPr>
+        <w:pStyle w:val="af1"/>
+        <w:ind w:firstLine="480"/>
+      </w:pPr>
+      <w:r>
+        <w:rPr>
+          <w:rFonts w:hint="eastAsia"/>
+        </w:rPr>
+        <w:t>用户输入文本；</w:t>
+      </w:r>
+    </w:p>
+    <w:p>
+      <w:pPr>
+        <w:pStyle w:val="af1"/>
+        <w:ind w:firstLine="480"/>
+      </w:pPr>
+      <w:r>
+        <w:rPr>
+          <w:rFonts w:hint="eastAsia"/>
+        </w:rPr>
+        <w:t>点击检测按钮；</w:t>
+      </w:r>
+    </w:p>
+    <w:p>
+      <w:pPr>
+        <w:pStyle w:val="af1"/>
+        <w:ind w:firstLine="480"/>
+      </w:pPr>
+      <w:r>
+        <w:rPr>
+          <w:rFonts w:hint="eastAsia"/>
+        </w:rPr>
+        <w:t>页面进入加载状态；</w:t>
+      </w:r>
+    </w:p>
+    <w:p>
+      <w:pPr>
+        <w:pStyle w:val="af1"/>
+        <w:ind w:firstLine="480"/>
+      </w:pPr>
+      <w:r>
+        <w:rPr>
+          <w:rFonts w:hint="eastAsia"/>
+        </w:rPr>
+        <w:t>向后端发送预测请求；</w:t>
+      </w:r>
+    </w:p>
+    <w:p>
+      <w:pPr>
+        <w:pStyle w:val="af1"/>
+        <w:ind w:firstLine="480"/>
+      </w:pPr>
+      <w:r>
+        <w:rPr>
+          <w:rFonts w:hint="eastAsia"/>
+        </w:rPr>
+        <w:t>接收预测结果并更新结果展示区；</w:t>
+      </w:r>
+    </w:p>
+    <w:p>
+      <w:pPr>
+        <w:pStyle w:val="af1"/>
+        <w:ind w:firstLine="480"/>
+      </w:pPr>
+      <w:r>
+        <w:rPr>
+          <w:rFonts w:hint="eastAsia"/>
+        </w:rPr>
+        <w:t>将当前结果加入历史记录区；</w:t>
+      </w:r>
+    </w:p>
+    <w:p>
+      <w:pPr>
+        <w:pStyle w:val="af1"/>
+        <w:ind w:firstLine="480"/>
+      </w:pPr>
+      <w:r>
+        <w:rPr>
+          <w:rFonts w:hint="eastAsia"/>
+        </w:rPr>
+        <w:t>如后端</w:t>
+      </w:r>
+      <w:proofErr w:type="gramStart"/>
+      <w:r>
+        <w:rPr>
+          <w:rFonts w:hint="eastAsia"/>
+        </w:rPr>
+        <w:t>不</w:t>
+      </w:r>
+      <w:proofErr w:type="gramEnd"/>
+      <w:r>
+        <w:rPr>
+          <w:rFonts w:hint="eastAsia"/>
+        </w:rPr>
+        <w:t>可用，则显示对应状态说明。</w:t>
+      </w:r>
+    </w:p>
+    <w:p>
+      <w:pPr>
+        <w:pStyle w:val="af1"/>
+        <w:ind w:firstLine="480"/>
+      </w:pPr>
+      <w:r>
+        <w:rPr>
+          <w:rFonts w:hint="eastAsia"/>
+        </w:rPr>
+        <w:t>前端在设计时还考虑了后端未启动时的情况，保证页面在接口离线状态下仍能给出清晰反馈，从而提升整体体验。</w:t>
+      </w:r>
+    </w:p>
+    <w:p>
+      <w:pPr>
+        <w:ind w:right="240"/>
+      </w:pPr>
+    </w:p>
+    <w:p>
+      <w:pPr>
+        <w:pStyle w:val="114"/>
+      </w:pPr>
+      <w:r>
+        <w:rPr>
+          <w:rFonts w:hint="eastAsia"/>
+        </w:rPr>
+        <w:t>2.4 后端设计</w:t>
+      </w:r>
+    </w:p>
+    <w:p>
+      <w:pPr>
+        <w:pStyle w:val="1111"/>
+      </w:pPr>
+      <w:r>
+        <w:rPr>
+          <w:rFonts w:hint="eastAsia"/>
+        </w:rPr>
+        <w:t>2.4.1 后端技术选型</w:t>
+      </w:r>
+    </w:p>
+    <w:p>
+      <w:pPr>
+        <w:pStyle w:val="af"/>
+      </w:pPr>
+      <w:r>
+        <w:rPr>
+          <w:rFonts w:hint="eastAsia"/>
+        </w:rPr>
+        <w:t xml:space="preserve">后端采用 </w:t>
+      </w:r>
+      <w:proofErr w:type="spellStart"/>
+      <w:r>
+        <w:rPr>
+          <w:rFonts w:hint="eastAsia"/>
+        </w:rPr>
+        <w:t>FastAPI</w:t>
+      </w:r>
+      <w:proofErr w:type="spellEnd"/>
+      <w:r>
+        <w:rPr>
+          <w:rFonts w:hint="eastAsia"/>
+        </w:rPr>
+        <w:t xml:space="preserve"> 框架实现。选择 </w:t>
+      </w:r>
+      <w:proofErr w:type="spellStart"/>
+      <w:r>
+        <w:rPr>
+          <w:rFonts w:hint="eastAsia"/>
+        </w:rPr>
+        <w:t>FastAPI</w:t>
+      </w:r>
+      <w:proofErr w:type="spellEnd"/>
+      <w:r>
+        <w:rPr>
+          <w:rFonts w:hint="eastAsia"/>
+        </w:rPr>
+        <w:t xml:space="preserve"> 的主要原因是其接口定义简洁、开发效率高、支持类型标注，并且非常适合构建轻量级的实验服务。对于毕业设计而言，</w:t>
+      </w:r>
+      <w:proofErr w:type="spellStart"/>
+      <w:r>
+        <w:rPr>
+          <w:rFonts w:hint="eastAsia"/>
+        </w:rPr>
+        <w:t>FastAPI</w:t>
+      </w:r>
+      <w:proofErr w:type="spellEnd"/>
+      <w:r>
+        <w:rPr>
+          <w:rFonts w:hint="eastAsia"/>
+        </w:rPr>
+        <w:t xml:space="preserve"> 既能满足接口开发需求，又能方便后续调试、联调和文档说明。</w:t>
+      </w:r>
+    </w:p>
+    <w:p>
+      <w:pPr>
+        <w:ind w:right="240"/>
+      </w:pPr>
+    </w:p>
+    <w:p>
+      <w:pPr>
+        <w:ind w:right="240"/>
+        <w:jc w:val="left"/>
+      </w:pPr>
+      <w:r>
+        <w:rPr>
+          <w:rFonts w:ascii="宋体" w:hAnsi="宋体" w:hint="eastAsia"/>
+          <w:b/>
+        </w:rPr>
+        <w:t>2.4.2 接口设计</w:t>
+      </w:r>
+    </w:p>
+    <w:p>
+      <w:pPr>
+        <w:ind w:right="240" w:firstLine="480"/>
+        <w:jc w:val="left"/>
+      </w:pPr>
+      <w:r>
+        <w:rPr>
+          <w:rFonts w:ascii="宋体" w:hAnsi="宋体" w:hint="eastAsia"/>
+        </w:rPr>
+        <w:t>当前系统主要设计了以下接口：</w:t>
+      </w:r>
+    </w:p>
+    <w:p>
+      <w:pPr>
+        <w:ind w:right="240"/>
+      </w:pPr>
+    </w:p>
+    <w:p>
+      <w:pPr>
+        <w:ind w:right="240" w:firstLine="480"/>
+        <w:jc w:val="left"/>
+      </w:pPr>
+      <w:r>
+        <w:rPr>
+          <w:rFonts w:ascii="宋体" w:hAnsi="宋体" w:hint="eastAsia"/>
+        </w:rPr>
+        <w:t>GET /health：用于检查后端服务状态和当前模型加载状态；</w:t>
+      </w:r>
+    </w:p>
+    <w:p>
+      <w:pPr>
+        <w:ind w:right="240" w:firstLine="480"/>
+        <w:jc w:val="left"/>
+      </w:pPr>
+      <w:r>
+        <w:rPr>
+          <w:rFonts w:ascii="宋体" w:hAnsi="宋体" w:hint="eastAsia"/>
+        </w:rPr>
+        <w:t>GET /labels：返回标签说明信息，便于前端展示；</w:t>
+      </w:r>
+    </w:p>
+    <w:p>
+      <w:pPr>
+        <w:ind w:right="240" w:firstLine="480"/>
+        <w:jc w:val="left"/>
+      </w:pPr>
+      <w:r>
+        <w:rPr>
+          <w:rFonts w:ascii="宋体" w:hAnsi="宋体" w:hint="eastAsia"/>
+        </w:rPr>
+        <w:t>POST /predict：接收文本内容并返回预测结果。</w:t>
+      </w:r>
+    </w:p>
+    <w:p>
+      <w:pPr>
+        <w:pStyle w:val="af"/>
+      </w:pPr>
+      <w:r>
+        <w:rPr>
+          <w:rFonts w:hint="eastAsia"/>
+        </w:rPr>
+        <w:lastRenderedPageBreak/>
+        <w:t>其中，POST /predict 是系统的核心接口。前端将待检测文本封装为 JSON 请求发送给后端，后端完成模型调用后，返回包含 label、</w:t>
+      </w:r>
+      <w:proofErr w:type="spellStart"/>
+      <w:r>
+        <w:rPr>
+          <w:rFonts w:hint="eastAsia"/>
+        </w:rPr>
+        <w:t>label_name</w:t>
+      </w:r>
+      <w:proofErr w:type="spellEnd"/>
+      <w:r>
+        <w:rPr>
+          <w:rFonts w:hint="eastAsia"/>
+        </w:rPr>
+        <w:t>、score 和 message 的结构化结果。</w:t>
+      </w:r>
+    </w:p>
+    <w:p>
+      <w:pPr>
+        <w:ind w:right="240"/>
+      </w:pPr>
+    </w:p>
+    <w:p>
+      <w:pPr>
+        <w:ind w:right="240"/>
+        <w:jc w:val="left"/>
+      </w:pPr>
+      <w:r>
+        <w:rPr>
+          <w:rFonts w:ascii="宋体" w:hAnsi="宋体" w:hint="eastAsia"/>
+          <w:b/>
+        </w:rPr>
+        <w:t>2.4.3 后端内部结构设计</w:t>
+      </w:r>
+    </w:p>
+    <w:p>
+      <w:pPr>
+        <w:pStyle w:val="af"/>
+      </w:pPr>
+      <w:r>
+        <w:rPr>
+          <w:rFonts w:hint="eastAsia"/>
+        </w:rPr>
+        <w:t>为了增强可维护性，后端代码按照入口、数据结构和服务逻辑进行划分：</w:t>
+      </w:r>
+    </w:p>
+    <w:p>
+      <w:pPr>
+        <w:ind w:right="240"/>
+      </w:pPr>
+    </w:p>
+    <w:p>
+      <w:pPr>
+        <w:ind w:right="240" w:firstLine="480"/>
+        <w:jc w:val="left"/>
+      </w:pPr>
+      <w:r>
+        <w:rPr>
+          <w:rFonts w:ascii="宋体" w:hAnsi="宋体" w:hint="eastAsia"/>
+        </w:rPr>
+        <w:t>main.py：系统入口与接口注册；</w:t>
+      </w:r>
+    </w:p>
+    <w:p>
+      <w:pPr>
+        <w:ind w:right="240" w:firstLine="480"/>
+        <w:jc w:val="left"/>
+      </w:pPr>
+      <w:r>
+        <w:rPr>
+          <w:rFonts w:ascii="宋体" w:hAnsi="宋体" w:hint="eastAsia"/>
+        </w:rPr>
+        <w:t>schemas/：请求与响应数据结构定义；</w:t>
+      </w:r>
+    </w:p>
+    <w:p>
+      <w:pPr>
+        <w:ind w:right="240" w:firstLine="480"/>
+        <w:jc w:val="left"/>
+      </w:pPr>
+      <w:r>
+        <w:rPr>
+          <w:rFonts w:ascii="宋体" w:hAnsi="宋体" w:hint="eastAsia"/>
+        </w:rPr>
+        <w:t>services/：模型加载、预测和训练辅助逻辑；</w:t>
+      </w:r>
+    </w:p>
+    <w:p>
+      <w:pPr>
+        <w:ind w:right="240" w:firstLine="480"/>
+        <w:jc w:val="left"/>
+      </w:pPr>
+      <w:r>
+        <w:rPr>
+          <w:rFonts w:ascii="宋体" w:hAnsi="宋体" w:hint="eastAsia"/>
+        </w:rPr>
+        <w:t>scripts/：训练脚本、批量预测脚本和对比脚本。</w:t>
+      </w:r>
+    </w:p>
+    <w:p>
+      <w:pPr>
+        <w:ind w:right="240" w:firstLine="480"/>
+        <w:jc w:val="left"/>
+      </w:pPr>
+      <w:r>
+        <w:rPr>
+          <w:rFonts w:ascii="宋体" w:hAnsi="宋体" w:hint="eastAsia"/>
+        </w:rPr>
+        <w:t>这种分层设计使系统逻辑更加清晰，也便于将训练、推理和实验分析分开管理。</w:t>
+      </w:r>
+    </w:p>
+    <w:p>
+      <w:pPr>
+        <w:ind w:right="240"/>
+      </w:pPr>
+    </w:p>
+    <w:p>
+      <w:pPr>
+        <w:ind w:right="240"/>
+        <w:jc w:val="left"/>
+      </w:pPr>
+      <w:r>
+        <w:rPr>
+          <w:rFonts w:ascii="宋体" w:hAnsi="宋体" w:hint="eastAsia"/>
+          <w:b/>
+          <w:sz w:val="28"/>
+        </w:rPr>
+        <w:t>2.5 数据与模型设计</w:t>
+      </w:r>
+    </w:p>
+    <w:p>
+      <w:pPr>
+        <w:ind w:right="240"/>
+        <w:jc w:val="left"/>
+      </w:pPr>
+      <w:r>
+        <w:rPr>
+          <w:rFonts w:ascii="宋体" w:hAnsi="宋体" w:hint="eastAsia"/>
+          <w:b/>
+        </w:rPr>
+        <w:t>2.5.1 数据层设计</w:t>
+      </w:r>
+    </w:p>
+    <w:p>
+      <w:pPr>
+        <w:ind w:right="240" w:firstLine="480"/>
+        <w:jc w:val="left"/>
+      </w:pPr>
+      <w:r>
+        <w:rPr>
+          <w:rFonts w:ascii="宋体" w:hAnsi="宋体" w:hint="eastAsia"/>
+        </w:rPr>
+        <w:t>系统当前使用的主要数据包括两类：</w:t>
+      </w:r>
+    </w:p>
+    <w:p>
+      <w:pPr>
+        <w:ind w:right="240"/>
+      </w:pPr>
+    </w:p>
+    <w:p>
+      <w:pPr>
+        <w:ind w:right="240" w:firstLine="480"/>
+        <w:jc w:val="left"/>
+      </w:pPr>
+      <w:r>
+        <w:rPr>
+          <w:rFonts w:ascii="宋体" w:hAnsi="宋体" w:hint="eastAsia"/>
+        </w:rPr>
+        <w:t>正式训练与测试数据集，即 data.csv；</w:t>
+      </w:r>
+    </w:p>
+    <w:p>
+      <w:pPr>
+        <w:ind w:right="240" w:firstLine="480"/>
+        <w:jc w:val="left"/>
+      </w:pPr>
+      <w:r>
+        <w:rPr>
+          <w:rFonts w:ascii="宋体" w:hAnsi="宋体" w:hint="eastAsia"/>
+        </w:rPr>
+        <w:t>人工测试集，即 manual_test_set.csv。</w:t>
+      </w:r>
+    </w:p>
+    <w:p>
+      <w:pPr>
+        <w:ind w:right="240" w:firstLine="480"/>
+        <w:jc w:val="left"/>
+      </w:pPr>
+      <w:r>
+        <w:rPr>
+          <w:rFonts w:ascii="宋体" w:hAnsi="宋体" w:hint="eastAsia"/>
+        </w:rPr>
+        <w:t>正式数据</w:t>
+      </w:r>
+      <w:proofErr w:type="gramStart"/>
+      <w:r>
+        <w:rPr>
+          <w:rFonts w:ascii="宋体" w:hAnsi="宋体" w:hint="eastAsia"/>
+        </w:rPr>
+        <w:t>集主要</w:t>
+      </w:r>
+      <w:proofErr w:type="gramEnd"/>
+      <w:r>
+        <w:rPr>
+          <w:rFonts w:ascii="宋体" w:hAnsi="宋体" w:hint="eastAsia"/>
+        </w:rPr>
+        <w:t>用于模型训练、验证与标准测试集评价；人工测试集则用于观察模型在特定模因式表达、反对语境和隐含攻击文本上的行为差异。二者共同构成本文实验分析的数据基础。</w:t>
+      </w:r>
+    </w:p>
+    <w:p>
+      <w:pPr>
+        <w:ind w:right="240"/>
+      </w:pPr>
+    </w:p>
+    <w:p>
+      <w:pPr>
+        <w:ind w:right="240"/>
+        <w:jc w:val="left"/>
+      </w:pPr>
+      <w:r>
+        <w:rPr>
+          <w:rFonts w:ascii="宋体" w:hAnsi="宋体" w:hint="eastAsia"/>
+          <w:b/>
+        </w:rPr>
+        <w:t>2.5.2 模型层设计</w:t>
+      </w:r>
+    </w:p>
+    <w:p>
+      <w:pPr>
+        <w:ind w:right="240" w:firstLine="480"/>
+        <w:jc w:val="left"/>
+      </w:pPr>
+      <w:r>
+        <w:rPr>
+          <w:rFonts w:ascii="宋体" w:hAnsi="宋体" w:hint="eastAsia"/>
+        </w:rPr>
+        <w:t>在模型层，本文设计了三种模型方案：</w:t>
+      </w:r>
+    </w:p>
+    <w:p>
+      <w:pPr>
+        <w:ind w:right="240"/>
+      </w:pPr>
+    </w:p>
+    <w:p>
+      <w:pPr>
+        <w:ind w:right="240"/>
+        <w:jc w:val="left"/>
+      </w:pPr>
+      <w:r>
+        <w:rPr>
+          <w:rFonts w:ascii="宋体" w:hAnsi="宋体" w:hint="eastAsia"/>
+        </w:rPr>
+        <w:t>（1）基线模型</w:t>
+      </w:r>
+    </w:p>
+    <w:p>
+      <w:pPr>
+        <w:ind w:right="240" w:firstLine="480"/>
+        <w:jc w:val="left"/>
+      </w:pPr>
+      <w:r>
+        <w:rPr>
+          <w:rFonts w:ascii="宋体" w:hAnsi="宋体" w:hint="eastAsia"/>
+        </w:rPr>
+        <w:t>基线模型采用</w:t>
+      </w:r>
+      <w:proofErr w:type="gramStart"/>
+      <w:r>
+        <w:rPr>
+          <w:rFonts w:ascii="宋体" w:hAnsi="宋体" w:hint="eastAsia"/>
+        </w:rPr>
+        <w:t>字符级</w:t>
+      </w:r>
+      <w:proofErr w:type="gramEnd"/>
+      <w:r>
+        <w:rPr>
+          <w:rFonts w:ascii="宋体" w:hAnsi="宋体" w:hint="eastAsia"/>
+        </w:rPr>
+        <w:t xml:space="preserve"> TF-IDF 与 Logistic Regression 组合，用于建立</w:t>
+      </w:r>
+      <w:proofErr w:type="gramStart"/>
+      <w:r>
+        <w:rPr>
+          <w:rFonts w:ascii="宋体" w:hAnsi="宋体" w:hint="eastAsia"/>
+        </w:rPr>
+        <w:t>最</w:t>
+      </w:r>
+      <w:proofErr w:type="gramEnd"/>
+      <w:r>
+        <w:rPr>
+          <w:rFonts w:ascii="宋体" w:hAnsi="宋体" w:hint="eastAsia"/>
+        </w:rPr>
+        <w:t>基础的文本分类能力。该模型实现简单、训练速度快，适合作为实验对照</w:t>
+      </w:r>
+      <w:r>
+        <w:rPr>
+          <w:rFonts w:ascii="宋体" w:hAnsi="宋体" w:hint="eastAsia"/>
+        </w:rPr>
+        <w:lastRenderedPageBreak/>
+        <w:t>组。</w:t>
+      </w:r>
+    </w:p>
+    <w:p>
+      <w:pPr>
+        <w:ind w:right="240"/>
+      </w:pPr>
+    </w:p>
+    <w:p>
+      <w:pPr>
+        <w:ind w:right="240"/>
+        <w:jc w:val="left"/>
+      </w:pPr>
+      <w:r>
+        <w:rPr>
+          <w:rFonts w:ascii="宋体" w:hAnsi="宋体" w:hint="eastAsia"/>
+        </w:rPr>
+        <w:t>（2）</w:t>
+      </w:r>
+      <w:proofErr w:type="gramStart"/>
+      <w:r>
+        <w:rPr>
+          <w:rFonts w:ascii="宋体" w:hAnsi="宋体" w:hint="eastAsia"/>
+        </w:rPr>
+        <w:t>模因特征</w:t>
+      </w:r>
+      <w:proofErr w:type="gramEnd"/>
+      <w:r>
+        <w:rPr>
+          <w:rFonts w:ascii="宋体" w:hAnsi="宋体" w:hint="eastAsia"/>
+        </w:rPr>
+        <w:t>增强模型</w:t>
+      </w:r>
+    </w:p>
+    <w:p>
+      <w:pPr>
+        <w:ind w:right="240" w:firstLine="480"/>
+        <w:jc w:val="left"/>
+      </w:pPr>
+      <w:proofErr w:type="gramStart"/>
+      <w:r>
+        <w:rPr>
+          <w:rFonts w:ascii="宋体" w:hAnsi="宋体" w:hint="eastAsia"/>
+        </w:rPr>
+        <w:t>模因特征</w:t>
+      </w:r>
+      <w:proofErr w:type="gramEnd"/>
+      <w:r>
+        <w:rPr>
+          <w:rFonts w:ascii="宋体" w:hAnsi="宋体" w:hint="eastAsia"/>
+        </w:rPr>
+        <w:t>增强模型在基线模型基础上加入了模板化表达、群体标签化、情绪强化、嘲讽短语和语境消</w:t>
+      </w:r>
+      <w:proofErr w:type="gramStart"/>
+      <w:r>
+        <w:rPr>
+          <w:rFonts w:ascii="宋体" w:hAnsi="宋体" w:hint="eastAsia"/>
+        </w:rPr>
+        <w:t>歧</w:t>
+      </w:r>
+      <w:proofErr w:type="gramEnd"/>
+      <w:r>
+        <w:rPr>
+          <w:rFonts w:ascii="宋体" w:hAnsi="宋体" w:hint="eastAsia"/>
+        </w:rPr>
+        <w:t>等人工特征。该模型的目标不是单纯追求总体指标最高，而是增强系统对目标场景的识别与解释能力。</w:t>
+      </w:r>
+    </w:p>
+    <w:p>
+      <w:pPr>
+        <w:ind w:right="240"/>
+      </w:pPr>
+    </w:p>
+    <w:p>
+      <w:pPr>
+        <w:ind w:right="240"/>
+        <w:jc w:val="left"/>
+      </w:pPr>
+      <w:r>
+        <w:rPr>
+          <w:rFonts w:ascii="宋体" w:hAnsi="宋体" w:hint="eastAsia"/>
+        </w:rPr>
+        <w:t>（3）BERT 模型</w:t>
+      </w:r>
+    </w:p>
+    <w:p>
+      <w:pPr>
+        <w:ind w:right="240" w:firstLine="480"/>
+        <w:jc w:val="left"/>
+      </w:pPr>
+      <w:r>
+        <w:rPr>
+          <w:rFonts w:ascii="宋体" w:hAnsi="宋体" w:hint="eastAsia"/>
+        </w:rPr>
+        <w:t>BERT 模型采用中文</w:t>
+      </w:r>
+      <w:proofErr w:type="gramStart"/>
+      <w:r>
+        <w:rPr>
+          <w:rFonts w:ascii="宋体" w:hAnsi="宋体" w:hint="eastAsia"/>
+        </w:rPr>
         <w:t>预训练</w:t>
       </w:r>
       <w:proofErr w:type="gramEnd"/>
       <w:r>
-        <w:t>语言模型放在同一任务框架下进行比较，可以更清楚地揭示不同技术路线在中文</w:t>
-      </w:r>
-      <w:proofErr w:type="gramStart"/>
-      <w:r>
-        <w:t>文本模因场景</w:t>
-      </w:r>
-      <w:proofErr w:type="gramEnd"/>
-      <w:r>
-        <w:t>中的优势与局限。这种对比研究不仅有助于理解传统特征工程方法与深度语义模型之间的差异，也有助于后续研究进一步探索更适合中文网络语境的识别方案。</w:t>
-      </w:r>
-    </w:p>
-    <w:p>
-      <w:pPr>
-        <w:ind w:left="240" w:right="240" w:firstLine="420"/>
-      </w:pPr>
-      <w:r>
-        <w:t>最后，本文通过构造人工测试集，对正常文本、反对语境文本、模因式攻击文本和隐含群体攻击文本进行专项分析，有助于说明</w:t>
-      </w:r>
-      <w:r>
-        <w:t>“</w:t>
-      </w:r>
-      <w:r>
-        <w:t>总体测试集性能</w:t>
-      </w:r>
-      <w:r>
-        <w:t>”</w:t>
-      </w:r>
-      <w:r>
-        <w:t>与</w:t>
-      </w:r>
-      <w:r>
-        <w:t>“</w:t>
-      </w:r>
-      <w:r>
-        <w:t>目标场景性能</w:t>
-      </w:r>
-      <w:r>
-        <w:t>”</w:t>
-      </w:r>
-      <w:r>
-        <w:t>之间并不完全一致。这一发现对后续开展更精细化的</w:t>
-      </w:r>
-      <w:proofErr w:type="gramStart"/>
-      <w:r>
-        <w:t>文本模因研究</w:t>
-      </w:r>
-      <w:proofErr w:type="gramEnd"/>
-      <w:r>
-        <w:t>具有一定理论启发意义。</w:t>
-      </w:r>
-    </w:p>
-    <w:p>
-      <w:pPr>
-        <w:pStyle w:val="1110"/>
-        <w:ind w:left="240" w:right="240"/>
-        <w:rPr>
-          <w:rFonts w:hint="eastAsia"/>
-        </w:rPr>
-      </w:pPr>
-      <w:r>
-        <w:rPr>
-          <w:rFonts w:ascii="宋体" w:hAnsi="宋体" w:hint="eastAsia"/>
-        </w:rPr>
-        <w:t>1.2.2</w:t>
-      </w:r>
-      <w:r>
-        <w:rPr>
-          <w:rFonts w:hint="eastAsia"/>
-        </w:rPr>
-        <w:t xml:space="preserve"> </w:t>
-      </w:r>
-      <w:r>
-        <w:rPr>
-          <w:rFonts w:hint="eastAsia"/>
-        </w:rPr>
-        <w:t>实际意义</w:t>
-      </w:r>
-    </w:p>
-    <w:p>
-      <w:pPr>
-        <w:ind w:left="240" w:right="240" w:firstLine="420"/>
-        <w:rPr>
-          <w:rFonts w:hint="eastAsia"/>
-        </w:rPr>
-      </w:pPr>
-      <w:r>
-        <w:rPr>
-          <w:rFonts w:hint="eastAsia"/>
-        </w:rPr>
-        <w:t>从实际应用角度看，</w:t>
-      </w:r>
-      <w:proofErr w:type="gramStart"/>
-      <w:r>
-        <w:rPr>
-          <w:rFonts w:hint="eastAsia"/>
-        </w:rPr>
-        <w:t>文本模因中</w:t>
-      </w:r>
-      <w:proofErr w:type="gramEnd"/>
-      <w:r>
-        <w:rPr>
-          <w:rFonts w:hint="eastAsia"/>
-        </w:rPr>
-        <w:t>的有害表达具有传播快、模仿强、变体多的特点，一旦在平台上形成扩散，可能会放大偏见、强化群体对立，并影响网络空间的交流秩序。构建一个能够对中文文本进行自动检测、结果展示和模型比较的原型系统，能够为平台审核、舆情分析和有害内容治理提供一定参考。</w:t>
-      </w:r>
-    </w:p>
-    <w:p>
-      <w:pPr>
-        <w:ind w:left="240" w:right="240" w:firstLine="420"/>
-        <w:rPr>
-          <w:rFonts w:hint="eastAsia"/>
-        </w:rPr>
-      </w:pPr>
-      <w:r>
-        <w:rPr>
-          <w:rFonts w:hint="eastAsia"/>
-        </w:rPr>
-        <w:t>从工程实现角度看，本文完成的系统具备文本输入、结果返回、历史记录、模型切换与实验对比等功能，形成了一个较完整的毕业设计原型。该系统既可以作为教学和实验环境中的案例系统，也可以作为后续进一步扩展</w:t>
-      </w:r>
-      <w:proofErr w:type="gramStart"/>
-      <w:r>
-        <w:rPr>
-          <w:rFonts w:hint="eastAsia"/>
-        </w:rPr>
-        <w:t>多模态模因识别</w:t>
-      </w:r>
-      <w:proofErr w:type="gramEnd"/>
-      <w:r>
-        <w:rPr>
-          <w:rFonts w:hint="eastAsia"/>
-        </w:rPr>
-        <w:t>系统的基础版本。</w:t>
-      </w:r>
-    </w:p>
-    <w:p>
-      <w:pPr>
-        <w:ind w:left="240" w:right="240" w:firstLine="420"/>
-      </w:pPr>
-      <w:r>
-        <w:rPr>
-          <w:rFonts w:hint="eastAsia"/>
-        </w:rPr>
-        <w:t>从论文研究角度看，本文不仅完成了系统搭建，而且积累了实验记录、人工测试集和三模型对比结果，这些内容能够直接支撑毕业论文中“系统实现”“实验设计”“结果分析”和“总结展望”等章节的写作，提高研究工作的完整性和</w:t>
-      </w:r>
-      <w:proofErr w:type="gramStart"/>
-      <w:r>
-        <w:rPr>
-          <w:rFonts w:hint="eastAsia"/>
-        </w:rPr>
-        <w:t>可</w:t>
-      </w:r>
-      <w:proofErr w:type="gramEnd"/>
-      <w:r>
-        <w:rPr>
-          <w:rFonts w:hint="eastAsia"/>
-        </w:rPr>
-        <w:t>解释性。</w:t>
-      </w:r>
-    </w:p>
-    <w:p>
-      <w:pPr>
-        <w:pStyle w:val="110"/>
-        <w:rPr>
-          <w:rFonts w:ascii="宋体" w:hAnsi="宋体"/>
-        </w:rPr>
-      </w:pPr>
-      <w:r>
-        <w:rPr>
-          <w:rFonts w:ascii="宋体" w:hAnsi="宋体"/>
-        </w:rPr>
-        <w:lastRenderedPageBreak/>
-        <w:t>1.3 文献综述与研究现状</w:t>
-      </w:r>
-    </w:p>
-    <w:p>
-      <w:pPr>
-        <w:pStyle w:val="1110"/>
-      </w:pPr>
-      <w:r>
-        <w:t xml:space="preserve">1.3.1 </w:t>
-      </w:r>
-      <w:r>
-        <w:t>国外研究现状</w:t>
-      </w:r>
-    </w:p>
-    <w:p>
-      <w:pPr>
-        <w:ind w:firstLine="420"/>
-      </w:pPr>
-      <w:r>
-        <w:t>国外关于有害文本和</w:t>
-      </w:r>
-      <w:proofErr w:type="gramStart"/>
-      <w:r>
-        <w:t>有害模因识别</w:t>
-      </w:r>
-      <w:proofErr w:type="gramEnd"/>
-      <w:r>
-        <w:t>的研究起步较早，研究重点主要集中在仇恨言论检测、隐式攻击识别、</w:t>
-      </w:r>
-      <w:proofErr w:type="gramStart"/>
-      <w:r>
-        <w:t>多模态模因识别</w:t>
-      </w:r>
-      <w:proofErr w:type="gramEnd"/>
-      <w:r>
-        <w:t>以及</w:t>
-      </w:r>
-      <w:proofErr w:type="gramStart"/>
-      <w:r>
-        <w:t>预训练</w:t>
-      </w:r>
-      <w:proofErr w:type="gramEnd"/>
-      <w:r>
-        <w:t>模型应用等方面。早期研究多依赖特征工程与传统分类器，</w:t>
-      </w:r>
-      <w:proofErr w:type="gramStart"/>
-      <w:r>
-        <w:t>通过词袋模型</w:t>
-      </w:r>
-      <w:proofErr w:type="gramEnd"/>
-      <w:r>
-        <w:t>、</w:t>
-      </w:r>
-      <w:r>
-        <w:t>TF-IDF</w:t>
-      </w:r>
-      <w:r>
-        <w:t>、支持向量机、逻辑回归等方法对评论或帖子进行分类。此类方法在小规模任务中表现较好，但对于上下文依赖较强、表达方式隐含的文本识别能力有限。</w:t>
-      </w:r>
-    </w:p>
-    <w:p>
-      <w:pPr>
-        <w:ind w:firstLine="240"/>
-      </w:pPr>
-      <w:r>
-        <w:t>随着深度学习的发展，研究者开始采用循环神经网络、卷积神经网络以及注意力机制模型处理有害文本检测任务。进一步地，</w:t>
-      </w:r>
-      <w:r>
-        <w:t>BERT</w:t>
-      </w:r>
-      <w:r>
-        <w:t>、</w:t>
+        <w:rPr>
+          <w:rFonts w:ascii="宋体" w:hAnsi="宋体" w:hint="eastAsia"/>
+        </w:rPr>
+        <w:t>语言模型进行二分类微调，用于提升系统对上下文语义和复杂文本表达的理解能力。该模型在正式测试集上总体指标最高，是本文实验中的最强语义分类模型。</w:t>
+      </w:r>
+    </w:p>
+    <w:p>
+      <w:pPr>
+        <w:ind w:right="240"/>
+      </w:pPr>
+    </w:p>
+    <w:p>
+      <w:pPr>
+        <w:ind w:right="240"/>
+        <w:jc w:val="left"/>
+      </w:pPr>
+      <w:r>
+        <w:rPr>
+          <w:rFonts w:ascii="宋体" w:hAnsi="宋体" w:hint="eastAsia"/>
+          <w:b/>
+        </w:rPr>
+        <w:t>2.5.3 模型管理设计</w:t>
+      </w:r>
+    </w:p>
+    <w:p>
+      <w:pPr>
+        <w:ind w:right="240" w:firstLine="480"/>
+        <w:jc w:val="left"/>
+      </w:pPr>
+      <w:r>
+        <w:rPr>
+          <w:rFonts w:ascii="宋体" w:hAnsi="宋体" w:hint="eastAsia"/>
+        </w:rPr>
+        <w:t xml:space="preserve">为了保证实验可复现性，系统支持模型训练结果的保存与加载。传统模型通过 </w:t>
       </w:r>
       <w:proofErr w:type="spellStart"/>
       <w:r>
-        <w:t>RoBERTa</w:t>
+        <w:rPr>
+          <w:rFonts w:ascii="宋体" w:hAnsi="宋体" w:hint="eastAsia"/>
+        </w:rPr>
+        <w:t>joblib</w:t>
       </w:r>
       <w:proofErr w:type="spellEnd"/>
       <w:r>
-        <w:t xml:space="preserve"> </w:t>
-      </w:r>
-      <w:r>
-        <w:t>等</w:t>
-      </w:r>
-      <w:proofErr w:type="gramStart"/>
-      <w:r>
-        <w:t>预训练</w:t>
-      </w:r>
-      <w:proofErr w:type="gramEnd"/>
-      <w:r>
-        <w:t>语言模型在文本分类任务中的表现显著提升，逐渐成为英文有害内容识别的主流方法。相关研究表明，</w:t>
-      </w:r>
-      <w:proofErr w:type="gramStart"/>
-      <w:r>
-        <w:t>预训练</w:t>
-      </w:r>
-      <w:proofErr w:type="gramEnd"/>
-      <w:r>
-        <w:t>模型能够更好地捕捉上下文语义和句子整体含义，因此在隐式仇恨表达和复杂语境分类任务上具有优势。</w:t>
-      </w:r>
-    </w:p>
-    <w:p>
-      <w:pPr>
-        <w:ind w:firstLine="240"/>
-      </w:pPr>
-      <w:r>
-        <w:t>与此同时，国外在</w:t>
-      </w:r>
-      <w:proofErr w:type="gramStart"/>
-      <w:r>
-        <w:t>有害模因识别</w:t>
-      </w:r>
-      <w:proofErr w:type="gramEnd"/>
-      <w:r>
-        <w:t>方面也展开了较多研究。</w:t>
-      </w:r>
-      <w:proofErr w:type="gramStart"/>
-      <w:r>
-        <w:t>由于模因通常</w:t>
-      </w:r>
-      <w:proofErr w:type="gramEnd"/>
-      <w:r>
-        <w:t>涉及图像与文本的结合，因此多模态方法成为这一方向的重要趋势。例如，一些研究通过融合视觉特征和语言特征，对包含图片和文字</w:t>
-      </w:r>
-      <w:proofErr w:type="gramStart"/>
-      <w:r>
-        <w:t>的模因进行</w:t>
-      </w:r>
-      <w:proofErr w:type="gramEnd"/>
-      <w:r>
-        <w:t>联合识别，试图提升对隐含攻击、政治讽刺和群体歧视表达的检测效果。这些工作</w:t>
-      </w:r>
-      <w:proofErr w:type="gramStart"/>
-      <w:r>
-        <w:t>为模因识别</w:t>
-      </w:r>
-      <w:proofErr w:type="gramEnd"/>
-      <w:r>
-        <w:t>提供了任务定义和研究范式，但针对纯</w:t>
-      </w:r>
-      <w:proofErr w:type="gramStart"/>
-      <w:r>
-        <w:t>文本模因表达</w:t>
-      </w:r>
-      <w:proofErr w:type="gramEnd"/>
-      <w:r>
-        <w:t>的细粒度分析仍相对不足。</w:t>
-      </w:r>
-    </w:p>
-    <w:p>
-      <w:pPr>
-        <w:pStyle w:val="1110"/>
-        <w:rPr>
-          <w:rFonts w:ascii="宋体" w:hAnsi="宋体"/>
-        </w:rPr>
-      </w:pPr>
-      <w:r>
-        <w:rPr>
-          <w:rFonts w:ascii="宋体" w:hAnsi="宋体"/>
-        </w:rPr>
-        <w:t>1.3.2 国内研究现状</w:t>
-      </w:r>
-    </w:p>
-    <w:p>
-      <w:pPr>
-        <w:ind w:firstLine="420"/>
-      </w:pPr>
-      <w:r>
-        <w:t>国内研究在中文有害文本检测、网络评论分析、隐式有害内容识别和舆情风险分析等方面已取得一定进展。早期研究多基于关键词策略、朴素贝叶斯、支持</w:t>
-      </w:r>
-      <w:proofErr w:type="gramStart"/>
-      <w:r>
-        <w:t>向量机</w:t>
-      </w:r>
-      <w:proofErr w:type="gramEnd"/>
-      <w:r>
-        <w:t>和卷积神经网络等方法，对中文评论文本或论坛发言进行自动分类。随着中文</w:t>
-      </w:r>
-      <w:proofErr w:type="gramStart"/>
-      <w:r>
-        <w:t>预训练</w:t>
-      </w:r>
-      <w:proofErr w:type="gramEnd"/>
-      <w:r>
-        <w:t>模型的发展，越来越多研究开始引入</w:t>
-      </w:r>
-      <w:r>
-        <w:t xml:space="preserve"> BERT</w:t>
-      </w:r>
-      <w:r>
-        <w:t>、</w:t>
+        <w:rPr>
+          <w:rFonts w:ascii="宋体" w:hAnsi="宋体" w:hint="eastAsia"/>
+        </w:rPr>
+        <w:t xml:space="preserve"> 文件保存，BERT 模型通过 Hugging Face 风格目录保存，并同步输出 </w:t>
       </w:r>
       <w:proofErr w:type="spellStart"/>
       <w:r>
-        <w:t>RoBERTa</w:t>
+        <w:rPr>
+          <w:rFonts w:ascii="宋体" w:hAnsi="宋体" w:hint="eastAsia"/>
+        </w:rPr>
+        <w:t>metrics.json</w:t>
       </w:r>
       <w:proofErr w:type="spellEnd"/>
       <w:r>
-        <w:t>、多任务学习和知识增强方法，以提升对复杂语义和隐含攻击表达的识别能力。</w:t>
-      </w:r>
-    </w:p>
-    <w:p>
-      <w:pPr>
-        <w:ind w:firstLine="420"/>
-      </w:pPr>
-      <w:r>
-        <w:t>在中文网络语境中，许多有害表达并不直接出现显式攻击词，而是借助反讽、模糊指代、网络化模板和群体标签</w:t>
-      </w:r>
-      <w:proofErr w:type="gramStart"/>
-      <w:r>
-        <w:t>化表达</w:t>
-      </w:r>
-      <w:proofErr w:type="gramEnd"/>
-      <w:r>
-        <w:t>实现攻击效果。因此，国内部分研究开始关注隐式有害文本识别、变体文本检测和上下文增强建模等问题。这些研究说明，中文有害内容检测不能仅依赖浅层词汇特征，还需要结合语义理解和场景特征。</w:t>
-      </w:r>
-    </w:p>
-    <w:p>
-      <w:pPr>
-        <w:ind w:firstLine="240"/>
-      </w:pPr>
-      <w:r>
-        <w:lastRenderedPageBreak/>
-        <w:t>然而，从当前研究总体情况看，国内针对</w:t>
-      </w:r>
-      <w:r>
-        <w:t>“</w:t>
-      </w:r>
-      <w:r>
-        <w:t>文本模因识别</w:t>
-      </w:r>
-      <w:r>
-        <w:t>”</w:t>
-      </w:r>
-      <w:r>
-        <w:t>这一更具体问题的研究仍不充分。已有研究更多以</w:t>
-      </w:r>
-      <w:r>
-        <w:t>“</w:t>
-      </w:r>
-      <w:r>
-        <w:t>有害文本检测</w:t>
-      </w:r>
-      <w:r>
-        <w:t>”</w:t>
-      </w:r>
-      <w:r>
-        <w:t>或</w:t>
-      </w:r>
-      <w:r>
-        <w:t>“</w:t>
-      </w:r>
-      <w:r>
-        <w:t>仇恨言论识别</w:t>
-      </w:r>
-      <w:r>
-        <w:t>”</w:t>
-      </w:r>
-      <w:r>
-        <w:t>为目标，而对于模板化表达、可复制网络短语、模因式攻击结构和人工构造场景样例的专项分析相对较少。这说明，</w:t>
-      </w:r>
-      <w:proofErr w:type="gramStart"/>
-      <w:r>
-        <w:t>文本模因场景</w:t>
-      </w:r>
-      <w:proofErr w:type="gramEnd"/>
-      <w:r>
-        <w:t>下的识别与系统实现仍然具有进一步研究的空间。</w:t>
-      </w:r>
-    </w:p>
-    <w:p>
-      <w:pPr>
-        <w:pStyle w:val="1110"/>
-        <w:rPr>
-          <w:rFonts w:ascii="宋体" w:hAnsi="宋体"/>
-        </w:rPr>
-      </w:pPr>
-      <w:r>
-        <w:rPr>
-          <w:rFonts w:ascii="宋体" w:hAnsi="宋体"/>
-        </w:rPr>
-        <w:t>1.3.3 现有研究存在的问题</w:t>
-      </w:r>
-    </w:p>
-    <w:p>
-      <w:pPr>
-        <w:ind w:firstLine="420"/>
-      </w:pPr>
-      <w:r>
-        <w:t>综合国内外研究可以发现，现有工作虽然在总体文本分类和有害内容识别方面已形成较成熟的方法体系，但仍存在以下不足：</w:t>
-      </w:r>
-    </w:p>
-    <w:p>
-      <w:r>
-        <w:t>针对文本模因式表达的专项任务定义不够明确，许多研究仍以通用有害文本检测为主。</w:t>
-      </w:r>
-    </w:p>
-    <w:p>
-      <w:pPr>
-        <w:ind w:firstLine="420"/>
-      </w:pPr>
-      <w:r>
-        <w:t>仅依赖总体测试集指标，难以准确反映模型在隐含攻击表达、模板</w:t>
-      </w:r>
-      <w:proofErr w:type="gramStart"/>
-      <w:r>
-        <w:t>化表达</w:t>
-      </w:r>
-      <w:proofErr w:type="gramEnd"/>
-      <w:r>
-        <w:t>和</w:t>
-      </w:r>
-      <w:proofErr w:type="gramStart"/>
-      <w:r>
-        <w:t>网络化模因场景</w:t>
-      </w:r>
-      <w:proofErr w:type="gramEnd"/>
-      <w:r>
-        <w:t>中的识别能力。</w:t>
-      </w:r>
-    </w:p>
-    <w:p>
-      <w:pPr>
-        <w:ind w:firstLine="420"/>
-      </w:pPr>
-      <w:r>
-        <w:t>传统机器学习方法在特定规则</w:t>
-      </w:r>
-      <w:proofErr w:type="gramStart"/>
-      <w:r>
-        <w:t>型表达</w:t>
-      </w:r>
-      <w:proofErr w:type="gramEnd"/>
-      <w:r>
-        <w:t>上具有解释力，但对复杂上下文理</w:t>
-      </w:r>
-      <w:proofErr w:type="gramStart"/>
-      <w:r>
-        <w:t>解能力</w:t>
-      </w:r>
-      <w:proofErr w:type="gramEnd"/>
-      <w:r>
-        <w:t>有限；</w:t>
-      </w:r>
-      <w:proofErr w:type="gramStart"/>
-      <w:r>
-        <w:t>预训练</w:t>
-      </w:r>
-      <w:proofErr w:type="gramEnd"/>
-      <w:r>
-        <w:t>模型总体性能较强，但在某些特定目标场景中未必最优。</w:t>
-      </w:r>
-    </w:p>
-    <w:p>
-      <w:r>
-        <w:t>工程系统与实验研究之间往往割裂，缺少兼顾系统实现、模型比较与实验记录的完整方案。</w:t>
-      </w:r>
-    </w:p>
-    <w:p>
-      <w:pPr>
-        <w:ind w:firstLine="420"/>
-      </w:pPr>
-      <w:r>
-        <w:t>因此，本文尝试在系统实现的基础上，引入多种模型路线，并通过正式测试集与人工</w:t>
-      </w:r>
-      <w:proofErr w:type="gramStart"/>
-      <w:r>
-        <w:t>测试集相结合</w:t>
-      </w:r>
-      <w:proofErr w:type="gramEnd"/>
-      <w:r>
-        <w:t>的方式，对</w:t>
-      </w:r>
-      <w:proofErr w:type="gramStart"/>
-      <w:r>
-        <w:t>文本模因场景</w:t>
-      </w:r>
-      <w:proofErr w:type="gramEnd"/>
-      <w:r>
-        <w:t>中的识别问题进行更细致的比较分析。</w:t>
-      </w:r>
-    </w:p>
-    <w:p>
-      <w:pPr>
-        <w:pStyle w:val="1110"/>
-        <w:rPr>
-          <w:rFonts w:ascii="宋体" w:hAnsi="宋体"/>
-        </w:rPr>
-      </w:pPr>
-      <w:r>
-        <w:rPr>
-          <w:rFonts w:ascii="宋体" w:hAnsi="宋体"/>
-        </w:rPr>
-        <w:t>1.4 研究思路</w:t>
-      </w:r>
-    </w:p>
-    <w:p>
-      <w:pPr>
-        <w:ind w:firstLine="420"/>
-      </w:pPr>
-      <w:r>
-        <w:t>本文的总体研究思路可以概括为</w:t>
-      </w:r>
-      <w:r>
-        <w:t>“</w:t>
-      </w:r>
-      <w:r>
-        <w:t>先完成系统搭建，再逐步引入模型优化，并通过多层次实验比较模型能力差异</w:t>
-      </w:r>
-      <w:r>
-        <w:t>”</w:t>
-      </w:r>
-      <w:r>
-        <w:t>。</w:t>
-      </w:r>
-    </w:p>
-    <w:p>
-      <w:pPr>
-        <w:ind w:firstLine="420"/>
-      </w:pPr>
-      <w:r>
-        <w:t>首先，从工程实现角度出发，搭建一个完整的前后端系统框架。前端负责文本输入、结果展示与历史记录，后端负责接收请求、调用模型并返回预测结果。通过先实现完整系统流程，确保毕业设计具备可运行、可演示和</w:t>
-      </w:r>
-      <w:proofErr w:type="gramStart"/>
-      <w:r>
-        <w:t>可</w:t>
-      </w:r>
-      <w:proofErr w:type="gramEnd"/>
-      <w:r>
-        <w:t>复现实验的基础。</w:t>
-      </w:r>
-    </w:p>
-    <w:p>
-      <w:r>
-        <w:t>其次，在模型部分先建立基线方案，即利用</w:t>
-      </w:r>
-      <w:proofErr w:type="gramStart"/>
-      <w:r>
-        <w:t>字符级</w:t>
-      </w:r>
-      <w:proofErr w:type="gramEnd"/>
-      <w:r>
-        <w:t xml:space="preserve"> TF-IDF </w:t>
-      </w:r>
-      <w:r>
-        <w:t>与</w:t>
-      </w:r>
-      <w:r>
-        <w:t xml:space="preserve"> Logistic Regression </w:t>
-      </w:r>
-      <w:r>
-        <w:t>完成基本文本分类任务。该方案实现简单、训练高效，适合作为后续模型对比的基础参照。</w:t>
-      </w:r>
-    </w:p>
-    <w:p>
-      <w:pPr>
-        <w:ind w:firstLine="420"/>
-      </w:pPr>
-      <w:r>
-        <w:lastRenderedPageBreak/>
-        <w:t>再次，针对课题</w:t>
-      </w:r>
-      <w:r>
-        <w:t>“</w:t>
-      </w:r>
-      <w:r>
-        <w:t>文本模因识别</w:t>
-      </w:r>
-      <w:r>
-        <w:t>”</w:t>
-      </w:r>
-      <w:r>
-        <w:t>的特点，在基线模型基础上加入模板化表达、群体指向、情绪强化、网络化短语和语境消</w:t>
-      </w:r>
-      <w:proofErr w:type="gramStart"/>
-      <w:r>
-        <w:t>歧</w:t>
-      </w:r>
-      <w:proofErr w:type="gramEnd"/>
-      <w:r>
-        <w:t>等模因式表达特征，构建</w:t>
-      </w:r>
-      <w:r>
-        <w:t> meme_features_v1 </w:t>
-      </w:r>
-      <w:r>
-        <w:t>模型。该模型的目的并不是单纯追求总体指标最高，而是提升对</w:t>
-      </w:r>
-      <w:proofErr w:type="gramStart"/>
-      <w:r>
-        <w:t>文本模因场景</w:t>
-      </w:r>
-      <w:proofErr w:type="gramEnd"/>
-      <w:r>
-        <w:t>中典型表达样例的解释力和针对性。</w:t>
-      </w:r>
-    </w:p>
-    <w:p>
-      <w:pPr>
-        <w:ind w:firstLine="240"/>
-      </w:pPr>
-      <w:r>
-        <w:t>最后，引入</w:t>
-      </w:r>
-      <w:proofErr w:type="gramStart"/>
-      <w:r>
-        <w:t>预训练</w:t>
-      </w:r>
-      <w:proofErr w:type="gramEnd"/>
-      <w:r>
-        <w:t>语言模型</w:t>
-      </w:r>
-      <w:r>
-        <w:t xml:space="preserve"> BERT</w:t>
-      </w:r>
-      <w:r>
-        <w:t>，构建更强的上下文语义分类方案，并在正式测试集与人工测试集上与前两种模型进行对比。通过比较三种模型在总体性能和场景</w:t>
-      </w:r>
-      <w:proofErr w:type="gramStart"/>
-      <w:r>
-        <w:t>化样例上</w:t>
-      </w:r>
-      <w:proofErr w:type="gramEnd"/>
-      <w:r>
-        <w:t>的表现，分析不同方法在</w:t>
-      </w:r>
-      <w:proofErr w:type="gramStart"/>
-      <w:r>
-        <w:t>文本模因识别</w:t>
-      </w:r>
-      <w:proofErr w:type="gramEnd"/>
-      <w:r>
-        <w:t>任务中的适用性与不足。</w:t>
-      </w:r>
-    </w:p>
-    <w:p>
-      <w:pPr>
-        <w:pStyle w:val="110"/>
-        <w:rPr>
-          <w:rFonts w:ascii="宋体" w:hAnsi="宋体"/>
-        </w:rPr>
-      </w:pPr>
-      <w:r>
-        <w:rPr>
-          <w:rFonts w:ascii="宋体" w:hAnsi="宋体"/>
-        </w:rPr>
-        <w:t>1.5 实验设计</w:t>
-      </w:r>
-    </w:p>
-    <w:p>
-      <w:pPr>
-        <w:ind w:firstLine="420"/>
-      </w:pPr>
-      <w:r>
-        <w:t>为了保证实验结果具有可比较性和</w:t>
-      </w:r>
-      <w:proofErr w:type="gramStart"/>
-      <w:r>
-        <w:t>可</w:t>
-      </w:r>
-      <w:proofErr w:type="gramEnd"/>
-      <w:r>
-        <w:t>分析性，本文设计了两类测试方式。</w:t>
-      </w:r>
-    </w:p>
-    <w:p>
-      <w:r>
-        <w:t>第一类是正式测试集实验。该实验基于原始数据集进行训练集、验证集和测试集划分，分别训练基线模型、</w:t>
-      </w:r>
-      <w:proofErr w:type="gramStart"/>
-      <w:r>
-        <w:t>模因特征</w:t>
-      </w:r>
-      <w:proofErr w:type="gramEnd"/>
-      <w:r>
-        <w:t>模型和</w:t>
-      </w:r>
-      <w:r>
-        <w:t xml:space="preserve"> BERT </w:t>
-      </w:r>
-      <w:r>
-        <w:t>模型，并采用准确率、精确率、召回率和</w:t>
-      </w:r>
-      <w:r>
-        <w:t xml:space="preserve"> F1 </w:t>
-      </w:r>
-      <w:r>
-        <w:t>值作为评价指标。这一部分主要用于衡量模型在标准分类任务上的总体表现。</w:t>
-      </w:r>
-    </w:p>
-    <w:p>
-      <w:pPr>
-        <w:ind w:firstLine="420"/>
-      </w:pPr>
-      <w:r>
-        <w:t>第二类是人工测试集实验。针对</w:t>
-      </w:r>
-      <w:proofErr w:type="gramStart"/>
-      <w:r>
-        <w:t>文本模因识别</w:t>
-      </w:r>
-      <w:proofErr w:type="gramEnd"/>
-      <w:r>
-        <w:t>这一特定场景，本文人工构造了多种类型样例，包括正常文本、反对语境文本、普通分歧文本、安全网络表达、显式攻击文本、模因式攻击文本和隐含群体攻击文本。通过让三种模型分别在这些</w:t>
-      </w:r>
-      <w:proofErr w:type="gramStart"/>
-      <w:r>
-        <w:t>样例上进行</w:t>
-      </w:r>
-      <w:proofErr w:type="gramEnd"/>
-      <w:r>
-        <w:t>预测，比较其对目标场景的适配能力和典型误判类型。</w:t>
-      </w:r>
-    </w:p>
-    <w:p>
-      <w:r>
-        <w:t>这种</w:t>
-      </w:r>
-      <w:r>
-        <w:t>“</w:t>
-      </w:r>
-      <w:r>
-        <w:t>双重实验设计</w:t>
-      </w:r>
-      <w:r>
-        <w:t>”</w:t>
-      </w:r>
-      <w:r>
-        <w:t>一方面能够给出正式量化指标，另一方面也能补充解释性更强的案例分析，从而更全面地评价模型能力。</w:t>
-      </w:r>
-    </w:p>
-    <w:p>
-      <w:pPr>
-        <w:pStyle w:val="110"/>
-        <w:rPr>
-          <w:rFonts w:ascii="宋体" w:hAnsi="宋体"/>
-        </w:rPr>
-      </w:pPr>
-      <w:r>
-        <w:rPr>
-          <w:rFonts w:ascii="宋体" w:hAnsi="宋体"/>
-        </w:rPr>
-        <w:t>1.6 采用的技术方法和手段</w:t>
-      </w:r>
-    </w:p>
-    <w:p>
-      <w:pPr>
-        <w:ind w:firstLine="420"/>
-      </w:pPr>
-      <w:r>
-        <w:t>本文采用的技术方法主要包括以下几类：</w:t>
-      </w:r>
-    </w:p>
-    <w:p>
-      <w:pPr>
-        <w:ind w:firstLine="420"/>
-      </w:pPr>
-      <w:r>
-        <w:t>前端技术：基于</w:t>
-      </w:r>
-      <w:r>
-        <w:t xml:space="preserve"> Vue 3 </w:t>
-      </w:r>
-      <w:r>
-        <w:t>构建文本输入与结果展示页面，实现用户交互、状态提示和历史记录功能。</w:t>
-      </w:r>
-    </w:p>
-    <w:p>
-      <w:pPr>
-        <w:ind w:firstLine="420"/>
-      </w:pPr>
-      <w:r>
-        <w:t>后端技术：基于</w:t>
-      </w:r>
-      <w:r>
-        <w:t xml:space="preserve"> </w:t>
+        <w:rPr>
+          <w:rFonts w:ascii="宋体" w:hAnsi="宋体" w:hint="eastAsia"/>
+        </w:rPr>
+        <w:t xml:space="preserve"> 与 </w:t>
       </w:r>
       <w:proofErr w:type="spellStart"/>
       <w:r>
-        <w:t>FastAPI</w:t>
+        <w:rPr>
+          <w:rFonts w:ascii="宋体" w:hAnsi="宋体" w:hint="eastAsia"/>
+        </w:rPr>
+        <w:t>metadata.json</w:t>
       </w:r>
       <w:proofErr w:type="spellEnd"/>
       <w:r>
-        <w:t xml:space="preserve"> </w:t>
-      </w:r>
-      <w:r>
-        <w:t>构建预测接口与健康检查接口，实现前后端联调和模型服务调用。</w:t>
-      </w:r>
-    </w:p>
-    <w:p>
-      <w:pPr>
-        <w:ind w:firstLine="420"/>
-      </w:pPr>
-      <w:r>
-        <w:t>传统机器学习方法：采用</w:t>
-      </w:r>
-      <w:proofErr w:type="gramStart"/>
-      <w:r>
-        <w:t>字符级</w:t>
-      </w:r>
-      <w:proofErr w:type="gramEnd"/>
-      <w:r>
-        <w:t xml:space="preserve"> TF-IDF </w:t>
-      </w:r>
-      <w:r>
-        <w:t>与</w:t>
-      </w:r>
-      <w:r>
-        <w:t xml:space="preserve"> Logistic Regression </w:t>
-      </w:r>
-      <w:r>
-        <w:t>构建基线文本分类模型。</w:t>
-      </w:r>
-    </w:p>
-    <w:p>
-      <w:pPr>
-        <w:ind w:firstLine="420"/>
-      </w:pPr>
-      <w:r>
-        <w:lastRenderedPageBreak/>
-        <w:t>人工特征工程方法：设计模因式表达特征，包括模板化表达、群体指向、情绪强化、嘲讽表达和语境消</w:t>
-      </w:r>
-      <w:proofErr w:type="gramStart"/>
-      <w:r>
-        <w:t>歧</w:t>
-      </w:r>
-      <w:proofErr w:type="gramEnd"/>
-      <w:r>
-        <w:t>特征等，用于增强特定场景下的识别能力。</w:t>
-      </w:r>
-    </w:p>
-    <w:p>
-      <w:pPr>
-        <w:ind w:firstLine="420"/>
-      </w:pPr>
-      <w:proofErr w:type="gramStart"/>
-      <w:r>
-        <w:t>预训练</w:t>
-      </w:r>
-      <w:proofErr w:type="gramEnd"/>
-      <w:r>
-        <w:t>语言模型方法：采用中文</w:t>
-      </w:r>
-      <w:proofErr w:type="gramStart"/>
-      <w:r>
-        <w:t>预训练</w:t>
-      </w:r>
-      <w:proofErr w:type="gramEnd"/>
-      <w:r>
-        <w:t>模型</w:t>
-      </w:r>
-      <w:r>
-        <w:t> </w:t>
-      </w:r>
-      <w:proofErr w:type="spellStart"/>
-      <w:r>
-        <w:t>bert</w:t>
-      </w:r>
-      <w:proofErr w:type="spellEnd"/>
-      <w:r>
-        <w:t>-base-</w:t>
-      </w:r>
-      <w:proofErr w:type="spellStart"/>
-      <w:r>
-        <w:t>chinese</w:t>
-      </w:r>
-      <w:proofErr w:type="spellEnd"/>
-      <w:r>
-        <w:t> </w:t>
-      </w:r>
-      <w:r>
-        <w:t>进行二分类微调，用于提升模型的上下文语义理解能力。</w:t>
-      </w:r>
-    </w:p>
-    <w:p>
-      <w:pPr>
-        <w:ind w:firstLine="420"/>
-      </w:pPr>
-      <w:r>
-        <w:t>实验分析方法：通过正式测试集和人工测试集双重评估，对三类模型进行总体性能和案例层面的对比分析。</w:t>
-      </w:r>
-    </w:p>
-    <w:p>
-      <w:pPr>
-        <w:ind w:firstLine="420"/>
-      </w:pPr>
-      <w:r>
-        <w:t>这些技术手段相互配合，使本文既能够完成一个具有工程实现价值的原型系统，又能够从实验层面展开较为完整的比较研究。</w:t>
-      </w:r>
-    </w:p>
-    <w:p>
-      <w:pPr>
-        <w:pStyle w:val="110"/>
-        <w:rPr>
-          <w:rFonts w:ascii="宋体" w:hAnsi="宋体"/>
-        </w:rPr>
-      </w:pPr>
-      <w:r>
-        <w:rPr>
-          <w:rFonts w:ascii="宋体" w:hAnsi="宋体"/>
-        </w:rPr>
-        <w:t>1.7 论文整体结构安排</w:t>
-      </w:r>
-    </w:p>
-    <w:p>
-      <w:pPr>
-        <w:ind w:firstLine="420"/>
-        <w:rPr>
-          <w:rFonts w:ascii="宋体" w:hAnsi="宋体"/>
-        </w:rPr>
-      </w:pPr>
-      <w:r>
-        <w:rPr>
-          <w:rFonts w:ascii="宋体" w:hAnsi="宋体"/>
-        </w:rPr>
-        <w:t>本文共分为五章，各章内容安排如下：</w:t>
-      </w:r>
-    </w:p>
-    <w:p>
-      <w:pPr>
-        <w:ind w:firstLine="420"/>
-        <w:rPr>
-          <w:rFonts w:ascii="宋体" w:hAnsi="宋体"/>
-        </w:rPr>
-      </w:pPr>
-      <w:r>
-        <w:rPr>
-          <w:rFonts w:ascii="宋体" w:hAnsi="宋体"/>
-        </w:rPr>
-        <w:t>第一章为绪论，主要介绍研究背景、理论与实际意义、国内外研究现状、研究思路、实验设计、技术方法以及论文结构安排。</w:t>
-      </w:r>
-    </w:p>
-    <w:p>
-      <w:pPr>
-        <w:ind w:firstLine="420"/>
-        <w:rPr>
-          <w:rFonts w:ascii="宋体" w:hAnsi="宋体"/>
-        </w:rPr>
-      </w:pPr>
-      <w:r>
-        <w:rPr>
-          <w:rFonts w:ascii="宋体" w:hAnsi="宋体"/>
-        </w:rPr>
-        <w:t>第二章为需求分析与总体设计，主要阐述系统目标、功能需求、非功能需求以及系统总体架构。</w:t>
-      </w:r>
-    </w:p>
-    <w:p>
-      <w:pPr>
-        <w:ind w:firstLine="420"/>
-        <w:rPr>
-          <w:rFonts w:ascii="宋体" w:hAnsi="宋体"/>
-        </w:rPr>
-      </w:pPr>
-      <w:r>
-        <w:rPr>
-          <w:rFonts w:ascii="宋体" w:hAnsi="宋体"/>
-        </w:rPr>
-        <w:t>第三章为关键模型与系统实现，重点介绍数据预处理、基线模型、模因式表达特征增强模型、BERT 模型以及前后端系统实现过程。</w:t>
-      </w:r>
-    </w:p>
-    <w:p>
-      <w:pPr>
-        <w:ind w:firstLine="420"/>
-        <w:rPr>
-          <w:rFonts w:ascii="宋体" w:hAnsi="宋体"/>
-        </w:rPr>
-      </w:pPr>
-      <w:r>
-        <w:rPr>
-          <w:rFonts w:ascii="宋体" w:hAnsi="宋体"/>
-        </w:rPr>
-        <w:t>第四章为实验与结果分析，主要给出正式测试集和人工测试集上的实验结果，并从总体指标和典型样例两个层面对三种模型进行比较分析。</w:t>
-      </w:r>
-    </w:p>
-    <w:p>
-      <w:pPr>
-        <w:ind w:firstLine="240"/>
-        <w:rPr>
-          <w:rFonts w:ascii="宋体" w:hAnsi="宋体"/>
-        </w:rPr>
-      </w:pPr>
-      <w:r>
-        <w:rPr>
-          <w:rFonts w:ascii="宋体" w:hAnsi="宋体"/>
-        </w:rPr>
-        <w:t>第五章为总结与展望，对全文工作进行概括，总结本文的研究结论，并分析当前不足和未来改进方向。</w:t>
-      </w:r>
-    </w:p>
-    <w:p>
-      <w:pPr>
-        <w:ind w:left="240" w:right="240"/>
-        <w:rPr>
-          <w:rFonts w:hint="eastAsia"/>
-        </w:rPr>
-      </w:pPr>
-    </w:p>
-    <w:p>
-      <w:pPr>
-        <w:ind w:left="240" w:right="240" w:firstLineChars="200" w:firstLine="480"/>
-      </w:pPr>
-      <w:r>
-        <w:rPr>
-          <w:color w:val="000000"/>
-        </w:rPr>
-        <w:br w:type="page"/>
-      </w:r>
-      <w:bookmarkStart w:id="18" w:name="_Toc212079228"/>
-      <w:bookmarkStart w:id="19" w:name="_Toc212087337"/>
-      <w:bookmarkStart w:id="20" w:name="_Toc212358634"/>
-      <w:bookmarkStart w:id="21" w:name="_Toc293651395"/>
-      <w:bookmarkStart w:id="22" w:name="_Toc476738071"/>
-      <w:bookmarkStart w:id="23" w:name="_Toc225052352"/>
-      <w:bookmarkStart w:id="24" w:name="_Toc476737790"/>
-      <w:r>
-        <w:rPr>
-          <w:rFonts w:hint="eastAsia"/>
-        </w:rPr>
-        <w:lastRenderedPageBreak/>
-        <w:t>第</w:t>
-      </w:r>
-      <w:r>
-        <w:rPr>
-          <w:rFonts w:hint="eastAsia"/>
-        </w:rPr>
-        <w:t>2</w:t>
-      </w:r>
-      <w:r>
-        <w:rPr>
-          <w:rFonts w:hint="eastAsia"/>
-        </w:rPr>
-        <w:t>章</w:t>
-      </w:r>
-      <w:bookmarkEnd w:id="18"/>
-      <w:bookmarkEnd w:id="19"/>
-      <w:bookmarkEnd w:id="20"/>
-      <w:r>
-        <w:rPr>
-          <w:rFonts w:hint="eastAsia"/>
-        </w:rPr>
-        <w:t xml:space="preserve"> </w:t>
-      </w:r>
-      <w:r>
-        <w:rPr>
-          <w:rFonts w:hint="eastAsia"/>
-        </w:rPr>
-        <w:t>论文主体</w:t>
-      </w:r>
-      <w:bookmarkEnd w:id="21"/>
-      <w:bookmarkEnd w:id="22"/>
-      <w:bookmarkEnd w:id="23"/>
-      <w:bookmarkEnd w:id="24"/>
-    </w:p>
-    <w:p>
-      <w:pPr>
-        <w:ind w:left="240" w:right="240" w:firstLineChars="200" w:firstLine="480"/>
+        <w:rPr>
+          <w:rFonts w:ascii="宋体" w:hAnsi="宋体" w:hint="eastAsia"/>
+        </w:rPr>
+        <w:t>。这种设计既便于系统运行时快速加载模型，也便于后续论文中对实验过程进行回顾和说明。</w:t>
+      </w:r>
+    </w:p>
+    <w:p>
+      <w:pPr>
+        <w:ind w:right="240"/>
+      </w:pPr>
+    </w:p>
+    <w:p>
+      <w:pPr>
+        <w:ind w:right="240"/>
+        <w:jc w:val="left"/>
+      </w:pPr>
+      <w:r>
+        <w:rPr>
+          <w:rFonts w:ascii="宋体" w:hAnsi="宋体" w:hint="eastAsia"/>
+          <w:b/>
+          <w:sz w:val="28"/>
+        </w:rPr>
+        <w:t>2.6 本章小结</w:t>
+      </w:r>
+    </w:p>
+    <w:p>
+      <w:pPr>
+        <w:ind w:right="240" w:firstLine="480"/>
+        <w:jc w:val="left"/>
         <w:sectPr>
           <w:headerReference w:type="default" r:id="rId11"/>
           <w:footerReference w:type="default" r:id="rId12"/>
@@ -2041,6 +3835,12 @@
           <w:docGrid w:type="lines" w:linePitch="312"/>
         </w:sectPr>
       </w:pPr>
+      <w:r>
+        <w:rPr>
+          <w:rFonts w:ascii="宋体" w:hAnsi="宋体" w:hint="eastAsia"/>
+        </w:rPr>
+        <w:t>本章围绕系统需求分析与总体设计展开，明确了本文系统的目标、功能需求、非功能需求以及总体架构设计。同时，对前端设计、后端接口设计、数据层设计和模型层设计进行了系统说明。通过本章分析可以看出，本文并非仅完成单一模型训练，而是以系统实现为基础，构建了一个能够支持文本识别、模型比较与实验分析的完整原型平台。第二章的设计内容为后续第三章的模型实现和第四章的实验分析奠定了基础。</w:t>
+      </w:r>
     </w:p>
     <w:p>
       <w:pPr>
@@ -2048,86 +3848,42 @@
         <w:spacing w:line="360" w:lineRule="auto"/>
         <w:ind w:left="240" w:right="240"/>
       </w:pPr>
-      <w:bookmarkStart w:id="25" w:name="_Toc212358670"/>
-      <w:bookmarkStart w:id="26" w:name="_Toc212079264"/>
-      <w:bookmarkStart w:id="27" w:name="_Toc212087373"/>
-      <w:bookmarkStart w:id="28" w:name="_Toc225052361"/>
-      <w:bookmarkStart w:id="29" w:name="_Toc293651398"/>
-      <w:bookmarkStart w:id="30" w:name="_Toc476737793"/>
-      <w:bookmarkStart w:id="31" w:name="_Toc476738074"/>
+      <w:bookmarkStart w:id="18" w:name="_Toc293651402"/>
+      <w:bookmarkStart w:id="19" w:name="_Toc476738077"/>
+      <w:bookmarkStart w:id="20" w:name="_Toc476737797"/>
+      <w:bookmarkStart w:id="21" w:name="_Toc71019957"/>
+      <w:bookmarkStart w:id="22" w:name="_Toc71020575"/>
+      <w:bookmarkStart w:id="23" w:name="_Toc212079270"/>
+      <w:bookmarkStart w:id="24" w:name="_Toc212087379"/>
+      <w:bookmarkStart w:id="25" w:name="_Toc153091427"/>
+      <w:bookmarkStart w:id="26" w:name="_Toc212358676"/>
+      <w:bookmarkStart w:id="27" w:name="_Toc212359839"/>
+      <w:bookmarkStart w:id="28" w:name="_Toc225052365"/>
+      <w:bookmarkStart w:id="29" w:name="_Toc293651401"/>
+      <w:bookmarkStart w:id="30" w:name="_Toc476737796"/>
+      <w:bookmarkStart w:id="31" w:name="_Toc68783048"/>
+      <w:bookmarkStart w:id="32" w:name="_Toc68783408"/>
+      <w:bookmarkStart w:id="33" w:name="_Toc68782833"/>
+      <w:bookmarkStart w:id="34" w:name="_Toc68783502"/>
+      <w:bookmarkStart w:id="35" w:name="_Toc70929198"/>
+      <w:bookmarkStart w:id="36" w:name="_Toc71016817"/>
+      <w:bookmarkStart w:id="37" w:name="_Toc71016632"/>
+      <w:bookmarkStart w:id="38" w:name="_Toc71016862"/>
+      <w:bookmarkStart w:id="39" w:name="_Toc212079267"/>
+      <w:bookmarkStart w:id="40" w:name="_Toc212358673"/>
+      <w:bookmarkStart w:id="41" w:name="_Toc153091424"/>
+      <w:bookmarkStart w:id="42" w:name="_Toc225052364"/>
+      <w:bookmarkStart w:id="43" w:name="_Toc212087376"/>
       <w:r>
         <w:rPr>
           <w:rFonts w:hint="eastAsia"/>
         </w:rPr>
         <w:lastRenderedPageBreak/>
-        <w:t>第3章</w:t>
-      </w:r>
-      <w:bookmarkEnd w:id="25"/>
-      <w:bookmarkEnd w:id="26"/>
-      <w:bookmarkEnd w:id="27"/>
-      <w:r>
-        <w:rPr>
-          <w:rFonts w:hint="eastAsia"/>
-        </w:rPr>
-        <w:t xml:space="preserve"> 结论或论文主体（视个人情况而定）</w:t>
-      </w:r>
-      <w:bookmarkEnd w:id="28"/>
-      <w:bookmarkEnd w:id="29"/>
-      <w:bookmarkEnd w:id="30"/>
-      <w:bookmarkEnd w:id="31"/>
-    </w:p>
-    <w:p>
-      <w:pPr>
-        <w:ind w:left="240" w:right="240" w:firstLineChars="200" w:firstLine="480"/>
-      </w:pPr>
-      <w:bookmarkStart w:id="32" w:name="_Toc212079265"/>
-      <w:bookmarkStart w:id="33" w:name="_Toc212087374"/>
-      <w:bookmarkStart w:id="34" w:name="_Toc212358671"/>
-    </w:p>
-    <w:p>
-      <w:pPr>
-        <w:pStyle w:val="113"/>
-        <w:spacing w:line="360" w:lineRule="auto"/>
-        <w:ind w:left="240" w:right="240"/>
-      </w:pPr>
-      <w:bookmarkStart w:id="35" w:name="_Toc293651402"/>
-      <w:bookmarkStart w:id="36" w:name="_Toc476738077"/>
-      <w:bookmarkStart w:id="37" w:name="_Toc476737797"/>
-      <w:bookmarkStart w:id="38" w:name="_Toc71019957"/>
-      <w:bookmarkStart w:id="39" w:name="_Toc71020575"/>
-      <w:bookmarkStart w:id="40" w:name="_Toc212079270"/>
-      <w:bookmarkStart w:id="41" w:name="_Toc212087379"/>
-      <w:bookmarkStart w:id="42" w:name="_Toc153091427"/>
-      <w:bookmarkStart w:id="43" w:name="_Toc212358676"/>
-      <w:bookmarkStart w:id="44" w:name="_Toc212359839"/>
-      <w:bookmarkStart w:id="45" w:name="_Toc225052365"/>
-      <w:bookmarkStart w:id="46" w:name="_Toc293651401"/>
-      <w:bookmarkStart w:id="47" w:name="_Toc476737796"/>
-      <w:bookmarkStart w:id="48" w:name="_Toc68783048"/>
-      <w:bookmarkStart w:id="49" w:name="_Toc68783408"/>
-      <w:bookmarkStart w:id="50" w:name="_Toc68782833"/>
-      <w:bookmarkStart w:id="51" w:name="_Toc68783502"/>
-      <w:bookmarkStart w:id="52" w:name="_Toc70929198"/>
-      <w:bookmarkStart w:id="53" w:name="_Toc71016817"/>
-      <w:bookmarkStart w:id="54" w:name="_Toc71016632"/>
-      <w:bookmarkStart w:id="55" w:name="_Toc71016862"/>
-      <w:bookmarkStart w:id="56" w:name="_Toc212079267"/>
-      <w:bookmarkStart w:id="57" w:name="_Toc212358673"/>
-      <w:bookmarkStart w:id="58" w:name="_Toc153091424"/>
-      <w:bookmarkStart w:id="59" w:name="_Toc225052364"/>
-      <w:bookmarkStart w:id="60" w:name="_Toc212087376"/>
-      <w:bookmarkEnd w:id="32"/>
-      <w:bookmarkEnd w:id="33"/>
-      <w:bookmarkEnd w:id="34"/>
-      <w:r>
-        <w:rPr>
-          <w:rFonts w:hint="eastAsia"/>
-        </w:rPr>
         <w:t>参考文献</w:t>
       </w:r>
-      <w:bookmarkEnd w:id="35"/>
-      <w:bookmarkEnd w:id="36"/>
-      <w:bookmarkEnd w:id="37"/>
+      <w:bookmarkEnd w:id="18"/>
+      <w:bookmarkEnd w:id="19"/>
+      <w:bookmarkEnd w:id="20"/>
     </w:p>
     <w:p>
       <w:pPr>
@@ -2353,7 +4109,7 @@
         </w:rPr>
         <w:br w:type="page"/>
       </w:r>
-      <w:bookmarkStart w:id="61" w:name="_Toc476738078"/>
+      <w:bookmarkStart w:id="44" w:name="_Toc476738078"/>
       <w:r>
         <w:rPr>
           <w:rFonts w:hint="eastAsia"/>
@@ -2361,25 +4117,25 @@
         <w:lastRenderedPageBreak/>
         <w:t>致    谢</w:t>
       </w:r>
+      <w:bookmarkEnd w:id="21"/>
+      <w:bookmarkEnd w:id="22"/>
+      <w:bookmarkEnd w:id="23"/>
+      <w:bookmarkEnd w:id="24"/>
+      <w:bookmarkEnd w:id="25"/>
+      <w:bookmarkEnd w:id="26"/>
+      <w:bookmarkEnd w:id="27"/>
+      <w:bookmarkEnd w:id="28"/>
+      <w:bookmarkEnd w:id="29"/>
+      <w:bookmarkEnd w:id="30"/>
+      <w:bookmarkEnd w:id="31"/>
+      <w:bookmarkEnd w:id="32"/>
+      <w:bookmarkEnd w:id="33"/>
+      <w:bookmarkEnd w:id="34"/>
+      <w:bookmarkEnd w:id="35"/>
+      <w:bookmarkEnd w:id="36"/>
+      <w:bookmarkEnd w:id="37"/>
       <w:bookmarkEnd w:id="38"/>
-      <w:bookmarkEnd w:id="39"/>
-      <w:bookmarkEnd w:id="40"/>
-      <w:bookmarkEnd w:id="41"/>
-      <w:bookmarkEnd w:id="42"/>
-      <w:bookmarkEnd w:id="43"/>
       <w:bookmarkEnd w:id="44"/>
-      <w:bookmarkEnd w:id="45"/>
-      <w:bookmarkEnd w:id="46"/>
-      <w:bookmarkEnd w:id="47"/>
-      <w:bookmarkEnd w:id="48"/>
-      <w:bookmarkEnd w:id="49"/>
-      <w:bookmarkEnd w:id="50"/>
-      <w:bookmarkEnd w:id="51"/>
-      <w:bookmarkEnd w:id="52"/>
-      <w:bookmarkEnd w:id="53"/>
-      <w:bookmarkEnd w:id="54"/>
-      <w:bookmarkEnd w:id="55"/>
-      <w:bookmarkEnd w:id="61"/>
     </w:p>
     <w:p>
       <w:pPr>
@@ -2431,11 +4187,11 @@
         <w:ind w:left="240" w:right="240" w:firstLineChars="200" w:firstLine="480"/>
       </w:pPr>
     </w:p>
-    <w:bookmarkEnd w:id="56"/>
-    <w:bookmarkEnd w:id="57"/>
-    <w:bookmarkEnd w:id="58"/>
-    <w:bookmarkEnd w:id="59"/>
-    <w:bookmarkEnd w:id="60"/>
+    <w:bookmarkEnd w:id="39"/>
+    <w:bookmarkEnd w:id="40"/>
+    <w:bookmarkEnd w:id="41"/>
+    <w:bookmarkEnd w:id="42"/>
+    <w:bookmarkEnd w:id="43"/>
     <w:p>
       <w:pPr>
         <w:spacing w:line="312" w:lineRule="auto"/>
@@ -3254,19 +5010,15 @@
     <w:pPrDefault/>
   </w:docDefaults>
   <w:latentStyles w:defLockedState="0" w:defUIPriority="0" w:defSemiHidden="0" w:defUnhideWhenUsed="0" w:defQFormat="0" w:count="376">
-    <w:lsdException w:name="Normal" w:qFormat="1"/>
-    <w:lsdException w:name="heading 1" w:qFormat="1"/>
-    <w:lsdException w:name="heading 2" w:qFormat="1"/>
-    <w:lsdException w:name="heading 3" w:qFormat="1"/>
     <w:lsdException w:name="heading 4" w:semiHidden="1" w:unhideWhenUsed="1" w:qFormat="1"/>
     <w:lsdException w:name="heading 5" w:semiHidden="1" w:unhideWhenUsed="1" w:qFormat="1"/>
     <w:lsdException w:name="heading 6" w:semiHidden="1" w:unhideWhenUsed="1" w:qFormat="1"/>
     <w:lsdException w:name="heading 7" w:semiHidden="1" w:unhideWhenUsed="1" w:qFormat="1"/>
     <w:lsdException w:name="heading 8" w:semiHidden="1" w:unhideWhenUsed="1" w:qFormat="1"/>
     <w:lsdException w:name="heading 9" w:semiHidden="1" w:unhideWhenUsed="1" w:qFormat="1"/>
-    <w:lsdException w:name="toc 1" w:uiPriority="39" w:qFormat="1"/>
-    <w:lsdException w:name="toc 2" w:uiPriority="39" w:qFormat="1"/>
-    <w:lsdException w:name="toc 3" w:uiPriority="39" w:qFormat="1"/>
+    <w:lsdException w:name="toc 1" w:uiPriority="39"/>
+    <w:lsdException w:name="toc 2" w:uiPriority="39"/>
+    <w:lsdException w:name="toc 3" w:uiPriority="39"/>
     <w:lsdException w:name="toc 4" w:semiHidden="1"/>
     <w:lsdException w:name="toc 5" w:semiHidden="1"/>
     <w:lsdException w:name="toc 6" w:semiHidden="1"/>
@@ -3274,12 +5026,8 @@
     <w:lsdException w:name="toc 8" w:semiHidden="1"/>
     <w:lsdException w:name="toc 9" w:semiHidden="1"/>
     <w:lsdException w:name="caption" w:semiHidden="1" w:unhideWhenUsed="1" w:qFormat="1"/>
-    <w:lsdException w:name="Title" w:qFormat="1"/>
     <w:lsdException w:name="Default Paragraph Font" w:semiHidden="1"/>
-    <w:lsdException w:name="Subtitle" w:qFormat="1"/>
     <w:lsdException w:name="Hyperlink" w:uiPriority="99"/>
-    <w:lsdException w:name="Strong" w:qFormat="1"/>
-    <w:lsdException w:name="Emphasis" w:qFormat="1"/>
     <w:lsdException w:name="Document Map" w:semiHidden="1"/>
     <w:lsdException w:name="HTML Top of Form" w:semiHidden="1" w:uiPriority="99" w:unhideWhenUsed="1"/>
     <w:lsdException w:name="HTML Bottom of Form" w:semiHidden="1" w:uiPriority="99" w:unhideWhenUsed="1"/>
@@ -3332,7 +5080,7 @@
     <w:lsdException w:name="Table Web 3" w:semiHidden="1" w:unhideWhenUsed="1"/>
     <w:lsdException w:name="Table Theme" w:semiHidden="1" w:unhideWhenUsed="1"/>
     <w:lsdException w:name="Placeholder Text" w:semiHidden="1" w:uiPriority="99" w:unhideWhenUsed="1"/>
-    <w:lsdException w:name="No Spacing" w:uiPriority="99" w:qFormat="1"/>
+    <w:lsdException w:name="No Spacing" w:uiPriority="99"/>
     <w:lsdException w:name="Light Shading" w:uiPriority="60"/>
     <w:lsdException w:name="Light List" w:uiPriority="61"/>
     <w:lsdException w:name="Light Grid" w:uiPriority="62"/>
@@ -3354,9 +5102,9 @@
     <w:lsdException w:name="Medium Shading 2 Accent 1" w:uiPriority="64"/>
     <w:lsdException w:name="Medium List 1 Accent 1" w:uiPriority="65"/>
     <w:lsdException w:name="Revision" w:semiHidden="1" w:uiPriority="99" w:unhideWhenUsed="1"/>
-    <w:lsdException w:name="List Paragraph" w:uiPriority="99" w:qFormat="1"/>
-    <w:lsdException w:name="Quote" w:uiPriority="99" w:qFormat="1"/>
-    <w:lsdException w:name="Intense Quote" w:uiPriority="99" w:qFormat="1"/>
+    <w:lsdException w:name="List Paragraph" w:uiPriority="99"/>
+    <w:lsdException w:name="Quote" w:uiPriority="99"/>
+    <w:lsdException w:name="Intense Quote" w:uiPriority="99"/>
     <w:lsdException w:name="Medium List 2 Accent 1" w:uiPriority="66"/>
     <w:lsdException w:name="Medium Grid 1 Accent 1" w:uiPriority="67"/>
     <w:lsdException w:name="Medium Grid 2 Accent 1" w:uiPriority="68"/>
@@ -3435,13 +5183,13 @@
     <w:lsdException w:name="Colorful Shading Accent 6" w:uiPriority="71"/>
     <w:lsdException w:name="Colorful List Accent 6" w:uiPriority="72"/>
     <w:lsdException w:name="Colorful Grid Accent 6" w:uiPriority="73"/>
-    <w:lsdException w:name="Subtle Emphasis" w:uiPriority="19" w:qFormat="1"/>
-    <w:lsdException w:name="Intense Emphasis" w:uiPriority="21" w:qFormat="1"/>
-    <w:lsdException w:name="Subtle Reference" w:uiPriority="31" w:qFormat="1"/>
-    <w:lsdException w:name="Intense Reference" w:uiPriority="32" w:qFormat="1"/>
-    <w:lsdException w:name="Book Title" w:uiPriority="33" w:qFormat="1"/>
+    <w:lsdException w:name="Subtle Emphasis" w:uiPriority="19"/>
+    <w:lsdException w:name="Intense Emphasis" w:uiPriority="21"/>
+    <w:lsdException w:name="Subtle Reference" w:uiPriority="31"/>
+    <w:lsdException w:name="Intense Reference" w:uiPriority="32"/>
+    <w:lsdException w:name="Book Title" w:uiPriority="33"/>
     <w:lsdException w:name="Bibliography" w:semiHidden="1" w:uiPriority="37" w:unhideWhenUsed="1"/>
-    <w:lsdException w:name="TOC Heading" w:semiHidden="1" w:uiPriority="39" w:unhideWhenUsed="1" w:qFormat="1"/>
+    <w:lsdException w:name="TOC Heading" w:semiHidden="1" w:uiPriority="39" w:unhideWhenUsed="1"/>
     <w:lsdException w:name="Plain Table 1" w:uiPriority="41"/>
     <w:lsdException w:name="Plain Table 2" w:uiPriority="42"/>
     <w:lsdException w:name="Plain Table 3" w:uiPriority="43"/>
@@ -3554,7 +5302,6 @@
   </w:latentStyles>
   <w:style w:type="paragraph" w:default="1" w:styleId="a">
     <w:name w:val="Normal"/>
-    <w:qFormat/>
     <w:rsid w:val="00485C52"/>
     <w:pPr>
       <w:widowControl w:val="0"/>
@@ -3572,7 +5319,6 @@
     <w:basedOn w:val="a"/>
     <w:next w:val="a"/>
     <w:link w:val="10"/>
-    <w:qFormat/>
     <w:rsid w:val="00DE5465"/>
     <w:pPr>
       <w:keepNext/>
@@ -3592,7 +5338,6 @@
     <w:name w:val="heading 2"/>
     <w:basedOn w:val="a"/>
     <w:next w:val="a"/>
-    <w:qFormat/>
     <w:pPr>
       <w:keepNext/>
       <w:keepLines/>
@@ -3611,7 +5356,6 @@
     <w:name w:val="heading 3"/>
     <w:basedOn w:val="a"/>
     <w:next w:val="a"/>
-    <w:qFormat/>
     <w:pPr>
       <w:keepNext/>
       <w:keepLines/>
@@ -3629,6 +5373,7 @@
   <w:style w:type="character" w:default="1" w:styleId="a0">
     <w:name w:val="Default Paragraph Font"/>
     <w:uiPriority w:val="1"/>
+    <w:semiHidden/>
     <w:unhideWhenUsed/>
   </w:style>
   <w:style w:type="table" w:default="1" w:styleId="a1">
@@ -3700,7 +5445,6 @@
     <w:basedOn w:val="a"/>
     <w:next w:val="a"/>
     <w:uiPriority w:val="39"/>
-    <w:qFormat/>
     <w:pPr>
       <w:ind w:left="420"/>
       <w:jc w:val="left"/>
@@ -3766,7 +5510,6 @@
     <w:basedOn w:val="a"/>
     <w:next w:val="a"/>
     <w:uiPriority w:val="39"/>
-    <w:qFormat/>
     <w:pPr>
       <w:spacing w:before="120" w:after="120"/>
       <w:jc w:val="left"/>
@@ -3812,7 +5555,6 @@
     <w:basedOn w:val="a"/>
     <w:next w:val="a"/>
     <w:uiPriority w:val="39"/>
-    <w:qFormat/>
     <w:pPr>
       <w:ind w:left="210"/>
       <w:jc w:val="left"/>
@@ -3902,7 +5644,6 @@
     <w:next w:val="a"/>
     <w:uiPriority w:val="39"/>
     <w:unhideWhenUsed/>
-    <w:qFormat/>
     <w:rsid w:val="00FB6E7B"/>
     <w:pPr>
       <w:widowControl/>
@@ -3925,7 +5666,6 @@
     <w:next w:val="110"/>
     <w:link w:val="12"/>
     <w:autoRedefine/>
-    <w:qFormat/>
     <w:rsid w:val="00A14A9F"/>
     <w:pPr>
       <w:spacing w:line="360" w:lineRule="auto"/>
@@ -3940,7 +5680,6 @@
     <w:basedOn w:val="a"/>
     <w:next w:val="a"/>
     <w:link w:val="ab"/>
-    <w:qFormat/>
     <w:rsid w:val="00A14A9F"/>
     <w:pPr>
       <w:spacing w:before="240" w:after="60"/>
@@ -3987,7 +5726,6 @@
     <w:name w:val="List Paragraph"/>
     <w:basedOn w:val="a"/>
     <w:uiPriority w:val="99"/>
-    <w:qFormat/>
     <w:rsid w:val="0043266A"/>
     <w:pPr>
       <w:ind w:firstLineChars="200" w:firstLine="420"/>
@@ -3996,8 +5734,8 @@
   <w:style w:type="paragraph" w:customStyle="1" w:styleId="110">
     <w:name w:val="1.1  二级标题"/>
     <w:basedOn w:val="1"/>
-    <w:link w:val="111"/>
-    <w:qFormat/>
+    <w:next w:val="111"/>
+    <w:link w:val="112"/>
     <w:rsid w:val="00485C52"/>
     <w:pPr>
       <w:spacing w:line="360" w:lineRule="auto"/>
@@ -4020,7 +5758,7 @@
       <w:szCs w:val="44"/>
     </w:rPr>
   </w:style>
-  <w:style w:type="character" w:customStyle="1" w:styleId="111">
+  <w:style w:type="character" w:customStyle="1" w:styleId="112">
     <w:name w:val="1.1  二级标题 字符"/>
     <w:basedOn w:val="10"/>
     <w:link w:val="110"/>
@@ -4033,21 +5771,20 @@
       <w:szCs w:val="44"/>
     </w:rPr>
   </w:style>
-  <w:style w:type="paragraph" w:customStyle="1" w:styleId="1110">
+  <w:style w:type="paragraph" w:customStyle="1" w:styleId="111">
     <w:name w:val="1.1.1  三级标题"/>
     <w:basedOn w:val="110"/>
     <w:next w:val="a"/>
-    <w:link w:val="1111"/>
-    <w:qFormat/>
+    <w:link w:val="1110"/>
     <w:rsid w:val="00485C52"/>
     <w:rPr>
       <w:sz w:val="24"/>
     </w:rPr>
   </w:style>
-  <w:style w:type="character" w:customStyle="1" w:styleId="1111">
+  <w:style w:type="character" w:customStyle="1" w:styleId="1110">
     <w:name w:val="1.1.1  三级标题 字符"/>
-    <w:basedOn w:val="111"/>
-    <w:link w:val="1110"/>
+    <w:basedOn w:val="112"/>
+    <w:link w:val="111"/>
     <w:rsid w:val="00485C52"/>
     <w:rPr>
       <w:b/>
@@ -4062,7 +5799,6 @@
     <w:basedOn w:val="a"/>
     <w:next w:val="a"/>
     <w:link w:val="ae"/>
-    <w:qFormat/>
     <w:rsid w:val="00D20A05"/>
     <w:pPr>
       <w:spacing w:before="240" w:after="60" w:line="312" w:lineRule="auto"/>
@@ -4090,6 +5826,163 @@
       <w:kern w:val="28"/>
       <w:sz w:val="32"/>
       <w:szCs w:val="32"/>
+    </w:rPr>
+  </w:style>
+  <w:style w:type="paragraph" w:customStyle="1" w:styleId="13">
+    <w:name w:val="第1章 标题"/>
+    <w:next w:val="114"/>
+    <w:link w:val="14"/>
+    <w:autoRedefine/>
+    <w:qFormat/>
+    <w:rsid w:val="00C95A00"/>
+    <w:pPr>
+      <w:spacing w:line="360" w:lineRule="auto"/>
+      <w:jc w:val="center"/>
+    </w:pPr>
+    <w:rPr>
+      <w:rFonts w:ascii="宋体" w:hAnsi="宋体" w:cs="宋体"/>
+      <w:b/>
+      <w:bCs/>
+      <w:kern w:val="2"/>
+      <w:sz w:val="32"/>
+      <w:szCs w:val="32"/>
+    </w:rPr>
+  </w:style>
+  <w:style w:type="character" w:customStyle="1" w:styleId="14">
+    <w:name w:val="第1章 标题 字符"/>
+    <w:basedOn w:val="a0"/>
+    <w:link w:val="13"/>
+    <w:rsid w:val="00C95A00"/>
+    <w:rPr>
+      <w:rFonts w:ascii="宋体" w:hAnsi="宋体" w:cs="宋体"/>
+      <w:b/>
+      <w:bCs/>
+      <w:kern w:val="2"/>
+      <w:sz w:val="32"/>
+      <w:szCs w:val="32"/>
+    </w:rPr>
+  </w:style>
+  <w:style w:type="paragraph" w:customStyle="1" w:styleId="114">
+    <w:name w:val="1.1"/>
+    <w:next w:val="af"/>
+    <w:link w:val="115"/>
+    <w:autoRedefine/>
+    <w:qFormat/>
+    <w:rsid w:val="00764B50"/>
+    <w:pPr>
+      <w:spacing w:line="360" w:lineRule="auto"/>
+    </w:pPr>
+    <w:rPr>
+      <w:rFonts w:ascii="宋体" w:hAnsi="宋体" w:cs="宋体"/>
+      <w:b/>
+      <w:bCs/>
+      <w:kern w:val="2"/>
+      <w:sz w:val="28"/>
+      <w:szCs w:val="28"/>
+    </w:rPr>
+  </w:style>
+  <w:style w:type="character" w:customStyle="1" w:styleId="115">
+    <w:name w:val="1.1 字符"/>
+    <w:basedOn w:val="a0"/>
+    <w:link w:val="114"/>
+    <w:rsid w:val="00764B50"/>
+    <w:rPr>
+      <w:rFonts w:ascii="宋体" w:hAnsi="宋体" w:cs="宋体"/>
+      <w:b/>
+      <w:bCs/>
+      <w:kern w:val="2"/>
+      <w:sz w:val="28"/>
+      <w:szCs w:val="28"/>
+    </w:rPr>
+  </w:style>
+  <w:style w:type="paragraph" w:customStyle="1" w:styleId="1111">
+    <w:name w:val="1.1.1"/>
+    <w:next w:val="114"/>
+    <w:link w:val="1112"/>
+    <w:autoRedefine/>
+    <w:qFormat/>
+    <w:rsid w:val="00764B50"/>
+    <w:pPr>
+      <w:spacing w:line="360" w:lineRule="auto"/>
+    </w:pPr>
+    <w:rPr>
+      <w:rFonts w:ascii="宋体" w:hAnsi="宋体" w:cs="宋体"/>
+      <w:b/>
+      <w:bCs/>
+      <w:kern w:val="2"/>
+      <w:sz w:val="24"/>
+      <w:szCs w:val="24"/>
+    </w:rPr>
+  </w:style>
+  <w:style w:type="character" w:customStyle="1" w:styleId="1112">
+    <w:name w:val="1.1.1 字符"/>
+    <w:basedOn w:val="a0"/>
+    <w:link w:val="1111"/>
+    <w:rsid w:val="00764B50"/>
+    <w:rPr>
+      <w:rFonts w:ascii="宋体" w:hAnsi="宋体" w:cs="宋体"/>
+      <w:b/>
+      <w:bCs/>
+      <w:kern w:val="2"/>
+      <w:sz w:val="24"/>
+      <w:szCs w:val="24"/>
+    </w:rPr>
+  </w:style>
+  <w:style w:type="paragraph" w:customStyle="1" w:styleId="af">
+    <w:name w:val="章节正文"/>
+    <w:link w:val="af0"/>
+    <w:autoRedefine/>
+    <w:qFormat/>
+    <w:rsid w:val="00C95A00"/>
+    <w:pPr>
+      <w:spacing w:line="360" w:lineRule="auto"/>
+      <w:ind w:firstLineChars="200" w:firstLine="480"/>
+    </w:pPr>
+    <w:rPr>
+      <w:rFonts w:ascii="宋体" w:hAnsi="宋体" w:cs="宋体"/>
+      <w:kern w:val="2"/>
+      <w:sz w:val="24"/>
+      <w:szCs w:val="24"/>
+    </w:rPr>
+  </w:style>
+  <w:style w:type="character" w:customStyle="1" w:styleId="af0">
+    <w:name w:val="章节正文 字符"/>
+    <w:basedOn w:val="a0"/>
+    <w:link w:val="af"/>
+    <w:rsid w:val="00C95A00"/>
+    <w:rPr>
+      <w:rFonts w:ascii="宋体" w:hAnsi="宋体" w:cs="宋体"/>
+      <w:kern w:val="2"/>
+      <w:sz w:val="24"/>
+      <w:szCs w:val="24"/>
+    </w:rPr>
+  </w:style>
+  <w:style w:type="paragraph" w:customStyle="1" w:styleId="af1">
+    <w:name w:val="正文开头无缩进"/>
+    <w:link w:val="af2"/>
+    <w:autoRedefine/>
+    <w:qFormat/>
+    <w:rsid w:val="002674F5"/>
+    <w:pPr>
+      <w:spacing w:line="360" w:lineRule="auto"/>
+    </w:pPr>
+    <w:rPr>
+      <w:rFonts w:ascii="宋体" w:hAnsi="宋体" w:cs="宋体"/>
+      <w:kern w:val="2"/>
+      <w:sz w:val="24"/>
+      <w:szCs w:val="24"/>
+    </w:rPr>
+  </w:style>
+  <w:style w:type="character" w:customStyle="1" w:styleId="af2">
+    <w:name w:val="正文开头无缩进 字符"/>
+    <w:basedOn w:val="a0"/>
+    <w:link w:val="af1"/>
+    <w:rsid w:val="002674F5"/>
+    <w:rPr>
+      <w:rFonts w:ascii="宋体" w:hAnsi="宋体" w:cs="宋体"/>
+      <w:kern w:val="2"/>
+      <w:sz w:val="24"/>
+      <w:szCs w:val="24"/>
     </w:rPr>
   </w:style>
 </w:styles>

--- a/res/初稿.docx
+++ b/res/初稿.docx
@@ -7,7 +7,7 @@
         <w:ind w:left="240" w:right="240"/>
         <w:jc w:val="center"/>
         <w:rPr>
-          <w:rFonts w:ascii="黑体" w:eastAsia="黑体"/>
+          <w:rFonts w:ascii="黑体" w:eastAsia="黑体" w:hint="eastAsia"/>
           <w:b/>
           <w:sz w:val="30"/>
           <w:szCs w:val="30"/>
@@ -35,25 +35,7 @@
           <w:sz w:val="28"/>
           <w:szCs w:val="32"/>
         </w:rPr>
-        <w:t>基于机器学习的</w:t>
-      </w:r>
-      <w:proofErr w:type="gramStart"/>
-      <w:r>
-        <w:rPr>
-          <w:rFonts w:ascii="宋体" w:hAnsi="宋体" w:hint="eastAsia"/>
-          <w:sz w:val="28"/>
-          <w:szCs w:val="32"/>
-        </w:rPr>
-        <w:t>文本模因识别</w:t>
-      </w:r>
-      <w:proofErr w:type="gramEnd"/>
-      <w:r>
-        <w:rPr>
-          <w:rFonts w:ascii="宋体" w:hAnsi="宋体" w:hint="eastAsia"/>
-          <w:sz w:val="28"/>
-          <w:szCs w:val="32"/>
-        </w:rPr>
-        <w:t>系统的研究与设计</w:t>
+        <w:t>基于机器学习的文本模因识别系统的研究与设计</w:t>
       </w:r>
     </w:p>
     <w:p>
@@ -100,49 +82,7 @@
         <w:rPr>
           <w:rFonts w:ascii="宋体" w:hAnsi="宋体" w:hint="eastAsia"/>
         </w:rPr>
-        <w:t>随着社交媒体与网络社区的快速发展，文本内容已经成为网络传播和观点表达的重要载体。</w:t>
-      </w:r>
-      <w:proofErr w:type="gramStart"/>
-      <w:r>
-        <w:rPr>
-          <w:rFonts w:ascii="宋体" w:hAnsi="宋体" w:hint="eastAsia"/>
-        </w:rPr>
-        <w:t>文本模因通常</w:t>
-      </w:r>
-      <w:proofErr w:type="gramEnd"/>
-      <w:r>
-        <w:rPr>
-          <w:rFonts w:ascii="宋体" w:hAnsi="宋体" w:hint="eastAsia"/>
-        </w:rPr>
-        <w:t>具有模板化、可复制和传播快等特点，其中部分模因式表达会借助群体标签化、反讽和隐含攻击传播偏见，给网络治理带来新的挑战。本文围绕“基于机器学习的文本模因识别系统的研究与设计”这一课题，设计并实现了一个面向中文文本的识别系统。系统以前端交互页面和后端预测接口为基础，构建了基线模型、模因式表达特征增强模型以及BERT模型三条实验路线。实验结果表明，BERT模型在正式测试集上的整体指标最优，但在人工构造的模因式表达测试集中，</w:t>
-      </w:r>
-      <w:proofErr w:type="gramStart"/>
-      <w:r>
-        <w:rPr>
-          <w:rFonts w:ascii="宋体" w:hAnsi="宋体" w:hint="eastAsia"/>
-        </w:rPr>
-        <w:t>模因特征</w:t>
-      </w:r>
-      <w:proofErr w:type="gramEnd"/>
-      <w:r>
-        <w:rPr>
-          <w:rFonts w:ascii="宋体" w:hAnsi="宋体" w:hint="eastAsia"/>
-        </w:rPr>
-        <w:t>模型对模板化攻击和隐含群体攻击样例更具针对性。研究说明总体分类性能与特定场景识别能力并不完全一致，在</w:t>
-      </w:r>
-      <w:proofErr w:type="gramStart"/>
-      <w:r>
-        <w:rPr>
-          <w:rFonts w:ascii="宋体" w:hAnsi="宋体" w:hint="eastAsia"/>
-        </w:rPr>
-        <w:t>文本模因识别</w:t>
-      </w:r>
-      <w:proofErr w:type="gramEnd"/>
-      <w:r>
-        <w:rPr>
-          <w:rFonts w:ascii="宋体" w:hAnsi="宋体" w:hint="eastAsia"/>
-        </w:rPr>
-        <w:t>任务中，应结合统计特征、规则特征与语义模型进行综合分析。</w:t>
+        <w:t>随着社交媒体与网络社区的快速发展，文本内容已经成为网络传播和观点表达的重要载体。文本模因通常具有模板化、可复制和传播快等特点，其中部分模因式表达会借助群体标签化、反讽和隐含攻击传播偏见，给网络治理带来新的挑战。本文围绕“基于机器学习的文本模因识别系统的研究与设计”这一课题，设计并实现了一个面向中文文本的识别系统。系统以前端交互页面和后端预测接口为基础，构建了基线模型、模因式表达特征增强模型以及BERT模型三条实验路线。实验结果表明，BERT模型在正式测试集上的整体指标最优，但在人工构造的模因式表达测试集中，模因特征模型对模板化攻击和隐含群体攻击样例更具针对性。研究说明总体分类性能与特定场景识别能力并不完全一致，在文本模因识别任务中，应结合统计特征、规则特征与语义模型进行综合分析。</w:t>
       </w:r>
     </w:p>
     <w:p>
@@ -182,19 +122,11 @@
           <w:rFonts w:ascii="宋体" w:hAnsi="宋体"/>
         </w:rPr>
       </w:pPr>
-      <w:proofErr w:type="gramStart"/>
       <w:r>
         <w:rPr>
           <w:rFonts w:ascii="宋体" w:hAnsi="宋体" w:hint="eastAsia"/>
         </w:rPr>
-        <w:t>文本模因识别</w:t>
-      </w:r>
-      <w:proofErr w:type="gramEnd"/>
-      <w:r>
-        <w:rPr>
-          <w:rFonts w:ascii="宋体" w:hAnsi="宋体" w:hint="eastAsia"/>
-        </w:rPr>
-        <w:t>，机器学习，有害文本检测，BERT，网络内容治理</w:t>
+        <w:t>文本模因识别，机器学习，有害文本检测，BERT，网络内容治理</w:t>
       </w:r>
     </w:p>
     <w:p>
@@ -384,35 +316,7 @@
         <w:rPr>
           <w:rFonts w:hAnsi="宋体"/>
         </w:rPr>
-        <w:t xml:space="preserve">With the rapid development of social media and online communities, text content has become an important carrier for online communication and opinion expression. Textual memes typically exhibit characteristics such as </w:t>
-      </w:r>
-      <w:proofErr w:type="spellStart"/>
-      <w:r>
-        <w:rPr>
-          <w:rFonts w:hAnsi="宋体"/>
-        </w:rPr>
-        <w:t>templarization</w:t>
-      </w:r>
-      <w:proofErr w:type="spellEnd"/>
-      <w:r>
-        <w:rPr>
-          <w:rFonts w:hAnsi="宋体"/>
-        </w:rPr>
-        <w:t xml:space="preserve">, replicability, and rapid dissemination. Some memetic expressions utilize group tagging, irony, and implicit attacks to spread bias, posing new challenges to network governance. Focusing on the topic of "Research and Design of a Textual Memes Recognition System Based on Machine Learning," this paper designs and implements a recognition system tailored for Chinese text. The system, based on front-end interactive pages and back-end prediction interfaces, constructs three experimental routes: a baseline model, a memetic expression feature enhancement model, and a BERT model. Experimental results show that the BERT model achieves the best overall performance on the official test set. However, in the artificially constructed memetic expression test set, the memetic feature model demonstrates greater specificity for </w:t>
-      </w:r>
-      <w:proofErr w:type="spellStart"/>
-      <w:r>
-        <w:rPr>
-          <w:rFonts w:hAnsi="宋体"/>
-        </w:rPr>
-        <w:t>templarized</w:t>
-      </w:r>
-      <w:proofErr w:type="spellEnd"/>
-      <w:r>
-        <w:rPr>
-          <w:rFonts w:hAnsi="宋体"/>
-        </w:rPr>
-        <w:t xml:space="preserve"> attacks and implicit group attacks. The research indicates that overall classification performance does not necessarily align with recognition capabilities in specific scenarios. In textual meme recognition tasks, a comprehensive analysis combining statistical features, rule-based features, and semantic models should be conducted.</w:t>
+        <w:t>With the rapid development of social media and online communities, text content has become an important carrier for online communication and opinion expression. Textual memes typically exhibit characteristics such as templarization, replicability, and rapid dissemination. Some memetic expressions utilize group tagging, irony, and implicit attacks to spread bias, posing new challenges to network governance. Focusing on the topic of "Research and Design of a Textual Memes Recognition System Based on Machine Learning," this paper designs and implements a recognition system tailored for Chinese text. The system, based on front-end interactive pages and back-end prediction interfaces, constructs three experimental routes: a baseline model, a memetic expression feature enhancement model, and a BERT model. Experimental results show that the BERT model achieves the best overall performance on the official test set. However, in the artificially constructed memetic expression test set, the memetic feature model demonstrates greater specificity for templarized attacks and implicit group attacks. The research indicates that overall classification performance does not necessarily align with recognition capabilities in specific scenarios. In textual meme recognition tasks, a comprehensive analysis combining statistical features, rule-based features, and semantic models should be conducted.</w:t>
       </w:r>
     </w:p>
     <w:p>
@@ -512,469 +416,174 @@
     <w:p>
       <w:pPr>
         <w:ind w:right="240"/>
-      </w:pPr>
-      <w:r>
-        <w:rPr>
-          <w:rFonts w:hint="eastAsia"/>
+        <w:jc w:val="left"/>
+        <w:rPr>
+          <w:rFonts w:ascii="宋体" w:hAnsi="宋体"/>
+          <w:sz w:val="28"/>
+          <w:szCs w:val="28"/>
+        </w:rPr>
+      </w:pPr>
+      <w:r>
+        <w:rPr>
+          <w:rFonts w:ascii="宋体" w:hAnsi="宋体" w:hint="eastAsia"/>
+          <w:sz w:val="28"/>
+          <w:szCs w:val="28"/>
+        </w:rPr>
+        <w:t>第1章 绪论</w:t>
+      </w:r>
+    </w:p>
+    <w:p>
+      <w:pPr>
+        <w:ind w:right="240"/>
+        <w:jc w:val="left"/>
+        <w:rPr>
+          <w:rFonts w:ascii="宋体" w:hAnsi="宋体"/>
+          <w:sz w:val="28"/>
+          <w:szCs w:val="28"/>
+        </w:rPr>
+      </w:pPr>
+      <w:r>
+        <w:rPr>
+          <w:rFonts w:ascii="宋体" w:hAnsi="宋体" w:hint="eastAsia"/>
+          <w:sz w:val="28"/>
+          <w:szCs w:val="28"/>
+        </w:rPr>
+        <w:t>第2章 需求分析与总体设计</w:t>
+      </w:r>
+    </w:p>
+    <w:p>
+      <w:pPr>
+        <w:ind w:right="240"/>
+        <w:jc w:val="left"/>
+        <w:rPr>
+          <w:rFonts w:ascii="宋体" w:hAnsi="宋体"/>
+          <w:sz w:val="28"/>
+          <w:szCs w:val="28"/>
+        </w:rPr>
+      </w:pPr>
+      <w:r>
+        <w:rPr>
+          <w:rFonts w:ascii="宋体" w:hAnsi="宋体"/>
+          <w:sz w:val="28"/>
+          <w:szCs w:val="28"/>
+        </w:rPr>
+        <w:t>第3章 关键模型与系统实现</w:t>
+      </w:r>
+    </w:p>
+    <w:p>
+      <w:pPr>
+        <w:ind w:right="240"/>
+        <w:jc w:val="left"/>
+        <w:rPr>
+          <w:rFonts w:ascii="宋体" w:hAnsi="宋体"/>
+          <w:sz w:val="28"/>
+          <w:szCs w:val="28"/>
+        </w:rPr>
+      </w:pPr>
+      <w:r>
+        <w:rPr>
+          <w:rFonts w:ascii="宋体" w:hAnsi="宋体"/>
+          <w:sz w:val="28"/>
+          <w:szCs w:val="28"/>
         </w:rPr>
         <w:t>第</w:t>
       </w:r>
       <w:r>
         <w:rPr>
-          <w:rFonts w:hint="eastAsia"/>
-        </w:rPr>
-        <w:t>1</w:t>
-      </w:r>
-      <w:r>
-        <w:rPr>
-          <w:rFonts w:hint="eastAsia"/>
-        </w:rPr>
-        <w:t>章</w:t>
-      </w:r>
-      <w:r>
-        <w:rPr>
-          <w:rFonts w:hint="eastAsia"/>
-        </w:rPr>
-        <w:t xml:space="preserve"> </w:t>
-      </w:r>
-      <w:r>
-        <w:rPr>
-          <w:rFonts w:hint="eastAsia"/>
-        </w:rPr>
-        <w:t>绪论</w:t>
+          <w:rFonts w:ascii="宋体" w:hAnsi="宋体"/>
+          <w:sz w:val="28"/>
+          <w:szCs w:val="28"/>
+        </w:rPr>
+        <w:t>4</w:t>
+      </w:r>
+      <w:r>
+        <w:rPr>
+          <w:rFonts w:ascii="宋体" w:hAnsi="宋体"/>
+          <w:sz w:val="28"/>
+          <w:szCs w:val="28"/>
+        </w:rPr>
+        <w:t xml:space="preserve">章 </w:t>
+      </w:r>
+      <w:r>
+        <w:rPr>
+          <w:rFonts w:ascii="宋体" w:hAnsi="宋体" w:hint="eastAsia"/>
+          <w:sz w:val="28"/>
+          <w:szCs w:val="28"/>
+        </w:rPr>
+        <w:t>实验与结果分析</w:t>
       </w:r>
     </w:p>
     <w:p>
       <w:pPr>
         <w:ind w:right="240"/>
-        <w:jc w:val="center"/>
-      </w:pPr>
+        <w:jc w:val="left"/>
+        <w:rPr>
+          <w:rFonts w:ascii="宋体" w:hAnsi="宋体"/>
+          <w:sz w:val="28"/>
+          <w:szCs w:val="28"/>
+        </w:rPr>
+      </w:pPr>
+      <w:r>
+        <w:rPr>
+          <w:rFonts w:ascii="宋体" w:hAnsi="宋体"/>
+          <w:sz w:val="28"/>
+          <w:szCs w:val="28"/>
+        </w:rPr>
+        <w:t>第</w:t>
+      </w:r>
+      <w:r>
+        <w:rPr>
+          <w:rFonts w:ascii="宋体" w:hAnsi="宋体"/>
+          <w:sz w:val="28"/>
+          <w:szCs w:val="28"/>
+        </w:rPr>
+        <w:t>5</w:t>
+      </w:r>
+      <w:r>
+        <w:rPr>
+          <w:rFonts w:ascii="宋体" w:hAnsi="宋体"/>
+          <w:sz w:val="28"/>
+          <w:szCs w:val="28"/>
+        </w:rPr>
+        <w:t xml:space="preserve">章 </w:t>
+      </w:r>
       <w:r>
         <w:rPr>
           <w:rFonts w:ascii="宋体" w:hAnsi="宋体" w:hint="eastAsia"/>
-          <w:b/>
-          <w:sz w:val="32"/>
-        </w:rPr>
-        <w:t>第2章 需求分析与总体设计</w:t>
+          <w:sz w:val="28"/>
+          <w:szCs w:val="28"/>
+        </w:rPr>
+        <w:t>总结与展望</w:t>
       </w:r>
     </w:p>
     <w:p>
       <w:pPr>
         <w:ind w:right="240"/>
-        <w:jc w:val="center"/>
-      </w:pPr>
-      <w:r>
+        <w:jc w:val="left"/>
         <w:rPr>
           <w:rFonts w:ascii="宋体" w:hAnsi="宋体"/>
-          <w:b/>
-          <w:sz w:val="32"/>
-        </w:rPr>
-        <w:t>第3章 关键模型与系统实现</w:t>
-      </w:r>
-    </w:p>
-    <w:p>
-      <w:pPr>
-        <w:ind w:firstLine="480"/>
+          <w:sz w:val="28"/>
+          <w:szCs w:val="28"/>
+        </w:rPr>
+      </w:pPr>
+      <w:r>
+        <w:rPr>
+          <w:rFonts w:ascii="宋体" w:hAnsi="宋体" w:hint="eastAsia"/>
+          <w:sz w:val="28"/>
+          <w:szCs w:val="28"/>
+        </w:rPr>
+        <w:t>参考文献</w:t>
+      </w:r>
+    </w:p>
+    <w:p>
+      <w:pPr>
+        <w:ind w:right="240"/>
         <w:jc w:val="left"/>
-      </w:pPr>
-      <w:r>
         <w:rPr>
           <w:rFonts w:ascii="宋体" w:hAnsi="宋体"/>
-        </w:rPr>
-        <w:t>本章从数据处理、基线模型、模因式表达特征模型、BERT 模型和前后端实现五个方面介绍了系统的关键实现过程。通过这一章节可以看出，本文的工作并非仅停留在单一模型训练，而是围绕系统实现、模型演进与实验支撑逐步展开。第三章的实现内容为后续第四章的实验对比与结果分析提供了直接依据。</w:t>
-      </w:r>
-    </w:p>
-    <w:p>
-      <w:pPr>
-        <w:jc w:val="left"/>
-      </w:pPr>
-      <w:r>
-        <w:rPr>
-          <w:rFonts w:ascii="宋体" w:hAnsi="宋体"/>
-          <w:b/>
           <w:sz w:val="28"/>
-        </w:rPr>
-        <w:t>3.6 本章小结</w:t>
-      </w:r>
-    </w:p>
-    <w:p>
-      <w:pPr>
-        <w:ind w:firstLine="480"/>
-        <w:jc w:val="left"/>
-      </w:pPr>
-      <w:r>
-        <w:rPr>
-          <w:rFonts w:ascii="宋体" w:hAnsi="宋体"/>
-        </w:rPr>
-        <w:t xml:space="preserve">在系统实现层面，前端基于 Vue 3 构建，主要负责文本输入、结果展示、状态提示和历史记录显示；后端基于 </w:t>
-      </w:r>
-      <w:proofErr w:type="spellStart"/>
-      <w:r>
-        <w:rPr>
-          <w:rFonts w:ascii="宋体" w:hAnsi="宋体"/>
-        </w:rPr>
-        <w:t>FastAPI</w:t>
-      </w:r>
-      <w:proofErr w:type="spellEnd"/>
-      <w:r>
-        <w:rPr>
-          <w:rFonts w:ascii="宋体" w:hAnsi="宋体"/>
-        </w:rPr>
-        <w:t xml:space="preserve"> 构建，主要负责接口注册、模型加载和预测结果返回。前后端之间通过 HTTP 接口进行通信，预测接口以 JSON 形式接收文本并返回分类结果。对于传统模型，后端通过加载本地 </w:t>
-      </w:r>
-      <w:proofErr w:type="spellStart"/>
-      <w:r>
-        <w:rPr>
-          <w:rFonts w:ascii="宋体" w:hAnsi="宋体"/>
-        </w:rPr>
-        <w:t>joblib</w:t>
-      </w:r>
-      <w:proofErr w:type="spellEnd"/>
-      <w:r>
-        <w:rPr>
-          <w:rFonts w:ascii="宋体" w:hAnsi="宋体"/>
-        </w:rPr>
-        <w:t xml:space="preserve"> 文件完成预测；对于 BERT 模型，后端和脚本层使用训练后保存的模型目录进行批量预测与对比分析。为了适应毕业设计场景，系统还实现了健康检查接口、默认模型加载、模型对比脚本以及实验记录文件管理，使系统不仅能够运行，也能够支撑论文中对实验流程和结果的说明。</w:t>
-      </w:r>
-    </w:p>
-    <w:p>
-      <w:pPr>
-        <w:jc w:val="left"/>
-      </w:pPr>
-      <w:r>
-        <w:rPr>
-          <w:rFonts w:ascii="宋体" w:hAnsi="宋体"/>
-          <w:b/>
-          <w:sz w:val="28"/>
-        </w:rPr>
-        <w:t>3.5 前后端关键实现</w:t>
-      </w:r>
-    </w:p>
-    <w:p>
-      <w:pPr>
-        <w:ind w:firstLine="480"/>
-        <w:jc w:val="left"/>
-      </w:pPr>
-      <w:r>
-        <w:rPr>
-          <w:rFonts w:ascii="宋体" w:hAnsi="宋体"/>
-        </w:rPr>
-        <w:t>BERT 模型部分选用中文</w:t>
-      </w:r>
-      <w:proofErr w:type="gramStart"/>
-      <w:r>
-        <w:rPr>
-          <w:rFonts w:ascii="宋体" w:hAnsi="宋体"/>
-        </w:rPr>
-        <w:t>预训练</w:t>
-      </w:r>
-      <w:proofErr w:type="gramEnd"/>
-      <w:r>
-        <w:rPr>
-          <w:rFonts w:ascii="宋体" w:hAnsi="宋体"/>
-        </w:rPr>
-        <w:t xml:space="preserve">模型 </w:t>
-      </w:r>
-      <w:proofErr w:type="spellStart"/>
-      <w:r>
-        <w:rPr>
-          <w:rFonts w:ascii="宋体" w:hAnsi="宋体"/>
-        </w:rPr>
-        <w:t>bert</w:t>
-      </w:r>
-      <w:proofErr w:type="spellEnd"/>
-      <w:r>
-        <w:rPr>
-          <w:rFonts w:ascii="宋体" w:hAnsi="宋体"/>
-        </w:rPr>
-        <w:t>-base-</w:t>
-      </w:r>
-      <w:proofErr w:type="spellStart"/>
-      <w:r>
-        <w:rPr>
-          <w:rFonts w:ascii="宋体" w:hAnsi="宋体"/>
-        </w:rPr>
-        <w:t>chinese</w:t>
-      </w:r>
-      <w:proofErr w:type="spellEnd"/>
-      <w:r>
-        <w:rPr>
-          <w:rFonts w:ascii="宋体" w:hAnsi="宋体"/>
-        </w:rPr>
-        <w:t>，并在</w:t>
-      </w:r>
-      <w:proofErr w:type="gramStart"/>
-      <w:r>
-        <w:rPr>
-          <w:rFonts w:ascii="宋体" w:hAnsi="宋体"/>
-        </w:rPr>
-        <w:t>本任务</w:t>
-      </w:r>
-      <w:proofErr w:type="gramEnd"/>
-      <w:r>
-        <w:rPr>
-          <w:rFonts w:ascii="宋体" w:hAnsi="宋体"/>
-        </w:rPr>
-        <w:t xml:space="preserve">数据集上进行二分类微调。与传统模型相比，BERT 不再依赖浅层词频统计，而是通过上下文语义建模学习文本整体含义。本文为 BERT 模型单独设计了配置模块、数据划分模块、训练脚本和批量预测脚本，并在远程 GPU 环境中完成了正式训练。训练完成后，模型以 Hugging Face 风格目录进行保存，同时生成 </w:t>
-      </w:r>
-      <w:proofErr w:type="spellStart"/>
-      <w:r>
-        <w:rPr>
-          <w:rFonts w:ascii="宋体" w:hAnsi="宋体"/>
-        </w:rPr>
-        <w:t>metrics.json</w:t>
-      </w:r>
-      <w:proofErr w:type="spellEnd"/>
-      <w:r>
-        <w:rPr>
-          <w:rFonts w:ascii="宋体" w:hAnsi="宋体"/>
-        </w:rPr>
-        <w:t xml:space="preserve"> 和 </w:t>
-      </w:r>
-      <w:proofErr w:type="spellStart"/>
-      <w:r>
-        <w:rPr>
-          <w:rFonts w:ascii="宋体" w:hAnsi="宋体"/>
-        </w:rPr>
-        <w:t>metadata.json</w:t>
-      </w:r>
-      <w:proofErr w:type="spellEnd"/>
-      <w:r>
-        <w:rPr>
-          <w:rFonts w:ascii="宋体" w:hAnsi="宋体"/>
-        </w:rPr>
-        <w:t xml:space="preserve"> 等结果文件。实验结果显示，BERT 在正式测试集上的 accuracy、precision、recall 和 F1 指标均优于前两种模型，说明其在总体语义分类能力上具有明显优势。</w:t>
-      </w:r>
-    </w:p>
-    <w:p>
-      <w:pPr>
-        <w:jc w:val="left"/>
-      </w:pPr>
-      <w:r>
-        <w:rPr>
-          <w:rFonts w:ascii="宋体" w:hAnsi="宋体"/>
-          <w:b/>
-          <w:sz w:val="28"/>
-        </w:rPr>
-        <w:t>3.4 BERT 模型实现</w:t>
-      </w:r>
-    </w:p>
-    <w:p>
-      <w:pPr>
-        <w:ind w:firstLine="480"/>
-        <w:jc w:val="left"/>
-      </w:pPr>
-      <w:r>
-        <w:rPr>
-          <w:rFonts w:ascii="宋体" w:hAnsi="宋体"/>
-        </w:rPr>
-        <w:lastRenderedPageBreak/>
-        <w:t>为了增强系统对</w:t>
-      </w:r>
-      <w:proofErr w:type="gramStart"/>
-      <w:r>
-        <w:rPr>
-          <w:rFonts w:ascii="宋体" w:hAnsi="宋体"/>
-        </w:rPr>
-        <w:t>文本模因场景</w:t>
-      </w:r>
-      <w:proofErr w:type="gramEnd"/>
-      <w:r>
-        <w:rPr>
-          <w:rFonts w:ascii="宋体" w:hAnsi="宋体"/>
-        </w:rPr>
-        <w:t>的适应能力，本文在基线模型基础上增加了一组人工设计的模因式表达特征，并</w:t>
-      </w:r>
-      <w:proofErr w:type="gramStart"/>
-      <w:r>
-        <w:rPr>
-          <w:rFonts w:ascii="宋体" w:hAnsi="宋体"/>
-        </w:rPr>
-        <w:t>构建了模因式</w:t>
-      </w:r>
-      <w:proofErr w:type="gramEnd"/>
-      <w:r>
-        <w:rPr>
-          <w:rFonts w:ascii="宋体" w:hAnsi="宋体"/>
-        </w:rPr>
-        <w:t>表达特征增强模型。该模型保留了</w:t>
-      </w:r>
-      <w:proofErr w:type="gramStart"/>
-      <w:r>
-        <w:rPr>
-          <w:rFonts w:ascii="宋体" w:hAnsi="宋体"/>
-        </w:rPr>
-        <w:t>字符级</w:t>
-      </w:r>
-      <w:proofErr w:type="gramEnd"/>
-      <w:r>
-        <w:rPr>
-          <w:rFonts w:ascii="宋体" w:hAnsi="宋体"/>
-        </w:rPr>
-        <w:t xml:space="preserve"> TF-IDF 作为基础表示，同时加入模板化表达、群体指向、情绪强化、网络化短语、讽刺表达、风险词与群体词共</w:t>
-      </w:r>
-      <w:proofErr w:type="gramStart"/>
-      <w:r>
-        <w:rPr>
-          <w:rFonts w:ascii="宋体" w:hAnsi="宋体"/>
-        </w:rPr>
-        <w:t>现以及</w:t>
-      </w:r>
-      <w:proofErr w:type="gramEnd"/>
-      <w:r>
-        <w:rPr>
-          <w:rFonts w:ascii="宋体" w:hAnsi="宋体"/>
-        </w:rPr>
-        <w:t>语境消</w:t>
-      </w:r>
-      <w:proofErr w:type="gramStart"/>
-      <w:r>
-        <w:rPr>
-          <w:rFonts w:ascii="宋体" w:hAnsi="宋体"/>
-        </w:rPr>
-        <w:t>歧</w:t>
-      </w:r>
-      <w:proofErr w:type="gramEnd"/>
-      <w:r>
-        <w:rPr>
-          <w:rFonts w:ascii="宋体" w:hAnsi="宋体"/>
-        </w:rPr>
-        <w:t>等特征。其核心思想是将统计特征与人工表达特征拼接后共同输入分类器，从而提高模型对特定目标场景的解释力。在实现过程中，本文还引入了对“反对语境”“描述语境”和“直接攻击语境”的区分，以减少仅因出现敏感词而导致的误判。尽管该模型在总体指标上未超过 BERT，但在人工测试集中的模因式攻击</w:t>
-      </w:r>
-      <w:proofErr w:type="gramStart"/>
-      <w:r>
-        <w:rPr>
-          <w:rFonts w:ascii="宋体" w:hAnsi="宋体"/>
-        </w:rPr>
-        <w:t>样例上表现</w:t>
-      </w:r>
-      <w:proofErr w:type="gramEnd"/>
-      <w:r>
-        <w:rPr>
-          <w:rFonts w:ascii="宋体" w:hAnsi="宋体"/>
-        </w:rPr>
-        <w:t>出更高的贴题性。</w:t>
-      </w:r>
-    </w:p>
-    <w:p>
-      <w:pPr>
-        <w:jc w:val="left"/>
-      </w:pPr>
-      <w:r>
-        <w:rPr>
-          <w:rFonts w:ascii="宋体" w:hAnsi="宋体"/>
-          <w:b/>
-          <w:sz w:val="28"/>
-        </w:rPr>
-        <w:t>3.3 模因式表达特征模型实现</w:t>
-      </w:r>
-    </w:p>
-    <w:p>
-      <w:pPr>
-        <w:ind w:firstLine="480"/>
-        <w:jc w:val="left"/>
-      </w:pPr>
-      <w:r>
-        <w:rPr>
-          <w:rFonts w:ascii="宋体" w:hAnsi="宋体"/>
-        </w:rPr>
-        <w:t>基线模型采用</w:t>
-      </w:r>
-      <w:proofErr w:type="gramStart"/>
-      <w:r>
-        <w:rPr>
-          <w:rFonts w:ascii="宋体" w:hAnsi="宋体"/>
-        </w:rPr>
-        <w:t>字符级</w:t>
-      </w:r>
-      <w:proofErr w:type="gramEnd"/>
-      <w:r>
-        <w:rPr>
-          <w:rFonts w:ascii="宋体" w:hAnsi="宋体"/>
-        </w:rPr>
-        <w:t xml:space="preserve"> TF-IDF 与 Logistic Regression 的组合方式实现。之所以选择该方案，主要是因为其实现简单、训练效率高、结果稳定，适合作为整篇论文实验比较的初始参照模型。具体而言，系统先通过 TF-IDF 将中文文本转换为</w:t>
-      </w:r>
-      <w:proofErr w:type="gramStart"/>
-      <w:r>
-        <w:rPr>
-          <w:rFonts w:ascii="宋体" w:hAnsi="宋体"/>
-        </w:rPr>
-        <w:t>字符级</w:t>
-      </w:r>
-      <w:proofErr w:type="gramEnd"/>
-      <w:r>
-        <w:rPr>
-          <w:rFonts w:ascii="宋体" w:hAnsi="宋体"/>
-        </w:rPr>
-        <w:t xml:space="preserve"> n-gram 特征，再利用 Logistic Regression 完成二分类判断。该模型对显式攻击文本具有较好的识别能力，也能够作为后续人工特征模型和 BERT 模型的性能基线。为了便于系统调用和实验复现，本文将训练后的模型保存为本地文件，并在后端服务启动时优先加载。</w:t>
-      </w:r>
-    </w:p>
-    <w:p>
-      <w:pPr>
-        <w:jc w:val="left"/>
-      </w:pPr>
-      <w:r>
-        <w:rPr>
-          <w:rFonts w:ascii="宋体" w:hAnsi="宋体"/>
-          <w:b/>
-          <w:sz w:val="28"/>
-        </w:rPr>
-        <w:t>3.2 基线模型实现</w:t>
-      </w:r>
-    </w:p>
-    <w:p>
-      <w:pPr>
-        <w:ind w:firstLine="480"/>
-        <w:jc w:val="left"/>
-      </w:pPr>
-      <w:r>
-        <w:rPr>
-          <w:rFonts w:ascii="宋体" w:hAnsi="宋体"/>
-        </w:rPr>
-        <w:t>本研究使用的数据集以中文文本及其对应标签为基础，其中标签 0 表示正常文本，标签 1 表示疑似有害文本。在模型训练前，首先对原始数据进行编码读取与字段检查，保留标签列和文本列两个核心字段；随后对空文本、非法标签和重复文本进行清洗，以保证训练样本具有基本质量。对于传统机器学习模型，本文将清洗后的数据直接用于训练和测试；对于 BERT 模型，则进一步划分训练集、验证集和测试集，并在训练脚本中完成分批读取和 tokenizer 编码。除正式训练数据外，本文还构造了一份人工测试集，用于分析模型在模因式表达、隐含攻击表达和反对语境表达等</w:t>
-      </w:r>
-      <w:proofErr w:type="gramStart"/>
-      <w:r>
-        <w:rPr>
-          <w:rFonts w:ascii="宋体" w:hAnsi="宋体"/>
-        </w:rPr>
-        <w:t>样例上的</w:t>
-      </w:r>
-      <w:proofErr w:type="gramEnd"/>
-      <w:r>
-        <w:rPr>
-          <w:rFonts w:ascii="宋体" w:hAnsi="宋体"/>
-        </w:rPr>
-        <w:t>具体表现。</w:t>
-      </w:r>
-    </w:p>
-    <w:p>
-      <w:pPr>
-        <w:jc w:val="left"/>
-      </w:pPr>
-      <w:r>
-        <w:rPr>
-          <w:rFonts w:ascii="宋体" w:hAnsi="宋体"/>
-          <w:b/>
-          <w:sz w:val="28"/>
-        </w:rPr>
-        <w:t>3.1 数据集与预处理</w:t>
-      </w:r>
-    </w:p>
-    <w:p>
-      <w:pPr>
-        <w:ind w:right="240"/>
-      </w:pPr>
-      <w:r>
-        <w:rPr>
-          <w:rFonts w:hint="eastAsia"/>
-        </w:rPr>
-        <w:t>参考文献</w:t>
-      </w:r>
-    </w:p>
-    <w:p>
-      <w:pPr>
-        <w:ind w:right="240"/>
+          <w:szCs w:val="28"/>
+        </w:rPr>
         <w:sectPr>
           <w:pgSz w:w="11906" w:h="16838"/>
           <w:pgMar w:top="1134" w:right="1701" w:bottom="1134" w:left="1701" w:header="851" w:footer="851" w:gutter="0"/>
@@ -984,7 +593,9 @@
       </w:pPr>
       <w:r>
         <w:rPr>
-          <w:rFonts w:hint="eastAsia"/>
+          <w:rFonts w:ascii="宋体" w:hAnsi="宋体" w:hint="eastAsia"/>
+          <w:sz w:val="28"/>
+          <w:szCs w:val="28"/>
         </w:rPr>
         <w:t>致谢</w:t>
       </w:r>
@@ -1041,126 +652,845 @@
       <w:pPr>
         <w:pStyle w:val="af"/>
       </w:pPr>
+      <w:r>
+        <w:t>文本模因在丰富网络交流方式、增强群体认同和提高传播效率方面发挥了积极作用，但与此同时，一些文本模因也可能借助隐喻、反讽、模板化攻击、群体标签化以及网络梗式表达传播偏见与敌意，进而形成带有攻击性、歧视性或煽动性的有害内容。与传统的显式辱骂文本相比，这类模因式文本往往并不直接使用强烈攻击词，而是通过语境暗示、群体刻板印象、网络化短语和隐含立场进行表达，使得人工审核和简单关键词过滤方法难以准确识别。</w:t>
+      </w:r>
+    </w:p>
+    <w:p>
+      <w:pPr>
+        <w:pStyle w:val="af"/>
+      </w:pPr>
+      <w:r>
+        <w:t>在网络内容治理持续强化的背景下，如何对这类具有传播性、隐含性和变体性的文本内容进行有效识别，已经成为文本内容分析和有害信息治理中的一个重要问题。传统的规则方法虽然实现简单，但容易出现漏检和误判；单纯依赖统计特征的方法在面对复杂语义和模因式表达时又存在局限。因此，结合机器学习、人工特征设计与预训练语言模型，对文本模因场景中的有害表达进行自动识别与分析，具有较强的现实必要性和研究价值</w:t>
+      </w:r>
+      <w:r>
+        <w:rPr>
+          <w:rFonts w:hint="eastAsia"/>
+        </w:rPr>
+        <w:t>。</w:t>
+      </w:r>
+    </w:p>
+    <w:p>
+      <w:pPr>
+        <w:ind w:left="240" w:right="240"/>
+      </w:pPr>
+    </w:p>
+    <w:p>
+      <w:pPr>
+        <w:pStyle w:val="114"/>
+      </w:pPr>
+      <w:r>
+        <w:rPr>
+          <w:rFonts w:hint="eastAsia"/>
+        </w:rPr>
+        <w:t>1.2 选题的理论意义与实际意义</w:t>
+      </w:r>
+    </w:p>
+    <w:p>
+      <w:pPr>
+        <w:pStyle w:val="1111"/>
+      </w:pPr>
+      <w:r>
+        <w:t>1.2.1 理论意义</w:t>
+      </w:r>
+    </w:p>
+    <w:p>
+      <w:pPr>
+        <w:pStyle w:val="af"/>
+      </w:pPr>
+      <w:r>
+        <w:t>首先，</w:t>
+      </w:r>
       <w:proofErr w:type="gramStart"/>
       <w:r>
+        <w:t>文本模因识别</w:t>
+      </w:r>
+      <w:proofErr w:type="gramEnd"/>
+      <w:r>
+        <w:t>作为有害文本检测、网络语言分析与网络内容治理三大研究领域交叉融合下衍生的重要研究方向，具有显著的学术拓展价值。在当前网络传播环境中，有害内容的表现形式日益多样，传统的有害文本检测研究大多将重点集中在显式攻击、恶意辱骂、仇恨言论等直接性有害表达上，对具有隐蔽性、传播性的文本</w:t>
+      </w:r>
+      <w:proofErr w:type="gramStart"/>
+      <w:r>
+        <w:t>模因关注</w:t>
+      </w:r>
+      <w:proofErr w:type="gramEnd"/>
+      <w:r>
+        <w:t>较少。而</w:t>
+      </w:r>
+      <w:proofErr w:type="gramStart"/>
+      <w:r>
+        <w:t>文本模因最</w:t>
+      </w:r>
+      <w:proofErr w:type="gramEnd"/>
+      <w:r>
+        <w:t>突出的特征就在于其表达的可复</w:t>
+      </w:r>
+      <w:r>
+        <w:lastRenderedPageBreak/>
+        <w:t>制性、模板化以及快速传播性，这类</w:t>
+      </w:r>
+      <w:proofErr w:type="gramStart"/>
+      <w:r>
+        <w:t>模因往往</w:t>
+      </w:r>
+      <w:proofErr w:type="gramEnd"/>
+      <w:r>
+        <w:t>能够借助简单的句式模板、固定搭配，快速在网络空间扩散，其潜在的有害性不容小觑。将文本</w:t>
+      </w:r>
+      <w:proofErr w:type="gramStart"/>
+      <w:r>
+        <w:t>模因正式</w:t>
+      </w:r>
+      <w:proofErr w:type="gramEnd"/>
+      <w:r>
+        <w:t>纳入机器学习识别框架，不仅能够填补传统有害内容识别研究在该领域的空白，更能有效丰富有害内容识别研究的任务边界，推动相关研究向更精细化、全面化的方向发展。</w:t>
+      </w:r>
+    </w:p>
+    <w:p>
+      <w:pPr>
+        <w:pStyle w:val="af"/>
+      </w:pPr>
+      <w:r>
+        <w:t>其次，本文在研究过程中，将基线统计模型、人工设计的模因式表达特征模型以及当前主流的</w:t>
+      </w:r>
+      <w:proofErr w:type="gramStart"/>
+      <w:r>
+        <w:t>预训练</w:t>
+      </w:r>
+      <w:proofErr w:type="gramEnd"/>
+      <w:r>
+        <w:t>语言模型，统一置于中文</w:t>
+      </w:r>
+      <w:proofErr w:type="gramStart"/>
+      <w:r>
+        <w:t>文本模因识别</w:t>
+      </w:r>
+      <w:proofErr w:type="gramEnd"/>
+      <w:r>
+        <w:t>这一具体任务框架下进行系统性对比实验。通过多组对照实验、性能指标分析以及结果验证，能够清晰、直观地揭示不同技术路线在中文</w:t>
+      </w:r>
+      <w:proofErr w:type="gramStart"/>
+      <w:r>
+        <w:t>文本模因识别</w:t>
+      </w:r>
+      <w:proofErr w:type="gramEnd"/>
+      <w:r>
+        <w:t>场景中的独特优势与应用局限。这种多模型对比研究的方式，不仅有助于深入理解传统特征工程方法与深度语义模型在处理中文网络文本时的核心差异，明确两种技术路线的适用场景与改进空间，更能为后续相关研究提供重要的参考依据，助力研究人员进一步探索更贴合中文网络语境、识别精度更高的</w:t>
+      </w:r>
+      <w:proofErr w:type="gramStart"/>
+      <w:r>
+        <w:t>文本模因识别</w:t>
+      </w:r>
+      <w:proofErr w:type="gramEnd"/>
+      <w:r>
+        <w:t>方案。</w:t>
+      </w:r>
+    </w:p>
+    <w:p>
+      <w:pPr>
+        <w:pStyle w:val="af"/>
+      </w:pPr>
+      <w:r>
+        <w:t>最后，为了更精准地验证模型在不同场景下的识别性能，本文通过人工标注、场景分类的方式，精心构造了包含正常文本、反对语境文本、模因式攻击文本和隐含群体攻击文本的专项人工测试集，并针对各类文本的识别效果进行了细致的专项分析。通过这一研究过程，能够清晰说明“总体测试集性能”与“目标场景性能”之间并不完全一致的核心问题——部分模型在总体测试集上能够取得较好的识别效果，但在特定场景（如隐含群体攻击文本、模因式攻击文本）中的识别精度却明显下降。这一重要发现能够为后续开展更精细化的</w:t>
+      </w:r>
+      <w:proofErr w:type="gramStart"/>
+      <w:r>
+        <w:t>文本模因研究</w:t>
+      </w:r>
+      <w:proofErr w:type="gramEnd"/>
+      <w:r>
+        <w:t>提供关键的理论启发，引导研究人员更加注重场景化测试与模型优化，推动</w:t>
+      </w:r>
+      <w:proofErr w:type="gramStart"/>
+      <w:r>
+        <w:t>文本模因识别</w:t>
+      </w:r>
+      <w:proofErr w:type="gramEnd"/>
+      <w:r>
+        <w:t>研究向更具针对性的方向发展。</w:t>
+      </w:r>
+    </w:p>
+    <w:p>
+      <w:pPr>
+        <w:pStyle w:val="1111"/>
+      </w:pPr>
+      <w:r>
+        <w:t>1.2.2 实际意义</w:t>
+      </w:r>
+    </w:p>
+    <w:p>
+      <w:pPr>
+        <w:pStyle w:val="af"/>
+      </w:pPr>
+      <w:r>
+        <w:t>从实际应用角度来看，</w:t>
+      </w:r>
+      <w:proofErr w:type="gramStart"/>
+      <w:r>
+        <w:t>文本模因中</w:t>
+      </w:r>
+      <w:proofErr w:type="gramEnd"/>
+      <w:r>
+        <w:t>的有害表达凭借其传播速度快、模仿门槛低、变体形式多的鲜明特点，在网络平台中极易形成规模化扩散。一旦这类有害</w:t>
+      </w:r>
+      <w:proofErr w:type="gramStart"/>
+      <w:r>
         <w:t>文本模因在</w:t>
       </w:r>
       <w:proofErr w:type="gramEnd"/>
       <w:r>
-        <w:t>丰富网络交流方式、增强群体认同和提高传播效率方面发挥了积极作用，但与此同时，一些</w:t>
+        <w:t>网络空间中广泛传播，不仅会放大社会偏见、强化群体对立情绪，还会严重扰乱正常的网络交流秩序，对网络空间的清朗环境造成负面影响。基于这一现实需求，本文构建了一个能够对中文</w:t>
       </w:r>
       <w:proofErr w:type="gramStart"/>
       <w:r>
-        <w:t>文本模因也</w:t>
+        <w:t>文本模因进行</w:t>
       </w:r>
       <w:proofErr w:type="gramEnd"/>
       <w:r>
-        <w:t>可能借助隐喻、反讽、模板化攻击、群体标签化以及</w:t>
+        <w:t>自动检测、实时结果展示以及多模型性能比较的原型系统，该系统能够快速识别</w:t>
       </w:r>
       <w:proofErr w:type="gramStart"/>
       <w:r>
-        <w:t>网络梗式表达</w:t>
+        <w:t>出网络</w:t>
       </w:r>
       <w:proofErr w:type="gramEnd"/>
       <w:r>
-        <w:t>传播偏见与敌意，进而形成带有攻击性、歧视性或煽动性的有害内容。与传统的显式辱骂文本相比，这类模因式文本往往并不直接使用强烈攻击词，而是通过语境暗示、群体刻板印象、网络化短语和隐含立场进行表达，使得人工审核和简单关键词过滤方法难以准确识别。</w:t>
-      </w:r>
-    </w:p>
-    <w:p>
-      <w:pPr>
-        <w:pStyle w:val="af"/>
-      </w:pPr>
-      <w:r>
-        <w:t>在网络内容治理持续强化的背景下，如何对这类具有传播性、隐含性和变体性的文本内容进行有效识别，已经成为文本内容分析和有害信息治理中的一个重要问题。传统的规则方法虽然实现简单，但容易出现漏检和误判；单纯依赖统计特征的方法在面对复杂语义和</w:t>
+        <w:t>文本中的有害模因，为网络平台的内容审核工作提供高效、便捷的技术支持，同时也能为舆情分</w:t>
+      </w:r>
+      <w:r>
+        <w:lastRenderedPageBreak/>
+        <w:t>析、有害内容治理等相关工作提供有价值的参考依据，助力提升网络空间治理的精细化水平。</w:t>
+      </w:r>
+    </w:p>
+    <w:p>
+      <w:pPr>
+        <w:pStyle w:val="af"/>
+      </w:pPr>
+      <w:r>
+        <w:t>从工程实现角度来看，本文完成的中文</w:t>
       </w:r>
       <w:proofErr w:type="gramStart"/>
       <w:r>
-        <w:t>模因式</w:t>
+        <w:t>文本模因识别</w:t>
       </w:r>
       <w:proofErr w:type="gramEnd"/>
       <w:r>
-        <w:t>表达时又存在局限。因此，结合机器学习、人工特征设计与</w:t>
+        <w:t>原型系统，整合了文本输入、实时结果返回、历史记录查询、模型切换以及多模型实验对比等一系列实用功能，形成了一个功能完善、流程清晰的毕业设计原型。该系统不仅具备良好的实用性和可操作性，还具有较强的扩展性：在教学与实验环境中，它可以作为机器学习、自然语言处理相关课程的案例系统，帮助学生直观理解文本识别模型的实现原理与应用流程；在后续研究中，它也可以作为基础版本，为进一步扩展</w:t>
       </w:r>
       <w:proofErr w:type="gramStart"/>
       <w:r>
+        <w:t>多模态模因识别</w:t>
+      </w:r>
+      <w:proofErr w:type="gramEnd"/>
+      <w:r>
+        <w:t>系统（如结合图像、语音</w:t>
+      </w:r>
+      <w:proofErr w:type="gramStart"/>
+      <w:r>
+        <w:t>的模因识别</w:t>
+      </w:r>
+      <w:proofErr w:type="gramEnd"/>
+      <w:r>
+        <w:t>）提供坚实的技术支撑，降低后续系统开发的难度。</w:t>
+      </w:r>
+    </w:p>
+    <w:p>
+      <w:pPr>
+        <w:pStyle w:val="af"/>
+      </w:pPr>
+      <w:r>
+        <w:t>从论文研究角度来看，本文的研究工作不仅完成了原型系统的搭建与调试，还在研究过程中积累了大量宝贵的实验数据，包括完整的实验记录、人工标注的测试集以及三模型对比的详细结果。这些丰富的研究资料能够直接支撑毕业论文中“系统实现”“实验设计”“结果分析”和“总结展望”等核心章节的写作，有效弥补了部分毕业论文中实验数据不足、研究过程不完整的问题，显著提高了本次研究工作的完整性、科学性和</w:t>
+      </w:r>
+      <w:proofErr w:type="gramStart"/>
+      <w:r>
+        <w:t>可</w:t>
+      </w:r>
+      <w:proofErr w:type="gramEnd"/>
+      <w:r>
+        <w:t>解释性，为论文的顺利完成提供了有力保障。</w:t>
+      </w:r>
+    </w:p>
+    <w:p>
+      <w:pPr>
+        <w:pStyle w:val="114"/>
+      </w:pPr>
+      <w:r>
+        <w:t>1.3 文献综述与研究现状</w:t>
+      </w:r>
+    </w:p>
+    <w:p>
+      <w:pPr>
+        <w:pStyle w:val="1111"/>
+      </w:pPr>
+      <w:r>
+        <w:t>1.3.1 国外研究现状</w:t>
+      </w:r>
+    </w:p>
+    <w:p>
+      <w:pPr>
+        <w:pStyle w:val="af"/>
+      </w:pPr>
+      <w:r>
+        <w:t>国外关于有害文本和有害模因识别的研究起步较早，研究重点主要集中在仇恨言论检测、隐式攻击识别、多模态模因识别以及预训练模型应用等方面。早期研究多依赖特征工程与传统分类器，通过词袋模型、TF-IDF、支持向量机、逻辑回归等方法对评论或帖子进行分类。此类方法在小规模任务中表现较好，但对于上下文依赖较强、表达方式隐含的文本识别能力有限。</w:t>
+      </w:r>
+    </w:p>
+    <w:p>
+      <w:pPr>
+        <w:pStyle w:val="af"/>
+      </w:pPr>
+      <w:r>
+        <w:t>随着深度学习的发展，研究者开始采用循环神经网络、卷积神经网络以及注意力机制模型处理有害文本检测任务。进一步地，BERT、RoBERTa 等预训练语言模型在文本分类任务中的表现显著提升，逐渐成为英文有害内容识别的主流方法。相关研究表明，预训练模型能够更好地捕捉上下文语义和句子整体含义，因此在隐式仇恨表达和复杂语境分类任务上具有优势。</w:t>
+      </w:r>
+    </w:p>
+    <w:p>
+      <w:pPr>
+        <w:pStyle w:val="af"/>
+      </w:pPr>
+      <w:r>
+        <w:lastRenderedPageBreak/>
+        <w:t>与此同时，国外在有害模因识别方面也展开了较多研究。由于模因通常涉及图像与文本的结合，因此多模态方法成为这一方向的重要趋势。例如，一些研究通过融合视觉特征和语言特征，对包含图片和文字的模因进行联合识别，试图提升对隐含攻击、政治讽刺和群体歧视表达的检测效果。这些工作为模因识别提供了任务定义和研究范式，但针对纯文本模因表达的细粒度分析仍相对不足。</w:t>
+      </w:r>
+    </w:p>
+    <w:p>
+      <w:pPr>
+        <w:pStyle w:val="1111"/>
+      </w:pPr>
+      <w:r>
+        <w:t>1.3.2 国内研究现状</w:t>
+      </w:r>
+    </w:p>
+    <w:p>
+      <w:pPr>
+        <w:pStyle w:val="af"/>
+      </w:pPr>
+      <w:r>
+        <w:t>国内研究在中文有害文本检测、网络评论分析、隐式有害内容识别和舆情风险分析等方面已取得一定进展。早期研究多基于关键词策略、朴素贝叶斯、支持向量机和卷积神经网络等方法，对中文评论文本或论坛发言进行自动分类。随着中文预训练模型的发展，越来越多研究开始引入 BERT、RoBERTa、多任务学习和知识增强方法，以提升对复杂语义和隐含攻击表达的识别能力。</w:t>
+      </w:r>
+    </w:p>
+    <w:p>
+      <w:pPr>
+        <w:pStyle w:val="af"/>
+      </w:pPr>
+      <w:r>
+        <w:t>在中文网络语境中，许多有害表达并不直接出现显式攻击词，而是借助反讽、模糊指代、网络化模板和群体标签化表达实现攻击效果。因此，国内部分研究开始关注隐式有害文本识别、变体文本检测和上下文增强建模等问题。这些研究说明，中文有害内容检测不能仅依赖浅层词汇特征，还需要结合语义理解和场景特征。</w:t>
+      </w:r>
+    </w:p>
+    <w:p>
+      <w:pPr>
+        <w:pStyle w:val="af"/>
+      </w:pPr>
+      <w:r>
+        <w:t>然而，从当前研究总体情况看，国内针对“文本模因识别”这一更具体问题的研究仍不充分。已有研究更多以“有害文本检测”或“仇恨言论识别”为目标，而对于模板化表达、可复制网络短语、模因式攻击结构和人工构造场景样例的专项分析相对较少。这说明，文本模因场景下的识别与系统实现仍然具有进一步研究的空间。</w:t>
+      </w:r>
+    </w:p>
+    <w:p>
+      <w:pPr>
+        <w:pStyle w:val="1111"/>
+      </w:pPr>
+      <w:r>
+        <w:t>1.3.3 现有研究存在的问题</w:t>
+      </w:r>
+    </w:p>
+    <w:p>
+      <w:pPr>
+        <w:pStyle w:val="af"/>
+      </w:pPr>
+      <w:r>
+        <w:t>综合国内外研究可以发现，现有工作虽然在总体文本分类和有害内容识别方面已形成较成熟的方法体系，但仍存在以下不足：</w:t>
+      </w:r>
+    </w:p>
+    <w:p>
+      <w:pPr>
+        <w:pStyle w:val="af"/>
+      </w:pPr>
+      <w:r>
+        <w:t>针对文本模因式表达的专项任务定义不够明确，许多研究仍以通用有害文本检测为主。</w:t>
+      </w:r>
+    </w:p>
+    <w:p>
+      <w:pPr>
+        <w:pStyle w:val="af"/>
+      </w:pPr>
+      <w:r>
+        <w:t>仅依赖总体测试集指标，难以准确反映模型在隐含攻击表达、模板化表达和网络化模因场景中的识别能力。</w:t>
+      </w:r>
+    </w:p>
+    <w:p>
+      <w:pPr>
+        <w:pStyle w:val="af"/>
+      </w:pPr>
+      <w:r>
+        <w:t>传统机器学习方法在特定规则型表达上具有解释力，但对复杂上下文理解能力有限；预训练模型总体性能较强，但在某些特定目标场景中未必最优。</w:t>
+      </w:r>
+    </w:p>
+    <w:p>
+      <w:pPr>
+        <w:pStyle w:val="af"/>
+      </w:pPr>
+      <w:r>
+        <w:lastRenderedPageBreak/>
+        <w:t>工程系统与实验研究之间往往割裂，缺少兼顾系统实现、模型比较与实验记录的完整方案。</w:t>
+      </w:r>
+    </w:p>
+    <w:p>
+      <w:pPr>
+        <w:pStyle w:val="af"/>
+      </w:pPr>
+      <w:r>
+        <w:t>因此，本文尝试在系统实现的基础上，引入多种模型路线，并通过正式测试集与人工测试集相结合的方式，对文本模因场景中的识别问题进行更细致的比较分析。</w:t>
+      </w:r>
+    </w:p>
+    <w:p>
+      <w:pPr>
+        <w:pStyle w:val="114"/>
+      </w:pPr>
+      <w:r>
+        <w:t>1.4 研究思路</w:t>
+      </w:r>
+    </w:p>
+    <w:p>
+      <w:pPr>
+        <w:pStyle w:val="af"/>
+      </w:pPr>
+      <w:r>
+        <w:t>结合本次毕业设计的课题需求与实际可操作性，本文的总体研究思路可概括为“先完成系统搭建，再逐步引入模型优化，并通过多层次实验比较模型能力差异”，通过由浅入深、由基础到优化的递进式研究，确保课题研究的科学性、可行性与完整性，具体实施步骤如下：</w:t>
+      </w:r>
+    </w:p>
+    <w:p>
+      <w:pPr>
+        <w:pStyle w:val="af"/>
+      </w:pPr>
+      <w:r>
+        <w:t>首先，从工程实现的实际需求出发，搭建一个完整且可运行的前后端系统框架，为后续的模型训练、实验验证以及毕业设计演示奠定坚实基础。其中，前端部分主要负责实现用户交互相关功能，包括文本数据的输入入口、模型预测结果的直观展示，以及历史查询记录的存储与回溯，方便用户操作和实验过程的追溯；后端部分则承担核心的数据处理与模型调用任务，负责接收前端传递的文本请求，调用相应的识别模型进行计算处理，最终将预测结果反馈至前端界面。通过优先完成整个系统的完整流程搭建，确保毕业设计具备可运行、可演示、可复现实验的基础条件，避免后续模型优化过程中出现工程层面的阻碍。</w:t>
+      </w:r>
+    </w:p>
+    <w:p>
+      <w:pPr>
+        <w:pStyle w:val="af"/>
+      </w:pPr>
+      <w:r>
+        <w:t>其次，在模型构建环节，我们先建立一套简单可行的基线方案，以此作为后续模型优化的参照标准，明确优化方向与效果。具体而言，我们采用</w:t>
+      </w:r>
+      <w:proofErr w:type="gramStart"/>
+      <w:r>
+        <w:t>字符级</w:t>
+      </w:r>
+      <w:proofErr w:type="gramEnd"/>
+      <w:r>
+        <w:t>TF-IDF算法对文本数据进行特征提取，结合Logistic Regression逻辑回归模型完成基本的文本分类任务。选择该方案作为基线，主要考虑到其实现流程简单、模型训练效率高、可解释性强，且无需复杂</w:t>
+      </w:r>
+      <w:proofErr w:type="gramStart"/>
+      <w:r>
+        <w:t>的算力支撑</w:t>
+      </w:r>
+      <w:proofErr w:type="gramEnd"/>
+      <w:r>
+        <w:t>，能够快速完成基础模型的搭建与验证，同时也能清晰地</w:t>
+      </w:r>
+      <w:proofErr w:type="gramStart"/>
+      <w:r>
+        <w:t>凸</w:t>
+      </w:r>
+      <w:proofErr w:type="gramEnd"/>
+      <w:r>
+        <w:t>显出后续优化模型的性能提升空间，为后续的对比实验提供可靠的参照基准。</w:t>
+      </w:r>
+    </w:p>
+    <w:p>
+      <w:pPr>
+        <w:pStyle w:val="af"/>
+      </w:pPr>
+      <w:r>
+        <w:t>再次，针对本次课题“文本模因识别”的核心特点，在上述基线模型的基础上，重点引入</w:t>
+      </w:r>
+      <w:proofErr w:type="gramStart"/>
+      <w:r>
+        <w:t>文本模因特有</w:t>
+      </w:r>
+      <w:proofErr w:type="gramEnd"/>
+      <w:r>
+        <w:t>的表达特征，构建meme_features_v1优化模型。结合</w:t>
+      </w:r>
+      <w:proofErr w:type="gramStart"/>
+      <w:r>
+        <w:t>文本模因的</w:t>
+      </w:r>
+      <w:proofErr w:type="gramEnd"/>
+      <w:r>
+        <w:t>传播特性与语言特点，我们具体融入了模板化表达、群体指向、情绪强化、网络化短语和语境消</w:t>
+      </w:r>
+      <w:proofErr w:type="gramStart"/>
+      <w:r>
+        <w:t>歧</w:t>
+      </w:r>
+      <w:proofErr w:type="gramEnd"/>
+      <w:r>
+        <w:t>等五类模因式表达特征，其中模板</w:t>
+      </w:r>
+      <w:proofErr w:type="gramStart"/>
+      <w:r>
+        <w:t>化表达</w:t>
+      </w:r>
+      <w:proofErr w:type="gramEnd"/>
+      <w:r>
+        <w:t>用于捕捉</w:t>
+      </w:r>
+      <w:proofErr w:type="gramStart"/>
+      <w:r>
+        <w:t>文本模因中</w:t>
+      </w:r>
+      <w:proofErr w:type="gramEnd"/>
+      <w:r>
+        <w:t>固定句式结构的重复使用规律，群体指向聚焦</w:t>
+      </w:r>
+      <w:proofErr w:type="gramStart"/>
+      <w:r>
+        <w:t>于模因所</w:t>
+      </w:r>
+      <w:proofErr w:type="gramEnd"/>
+      <w:r>
+        <w:t>针对的特定</w:t>
+      </w:r>
+      <w:r>
+        <w:lastRenderedPageBreak/>
+        <w:t>群体的语言习惯与表达偏好，情绪强化</w:t>
+      </w:r>
+      <w:proofErr w:type="gramStart"/>
+      <w:r>
+        <w:t>突出模因中</w:t>
+      </w:r>
+      <w:proofErr w:type="gramEnd"/>
+      <w:r>
+        <w:t>夸张、强烈的情绪传递特点，网络化短语</w:t>
+      </w:r>
+      <w:proofErr w:type="gramStart"/>
+      <w:r>
+        <w:t>涵盖模因中</w:t>
+      </w:r>
+      <w:proofErr w:type="gramEnd"/>
+      <w:r>
+        <w:t>常见的网络流行语、缩写词等特色表达，语境消</w:t>
+      </w:r>
+      <w:proofErr w:type="gramStart"/>
+      <w:r>
+        <w:t>歧</w:t>
+      </w:r>
+      <w:proofErr w:type="gramEnd"/>
+      <w:r>
+        <w:t>则用于</w:t>
+      </w:r>
+      <w:proofErr w:type="gramStart"/>
+      <w:r>
+        <w:t>解决模因在</w:t>
+      </w:r>
+      <w:proofErr w:type="gramEnd"/>
+      <w:r>
+        <w:t>不同上下文环境中可能出现的语义模糊问题。需要说明的是，该模型的核心目标并非单纯追求总体识别指标的最高值，而是重点提升模型对</w:t>
+      </w:r>
+      <w:proofErr w:type="gramStart"/>
+      <w:r>
+        <w:t>文本模因场景</w:t>
+      </w:r>
+      <w:proofErr w:type="gramEnd"/>
+      <w:r>
+        <w:t>中典型表达样例的识别解释力与针对性，使其更贴合课题研究的核心需求。</w:t>
+      </w:r>
+    </w:p>
+    <w:p>
+      <w:pPr>
+        <w:pStyle w:val="af"/>
+      </w:pPr>
+      <w:r>
+        <w:t>最后，为了进一步提升</w:t>
+      </w:r>
+      <w:proofErr w:type="gramStart"/>
+      <w:r>
+        <w:t>文本模因识别</w:t>
+      </w:r>
+      <w:proofErr w:type="gramEnd"/>
+      <w:r>
+        <w:t>的性能，我们引入当前自然语言处理领域较为成熟的</w:t>
+      </w:r>
+      <w:proofErr w:type="gramStart"/>
+      <w:r>
         <w:t>预训练</w:t>
       </w:r>
       <w:proofErr w:type="gramEnd"/>
       <w:r>
-        <w:t>语言模型，对</w:t>
+        <w:t>语言模型BERT，构建更强的上下文语义分类方案，充分利用BERT模型在捕捉文本上下文语义关联方面的优势，提升模型对复杂</w:t>
       </w:r>
       <w:proofErr w:type="gramStart"/>
       <w:r>
-        <w:t>文本模因场景</w:t>
+        <w:t>文本模因的</w:t>
       </w:r>
       <w:proofErr w:type="gramEnd"/>
       <w:r>
-        <w:t>中的有害表达进行自动识别与分析，具有较强的现实必要性和研究价值</w:t>
-      </w:r>
-      <w:r>
-        <w:rPr>
-          <w:rFonts w:hint="eastAsia"/>
-        </w:rPr>
-        <w:t>。</w:t>
-      </w:r>
-    </w:p>
-    <w:p>
-      <w:pPr>
-        <w:ind w:left="240" w:right="240"/>
-      </w:pPr>
+        <w:t>识别能力。在模型训练完成后，我们将在正式测试集与人工标注测试集上，将该模型与前文搭建的基线模型、meme_features_v1模型进行全方位的对比实验。实验过程中，不仅对比三种模型在准确率、召回率、F1值等总体性能指标上的差异，还将重点分析它们在</w:t>
+      </w:r>
+      <w:proofErr w:type="gramStart"/>
+      <w:r>
+        <w:t>不同模因类型</w:t>
+      </w:r>
+      <w:proofErr w:type="gramEnd"/>
+      <w:r>
+        <w:t>、不同文本长度、不同语义复杂度的</w:t>
+      </w:r>
+      <w:proofErr w:type="gramStart"/>
+      <w:r>
+        <w:t>样例上的</w:t>
+      </w:r>
+      <w:proofErr w:type="gramEnd"/>
+      <w:r>
+        <w:t>表现，从而系统梳理出不同方法在</w:t>
+      </w:r>
+      <w:proofErr w:type="gramStart"/>
+      <w:r>
+        <w:t>文本模因识别</w:t>
+      </w:r>
+      <w:proofErr w:type="gramEnd"/>
+      <w:r>
+        <w:t>任务中的适用性、优势以及存在的不足，为后续相关研究提供有价值的参考依据。</w:t>
+      </w:r>
     </w:p>
     <w:p>
       <w:pPr>
         <w:pStyle w:val="114"/>
       </w:pPr>
       <w:r>
-        <w:rPr>
-          <w:rFonts w:hint="eastAsia"/>
-        </w:rPr>
-        <w:t>1.2 选题的理论意义与实际意义</w:t>
-      </w:r>
-    </w:p>
-    <w:p>
-      <w:pPr>
-        <w:pStyle w:val="1111"/>
-      </w:pPr>
-      <w:r>
-        <w:rPr>
-          <w:rFonts w:hint="eastAsia"/>
-        </w:rPr>
-        <w:t>1.2.1 理论意义</w:t>
-      </w:r>
-    </w:p>
-    <w:p>
-      <w:pPr>
-        <w:pStyle w:val="af"/>
-      </w:pPr>
-      <w:r>
-        <w:t>首先，</w:t>
+        <w:t>1.5 实验设计</w:t>
+      </w:r>
+    </w:p>
+    <w:p>
+      <w:pPr>
+        <w:pStyle w:val="af"/>
+      </w:pPr>
+      <w:r>
+        <w:t>为了保证实验结果具有可比较性和可分析性，本文设计了两类测试方式。</w:t>
+      </w:r>
+    </w:p>
+    <w:p>
+      <w:pPr>
+        <w:pStyle w:val="af"/>
+      </w:pPr>
+      <w:r>
+        <w:t>第一类是正式测试集实验。该实验基于原始数据集进行训练集、验证集和测试集划分，分别训练基线模型、模因特征模型和 BERT 模型，并采用准确率、精确率、召回率和 F1 值作为评价指标。这一部分主要用于衡量模型在标准分类任务上的总体表现。</w:t>
+      </w:r>
+    </w:p>
+    <w:p>
+      <w:pPr>
+        <w:pStyle w:val="af"/>
+      </w:pPr>
+      <w:r>
+        <w:t>第二类是人工测试集实验。针对文本模因识别这一特定场景，本文人工构造了多种类型样例，包括正常文本、反对语境文本、普通分歧文本、安全网络表达、显式攻击文本、模因式攻击文本和隐含群体攻击文本。通过让三种模型分别在这些样例上进行预测，比较其对目标场景的适配能力和典型误判类型。</w:t>
+      </w:r>
+    </w:p>
+    <w:p>
+      <w:pPr>
+        <w:pStyle w:val="af"/>
+      </w:pPr>
+      <w:r>
+        <w:t>这种“双重实验设计”一方面能够给出正式量化指标，另一方面也能补充解释性更强的案例分析，从而更全面地评价模型能力。</w:t>
+      </w:r>
+    </w:p>
+    <w:p>
+      <w:pPr>
+        <w:pStyle w:val="114"/>
+      </w:pPr>
+      <w:r>
+        <w:t>1.6 采用的技术方法和手段</w:t>
+      </w:r>
+    </w:p>
+    <w:p>
+      <w:pPr>
+        <w:pStyle w:val="af"/>
+      </w:pPr>
+      <w:r>
+        <w:t>在整体研究与系统开发过程中，本文综合运用多种技术手段与研究方法，分别从系统开发、模型构建以及实验分析三个维度开展工作。</w:t>
+      </w:r>
+    </w:p>
+    <w:p>
+      <w:pPr>
+        <w:pStyle w:val="af"/>
+      </w:pPr>
+      <w:r>
+        <w:lastRenderedPageBreak/>
+        <w:t xml:space="preserve">系统开发层面，前端选用 Vue 3 框架搭建交互页面，完成文本输入、识别结果可视化展示、运行状态提示以及查询历史记录管理等核心功能，保障整体操作简洁易用。后端依托 </w:t>
+      </w:r>
+      <w:proofErr w:type="spellStart"/>
+      <w:r>
+        <w:t>FastAPI</w:t>
+      </w:r>
+      <w:proofErr w:type="spellEnd"/>
+      <w:r>
+        <w:t xml:space="preserve"> 轻量化框架开发服务接口，除核心的文本预测接口外，同步配置服务健康检测接口，有效完成前后端数据通信与模型服务的稳定调用，保证整套系统高效联动运行。</w:t>
+      </w:r>
+    </w:p>
+    <w:p>
+      <w:pPr>
+        <w:pStyle w:val="af"/>
+      </w:pPr>
+      <w:r>
+        <w:t>模型研究层面，首先引入传统机器学习方案，以</w:t>
       </w:r>
       <w:proofErr w:type="gramStart"/>
       <w:r>
+        <w:t>字符级</w:t>
+      </w:r>
+      <w:proofErr w:type="gramEnd"/>
+      <w:r>
+        <w:t xml:space="preserve"> TF-IDF 完成文本特征提取，结合逻辑回归算法搭建基础文本分类模型，作为本次任务的基线对照方案。在此基础上，结合</w:t>
+      </w:r>
+      <w:proofErr w:type="gramStart"/>
+      <w:r>
+        <w:t>文本模因的</w:t>
+      </w:r>
+      <w:proofErr w:type="gramEnd"/>
+      <w:r>
+        <w:t>语言特点与传播规律，通过人工特征工程针对性设计专</w:t>
+      </w:r>
+      <w:proofErr w:type="gramStart"/>
+      <w:r>
+        <w:t>属表达</w:t>
+      </w:r>
+      <w:proofErr w:type="gramEnd"/>
+      <w:r>
+        <w:t>特征，涵盖模板化句式、群体指向表述、情绪化语言、嘲讽</w:t>
+      </w:r>
+      <w:proofErr w:type="gramStart"/>
+      <w:r>
+        <w:t>类表达</w:t>
+      </w:r>
+      <w:proofErr w:type="gramEnd"/>
+      <w:r>
+        <w:t>以及语境语义消</w:t>
+      </w:r>
+      <w:proofErr w:type="gramStart"/>
+      <w:r>
+        <w:t>歧</w:t>
+      </w:r>
+      <w:proofErr w:type="gramEnd"/>
+      <w:r>
+        <w:t>等维度，以此强化模型</w:t>
+      </w:r>
+      <w:proofErr w:type="gramStart"/>
+      <w:r>
+        <w:t>在模因文本</w:t>
+      </w:r>
+      <w:proofErr w:type="gramEnd"/>
+      <w:r>
+        <w:t>特定场景下的识别效果。为进一步深挖深层语义信息，本文引入轻量级中文</w:t>
+      </w:r>
+      <w:proofErr w:type="gramStart"/>
+      <w:r>
+        <w:t>预训练</w:t>
+      </w:r>
+      <w:proofErr w:type="gramEnd"/>
+      <w:r>
+        <w:t xml:space="preserve">模型 </w:t>
+      </w:r>
+      <w:proofErr w:type="spellStart"/>
+      <w:r>
+        <w:t>bert</w:t>
+      </w:r>
+      <w:proofErr w:type="spellEnd"/>
+      <w:r>
+        <w:t>-base-</w:t>
+      </w:r>
+      <w:proofErr w:type="spellStart"/>
+      <w:r>
+        <w:t>chinese</w:t>
+      </w:r>
+      <w:proofErr w:type="spellEnd"/>
+      <w:r>
+        <w:t>，结合任务需求开展二分类微调训练，依靠</w:t>
+      </w:r>
+      <w:proofErr w:type="gramStart"/>
+      <w:r>
+        <w:t>预训练</w:t>
+      </w:r>
+      <w:proofErr w:type="gramEnd"/>
+      <w:r>
+        <w:t>模型强大的上下文语义捕捉能力，全面优化文本理解与分类效果。</w:t>
+      </w:r>
+    </w:p>
+    <w:p>
+      <w:pPr>
+        <w:pStyle w:val="af"/>
+      </w:pPr>
+      <w:r>
+        <w:t>实验验证层面，本文采用多维度评估方式，结合标准测试数据集与人工筛选整理的专项测试</w:t>
+      </w:r>
+      <w:proofErr w:type="gramStart"/>
+      <w:r>
+        <w:t>集开展</w:t>
+      </w:r>
+      <w:proofErr w:type="gramEnd"/>
+      <w:r>
+        <w:t>对照实验，从整体指标与实际案例表现两个角度，横向对比三类不同模型的综合表现。</w:t>
+      </w:r>
+    </w:p>
+    <w:p>
+      <w:pPr>
+        <w:pStyle w:val="af"/>
+      </w:pPr>
+      <w:r>
+        <w:t>各类技术与研究方法相辅相成、协同配合，既支撑完成了一套完整可运行的业务原型系统，具备实际工程落地参考价值，也为本次</w:t>
+      </w:r>
+      <w:proofErr w:type="gramStart"/>
+      <w:r>
         <w:t>文本模因识别</w:t>
       </w:r>
       <w:proofErr w:type="gramEnd"/>
       <w:r>
-        <w:t>是有害文本检测、网络语言分析与内容治理研究交叉背景下的一个具有拓展意义的问题。传统有害文本检测研究更多聚焦于显式攻击、辱骂和仇恨言论，而</w:t>
-      </w:r>
-      <w:proofErr w:type="gramStart"/>
-      <w:r>
-        <w:t>文本模因则</w:t>
-      </w:r>
-      <w:proofErr w:type="gramEnd"/>
-      <w:r>
-        <w:t>强调表达的可复制性、模板化和传播性。将</w:t>
-      </w:r>
-      <w:proofErr w:type="gramStart"/>
-      <w:r>
-        <w:t>文本模因纳入</w:t>
-      </w:r>
-      <w:proofErr w:type="gramEnd"/>
-      <w:r>
-        <w:t>机器学习识别框架，有助于丰富有害内容识别研究的任务边界。</w:t>
+        <w:t>课题搭建了完善的实验研究体系，保障对比实验完整、研究结论客观合理。</w:t>
+      </w:r>
+    </w:p>
+    <w:p>
+      <w:pPr>
+        <w:pStyle w:val="114"/>
+      </w:pPr>
+      <w:r>
+        <w:t>1.7 论文整体结构安排</w:t>
+      </w:r>
+    </w:p>
+    <w:p>
+      <w:pPr>
+        <w:pStyle w:val="af"/>
+      </w:pPr>
+      <w:r>
+        <w:t>本文共分为五章，各章内容安排如下：</w:t>
+      </w:r>
+    </w:p>
+    <w:p>
+      <w:pPr>
+        <w:pStyle w:val="af"/>
+      </w:pPr>
+      <w:r>
+        <w:t>第一章为绪论，主要介绍研究背景、理论与实际意义、国内外研究现状、研究思路、实验设计、技术方法以及论文结构安排。</w:t>
+      </w:r>
+    </w:p>
+    <w:p>
+      <w:pPr>
+        <w:pStyle w:val="af"/>
+      </w:pPr>
+      <w:r>
+        <w:t>第二章为需求分析与总体设计，主要阐述系统目标、功能需求、非功能需求以及系统总体架构。</w:t>
+      </w:r>
+    </w:p>
+    <w:p>
+      <w:pPr>
+        <w:pStyle w:val="af"/>
+      </w:pPr>
+      <w:r>
+        <w:t>第三章为关键模型与系统实现，重点介绍数据预处理、基线模型、模因式表达特征增强模型、BERT 模型以及前后端系统实现过程。</w:t>
+      </w:r>
+    </w:p>
+    <w:p>
+      <w:pPr>
+        <w:pStyle w:val="af"/>
+      </w:pPr>
+      <w:r>
+        <w:t>第四章为实验与结果分析，主要给出正式测试集和人工测试集上的实验结果，并从总体指标和典型样例两个层面对三种模型进行比较分析。</w:t>
       </w:r>
     </w:p>
     <w:p>
@@ -1169,811 +1499,6 @@
       </w:pPr>
       <w:r>
         <w:lastRenderedPageBreak/>
-        <w:t>其次，本文将基线统计模型、人工设计的模因式表达特征模型以及</w:t>
-      </w:r>
-      <w:proofErr w:type="gramStart"/>
-      <w:r>
-        <w:t>预训练</w:t>
-      </w:r>
-      <w:proofErr w:type="gramEnd"/>
-      <w:r>
-        <w:t>语言模型放在同一任务框架下进行比较，可以更清楚地揭示不同技术路线在中文</w:t>
-      </w:r>
-      <w:proofErr w:type="gramStart"/>
-      <w:r>
-        <w:t>文本模因场景</w:t>
-      </w:r>
-      <w:proofErr w:type="gramEnd"/>
-      <w:r>
-        <w:t>中的优势与局限。这种对比研究不仅有助于理解传统特征工程方法与深度语义模型之间的差异，也有助于后续研究进一步探索更适合中文网络语境的识别方案。</w:t>
-      </w:r>
-    </w:p>
-    <w:p>
-      <w:pPr>
-        <w:pStyle w:val="af"/>
-      </w:pPr>
-      <w:r>
-        <w:t>最后，本文通过构造人工测试集，对正常文本、反对语境文本、模因式攻击文本和隐含群体攻击文本进行专项分析，有助于说明“总体测试集性能”与“目标场景性能”之间并不完全一致。这一发现对后续开展更精细化的</w:t>
-      </w:r>
-      <w:proofErr w:type="gramStart"/>
-      <w:r>
-        <w:t>文本模因研究</w:t>
-      </w:r>
-      <w:proofErr w:type="gramEnd"/>
-      <w:r>
-        <w:t>具有一定理论启发意义。</w:t>
-      </w:r>
-    </w:p>
-    <w:p>
-      <w:pPr>
-        <w:pStyle w:val="1111"/>
-      </w:pPr>
-      <w:r>
-        <w:rPr>
-          <w:rFonts w:hint="eastAsia"/>
-        </w:rPr>
-        <w:t>1.2.2</w:t>
-      </w:r>
-      <w:r>
-        <w:rPr>
-          <w:rFonts w:hint="eastAsia"/>
-        </w:rPr>
-        <w:t xml:space="preserve"> 实际意义</w:t>
-      </w:r>
-    </w:p>
-    <w:p>
-      <w:pPr>
-        <w:pStyle w:val="af"/>
-      </w:pPr>
-      <w:r>
-        <w:rPr>
-          <w:rFonts w:hint="eastAsia"/>
-        </w:rPr>
-        <w:t>从实际应用角度看，</w:t>
-      </w:r>
-      <w:proofErr w:type="gramStart"/>
-      <w:r>
-        <w:rPr>
-          <w:rFonts w:hint="eastAsia"/>
-        </w:rPr>
-        <w:t>文本模因中</w:t>
-      </w:r>
-      <w:proofErr w:type="gramEnd"/>
-      <w:r>
-        <w:rPr>
-          <w:rFonts w:hint="eastAsia"/>
-        </w:rPr>
-        <w:t>的有害表达具有传播快、模仿强、变体多的特点，一旦在平台上形成扩散，可能会放大偏见、强化群体对立，并影响网络空间的交流秩序。构建一个能够对中文文本进行自动检测、结果展示和模型比较的原型系统，能够为平台审核、舆情分析和有害内容治理提供一定参考。</w:t>
-      </w:r>
-    </w:p>
-    <w:p>
-      <w:pPr>
-        <w:pStyle w:val="af"/>
-      </w:pPr>
-      <w:r>
-        <w:rPr>
-          <w:rFonts w:hint="eastAsia"/>
-        </w:rPr>
-        <w:t>从工程实现角度看，本文完成的系统具备文本输入、结果返回、历史记录、模型切换与实验对比等功能，形成了一个较完整的毕业设计原型。该系统既可以作为教学和实验环境中的案例系统，也可以作为后续进一步扩展</w:t>
-      </w:r>
-      <w:proofErr w:type="gramStart"/>
-      <w:r>
-        <w:rPr>
-          <w:rFonts w:hint="eastAsia"/>
-        </w:rPr>
-        <w:t>多模态模因识别</w:t>
-      </w:r>
-      <w:proofErr w:type="gramEnd"/>
-      <w:r>
-        <w:rPr>
-          <w:rFonts w:hint="eastAsia"/>
-        </w:rPr>
-        <w:t>系统的基础版本。</w:t>
-      </w:r>
-    </w:p>
-    <w:p>
-      <w:pPr>
-        <w:pStyle w:val="af"/>
-      </w:pPr>
-      <w:r>
-        <w:rPr>
-          <w:rFonts w:hint="eastAsia"/>
-        </w:rPr>
-        <w:t>从论文研究角度看，本文不仅完成了系统搭建，而且积累了实验记录、人工测试集和三模型对比结果，这些内容能够直接支撑毕业论文中“系统实现”“实验设计”“结果分析”和“总结展望”等章节的写作，提高研究工作的完整性和</w:t>
-      </w:r>
-      <w:proofErr w:type="gramStart"/>
-      <w:r>
-        <w:rPr>
-          <w:rFonts w:hint="eastAsia"/>
-        </w:rPr>
-        <w:t>可</w:t>
-      </w:r>
-      <w:proofErr w:type="gramEnd"/>
-      <w:r>
-        <w:rPr>
-          <w:rFonts w:hint="eastAsia"/>
-        </w:rPr>
-        <w:t>解释性。</w:t>
-      </w:r>
-    </w:p>
-    <w:p>
-      <w:pPr>
-        <w:pStyle w:val="114"/>
-      </w:pPr>
-      <w:r>
-        <w:t>1.3 文献综述与研究现状</w:t>
-      </w:r>
-    </w:p>
-    <w:p>
-      <w:pPr>
-        <w:pStyle w:val="1111"/>
-      </w:pPr>
-      <w:r>
-        <w:t>1.3.1 国外研究现状</w:t>
-      </w:r>
-    </w:p>
-    <w:p>
-      <w:pPr>
-        <w:pStyle w:val="af"/>
-      </w:pPr>
-      <w:r>
-        <w:t>国外关于有害文本和</w:t>
-      </w:r>
-      <w:proofErr w:type="gramStart"/>
-      <w:r>
-        <w:t>有害模因识别</w:t>
-      </w:r>
-      <w:proofErr w:type="gramEnd"/>
-      <w:r>
-        <w:t>的研究起步较早，研究重点主要集中在仇恨言论检测、隐式攻击识别、</w:t>
-      </w:r>
-      <w:proofErr w:type="gramStart"/>
-      <w:r>
-        <w:t>多模态模因识别</w:t>
-      </w:r>
-      <w:proofErr w:type="gramEnd"/>
-      <w:r>
-        <w:t>以及</w:t>
-      </w:r>
-      <w:proofErr w:type="gramStart"/>
-      <w:r>
-        <w:t>预训练</w:t>
-      </w:r>
-      <w:proofErr w:type="gramEnd"/>
-      <w:r>
-        <w:t>模型应用等方面。早期研究多依赖特征工程与传统分类器，</w:t>
-      </w:r>
-      <w:proofErr w:type="gramStart"/>
-      <w:r>
-        <w:t>通过词袋模型</w:t>
-      </w:r>
-      <w:proofErr w:type="gramEnd"/>
-      <w:r>
-        <w:t>、TF-IDF、支持向量机、逻辑回归等方法对评论或帖子进行分类。此类方法在小规模任务中表现较好，但对于上下文依赖较强、表达方式隐含的文本识别能力有限。</w:t>
-      </w:r>
-    </w:p>
-    <w:p>
-      <w:pPr>
-        <w:pStyle w:val="af"/>
-      </w:pPr>
-      <w:r>
-        <w:lastRenderedPageBreak/>
-        <w:t>随着深度学习的发展，研究者开始采用循环神经网络、卷积神经网络以及注意力机制模型处理有害文本检测任务。进一步地，BERT、</w:t>
-      </w:r>
-      <w:proofErr w:type="spellStart"/>
-      <w:r>
-        <w:t>RoBERTa</w:t>
-      </w:r>
-      <w:proofErr w:type="spellEnd"/>
-      <w:r>
-        <w:t xml:space="preserve"> 等</w:t>
-      </w:r>
-      <w:proofErr w:type="gramStart"/>
-      <w:r>
-        <w:t>预训练</w:t>
-      </w:r>
-      <w:proofErr w:type="gramEnd"/>
-      <w:r>
-        <w:t>语言模型在文本分类任务中的表现显著提升，逐渐成为英文有害内容识别的主流方法。相关研究表明，</w:t>
-      </w:r>
-      <w:proofErr w:type="gramStart"/>
-      <w:r>
-        <w:t>预训练</w:t>
-      </w:r>
-      <w:proofErr w:type="gramEnd"/>
-      <w:r>
-        <w:t>模型能够更好地捕捉上下文语义和句子整体含义，因此在隐式仇恨表达和复杂语境分类任务上具有优势。</w:t>
-      </w:r>
-    </w:p>
-    <w:p>
-      <w:pPr>
-        <w:pStyle w:val="af"/>
-      </w:pPr>
-      <w:r>
-        <w:t>与此同时，国外在</w:t>
-      </w:r>
-      <w:proofErr w:type="gramStart"/>
-      <w:r>
-        <w:t>有害模因识别</w:t>
-      </w:r>
-      <w:proofErr w:type="gramEnd"/>
-      <w:r>
-        <w:t>方面也展开了较多研究。</w:t>
-      </w:r>
-      <w:proofErr w:type="gramStart"/>
-      <w:r>
-        <w:t>由于模因通常</w:t>
-      </w:r>
-      <w:proofErr w:type="gramEnd"/>
-      <w:r>
-        <w:t>涉及图像与文本的结合，因此多模态方法成为这一方向的重要趋势。例如，一些研究通过融合视觉特征和语言特征，对包含图片和文字</w:t>
-      </w:r>
-      <w:proofErr w:type="gramStart"/>
-      <w:r>
-        <w:t>的模因进行</w:t>
-      </w:r>
-      <w:proofErr w:type="gramEnd"/>
-      <w:r>
-        <w:t>联合识别，试图提升对隐含攻击、政治讽刺和群体歧视表达的检测效果。这些工作</w:t>
-      </w:r>
-      <w:proofErr w:type="gramStart"/>
-      <w:r>
-        <w:t>为模因识别</w:t>
-      </w:r>
-      <w:proofErr w:type="gramEnd"/>
-      <w:r>
-        <w:t>提供了任务定义和研究范式，但针对纯</w:t>
-      </w:r>
-      <w:proofErr w:type="gramStart"/>
-      <w:r>
-        <w:t>文本模因表达</w:t>
-      </w:r>
-      <w:proofErr w:type="gramEnd"/>
-      <w:r>
-        <w:t>的细粒度分析仍相对不足。</w:t>
-      </w:r>
-    </w:p>
-    <w:p>
-      <w:pPr>
-        <w:pStyle w:val="1111"/>
-      </w:pPr>
-      <w:r>
-        <w:t>1.3.2 国内研究现状</w:t>
-      </w:r>
-    </w:p>
-    <w:p>
-      <w:pPr>
-        <w:pStyle w:val="af"/>
-      </w:pPr>
-      <w:r>
-        <w:t>国内研究在中文有害文本检测、网络评论分析、隐式有害内容识别和舆情风险分析等方面已取得一定进展。早期研究多基于关键词策略、朴素贝叶斯、支持</w:t>
-      </w:r>
-      <w:proofErr w:type="gramStart"/>
-      <w:r>
-        <w:t>向量机</w:t>
-      </w:r>
-      <w:proofErr w:type="gramEnd"/>
-      <w:r>
-        <w:t>和卷积神经网络等方法，对中文评论文本或论坛发言进行自动分类。随着中文</w:t>
-      </w:r>
-      <w:proofErr w:type="gramStart"/>
-      <w:r>
-        <w:t>预训练</w:t>
-      </w:r>
-      <w:proofErr w:type="gramEnd"/>
-      <w:r>
-        <w:t>模型的发展，越来越多研究开始引入 BERT、</w:t>
-      </w:r>
-      <w:proofErr w:type="spellStart"/>
-      <w:r>
-        <w:t>RoBERTa</w:t>
-      </w:r>
-      <w:proofErr w:type="spellEnd"/>
-      <w:r>
-        <w:t>、多任务学习和知识增强方法，以提升对复杂语义和隐含攻击表达的识别能力。</w:t>
-      </w:r>
-    </w:p>
-    <w:p>
-      <w:pPr>
-        <w:pStyle w:val="af"/>
-      </w:pPr>
-      <w:r>
-        <w:t>在中文网络语境中，许多有害表达并不直接出现显式攻击词，而是借助反讽、模糊指代、网络化模板和群体标签</w:t>
-      </w:r>
-      <w:proofErr w:type="gramStart"/>
-      <w:r>
-        <w:t>化表达</w:t>
-      </w:r>
-      <w:proofErr w:type="gramEnd"/>
-      <w:r>
-        <w:t>实现攻击效果。因此，国内部分研究开始关注隐式有害文本识别、变体文本检测和上下文增强建模等问题。这些研究说明，中文有害内容检测不能仅依赖浅层词汇特征，还需要结合语义理解和场景特征。</w:t>
-      </w:r>
-    </w:p>
-    <w:p>
-      <w:pPr>
-        <w:pStyle w:val="af"/>
-      </w:pPr>
-      <w:r>
-        <w:t>然而，从当前研究总体情况看，国内针对“文本模因识别”这一更具体问题的研究仍不充分。已有研究更多以“有害文本检测”或“仇恨言论识别”为目标，而对于模板化表达、可复制网络短语、模因式攻击结构和人工构造场景样例的专项分析相对较少。这说明，</w:t>
-      </w:r>
-      <w:proofErr w:type="gramStart"/>
-      <w:r>
-        <w:t>文本模因场景</w:t>
-      </w:r>
-      <w:proofErr w:type="gramEnd"/>
-      <w:r>
-        <w:t>下的识别与系统实现仍然具有进一步研究的空间。</w:t>
-      </w:r>
-    </w:p>
-    <w:p>
-      <w:pPr>
-        <w:pStyle w:val="1111"/>
-      </w:pPr>
-      <w:r>
-        <w:t>1.3.3 现有研究存在的问题</w:t>
-      </w:r>
-    </w:p>
-    <w:p>
-      <w:pPr>
-        <w:pStyle w:val="af"/>
-      </w:pPr>
-      <w:r>
-        <w:t>综合国内外研究可以发现，现有工作虽然在总体文本分类和有害内容识别方面已形成较成熟的方法体系，但仍存在以下不足：</w:t>
-      </w:r>
-    </w:p>
-    <w:p>
-      <w:pPr>
-        <w:pStyle w:val="af"/>
-      </w:pPr>
-      <w:r>
-        <w:lastRenderedPageBreak/>
-        <w:t>针对文本模因式表达的专项任务定义不够明确，许多研究仍以通用有害文本检测为主。</w:t>
-      </w:r>
-    </w:p>
-    <w:p>
-      <w:pPr>
-        <w:pStyle w:val="af"/>
-      </w:pPr>
-      <w:r>
-        <w:t>仅依赖总体测试集指标，难以准确反映模型在隐含攻击表达、模板</w:t>
-      </w:r>
-      <w:proofErr w:type="gramStart"/>
-      <w:r>
-        <w:t>化表达</w:t>
-      </w:r>
-      <w:proofErr w:type="gramEnd"/>
-      <w:r>
-        <w:t>和</w:t>
-      </w:r>
-      <w:proofErr w:type="gramStart"/>
-      <w:r>
-        <w:t>网络化模因场景</w:t>
-      </w:r>
-      <w:proofErr w:type="gramEnd"/>
-      <w:r>
-        <w:t>中的识别能力。</w:t>
-      </w:r>
-    </w:p>
-    <w:p>
-      <w:pPr>
-        <w:pStyle w:val="af"/>
-      </w:pPr>
-      <w:r>
-        <w:t>传统机器学习方法在特定规则</w:t>
-      </w:r>
-      <w:proofErr w:type="gramStart"/>
-      <w:r>
-        <w:t>型表达</w:t>
-      </w:r>
-      <w:proofErr w:type="gramEnd"/>
-      <w:r>
-        <w:t>上具有解释力，但对复杂上下文理</w:t>
-      </w:r>
-      <w:proofErr w:type="gramStart"/>
-      <w:r>
-        <w:t>解能力</w:t>
-      </w:r>
-      <w:proofErr w:type="gramEnd"/>
-      <w:r>
-        <w:t>有限；</w:t>
-      </w:r>
-      <w:proofErr w:type="gramStart"/>
-      <w:r>
-        <w:t>预训练</w:t>
-      </w:r>
-      <w:proofErr w:type="gramEnd"/>
-      <w:r>
-        <w:t>模型总体性能较强，但在某些特定目标场景中未必最优。</w:t>
-      </w:r>
-    </w:p>
-    <w:p>
-      <w:pPr>
-        <w:pStyle w:val="af"/>
-      </w:pPr>
-      <w:r>
-        <w:t>工程系统与实验研究之间往往割裂，缺少兼顾系统实现、模型比较与实验记录的完整方案。</w:t>
-      </w:r>
-    </w:p>
-    <w:p>
-      <w:pPr>
-        <w:pStyle w:val="af"/>
-      </w:pPr>
-      <w:r>
-        <w:t>因此，本文尝试在系统实现的基础上，引入多种模型路线，并通过正式测试集与人工</w:t>
-      </w:r>
-      <w:proofErr w:type="gramStart"/>
-      <w:r>
-        <w:t>测试集相结合</w:t>
-      </w:r>
-      <w:proofErr w:type="gramEnd"/>
-      <w:r>
-        <w:t>的方式，对</w:t>
-      </w:r>
-      <w:proofErr w:type="gramStart"/>
-      <w:r>
-        <w:t>文本模因场景</w:t>
-      </w:r>
-      <w:proofErr w:type="gramEnd"/>
-      <w:r>
-        <w:t>中的识别问题进行更细致的比较分析。</w:t>
-      </w:r>
-    </w:p>
-    <w:p>
-      <w:pPr>
-        <w:pStyle w:val="114"/>
-      </w:pPr>
-      <w:r>
-        <w:t>1.4 研究思路</w:t>
-      </w:r>
-    </w:p>
-    <w:p>
-      <w:pPr>
-        <w:pStyle w:val="af"/>
-      </w:pPr>
-      <w:r>
-        <w:t>本文的总体研究思路可以概括为“先完成系统搭建，再逐步引入模型优化，并通过多层次实验比较模型能力差异”。</w:t>
-      </w:r>
-    </w:p>
-    <w:p>
-      <w:pPr>
-        <w:pStyle w:val="af"/>
-      </w:pPr>
-      <w:r>
-        <w:t>首先，从工程实现角度出发，搭建一个完整的前后端系统框架。前端负责文本输入、结果展示与历史记录，后端负责接收请求、调用模型并返回预测结果。通过先实现完整系统流程，确保毕业设计具备可运行、可演示和</w:t>
-      </w:r>
-      <w:proofErr w:type="gramStart"/>
-      <w:r>
-        <w:t>可</w:t>
-      </w:r>
-      <w:proofErr w:type="gramEnd"/>
-      <w:r>
-        <w:t>复现实验的基础。</w:t>
-      </w:r>
-    </w:p>
-    <w:p>
-      <w:pPr>
-        <w:pStyle w:val="af"/>
-      </w:pPr>
-      <w:r>
-        <w:t>其次，在模型部分先建立基线方案，即利用</w:t>
-      </w:r>
-      <w:proofErr w:type="gramStart"/>
-      <w:r>
-        <w:t>字符级</w:t>
-      </w:r>
-      <w:proofErr w:type="gramEnd"/>
-      <w:r>
-        <w:t xml:space="preserve"> TF-IDF 与 Logistic Regression 完成基本文本分类任务。该方案实现简单、训练高效，适合作为后续模型对比的基础参照。</w:t>
-      </w:r>
-    </w:p>
-    <w:p>
-      <w:pPr>
-        <w:pStyle w:val="af"/>
-      </w:pPr>
-      <w:r>
-        <w:t>再次，针对课题“文本模因识别”的特点，在基线模型基础上加入模板化表达、群体指向、情绪强化、网络化短语和语境消</w:t>
-      </w:r>
-      <w:proofErr w:type="gramStart"/>
-      <w:r>
-        <w:t>歧</w:t>
-      </w:r>
-      <w:proofErr w:type="gramEnd"/>
-      <w:r>
-        <w:t>等模因式表达特征，构建 meme_features_v1 模型。该模型的目的并不是单纯追求总体指标最高，而是提升对</w:t>
-      </w:r>
-      <w:proofErr w:type="gramStart"/>
-      <w:r>
-        <w:t>文本模因场景</w:t>
-      </w:r>
-      <w:proofErr w:type="gramEnd"/>
-      <w:r>
-        <w:t>中典型表达样例的解释力和针对性。</w:t>
-      </w:r>
-    </w:p>
-    <w:p>
-      <w:pPr>
-        <w:pStyle w:val="af"/>
-      </w:pPr>
-      <w:r>
-        <w:t>最后，引入</w:t>
-      </w:r>
-      <w:proofErr w:type="gramStart"/>
-      <w:r>
-        <w:t>预训练</w:t>
-      </w:r>
-      <w:proofErr w:type="gramEnd"/>
-      <w:r>
-        <w:t>语言模型 BERT，构建更强的上下文语义分类方案，并在正式测试集与人工测试集上与前两种模型进行对比。通过比较三种模型在总体性能和场景</w:t>
-      </w:r>
-      <w:proofErr w:type="gramStart"/>
-      <w:r>
-        <w:t>化样例上</w:t>
-      </w:r>
-      <w:proofErr w:type="gramEnd"/>
-      <w:r>
-        <w:t>的表现，分析不同方法在</w:t>
-      </w:r>
-      <w:proofErr w:type="gramStart"/>
-      <w:r>
-        <w:t>文本模因识别</w:t>
-      </w:r>
-      <w:proofErr w:type="gramEnd"/>
-      <w:r>
-        <w:t>任务中的适用性与不足。</w:t>
-      </w:r>
-    </w:p>
-    <w:p>
-      <w:pPr>
-        <w:pStyle w:val="114"/>
-      </w:pPr>
-      <w:r>
-        <w:t>1.5 实验设计</w:t>
-      </w:r>
-    </w:p>
-    <w:p>
-      <w:pPr>
-        <w:pStyle w:val="af"/>
-      </w:pPr>
-      <w:r>
-        <w:lastRenderedPageBreak/>
-        <w:t>为了保证实验结果具有可比较性和</w:t>
-      </w:r>
-      <w:proofErr w:type="gramStart"/>
-      <w:r>
-        <w:t>可</w:t>
-      </w:r>
-      <w:proofErr w:type="gramEnd"/>
-      <w:r>
-        <w:t>分析性，本文设计了两类测试方式。</w:t>
-      </w:r>
-    </w:p>
-    <w:p>
-      <w:pPr>
-        <w:pStyle w:val="af"/>
-      </w:pPr>
-      <w:r>
-        <w:t>第一类是正式测试集实验。该实验基于原始数据集进行训练集、验证集和测试集划分，分别训练基线模型、</w:t>
-      </w:r>
-      <w:proofErr w:type="gramStart"/>
-      <w:r>
-        <w:t>模因特征</w:t>
-      </w:r>
-      <w:proofErr w:type="gramEnd"/>
-      <w:r>
-        <w:t>模型和 BERT 模型，并采用准确率、精确率、召回率和 F1 值作为评价指标。这一部分主要用于衡量模型在标准分类任务上的总体表现。</w:t>
-      </w:r>
-    </w:p>
-    <w:p>
-      <w:pPr>
-        <w:pStyle w:val="af"/>
-      </w:pPr>
-      <w:r>
-        <w:t>第二类是人工测试集实验。针对</w:t>
-      </w:r>
-      <w:proofErr w:type="gramStart"/>
-      <w:r>
-        <w:t>文本模因识别</w:t>
-      </w:r>
-      <w:proofErr w:type="gramEnd"/>
-      <w:r>
-        <w:t>这一特定场景，本文人工构造了多种类型样例，包括正常文本、反对语境文本、普通分歧文本、安全网络表达、显式攻击文本、模因式攻击文本和隐含群体攻击文本。通过让三种模型分别在这些</w:t>
-      </w:r>
-      <w:proofErr w:type="gramStart"/>
-      <w:r>
-        <w:t>样例上进行</w:t>
-      </w:r>
-      <w:proofErr w:type="gramEnd"/>
-      <w:r>
-        <w:t>预测，比较其对目标场景的适配能力和典型误判类型。</w:t>
-      </w:r>
-    </w:p>
-    <w:p>
-      <w:pPr>
-        <w:pStyle w:val="af"/>
-      </w:pPr>
-      <w:r>
-        <w:t>这种“双重实验设计”一方面能够给出正式量化指标，另一方面也能补充解释性更强的案例分析，从而更全面地评价模型能力。</w:t>
-      </w:r>
-    </w:p>
-    <w:p>
-      <w:pPr>
-        <w:pStyle w:val="114"/>
-      </w:pPr>
-      <w:r>
-        <w:t>1.6 采用的技术方法和手段</w:t>
-      </w:r>
-    </w:p>
-    <w:p>
-      <w:pPr>
-        <w:pStyle w:val="af"/>
-      </w:pPr>
-      <w:r>
-        <w:t>本文采用的技术方法主要包括以下几类：</w:t>
-      </w:r>
-    </w:p>
-    <w:p>
-      <w:pPr>
-        <w:pStyle w:val="af"/>
-      </w:pPr>
-      <w:r>
-        <w:t>前端技术：基于 Vue 3 构建文本输入与结果展示页面，实现用户交互、状态提示和历史记录功能。</w:t>
-      </w:r>
-    </w:p>
-    <w:p>
-      <w:pPr>
-        <w:pStyle w:val="af"/>
-      </w:pPr>
-      <w:r>
-        <w:t xml:space="preserve">后端技术：基于 </w:t>
-      </w:r>
-      <w:proofErr w:type="spellStart"/>
-      <w:r>
-        <w:t>FastAPI</w:t>
-      </w:r>
-      <w:proofErr w:type="spellEnd"/>
-      <w:r>
-        <w:t xml:space="preserve"> 构建预测接口与健康检查接口，实现前后端联调和模型服务调用。</w:t>
-      </w:r>
-    </w:p>
-    <w:p>
-      <w:pPr>
-        <w:pStyle w:val="af"/>
-      </w:pPr>
-      <w:r>
-        <w:t>传统机器学习方法：采用</w:t>
-      </w:r>
-      <w:proofErr w:type="gramStart"/>
-      <w:r>
-        <w:t>字符级</w:t>
-      </w:r>
-      <w:proofErr w:type="gramEnd"/>
-      <w:r>
-        <w:t xml:space="preserve"> TF-IDF 与 Logistic Regression 构建基线文本分类模型。</w:t>
-      </w:r>
-    </w:p>
-    <w:p>
-      <w:pPr>
-        <w:pStyle w:val="af"/>
-      </w:pPr>
-      <w:r>
-        <w:t>人工特征工程方法：设计模因式表达特征，包括模板化表达、群体指向、情绪强化、嘲讽表达和语境消</w:t>
-      </w:r>
-      <w:proofErr w:type="gramStart"/>
-      <w:r>
-        <w:t>歧</w:t>
-      </w:r>
-      <w:proofErr w:type="gramEnd"/>
-      <w:r>
-        <w:t>特征等，用于增强特定场景下的识别能力。</w:t>
-      </w:r>
-    </w:p>
-    <w:p>
-      <w:pPr>
-        <w:pStyle w:val="af"/>
-      </w:pPr>
-      <w:proofErr w:type="gramStart"/>
-      <w:r>
-        <w:t>预训练</w:t>
-      </w:r>
-      <w:proofErr w:type="gramEnd"/>
-      <w:r>
-        <w:t>语言模型方法：采用中文</w:t>
-      </w:r>
-      <w:proofErr w:type="gramStart"/>
-      <w:r>
-        <w:t>预训练</w:t>
-      </w:r>
-      <w:proofErr w:type="gramEnd"/>
-      <w:r>
-        <w:t>模型 </w:t>
-      </w:r>
-      <w:proofErr w:type="spellStart"/>
-      <w:r>
-        <w:t>bert</w:t>
-      </w:r>
-      <w:proofErr w:type="spellEnd"/>
-      <w:r>
-        <w:t>-base-</w:t>
-      </w:r>
-      <w:proofErr w:type="spellStart"/>
-      <w:r>
-        <w:t>chinese</w:t>
-      </w:r>
-      <w:proofErr w:type="spellEnd"/>
-      <w:r>
-        <w:t> 进行二分类微调，用于提升模型的上下文语义理解能力。</w:t>
-      </w:r>
-    </w:p>
-    <w:p>
-      <w:pPr>
-        <w:pStyle w:val="af"/>
-      </w:pPr>
-      <w:r>
-        <w:t>实验分析方法：通过正式测试集和人工测试集双重评估，对三类模型进行总体性能和案例层面的对比分析。</w:t>
-      </w:r>
-    </w:p>
-    <w:p>
-      <w:pPr>
-        <w:pStyle w:val="af"/>
-      </w:pPr>
-      <w:r>
-        <w:t>这些技术手段相互配合，使本文既能够完成一个具有工程实现价值的原型系统，又能够从实验层面展开较为完整的比较研究。</w:t>
-      </w:r>
-    </w:p>
-    <w:p>
-      <w:pPr>
-        <w:pStyle w:val="114"/>
-      </w:pPr>
-      <w:r>
-        <w:t>1.7 论文整体结构安排</w:t>
-      </w:r>
-    </w:p>
-    <w:p>
-      <w:pPr>
-        <w:pStyle w:val="af"/>
-      </w:pPr>
-      <w:r>
-        <w:t>本文共分为五章，各章内容安排如下：</w:t>
-      </w:r>
-    </w:p>
-    <w:p>
-      <w:pPr>
-        <w:pStyle w:val="af"/>
-      </w:pPr>
-      <w:r>
-        <w:lastRenderedPageBreak/>
-        <w:t>第一章为绪论，主要介绍研究背景、理论与实际意义、国内外研究现状、研究思路、实验设计、技术方法以及论文结构安排。</w:t>
-      </w:r>
-    </w:p>
-    <w:p>
-      <w:pPr>
-        <w:pStyle w:val="af"/>
-      </w:pPr>
-      <w:r>
-        <w:t>第二章为需求分析与总体设计，主要阐述系统目标、功能需求、非功能需求以及系统总体架构。</w:t>
-      </w:r>
-    </w:p>
-    <w:p>
-      <w:pPr>
-        <w:pStyle w:val="af"/>
-      </w:pPr>
-      <w:r>
-        <w:t>第三章为关键模型与系统实现，重点介绍数据预处理、基线模型、模因式表达特征增强模型、BERT 模型以及前后端系统实现过程。</w:t>
-      </w:r>
-    </w:p>
-    <w:p>
-      <w:pPr>
-        <w:pStyle w:val="af"/>
-      </w:pPr>
-      <w:r>
-        <w:t>第四章为实验与结果分析，主要给出正式测试集和人工测试集上的实验结果，并从总体指标和典型样例两个层面对三种模型进行比较分析。</w:t>
-      </w:r>
-    </w:p>
-    <w:p>
-      <w:pPr>
-        <w:pStyle w:val="af"/>
-      </w:pPr>
-      <w:r>
         <w:t>第五章为总结与展望，对全文工作进行概括，总结本文的研究结论，并分析当前不足和未来改进方向。</w:t>
       </w:r>
     </w:p>
@@ -2088,15 +1613,7 @@
         <w:pStyle w:val="af"/>
       </w:pPr>
       <w:r>
-        <w:t>换言之，本文并不将系统仅仅定位为一个“模型训练脚本”，而是定位为一个集成了前端交互、后端服务、模型调用与实验分析功能的</w:t>
-      </w:r>
-      <w:proofErr w:type="gramStart"/>
-      <w:r>
-        <w:t>文本模因识别</w:t>
-      </w:r>
-      <w:proofErr w:type="gramEnd"/>
-      <w:r>
-        <w:t>原型平台。</w:t>
+        <w:t>换言之，本文并不将系统仅仅定位为一个“模型训练脚本”，而是定位为一个集成了前端交互、后端服务、模型调用与实验分析功能的文本模因识别原型平台。</w:t>
       </w:r>
     </w:p>
     <w:p>
@@ -2227,35 +1744,7 @@
         <w:rPr>
           <w:rFonts w:hint="eastAsia"/>
         </w:rPr>
-        <w:t>为方便比较不同输入文本的预测情况，系统需要保存最近几次检测记录。用户可以查看先前输入内容及其分类结果，从而提高页面的完整性和</w:t>
-      </w:r>
-      <w:proofErr w:type="gramStart"/>
-      <w:r>
-        <w:rPr>
-          <w:rFonts w:hint="eastAsia"/>
-        </w:rPr>
-        <w:t>可</w:t>
-      </w:r>
-      <w:proofErr w:type="gramEnd"/>
-      <w:r>
-        <w:rPr>
-          <w:rFonts w:hint="eastAsia"/>
-        </w:rPr>
-        <w:t>演示性。对于毕业设计而言，这一功能还有助于展示系统在多条</w:t>
-      </w:r>
-      <w:proofErr w:type="gramStart"/>
-      <w:r>
-        <w:rPr>
-          <w:rFonts w:hint="eastAsia"/>
-        </w:rPr>
-        <w:t>样例上的</w:t>
-      </w:r>
-      <w:proofErr w:type="gramEnd"/>
-      <w:r>
-        <w:rPr>
-          <w:rFonts w:hint="eastAsia"/>
-        </w:rPr>
-        <w:t>连续运行能力。</w:t>
+        <w:t>为方便比较不同输入文本的预测情况，系统需要保存最近几次检测记录。用户可以查看先前输入内容及其分类结果，从而提高页面的完整性和可演示性。对于毕业设计而言，这一功能还有助于展示系统在多条样例上的连续运行能力。</w:t>
       </w:r>
     </w:p>
     <w:p>
@@ -2282,21 +1771,7 @@
         <w:rPr>
           <w:rFonts w:hint="eastAsia"/>
         </w:rPr>
-        <w:t>由于本文采用了基线模型、模因式表达特征模型和 BERT 模型三条实验路线，因此系统在设计时需要考虑后续模型替换与对比需求。虽然最终前端页面并</w:t>
-      </w:r>
-      <w:proofErr w:type="gramStart"/>
-      <w:r>
-        <w:rPr>
-          <w:rFonts w:hint="eastAsia"/>
-        </w:rPr>
-        <w:t>未设计</w:t>
-      </w:r>
-      <w:proofErr w:type="gramEnd"/>
-      <w:r>
-        <w:rPr>
-          <w:rFonts w:hint="eastAsia"/>
-        </w:rPr>
-        <w:t>成复杂的多模型切换面板，但后端和脚本层已经预留了模型训练、模型保存和批量测试能力，这些内容共同构成了系统的实验支撑功能。</w:t>
+        <w:t>由于本文采用了基线模型、模因式表达特征模型和 BERT 模型三条实验路线，因此系统在设计时需要考虑后续模型替换与对比需求。虽然最终前端页面并未设计成复杂的多模型切换面板，但后端和脚本层已经预留了模型训练、模型保存和批量测试能力，这些内容共同构成了系统的实验支撑功能。</w:t>
       </w:r>
     </w:p>
     <w:p>
@@ -2470,21 +1945,7 @@
         <w:rPr>
           <w:rFonts w:hint="eastAsia"/>
         </w:rPr>
-        <w:t>本文系统的总体设计遵循“前后端分离、模型独立、实验可记录”的原则。前端负责用户</w:t>
-      </w:r>
-      <w:proofErr w:type="gramStart"/>
-      <w:r>
-        <w:rPr>
-          <w:rFonts w:hint="eastAsia"/>
-        </w:rPr>
-        <w:t>交互和</w:t>
-      </w:r>
-      <w:proofErr w:type="gramEnd"/>
-      <w:r>
-        <w:rPr>
-          <w:rFonts w:hint="eastAsia"/>
-        </w:rPr>
-        <w:t>结果展示，后端负责接口服务和模型调用，模型训练与实验脚本则作为独立模块存在。这样设计的原因在于，毕业设计系统不仅需要运行，还需要支撑后续模型对比和论文撰写，因此不能把所有逻辑都简单堆放在同一文件中。</w:t>
+        <w:t>本文系统的总体设计遵循“前后端分离、模型独立、实验可记录”的原则。前端负责用户交互和结果展示，后端负责接口服务和模型调用，模型训练与实验脚本则作为独立模块存在。这样设计的原因在于，毕业设计系统不仅需要运行，还需要支撑后续模型对比和论文撰写，因此不能把所有逻辑都简单堆放在同一文件中。</w:t>
       </w:r>
     </w:p>
     <w:p>
@@ -2572,21 +2033,7 @@
         <w:rPr>
           <w:rFonts w:hint="eastAsia"/>
         </w:rPr>
-        <w:t>模型层：负责完成文本分类，包括基线模型、</w:t>
-      </w:r>
-      <w:proofErr w:type="gramStart"/>
-      <w:r>
-        <w:rPr>
-          <w:rFonts w:hint="eastAsia"/>
-        </w:rPr>
-        <w:t>模因特征</w:t>
-      </w:r>
-      <w:proofErr w:type="gramEnd"/>
-      <w:r>
-        <w:rPr>
-          <w:rFonts w:hint="eastAsia"/>
-        </w:rPr>
-        <w:t>模型和 BERT 模型；</w:t>
+        <w:t>模型层：负责完成文本分类，包括基线模型、模因特征模型和 BERT 模型；</w:t>
       </w:r>
     </w:p>
     <w:p>
@@ -2689,21 +2136,7 @@
         <w:rPr>
           <w:rFonts w:hint="eastAsia"/>
         </w:rPr>
-        <w:t xml:space="preserve">该模块基于 </w:t>
-      </w:r>
-      <w:proofErr w:type="spellStart"/>
-      <w:r>
-        <w:rPr>
-          <w:rFonts w:hint="eastAsia"/>
-        </w:rPr>
-        <w:t>FastAPI</w:t>
-      </w:r>
-      <w:proofErr w:type="spellEnd"/>
-      <w:r>
-        <w:rPr>
-          <w:rFonts w:hint="eastAsia"/>
-        </w:rPr>
-        <w:t xml:space="preserve"> 实现，提供健康检查接口、标签说明接口和预测接口。其中，健康检查接口主要用于前后端联调和运行状态检查，预测接口则负责接收文本输入并返回预测结果。</w:t>
+        <w:t>该模块基于 FastAPI 实现，提供健康检查接口、标签说明接口和预测接口。其中，健康检查接口主要用于前后端联调和运行状态检查，预测接口则负责接收文本输入并返回预测结果。</w:t>
       </w:r>
     </w:p>
     <w:p>
@@ -2731,49 +2164,7 @@
         <w:rPr>
           <w:rFonts w:hint="eastAsia"/>
         </w:rPr>
-        <w:t>该模块包括基线模型和</w:t>
-      </w:r>
-      <w:proofErr w:type="gramStart"/>
-      <w:r>
-        <w:rPr>
-          <w:rFonts w:hint="eastAsia"/>
-        </w:rPr>
-        <w:t>模因</w:t>
-      </w:r>
-      <w:proofErr w:type="gramEnd"/>
-      <w:r>
-        <w:rPr>
-          <w:rFonts w:hint="eastAsia"/>
-        </w:rPr>
-        <w:t>特征增强模型。基线模型采用 TF-IDF 与 Logistic Regression 组合；</w:t>
-      </w:r>
-      <w:proofErr w:type="gramStart"/>
-      <w:r>
-        <w:rPr>
-          <w:rFonts w:hint="eastAsia"/>
-        </w:rPr>
-        <w:t>模因特征</w:t>
-      </w:r>
-      <w:proofErr w:type="gramEnd"/>
-      <w:r>
-        <w:rPr>
-          <w:rFonts w:hint="eastAsia"/>
-        </w:rPr>
-        <w:t>模型在此基础上增加了模板化表达、群体指向、情绪强化和语境消</w:t>
-      </w:r>
-      <w:proofErr w:type="gramStart"/>
-      <w:r>
-        <w:rPr>
-          <w:rFonts w:hint="eastAsia"/>
-        </w:rPr>
-        <w:t>歧</w:t>
-      </w:r>
-      <w:proofErr w:type="gramEnd"/>
-      <w:r>
-        <w:rPr>
-          <w:rFonts w:hint="eastAsia"/>
-        </w:rPr>
-        <w:t>等人工特征，用于增强对目标场景的识别能力。</w:t>
+        <w:t>该模块包括基线模型和模因特征增强模型。基线模型采用 TF-IDF 与 Logistic Regression 组合；模因特征模型在此基础上增加了模板化表达、群体指向、情绪强化和语境消歧等人工特征，用于增强对目标场景的识别能力。</w:t>
       </w:r>
     </w:p>
     <w:p>
@@ -2800,49 +2191,7 @@
         <w:rPr>
           <w:rFonts w:hint="eastAsia"/>
         </w:rPr>
-        <w:t>该模块用于完成中文</w:t>
-      </w:r>
-      <w:proofErr w:type="gramStart"/>
-      <w:r>
-        <w:rPr>
-          <w:rFonts w:hint="eastAsia"/>
-        </w:rPr>
-        <w:t>预训练</w:t>
-      </w:r>
-      <w:proofErr w:type="gramEnd"/>
-      <w:r>
-        <w:rPr>
-          <w:rFonts w:hint="eastAsia"/>
-        </w:rPr>
-        <w:t xml:space="preserve">模型 </w:t>
-      </w:r>
-      <w:proofErr w:type="spellStart"/>
-      <w:r>
-        <w:rPr>
-          <w:rFonts w:hint="eastAsia"/>
-        </w:rPr>
-        <w:t>bert</w:t>
-      </w:r>
-      <w:proofErr w:type="spellEnd"/>
-      <w:r>
-        <w:rPr>
-          <w:rFonts w:hint="eastAsia"/>
-        </w:rPr>
-        <w:t>-base-</w:t>
-      </w:r>
-      <w:proofErr w:type="spellStart"/>
-      <w:r>
-        <w:rPr>
-          <w:rFonts w:hint="eastAsia"/>
-        </w:rPr>
-        <w:t>chinese</w:t>
-      </w:r>
-      <w:proofErr w:type="spellEnd"/>
-      <w:r>
-        <w:rPr>
-          <w:rFonts w:hint="eastAsia"/>
-        </w:rPr>
-        <w:t xml:space="preserve"> 的微调训练、模型保存和样例预测。其主要目标是增强模型的上下文语义理解能力，并作为传统模型的高级对比方案。</w:t>
+        <w:t>该模块用于完成中文预训练模型 bert-base-chinese 的微调训练、模型保存和样例预测。其主要目标是增强模型的上下文语义理解能力，并作为传统模型的高级对比方案。</w:t>
       </w:r>
     </w:p>
     <w:p>
@@ -2962,21 +2311,72 @@
       </w:pPr>
       <w:r>
         <w:rPr>
-          <w:rFonts w:hint="eastAsia"/>
-        </w:rPr>
-        <w:t>文本输入区：用于输入待检测文本，并提供“填充示例”和“开始检测”按钮；</w:t>
+          <w:noProof/>
+        </w:rPr>
+        <w:lastRenderedPageBreak/>
+        <w:drawing>
+          <wp:inline distT="0" distB="0" distL="0" distR="0" wp14:anchorId="24BBA7E0" wp14:editId="3005BA71">
+            <wp:extent cx="5400040" cy="1609725"/>
+            <wp:effectExtent l="0" t="0" r="0" b="9525"/>
+            <wp:docPr id="1819809181" name="图片 1"/>
+            <wp:cNvGraphicFramePr>
+              <a:graphicFrameLocks xmlns:a="http://schemas.openxmlformats.org/drawingml/2006/main" noChangeAspect="1"/>
+            </wp:cNvGraphicFramePr>
+            <a:graphic xmlns:a="http://schemas.openxmlformats.org/drawingml/2006/main">
+              <a:graphicData uri="http://schemas.openxmlformats.org/drawingml/2006/picture">
+                <pic:pic xmlns:pic="http://schemas.openxmlformats.org/drawingml/2006/picture">
+                  <pic:nvPicPr>
+                    <pic:cNvPr id="1819809181" name=""/>
+                    <pic:cNvPicPr/>
+                  </pic:nvPicPr>
+                  <pic:blipFill>
+                    <a:blip r:embed="rId11"/>
+                    <a:stretch>
+                      <a:fillRect/>
+                    </a:stretch>
+                  </pic:blipFill>
+                  <pic:spPr>
+                    <a:xfrm>
+                      <a:off x="0" y="0"/>
+                      <a:ext cx="5400040" cy="1609725"/>
+                    </a:xfrm>
+                    <a:prstGeom prst="rect">
+                      <a:avLst/>
+                    </a:prstGeom>
+                  </pic:spPr>
+                </pic:pic>
+              </a:graphicData>
+            </a:graphic>
+          </wp:inline>
+        </w:drawing>
       </w:r>
     </w:p>
     <w:p>
       <w:pPr>
         <w:pStyle w:val="af1"/>
         <w:ind w:firstLine="480"/>
-      </w:pPr>
-      <w:r>
-        <w:rPr>
-          <w:rFonts w:hint="eastAsia"/>
-        </w:rPr>
-        <w:t>结果展示区：显示分类标签、置信度、风险等级和结果说明；</w:t>
+        <w:jc w:val="center"/>
+      </w:pPr>
+      <w:r>
+        <w:rPr>
+          <w:rFonts w:ascii="黑体" w:eastAsia="黑体" w:hint="eastAsia"/>
+          <w:szCs w:val="21"/>
+        </w:rPr>
+        <w:t>图</w:t>
+      </w:r>
+      <w:r>
+        <w:rPr>
+          <w:rFonts w:ascii="黑体" w:eastAsia="黑体"/>
+          <w:szCs w:val="21"/>
+        </w:rPr>
+        <w:t>2</w:t>
+      </w:r>
+      <w:r>
+        <w:rPr>
+          <w:rFonts w:ascii="黑体" w:eastAsia="黑体" w:hint="eastAsia"/>
+          <w:szCs w:val="21"/>
+        </w:rPr>
+        <w:t>-1  系统标题区</w:t>
       </w:r>
     </w:p>
     <w:p>
@@ -2988,65 +2388,97 @@
         <w:rPr>
           <w:rFonts w:hint="eastAsia"/>
         </w:rPr>
-        <w:t>历史记录区：保存最近几次输入文本的检测结果；</w:t>
+        <w:t>文本输入区：用于输入待检测文本，并提供“填充示例”和“开始检测”按钮；</w:t>
       </w:r>
     </w:p>
     <w:p>
       <w:pPr>
         <w:pStyle w:val="af1"/>
         <w:ind w:firstLine="480"/>
-      </w:pPr>
-      <w:r>
-        <w:rPr>
-          <w:rFonts w:hint="eastAsia"/>
-        </w:rPr>
-        <w:t>状态信息区：显示后端服务是否在线、当前加载模型是否可用等信息。</w:t>
-      </w:r>
-    </w:p>
-    <w:p>
-      <w:pPr>
-        <w:pStyle w:val="af"/>
-      </w:pPr>
-      <w:r>
-        <w:rPr>
-          <w:rFonts w:hint="eastAsia"/>
-        </w:rPr>
-        <w:lastRenderedPageBreak/>
-        <w:t>这样的页面设计能够兼顾功能完整性和答辩展示效果。与只提供一个输入框和一个输出结果的简单页面相比，当前设计更像一个完整产品，也更符合毕业设计对系统实现的要求。</w:t>
-      </w:r>
-    </w:p>
-    <w:p>
-      <w:pPr>
-        <w:ind w:right="240"/>
-      </w:pPr>
-    </w:p>
-    <w:p>
-      <w:pPr>
-        <w:pStyle w:val="1111"/>
-      </w:pPr>
-      <w:r>
-        <w:rPr>
-          <w:rFonts w:hint="eastAsia"/>
-        </w:rPr>
-        <w:t>2.3.3 前端交互流程设计</w:t>
+        <w:jc w:val="center"/>
+      </w:pPr>
+      <w:r>
+        <w:rPr>
+          <w:noProof/>
+        </w:rPr>
+        <w:drawing>
+          <wp:inline distT="0" distB="0" distL="0" distR="0" wp14:anchorId="30D46F3E" wp14:editId="7141F751">
+            <wp:extent cx="5400040" cy="3997960"/>
+            <wp:effectExtent l="0" t="0" r="0" b="2540"/>
+            <wp:docPr id="1502999669" name="图片 1"/>
+            <wp:cNvGraphicFramePr>
+              <a:graphicFrameLocks xmlns:a="http://schemas.openxmlformats.org/drawingml/2006/main" noChangeAspect="1"/>
+            </wp:cNvGraphicFramePr>
+            <a:graphic xmlns:a="http://schemas.openxmlformats.org/drawingml/2006/main">
+              <a:graphicData uri="http://schemas.openxmlformats.org/drawingml/2006/picture">
+                <pic:pic xmlns:pic="http://schemas.openxmlformats.org/drawingml/2006/picture">
+                  <pic:nvPicPr>
+                    <pic:cNvPr id="1502999669" name=""/>
+                    <pic:cNvPicPr/>
+                  </pic:nvPicPr>
+                  <pic:blipFill>
+                    <a:blip r:embed="rId12"/>
+                    <a:stretch>
+                      <a:fillRect/>
+                    </a:stretch>
+                  </pic:blipFill>
+                  <pic:spPr>
+                    <a:xfrm>
+                      <a:off x="0" y="0"/>
+                      <a:ext cx="5400040" cy="3997960"/>
+                    </a:xfrm>
+                    <a:prstGeom prst="rect">
+                      <a:avLst/>
+                    </a:prstGeom>
+                  </pic:spPr>
+                </pic:pic>
+              </a:graphicData>
+            </a:graphic>
+          </wp:inline>
+        </w:drawing>
       </w:r>
     </w:p>
     <w:p>
       <w:pPr>
         <w:pStyle w:val="af1"/>
         <w:ind w:firstLine="480"/>
-      </w:pPr>
-      <w:r>
-        <w:rPr>
-          <w:rFonts w:hint="eastAsia"/>
-        </w:rPr>
-        <w:t>前端交互流程可概括为：</w:t>
-      </w:r>
-    </w:p>
-    <w:p>
-      <w:pPr>
-        <w:pStyle w:val="af1"/>
-      </w:pPr>
+        <w:jc w:val="center"/>
+      </w:pPr>
+      <w:r>
+        <w:rPr>
+          <w:rFonts w:ascii="黑体" w:eastAsia="黑体" w:hint="eastAsia"/>
+          <w:szCs w:val="21"/>
+        </w:rPr>
+        <w:t>图</w:t>
+      </w:r>
+      <w:r>
+        <w:rPr>
+          <w:rFonts w:ascii="黑体" w:eastAsia="黑体"/>
+          <w:szCs w:val="21"/>
+        </w:rPr>
+        <w:t>2</w:t>
+      </w:r>
+      <w:r>
+        <w:rPr>
+          <w:rFonts w:ascii="黑体" w:eastAsia="黑体" w:hint="eastAsia"/>
+          <w:szCs w:val="21"/>
+        </w:rPr>
+        <w:t>-</w:t>
+      </w:r>
+      <w:r>
+        <w:rPr>
+          <w:rFonts w:ascii="黑体" w:eastAsia="黑体"/>
+          <w:szCs w:val="21"/>
+        </w:rPr>
+        <w:t>2</w:t>
+      </w:r>
+      <w:r>
+        <w:rPr>
+          <w:rFonts w:ascii="黑体" w:eastAsia="黑体" w:hint="eastAsia"/>
+          <w:szCs w:val="21"/>
+        </w:rPr>
+        <w:t xml:space="preserve">  文本输入区</w:t>
+      </w:r>
     </w:p>
     <w:p>
       <w:pPr>
@@ -3057,31 +2489,97 @@
         <w:rPr>
           <w:rFonts w:hint="eastAsia"/>
         </w:rPr>
-        <w:t>用户输入文本；</w:t>
+        <w:t>结果展示区：显示分类标签、置信度、风险等级和结果说明；</w:t>
       </w:r>
     </w:p>
     <w:p>
       <w:pPr>
         <w:pStyle w:val="af1"/>
         <w:ind w:firstLine="480"/>
-      </w:pPr>
-      <w:r>
-        <w:rPr>
-          <w:rFonts w:hint="eastAsia"/>
-        </w:rPr>
-        <w:t>点击检测按钮；</w:t>
+        <w:jc w:val="center"/>
+      </w:pPr>
+      <w:r>
+        <w:rPr>
+          <w:noProof/>
+        </w:rPr>
+        <w:lastRenderedPageBreak/>
+        <w:drawing>
+          <wp:inline distT="0" distB="0" distL="0" distR="0" wp14:anchorId="2E422EB1" wp14:editId="3824481C">
+            <wp:extent cx="5400040" cy="4704080"/>
+            <wp:effectExtent l="0" t="0" r="0" b="1270"/>
+            <wp:docPr id="758093727" name="图片 1"/>
+            <wp:cNvGraphicFramePr>
+              <a:graphicFrameLocks xmlns:a="http://schemas.openxmlformats.org/drawingml/2006/main" noChangeAspect="1"/>
+            </wp:cNvGraphicFramePr>
+            <a:graphic xmlns:a="http://schemas.openxmlformats.org/drawingml/2006/main">
+              <a:graphicData uri="http://schemas.openxmlformats.org/drawingml/2006/picture">
+                <pic:pic xmlns:pic="http://schemas.openxmlformats.org/drawingml/2006/picture">
+                  <pic:nvPicPr>
+                    <pic:cNvPr id="758093727" name=""/>
+                    <pic:cNvPicPr/>
+                  </pic:nvPicPr>
+                  <pic:blipFill>
+                    <a:blip r:embed="rId13"/>
+                    <a:stretch>
+                      <a:fillRect/>
+                    </a:stretch>
+                  </pic:blipFill>
+                  <pic:spPr>
+                    <a:xfrm>
+                      <a:off x="0" y="0"/>
+                      <a:ext cx="5400040" cy="4704080"/>
+                    </a:xfrm>
+                    <a:prstGeom prst="rect">
+                      <a:avLst/>
+                    </a:prstGeom>
+                  </pic:spPr>
+                </pic:pic>
+              </a:graphicData>
+            </a:graphic>
+          </wp:inline>
+        </w:drawing>
       </w:r>
     </w:p>
     <w:p>
       <w:pPr>
         <w:pStyle w:val="af1"/>
         <w:ind w:firstLine="480"/>
-      </w:pPr>
-      <w:r>
-        <w:rPr>
-          <w:rFonts w:hint="eastAsia"/>
-        </w:rPr>
-        <w:t>页面进入加载状态；</w:t>
+        <w:jc w:val="center"/>
+      </w:pPr>
+      <w:r>
+        <w:rPr>
+          <w:rFonts w:ascii="黑体" w:eastAsia="黑体" w:hint="eastAsia"/>
+          <w:szCs w:val="21"/>
+        </w:rPr>
+        <w:t>图</w:t>
+      </w:r>
+      <w:r>
+        <w:rPr>
+          <w:rFonts w:ascii="黑体" w:eastAsia="黑体"/>
+          <w:szCs w:val="21"/>
+        </w:rPr>
+        <w:t>2</w:t>
+      </w:r>
+      <w:r>
+        <w:rPr>
+          <w:rFonts w:ascii="黑体" w:eastAsia="黑体" w:hint="eastAsia"/>
+          <w:szCs w:val="21"/>
+        </w:rPr>
+        <w:t>-</w:t>
+      </w:r>
+      <w:r>
+        <w:rPr>
+          <w:rFonts w:ascii="黑体" w:eastAsia="黑体"/>
+          <w:szCs w:val="21"/>
+        </w:rPr>
+        <w:t>3</w:t>
+      </w:r>
+      <w:r>
+        <w:rPr>
+          <w:rFonts w:ascii="黑体" w:eastAsia="黑体" w:hint="eastAsia"/>
+          <w:szCs w:val="21"/>
+        </w:rPr>
+        <w:t xml:space="preserve">  结果展示区</w:t>
       </w:r>
     </w:p>
     <w:p>
@@ -3093,31 +2591,82 @@
         <w:rPr>
           <w:rFonts w:hint="eastAsia"/>
         </w:rPr>
-        <w:t>向后端发送预测请求；</w:t>
+        <w:t>历史记录区：保存最近几次输入文本的检测结果；</w:t>
       </w:r>
     </w:p>
     <w:p>
       <w:pPr>
         <w:pStyle w:val="af1"/>
         <w:ind w:firstLine="480"/>
-      </w:pPr>
-      <w:r>
-        <w:rPr>
-          <w:rFonts w:hint="eastAsia"/>
-        </w:rPr>
-        <w:t>接收预测结果并更新结果展示区；</w:t>
+        <w:jc w:val="center"/>
+      </w:pPr>
+      <w:r>
+        <w:rPr>
+          <w:noProof/>
+        </w:rPr>
+        <w:drawing>
+          <wp:inline distT="0" distB="0" distL="0" distR="0" wp14:anchorId="4CDF5413" wp14:editId="18790738">
+            <wp:extent cx="5400040" cy="2918460"/>
+            <wp:effectExtent l="0" t="0" r="0" b="0"/>
+            <wp:docPr id="1431404308" name="图片 1"/>
+            <wp:cNvGraphicFramePr>
+              <a:graphicFrameLocks xmlns:a="http://schemas.openxmlformats.org/drawingml/2006/main" noChangeAspect="1"/>
+            </wp:cNvGraphicFramePr>
+            <a:graphic xmlns:a="http://schemas.openxmlformats.org/drawingml/2006/main">
+              <a:graphicData uri="http://schemas.openxmlformats.org/drawingml/2006/picture">
+                <pic:pic xmlns:pic="http://schemas.openxmlformats.org/drawingml/2006/picture">
+                  <pic:nvPicPr>
+                    <pic:cNvPr id="1431404308" name=""/>
+                    <pic:cNvPicPr/>
+                  </pic:nvPicPr>
+                  <pic:blipFill>
+                    <a:blip r:embed="rId14"/>
+                    <a:stretch>
+                      <a:fillRect/>
+                    </a:stretch>
+                  </pic:blipFill>
+                  <pic:spPr>
+                    <a:xfrm>
+                      <a:off x="0" y="0"/>
+                      <a:ext cx="5400040" cy="2918460"/>
+                    </a:xfrm>
+                    <a:prstGeom prst="rect">
+                      <a:avLst/>
+                    </a:prstGeom>
+                  </pic:spPr>
+                </pic:pic>
+              </a:graphicData>
+            </a:graphic>
+          </wp:inline>
+        </w:drawing>
       </w:r>
     </w:p>
     <w:p>
       <w:pPr>
         <w:pStyle w:val="af1"/>
         <w:ind w:firstLine="480"/>
-      </w:pPr>
-      <w:r>
-        <w:rPr>
-          <w:rFonts w:hint="eastAsia"/>
-        </w:rPr>
-        <w:t>将当前结果加入历史记录区；</w:t>
+        <w:jc w:val="center"/>
+      </w:pPr>
+      <w:r>
+        <w:rPr>
+          <w:rFonts w:ascii="黑体" w:eastAsia="黑体" w:hint="eastAsia"/>
+          <w:szCs w:val="21"/>
+        </w:rPr>
+        <w:t>图</w:t>
+      </w:r>
+      <w:r>
+        <w:rPr>
+          <w:rFonts w:ascii="黑体" w:eastAsia="黑体"/>
+          <w:szCs w:val="21"/>
+        </w:rPr>
+        <w:t>2</w:t>
+      </w:r>
+      <w:r>
+        <w:rPr>
+          <w:rFonts w:ascii="黑体" w:eastAsia="黑体" w:hint="eastAsia"/>
+          <w:szCs w:val="21"/>
+        </w:rPr>
+        <w:t>-4  历史记录区</w:t>
       </w:r>
     </w:p>
     <w:p>
@@ -3129,27 +2678,234 @@
         <w:rPr>
           <w:rFonts w:hint="eastAsia"/>
         </w:rPr>
-        <w:t>如后端</w:t>
-      </w:r>
-      <w:proofErr w:type="gramStart"/>
-      <w:r>
-        <w:rPr>
-          <w:rFonts w:hint="eastAsia"/>
-        </w:rPr>
-        <w:t>不</w:t>
-      </w:r>
-      <w:proofErr w:type="gramEnd"/>
-      <w:r>
-        <w:rPr>
-          <w:rFonts w:hint="eastAsia"/>
-        </w:rPr>
-        <w:t>可用，则显示对应状态说明。</w:t>
+        <w:t>状态信息区：显示后端服务是否在线、当前加载模型是否可用等信息。</w:t>
       </w:r>
     </w:p>
     <w:p>
       <w:pPr>
         <w:pStyle w:val="af1"/>
         <w:ind w:firstLine="480"/>
+        <w:jc w:val="center"/>
+      </w:pPr>
+      <w:r>
+        <w:rPr>
+          <w:noProof/>
+        </w:rPr>
+        <w:lastRenderedPageBreak/>
+        <w:drawing>
+          <wp:inline distT="0" distB="0" distL="0" distR="0" wp14:anchorId="5D3B0B78" wp14:editId="3A7CCAA0">
+            <wp:extent cx="5400040" cy="1020445"/>
+            <wp:effectExtent l="0" t="0" r="0" b="8255"/>
+            <wp:docPr id="1944771591" name="图片 1"/>
+            <wp:cNvGraphicFramePr>
+              <a:graphicFrameLocks xmlns:a="http://schemas.openxmlformats.org/drawingml/2006/main" noChangeAspect="1"/>
+            </wp:cNvGraphicFramePr>
+            <a:graphic xmlns:a="http://schemas.openxmlformats.org/drawingml/2006/main">
+              <a:graphicData uri="http://schemas.openxmlformats.org/drawingml/2006/picture">
+                <pic:pic xmlns:pic="http://schemas.openxmlformats.org/drawingml/2006/picture">
+                  <pic:nvPicPr>
+                    <pic:cNvPr id="1944771591" name=""/>
+                    <pic:cNvPicPr/>
+                  </pic:nvPicPr>
+                  <pic:blipFill>
+                    <a:blip r:embed="rId15"/>
+                    <a:stretch>
+                      <a:fillRect/>
+                    </a:stretch>
+                  </pic:blipFill>
+                  <pic:spPr>
+                    <a:xfrm>
+                      <a:off x="0" y="0"/>
+                      <a:ext cx="5400040" cy="1020445"/>
+                    </a:xfrm>
+                    <a:prstGeom prst="rect">
+                      <a:avLst/>
+                    </a:prstGeom>
+                  </pic:spPr>
+                </pic:pic>
+              </a:graphicData>
+            </a:graphic>
+          </wp:inline>
+        </w:drawing>
+      </w:r>
+    </w:p>
+    <w:p>
+      <w:pPr>
+        <w:pStyle w:val="af1"/>
+        <w:ind w:firstLine="480"/>
+        <w:jc w:val="center"/>
+        <w:rPr>
+          <w:rFonts w:hint="eastAsia"/>
+        </w:rPr>
+      </w:pPr>
+      <w:r>
+        <w:rPr>
+          <w:rFonts w:ascii="黑体" w:eastAsia="黑体" w:hint="eastAsia"/>
+          <w:szCs w:val="21"/>
+        </w:rPr>
+        <w:t>图</w:t>
+      </w:r>
+      <w:r>
+        <w:rPr>
+          <w:rFonts w:ascii="黑体" w:eastAsia="黑体"/>
+          <w:szCs w:val="21"/>
+        </w:rPr>
+        <w:t>2</w:t>
+      </w:r>
+      <w:r>
+        <w:rPr>
+          <w:rFonts w:ascii="黑体" w:eastAsia="黑体" w:hint="eastAsia"/>
+          <w:szCs w:val="21"/>
+        </w:rPr>
+        <w:t>-</w:t>
+      </w:r>
+      <w:r>
+        <w:rPr>
+          <w:rFonts w:ascii="黑体" w:eastAsia="黑体"/>
+          <w:szCs w:val="21"/>
+        </w:rPr>
+        <w:t>5</w:t>
+      </w:r>
+      <w:r>
+        <w:rPr>
+          <w:rFonts w:ascii="黑体" w:eastAsia="黑体" w:hint="eastAsia"/>
+          <w:szCs w:val="21"/>
+        </w:rPr>
+        <w:t xml:space="preserve">  状态信息区</w:t>
+      </w:r>
+    </w:p>
+    <w:p>
+      <w:pPr>
+        <w:pStyle w:val="af"/>
+      </w:pPr>
+      <w:r>
+        <w:rPr>
+          <w:rFonts w:hint="eastAsia"/>
+        </w:rPr>
+        <w:t>这样的页面设计能够兼顾功能完整性和答辩展示效果。与只提供一个输入框和一个输出结果的简单页面相比，当前设计更像一个完整产品，也更符合毕业设计对系统实现的要求。</w:t>
+      </w:r>
+    </w:p>
+    <w:p>
+      <w:pPr>
+        <w:ind w:right="240"/>
+      </w:pPr>
+    </w:p>
+    <w:p>
+      <w:pPr>
+        <w:pStyle w:val="1111"/>
+      </w:pPr>
+      <w:r>
+        <w:rPr>
+          <w:rFonts w:hint="eastAsia"/>
+        </w:rPr>
+        <w:t>2.3.3 前端交互流程设计</w:t>
+      </w:r>
+    </w:p>
+    <w:p>
+      <w:pPr>
+        <w:pStyle w:val="af1"/>
+        <w:ind w:firstLine="480"/>
+      </w:pPr>
+      <w:r>
+        <w:rPr>
+          <w:rFonts w:hint="eastAsia"/>
+        </w:rPr>
+        <w:t>前端交互流程可概括为：</w:t>
+      </w:r>
+    </w:p>
+    <w:p>
+      <w:pPr>
+        <w:pStyle w:val="af1"/>
+      </w:pPr>
+    </w:p>
+    <w:p>
+      <w:pPr>
+        <w:pStyle w:val="af1"/>
+        <w:ind w:firstLine="480"/>
+      </w:pPr>
+      <w:r>
+        <w:rPr>
+          <w:rFonts w:hint="eastAsia"/>
+        </w:rPr>
+        <w:t>用户输入文本；</w:t>
+      </w:r>
+    </w:p>
+    <w:p>
+      <w:pPr>
+        <w:pStyle w:val="af1"/>
+        <w:ind w:firstLine="480"/>
+      </w:pPr>
+      <w:r>
+        <w:rPr>
+          <w:rFonts w:hint="eastAsia"/>
+        </w:rPr>
+        <w:t>点击检测按钮；</w:t>
+      </w:r>
+    </w:p>
+    <w:p>
+      <w:pPr>
+        <w:pStyle w:val="af1"/>
+        <w:ind w:firstLine="480"/>
+      </w:pPr>
+      <w:r>
+        <w:rPr>
+          <w:rFonts w:hint="eastAsia"/>
+        </w:rPr>
+        <w:t>页面进入加载状态；</w:t>
+      </w:r>
+    </w:p>
+    <w:p>
+      <w:pPr>
+        <w:pStyle w:val="af1"/>
+        <w:ind w:firstLine="480"/>
+      </w:pPr>
+      <w:r>
+        <w:rPr>
+          <w:rFonts w:hint="eastAsia"/>
+        </w:rPr>
+        <w:t>向后端发送预测请求；</w:t>
+      </w:r>
+    </w:p>
+    <w:p>
+      <w:pPr>
+        <w:pStyle w:val="af1"/>
+        <w:ind w:firstLine="480"/>
+      </w:pPr>
+      <w:r>
+        <w:rPr>
+          <w:rFonts w:hint="eastAsia"/>
+        </w:rPr>
+        <w:t>接收预测结果并更新结果展示区；</w:t>
+      </w:r>
+    </w:p>
+    <w:p>
+      <w:pPr>
+        <w:pStyle w:val="af1"/>
+        <w:ind w:firstLine="480"/>
+      </w:pPr>
+      <w:r>
+        <w:rPr>
+          <w:rFonts w:hint="eastAsia"/>
+        </w:rPr>
+        <w:t>将当前结果加入历史记录区；</w:t>
+      </w:r>
+    </w:p>
+    <w:p>
+      <w:pPr>
+        <w:pStyle w:val="af1"/>
+        <w:ind w:firstLine="480"/>
+      </w:pPr>
+      <w:r>
+        <w:rPr>
+          <w:rFonts w:hint="eastAsia"/>
+        </w:rPr>
+        <w:t>如后端不可用，则显示对应状态说明。</w:t>
+      </w:r>
+    </w:p>
+    <w:p>
+      <w:pPr>
+        <w:pStyle w:val="af1"/>
+        <w:ind w:firstLine="480"/>
       </w:pPr>
       <w:r>
         <w:rPr>
@@ -3160,6 +2916,123 @@
     </w:p>
     <w:p>
       <w:pPr>
+        <w:pStyle w:val="af1"/>
+        <w:ind w:firstLine="480"/>
+        <w:jc w:val="center"/>
+        <w:rPr>
+          <w:rFonts w:ascii="黑体" w:eastAsia="黑体"/>
+          <w:szCs w:val="21"/>
+        </w:rPr>
+      </w:pPr>
+      <w:r>
+        <w:rPr>
+          <w:noProof/>
+        </w:rPr>
+        <w:lastRenderedPageBreak/>
+        <w:drawing>
+          <wp:inline distT="0" distB="0" distL="0" distR="0" wp14:anchorId="383EF1D3" wp14:editId="2EC118DD">
+            <wp:extent cx="4086860" cy="9251950"/>
+            <wp:effectExtent l="0" t="0" r="8890" b="6350"/>
+            <wp:docPr id="1594329126" name="图片 1"/>
+            <wp:cNvGraphicFramePr>
+              <a:graphicFrameLocks xmlns:a="http://schemas.openxmlformats.org/drawingml/2006/main" noChangeAspect="1"/>
+            </wp:cNvGraphicFramePr>
+            <a:graphic xmlns:a="http://schemas.openxmlformats.org/drawingml/2006/main">
+              <a:graphicData uri="http://schemas.openxmlformats.org/drawingml/2006/picture">
+                <pic:pic xmlns:pic="http://schemas.openxmlformats.org/drawingml/2006/picture">
+                  <pic:nvPicPr>
+                    <pic:cNvPr id="0" name="Picture 1"/>
+                    <pic:cNvPicPr>
+                      <a:picLocks noChangeAspect="1" noChangeArrowheads="1"/>
+                    </pic:cNvPicPr>
+                  </pic:nvPicPr>
+                  <pic:blipFill>
+                    <a:blip r:embed="rId16" cstate="print">
+                      <a:extLst>
+                        <a:ext uri="{28A0092B-C50C-407E-A947-70E740481C1C}">
+                          <a14:useLocalDpi xmlns:a14="http://schemas.microsoft.com/office/drawing/2010/main" val="0"/>
+                        </a:ext>
+                      </a:extLst>
+                    </a:blip>
+                    <a:srcRect/>
+                    <a:stretch>
+                      <a:fillRect/>
+                    </a:stretch>
+                  </pic:blipFill>
+                  <pic:spPr bwMode="auto">
+                    <a:xfrm>
+                      <a:off x="0" y="0"/>
+                      <a:ext cx="4086860" cy="9251950"/>
+                    </a:xfrm>
+                    <a:prstGeom prst="rect">
+                      <a:avLst/>
+                    </a:prstGeom>
+                    <a:noFill/>
+                    <a:ln>
+                      <a:noFill/>
+                    </a:ln>
+                  </pic:spPr>
+                </pic:pic>
+              </a:graphicData>
+            </a:graphic>
+          </wp:inline>
+        </w:drawing>
+      </w:r>
+    </w:p>
+    <w:p>
+      <w:pPr>
+        <w:pStyle w:val="af1"/>
+        <w:ind w:firstLine="480"/>
+        <w:jc w:val="center"/>
+        <w:rPr>
+          <w:rFonts w:ascii="黑体" w:eastAsia="黑体" w:hAnsi="黑体" w:hint="eastAsia"/>
+        </w:rPr>
+      </w:pPr>
+      <w:r>
+        <w:rPr>
+          <w:rFonts w:ascii="黑体" w:eastAsia="黑体" w:hint="eastAsia"/>
+          <w:szCs w:val="21"/>
+        </w:rPr>
+        <w:lastRenderedPageBreak/>
+        <w:t>图</w:t>
+      </w:r>
+      <w:r>
+        <w:rPr>
+          <w:rFonts w:ascii="黑体" w:eastAsia="黑体"/>
+          <w:szCs w:val="21"/>
+        </w:rPr>
+        <w:t>2</w:t>
+      </w:r>
+      <w:r>
+        <w:rPr>
+          <w:rFonts w:ascii="黑体" w:eastAsia="黑体" w:hint="eastAsia"/>
+          <w:szCs w:val="21"/>
+        </w:rPr>
+        <w:t>-</w:t>
+      </w:r>
+      <w:r>
+        <w:rPr>
+          <w:rFonts w:ascii="黑体" w:eastAsia="黑体" w:hint="eastAsia"/>
+          <w:szCs w:val="21"/>
+        </w:rPr>
+        <w:t>6</w:t>
+      </w:r>
+      <w:r>
+        <w:rPr>
+          <w:rFonts w:ascii="黑体" w:eastAsia="黑体" w:hint="eastAsia"/>
+          <w:szCs w:val="21"/>
+        </w:rPr>
+        <w:t xml:space="preserve">  </w:t>
+      </w:r>
+      <w:r>
+        <w:rPr>
+          <w:rFonts w:ascii="黑体" w:eastAsia="黑体" w:hAnsi="黑体" w:hint="eastAsia"/>
+        </w:rPr>
+        <w:t>前端交互流程</w:t>
+      </w:r>
+    </w:p>
+    <w:p>
+      <w:pPr>
         <w:ind w:right="240"/>
       </w:pPr>
     </w:p>
@@ -3193,49 +3066,7 @@
         <w:rPr>
           <w:rFonts w:hint="eastAsia"/>
         </w:rPr>
-        <w:t xml:space="preserve">后端采用 </w:t>
-      </w:r>
-      <w:proofErr w:type="spellStart"/>
-      <w:r>
-        <w:rPr>
-          <w:rFonts w:hint="eastAsia"/>
-        </w:rPr>
-        <w:t>FastAPI</w:t>
-      </w:r>
-      <w:proofErr w:type="spellEnd"/>
-      <w:r>
-        <w:rPr>
-          <w:rFonts w:hint="eastAsia"/>
-        </w:rPr>
-        <w:t xml:space="preserve"> 框架实现。选择 </w:t>
-      </w:r>
-      <w:proofErr w:type="spellStart"/>
-      <w:r>
-        <w:rPr>
-          <w:rFonts w:hint="eastAsia"/>
-        </w:rPr>
-        <w:t>FastAPI</w:t>
-      </w:r>
-      <w:proofErr w:type="spellEnd"/>
-      <w:r>
-        <w:rPr>
-          <w:rFonts w:hint="eastAsia"/>
-        </w:rPr>
-        <w:t xml:space="preserve"> 的主要原因是其接口定义简洁、开发效率高、支持类型标注，并且非常适合构建轻量级的实验服务。对于毕业设计而言，</w:t>
-      </w:r>
-      <w:proofErr w:type="spellStart"/>
-      <w:r>
-        <w:rPr>
-          <w:rFonts w:hint="eastAsia"/>
-        </w:rPr>
-        <w:t>FastAPI</w:t>
-      </w:r>
-      <w:proofErr w:type="spellEnd"/>
-      <w:r>
-        <w:rPr>
-          <w:rFonts w:hint="eastAsia"/>
-        </w:rPr>
-        <w:t xml:space="preserve"> 既能满足接口开发需求，又能方便后续调试、联调和文档说明。</w:t>
+        <w:t>后端采用 FastAPI 框架实现。选择 FastAPI 的主要原因是其接口定义简洁、开发效率高、支持类型标注，并且非常适合构建轻量级的实验服务。对于毕业设计而言，FastAPI 既能满足接口开发需求，又能方便后续调试、联调和文档说明。</w:t>
       </w:r>
     </w:p>
     <w:p>
@@ -3260,6 +3091,9 @@
       <w:pPr>
         <w:ind w:right="240" w:firstLine="480"/>
         <w:jc w:val="left"/>
+        <w:rPr>
+          <w:rFonts w:ascii="宋体" w:hAnsi="宋体"/>
+        </w:rPr>
       </w:pPr>
       <w:r>
         <w:rPr>
@@ -3270,69 +3104,193 @@
     </w:p>
     <w:p>
       <w:pPr>
+        <w:ind w:right="240" w:firstLine="480"/>
+        <w:jc w:val="center"/>
+      </w:pPr>
+      <w:r>
+        <w:rPr>
+          <w:rFonts w:ascii="黑体" w:eastAsia="黑体" w:hint="eastAsia"/>
+          <w:bCs/>
+          <w:color w:val="000000"/>
+          <w:szCs w:val="21"/>
+        </w:rPr>
+        <w:t>表2-1  后端接口表</w:t>
+      </w:r>
+    </w:p>
+    <w:tbl>
+      <w:tblPr>
+        <w:tblStyle w:val="af3"/>
+        <w:tblW w:w="0" w:type="auto"/>
+        <w:tblLook w:val="04A0" w:firstRow="1" w:lastRow="0" w:firstColumn="1" w:lastColumn="0" w:noHBand="0" w:noVBand="1"/>
+      </w:tblPr>
+      <w:tblGrid>
+        <w:gridCol w:w="1838"/>
+        <w:gridCol w:w="6656"/>
+      </w:tblGrid>
+      <w:tr>
+        <w:tc>
+          <w:tcPr>
+            <w:tcW w:w="1838" w:type="dxa"/>
+          </w:tcPr>
+          <w:p>
+            <w:pPr>
+              <w:ind w:right="240"/>
+              <w:rPr>
+                <w:sz w:val="21"/>
+                <w:szCs w:val="21"/>
+              </w:rPr>
+            </w:pPr>
+            <w:r>
+              <w:rPr>
+                <w:rFonts w:ascii="宋体" w:hAnsi="宋体" w:hint="eastAsia"/>
+                <w:sz w:val="21"/>
+                <w:szCs w:val="21"/>
+              </w:rPr>
+              <w:t>GET /health</w:t>
+            </w:r>
+          </w:p>
+        </w:tc>
+        <w:tc>
+          <w:tcPr>
+            <w:tcW w:w="6656" w:type="dxa"/>
+          </w:tcPr>
+          <w:p>
+            <w:pPr>
+              <w:ind w:right="240"/>
+              <w:rPr>
+                <w:sz w:val="21"/>
+                <w:szCs w:val="21"/>
+              </w:rPr>
+            </w:pPr>
+            <w:r>
+              <w:rPr>
+                <w:rFonts w:ascii="宋体" w:hAnsi="宋体" w:hint="eastAsia"/>
+                <w:sz w:val="21"/>
+                <w:szCs w:val="21"/>
+              </w:rPr>
+              <w:t>用于</w:t>
+            </w:r>
+            <w:r>
+              <w:rPr>
+                <w:rFonts w:ascii="宋体" w:hAnsi="宋体" w:hint="eastAsia"/>
+                <w:sz w:val="21"/>
+                <w:szCs w:val="21"/>
+              </w:rPr>
+              <w:t>检查后端服务状态和当前模型加载状态</w:t>
+            </w:r>
+          </w:p>
+        </w:tc>
+      </w:tr>
+      <w:tr>
+        <w:tc>
+          <w:tcPr>
+            <w:tcW w:w="1838" w:type="dxa"/>
+          </w:tcPr>
+          <w:p>
+            <w:pPr>
+              <w:ind w:right="240"/>
+              <w:rPr>
+                <w:sz w:val="21"/>
+                <w:szCs w:val="21"/>
+              </w:rPr>
+            </w:pPr>
+            <w:r>
+              <w:rPr>
+                <w:rFonts w:ascii="宋体" w:hAnsi="宋体" w:hint="eastAsia"/>
+                <w:sz w:val="21"/>
+                <w:szCs w:val="21"/>
+              </w:rPr>
+              <w:t>GET /labels</w:t>
+            </w:r>
+          </w:p>
+        </w:tc>
+        <w:tc>
+          <w:tcPr>
+            <w:tcW w:w="6656" w:type="dxa"/>
+          </w:tcPr>
+          <w:p>
+            <w:pPr>
+              <w:ind w:right="240"/>
+              <w:rPr>
+                <w:sz w:val="21"/>
+                <w:szCs w:val="21"/>
+              </w:rPr>
+            </w:pPr>
+            <w:r>
+              <w:rPr>
+                <w:rFonts w:ascii="宋体" w:hAnsi="宋体" w:hint="eastAsia"/>
+                <w:sz w:val="21"/>
+                <w:szCs w:val="21"/>
+              </w:rPr>
+              <w:t>返回标签说明信息，便于前端展示</w:t>
+            </w:r>
+          </w:p>
+        </w:tc>
+      </w:tr>
+      <w:tr>
+        <w:tc>
+          <w:tcPr>
+            <w:tcW w:w="1838" w:type="dxa"/>
+          </w:tcPr>
+          <w:p>
+            <w:pPr>
+              <w:ind w:right="240"/>
+              <w:rPr>
+                <w:sz w:val="21"/>
+                <w:szCs w:val="21"/>
+              </w:rPr>
+            </w:pPr>
+            <w:r>
+              <w:rPr>
+                <w:rFonts w:ascii="宋体" w:hAnsi="宋体" w:hint="eastAsia"/>
+                <w:sz w:val="21"/>
+                <w:szCs w:val="21"/>
+              </w:rPr>
+              <w:t>POST /predict</w:t>
+            </w:r>
+          </w:p>
+        </w:tc>
+        <w:tc>
+          <w:tcPr>
+            <w:tcW w:w="6656" w:type="dxa"/>
+          </w:tcPr>
+          <w:p>
+            <w:pPr>
+              <w:ind w:right="240"/>
+              <w:rPr>
+                <w:sz w:val="21"/>
+                <w:szCs w:val="21"/>
+              </w:rPr>
+            </w:pPr>
+            <w:r>
+              <w:rPr>
+                <w:rFonts w:ascii="宋体" w:hAnsi="宋体" w:hint="eastAsia"/>
+                <w:sz w:val="21"/>
+                <w:szCs w:val="21"/>
+              </w:rPr>
+              <w:t>接收文本内容并返回预测结果</w:t>
+            </w:r>
+          </w:p>
+        </w:tc>
+      </w:tr>
+    </w:tbl>
+    <w:p>
+      <w:pPr>
         <w:ind w:right="240"/>
-      </w:pPr>
-    </w:p>
-    <w:p>
-      <w:pPr>
-        <w:ind w:right="240" w:firstLine="480"/>
-        <w:jc w:val="left"/>
-      </w:pPr>
-      <w:r>
-        <w:rPr>
-          <w:rFonts w:ascii="宋体" w:hAnsi="宋体" w:hint="eastAsia"/>
-        </w:rPr>
-        <w:t>GET /health：用于检查后端服务状态和当前模型加载状态；</w:t>
-      </w:r>
-    </w:p>
-    <w:p>
-      <w:pPr>
-        <w:ind w:right="240" w:firstLine="480"/>
-        <w:jc w:val="left"/>
-      </w:pPr>
-      <w:r>
-        <w:rPr>
-          <w:rFonts w:ascii="宋体" w:hAnsi="宋体" w:hint="eastAsia"/>
-        </w:rPr>
-        <w:t>GET /labels：返回标签说明信息，便于前端展示；</w:t>
-      </w:r>
-    </w:p>
-    <w:p>
-      <w:pPr>
-        <w:ind w:right="240" w:firstLine="480"/>
-        <w:jc w:val="left"/>
-      </w:pPr>
-      <w:r>
-        <w:rPr>
-          <w:rFonts w:ascii="宋体" w:hAnsi="宋体" w:hint="eastAsia"/>
-        </w:rPr>
-        <w:t>POST /predict：接收文本内容并返回预测结果。</w:t>
-      </w:r>
-    </w:p>
-    <w:p>
-      <w:pPr>
-        <w:pStyle w:val="af"/>
-      </w:pPr>
-      <w:r>
-        <w:rPr>
-          <w:rFonts w:hint="eastAsia"/>
-        </w:rPr>
-        <w:lastRenderedPageBreak/>
-        <w:t>其中，POST /predict 是系统的核心接口。前端将待检测文本封装为 JSON 请求发送给后端，后端完成模型调用后，返回包含 label、</w:t>
-      </w:r>
-      <w:proofErr w:type="spellStart"/>
-      <w:r>
-        <w:rPr>
-          <w:rFonts w:hint="eastAsia"/>
-        </w:rPr>
-        <w:t>label_name</w:t>
-      </w:r>
-      <w:proofErr w:type="spellEnd"/>
-      <w:r>
-        <w:rPr>
-          <w:rFonts w:hint="eastAsia"/>
-        </w:rPr>
-        <w:t>、score 和 message 的结构化结果。</w:t>
+        <w:rPr>
+          <w:rFonts w:hint="eastAsia"/>
+        </w:rPr>
+      </w:pPr>
+    </w:p>
+    <w:p>
+      <w:pPr>
+        <w:pStyle w:val="af"/>
+      </w:pPr>
+      <w:r>
+        <w:rPr>
+          <w:rFonts w:hint="eastAsia"/>
+        </w:rPr>
+        <w:t>其中，POST /predict 是系统的核心接口。前端将待检测文本封装为 JSON 请求发送给后端，后端完成模型调用后，返回包含 label、label_name、score 和 message 的结构化结果。</w:t>
       </w:r>
     </w:p>
     <w:p>
@@ -3366,56 +3324,197 @@
     </w:p>
     <w:p>
       <w:pPr>
+        <w:ind w:right="240" w:firstLine="480"/>
+        <w:jc w:val="center"/>
+      </w:pPr>
+      <w:r>
+        <w:rPr>
+          <w:rFonts w:ascii="黑体" w:eastAsia="黑体" w:hint="eastAsia"/>
+          <w:bCs/>
+          <w:color w:val="000000"/>
+          <w:szCs w:val="21"/>
+        </w:rPr>
+        <w:t>表2-</w:t>
+      </w:r>
+      <w:r>
+        <w:rPr>
+          <w:rFonts w:ascii="黑体" w:eastAsia="黑体"/>
+          <w:bCs/>
+          <w:color w:val="000000"/>
+          <w:szCs w:val="21"/>
+        </w:rPr>
+        <w:t>2</w:t>
+      </w:r>
+      <w:r>
+        <w:rPr>
+          <w:rFonts w:ascii="黑体" w:eastAsia="黑体" w:hint="eastAsia"/>
+          <w:bCs/>
+          <w:color w:val="000000"/>
+          <w:szCs w:val="21"/>
+        </w:rPr>
+        <w:t xml:space="preserve">  后端内部结构表</w:t>
+      </w:r>
+    </w:p>
+    <w:tbl>
+      <w:tblPr>
+        <w:tblStyle w:val="af3"/>
+        <w:tblW w:w="0" w:type="auto"/>
+        <w:tblLook w:val="04A0" w:firstRow="1" w:lastRow="0" w:firstColumn="1" w:lastColumn="0" w:noHBand="0" w:noVBand="1"/>
+      </w:tblPr>
+      <w:tblGrid>
+        <w:gridCol w:w="1838"/>
+        <w:gridCol w:w="6656"/>
+      </w:tblGrid>
+      <w:tr>
+        <w:tc>
+          <w:tcPr>
+            <w:tcW w:w="1838" w:type="dxa"/>
+          </w:tcPr>
+          <w:p>
+            <w:pPr>
+              <w:ind w:right="240"/>
+              <w:jc w:val="left"/>
+            </w:pPr>
+            <w:r>
+              <w:rPr>
+                <w:rFonts w:ascii="宋体" w:hAnsi="宋体" w:hint="eastAsia"/>
+              </w:rPr>
+              <w:t>main.py</w:t>
+            </w:r>
+          </w:p>
+        </w:tc>
+        <w:tc>
+          <w:tcPr>
+            <w:tcW w:w="6656" w:type="dxa"/>
+          </w:tcPr>
+          <w:p>
+            <w:pPr>
+              <w:ind w:right="240"/>
+              <w:jc w:val="left"/>
+            </w:pPr>
+            <w:r>
+              <w:rPr>
+                <w:rFonts w:ascii="宋体" w:hAnsi="宋体" w:hint="eastAsia"/>
+              </w:rPr>
+              <w:t>系统入口与接口注册</w:t>
+            </w:r>
+          </w:p>
+        </w:tc>
+      </w:tr>
+      <w:tr>
+        <w:tc>
+          <w:tcPr>
+            <w:tcW w:w="1838" w:type="dxa"/>
+          </w:tcPr>
+          <w:p>
+            <w:pPr>
+              <w:ind w:right="240"/>
+              <w:jc w:val="left"/>
+            </w:pPr>
+            <w:r>
+              <w:rPr>
+                <w:rFonts w:ascii="宋体" w:hAnsi="宋体" w:hint="eastAsia"/>
+              </w:rPr>
+              <w:t>schemas/</w:t>
+            </w:r>
+          </w:p>
+        </w:tc>
+        <w:tc>
+          <w:tcPr>
+            <w:tcW w:w="6656" w:type="dxa"/>
+          </w:tcPr>
+          <w:p>
+            <w:pPr>
+              <w:ind w:right="240"/>
+              <w:jc w:val="left"/>
+            </w:pPr>
+            <w:r>
+              <w:rPr>
+                <w:rFonts w:ascii="宋体" w:hAnsi="宋体" w:hint="eastAsia"/>
+              </w:rPr>
+              <w:t>请求与响应数据结构定义</w:t>
+            </w:r>
+          </w:p>
+        </w:tc>
+      </w:tr>
+      <w:tr>
+        <w:tc>
+          <w:tcPr>
+            <w:tcW w:w="1838" w:type="dxa"/>
+          </w:tcPr>
+          <w:p>
+            <w:pPr>
+              <w:ind w:right="240"/>
+              <w:jc w:val="left"/>
+            </w:pPr>
+            <w:r>
+              <w:rPr>
+                <w:rFonts w:ascii="宋体" w:hAnsi="宋体" w:hint="eastAsia"/>
+              </w:rPr>
+              <w:t>services/</w:t>
+            </w:r>
+          </w:p>
+        </w:tc>
+        <w:tc>
+          <w:tcPr>
+            <w:tcW w:w="6656" w:type="dxa"/>
+          </w:tcPr>
+          <w:p>
+            <w:pPr>
+              <w:ind w:right="240"/>
+              <w:jc w:val="left"/>
+            </w:pPr>
+            <w:r>
+              <w:rPr>
+                <w:rFonts w:ascii="宋体" w:hAnsi="宋体" w:hint="eastAsia"/>
+              </w:rPr>
+              <w:t>模型加载、预测和训练辅助逻辑</w:t>
+            </w:r>
+          </w:p>
+        </w:tc>
+      </w:tr>
+      <w:tr>
+        <w:tc>
+          <w:tcPr>
+            <w:tcW w:w="1838" w:type="dxa"/>
+          </w:tcPr>
+          <w:p>
+            <w:pPr>
+              <w:ind w:right="240"/>
+              <w:jc w:val="left"/>
+            </w:pPr>
+            <w:r>
+              <w:rPr>
+                <w:rFonts w:ascii="宋体" w:hAnsi="宋体" w:hint="eastAsia"/>
+              </w:rPr>
+              <w:t>scripts/</w:t>
+            </w:r>
+          </w:p>
+        </w:tc>
+        <w:tc>
+          <w:tcPr>
+            <w:tcW w:w="6656" w:type="dxa"/>
+          </w:tcPr>
+          <w:p>
+            <w:pPr>
+              <w:ind w:right="240"/>
+              <w:jc w:val="left"/>
+            </w:pPr>
+            <w:r>
+              <w:rPr>
+                <w:rFonts w:ascii="宋体" w:hAnsi="宋体" w:hint="eastAsia"/>
+              </w:rPr>
+              <w:t>训练脚本、批量预测脚本和对比脚本</w:t>
+            </w:r>
+          </w:p>
+        </w:tc>
+      </w:tr>
+    </w:tbl>
+    <w:p>
+      <w:pPr>
         <w:ind w:right="240"/>
-      </w:pPr>
-    </w:p>
-    <w:p>
-      <w:pPr>
-        <w:ind w:right="240" w:firstLine="480"/>
         <w:jc w:val="left"/>
       </w:pPr>
-      <w:r>
-        <w:rPr>
-          <w:rFonts w:ascii="宋体" w:hAnsi="宋体" w:hint="eastAsia"/>
-        </w:rPr>
-        <w:t>main.py：系统入口与接口注册；</w:t>
-      </w:r>
-    </w:p>
-    <w:p>
-      <w:pPr>
-        <w:ind w:right="240" w:firstLine="480"/>
-        <w:jc w:val="left"/>
-      </w:pPr>
-      <w:r>
-        <w:rPr>
-          <w:rFonts w:ascii="宋体" w:hAnsi="宋体" w:hint="eastAsia"/>
-        </w:rPr>
-        <w:t>schemas/：请求与响应数据结构定义；</w:t>
-      </w:r>
-    </w:p>
-    <w:p>
-      <w:pPr>
-        <w:ind w:right="240" w:firstLine="480"/>
-        <w:jc w:val="left"/>
-      </w:pPr>
-      <w:r>
-        <w:rPr>
-          <w:rFonts w:ascii="宋体" w:hAnsi="宋体" w:hint="eastAsia"/>
-        </w:rPr>
-        <w:t>services/：模型加载、预测和训练辅助逻辑；</w:t>
-      </w:r>
-    </w:p>
-    <w:p>
-      <w:pPr>
-        <w:ind w:right="240" w:firstLine="480"/>
-        <w:jc w:val="left"/>
-      </w:pPr>
-      <w:r>
-        <w:rPr>
-          <w:rFonts w:ascii="宋体" w:hAnsi="宋体" w:hint="eastAsia"/>
-        </w:rPr>
-        <w:t>scripts/：训练脚本、批量预测脚本和对比脚本。</w:t>
-      </w:r>
     </w:p>
     <w:p>
       <w:pPr>
@@ -3511,21 +3610,7 @@
         <w:rPr>
           <w:rFonts w:ascii="宋体" w:hAnsi="宋体" w:hint="eastAsia"/>
         </w:rPr>
-        <w:t>正式数据</w:t>
-      </w:r>
-      <w:proofErr w:type="gramStart"/>
-      <w:r>
-        <w:rPr>
-          <w:rFonts w:ascii="宋体" w:hAnsi="宋体" w:hint="eastAsia"/>
-        </w:rPr>
-        <w:t>集主要</w:t>
-      </w:r>
-      <w:proofErr w:type="gramEnd"/>
-      <w:r>
-        <w:rPr>
-          <w:rFonts w:ascii="宋体" w:hAnsi="宋体" w:hint="eastAsia"/>
-        </w:rPr>
-        <w:t>用于模型训练、验证与标准测试集评价；人工测试集则用于观察模型在特定模因式表达、反对语境和隐含攻击文本上的行为差异。二者共同构成本文实验分析的数据基础。</w:t>
+        <w:t>正式数据集主要用于模型训练、验证与标准测试集评价；人工测试集则用于观察模型在特定模因式表达、反对语境和隐含攻击文本上的行为差异。二者共同构成本文实验分析的数据基础。</w:t>
       </w:r>
     </w:p>
     <w:p>
@@ -3584,42 +3669,7 @@
         <w:rPr>
           <w:rFonts w:ascii="宋体" w:hAnsi="宋体" w:hint="eastAsia"/>
         </w:rPr>
-        <w:t>基线模型采用</w:t>
-      </w:r>
-      <w:proofErr w:type="gramStart"/>
-      <w:r>
-        <w:rPr>
-          <w:rFonts w:ascii="宋体" w:hAnsi="宋体" w:hint="eastAsia"/>
-        </w:rPr>
-        <w:t>字符级</w:t>
-      </w:r>
-      <w:proofErr w:type="gramEnd"/>
-      <w:r>
-        <w:rPr>
-          <w:rFonts w:ascii="宋体" w:hAnsi="宋体" w:hint="eastAsia"/>
-        </w:rPr>
-        <w:t xml:space="preserve"> TF-IDF 与 Logistic Regression 组合，用于建立</w:t>
-      </w:r>
-      <w:proofErr w:type="gramStart"/>
-      <w:r>
-        <w:rPr>
-          <w:rFonts w:ascii="宋体" w:hAnsi="宋体" w:hint="eastAsia"/>
-        </w:rPr>
-        <w:t>最</w:t>
-      </w:r>
-      <w:proofErr w:type="gramEnd"/>
-      <w:r>
-        <w:rPr>
-          <w:rFonts w:ascii="宋体" w:hAnsi="宋体" w:hint="eastAsia"/>
-        </w:rPr>
-        <w:t>基础的文本分类能力。该模型实现简单、训练速度快，适合作为实验对照</w:t>
-      </w:r>
-      <w:r>
-        <w:rPr>
-          <w:rFonts w:ascii="宋体" w:hAnsi="宋体" w:hint="eastAsia"/>
-        </w:rPr>
-        <w:lastRenderedPageBreak/>
-        <w:t>组。</w:t>
+        <w:t>基线模型采用字符级 TF-IDF 与 Logistic Regression 组合，用于建立最基础的文本分类能力。该模型实现简单、训练速度快，适合作为实验对照组。</w:t>
       </w:r>
     </w:p>
     <w:p>
@@ -3636,21 +3686,7 @@
         <w:rPr>
           <w:rFonts w:ascii="宋体" w:hAnsi="宋体" w:hint="eastAsia"/>
         </w:rPr>
-        <w:t>（2）</w:t>
-      </w:r>
-      <w:proofErr w:type="gramStart"/>
-      <w:r>
-        <w:rPr>
-          <w:rFonts w:ascii="宋体" w:hAnsi="宋体" w:hint="eastAsia"/>
-        </w:rPr>
-        <w:t>模因特征</w:t>
-      </w:r>
-      <w:proofErr w:type="gramEnd"/>
-      <w:r>
-        <w:rPr>
-          <w:rFonts w:ascii="宋体" w:hAnsi="宋体" w:hint="eastAsia"/>
-        </w:rPr>
-        <w:t>增强模型</w:t>
+        <w:t>（2）模因特征增强模型</w:t>
       </w:r>
     </w:p>
     <w:p>
@@ -3658,33 +3694,11 @@
         <w:ind w:right="240" w:firstLine="480"/>
         <w:jc w:val="left"/>
       </w:pPr>
-      <w:proofErr w:type="gramStart"/>
       <w:r>
         <w:rPr>
           <w:rFonts w:ascii="宋体" w:hAnsi="宋体" w:hint="eastAsia"/>
         </w:rPr>
-        <w:t>模因特征</w:t>
-      </w:r>
-      <w:proofErr w:type="gramEnd"/>
-      <w:r>
-        <w:rPr>
-          <w:rFonts w:ascii="宋体" w:hAnsi="宋体" w:hint="eastAsia"/>
-        </w:rPr>
-        <w:t>增强模型在基线模型基础上加入了模板化表达、群体标签化、情绪强化、嘲讽短语和语境消</w:t>
-      </w:r>
-      <w:proofErr w:type="gramStart"/>
-      <w:r>
-        <w:rPr>
-          <w:rFonts w:ascii="宋体" w:hAnsi="宋体" w:hint="eastAsia"/>
-        </w:rPr>
-        <w:t>歧</w:t>
-      </w:r>
-      <w:proofErr w:type="gramEnd"/>
-      <w:r>
-        <w:rPr>
-          <w:rFonts w:ascii="宋体" w:hAnsi="宋体" w:hint="eastAsia"/>
-        </w:rPr>
-        <w:t>等人工特征。该模型的目标不是单纯追求总体指标最高，而是增强系统对目标场景的识别与解释能力。</w:t>
+        <w:t>模因特征增强模型在基线模型基础上加入了模板化表达、群体标签化、情绪强化、嘲讽短语和语境消歧等人工特征。该模型的目标不是单纯追求总体指标最高，而是增强系统对目标场景的识别与解释能力。</w:t>
       </w:r>
     </w:p>
     <w:p>
@@ -3713,21 +3727,7 @@
         <w:rPr>
           <w:rFonts w:ascii="宋体" w:hAnsi="宋体" w:hint="eastAsia"/>
         </w:rPr>
-        <w:t>BERT 模型采用中文</w:t>
-      </w:r>
-      <w:proofErr w:type="gramStart"/>
-      <w:r>
-        <w:rPr>
-          <w:rFonts w:ascii="宋体" w:hAnsi="宋体" w:hint="eastAsia"/>
-        </w:rPr>
-        <w:t>预训练</w:t>
-      </w:r>
-      <w:proofErr w:type="gramEnd"/>
-      <w:r>
-        <w:rPr>
-          <w:rFonts w:ascii="宋体" w:hAnsi="宋体" w:hint="eastAsia"/>
-        </w:rPr>
-        <w:t>语言模型进行二分类微调，用于提升系统对上下文语义和复杂文本表达的理解能力。该模型在正式测试集上总体指标最高，是本文实验中的最强语义分类模型。</w:t>
+        <w:t>BERT 模型采用中文预训练语言模型进行二分类微调，用于提升系统对上下文语义和复杂文本表达的理解能力。该模型在正式测试集上总体指标最高，是本文实验中的最强语义分类模型。</w:t>
       </w:r>
     </w:p>
     <w:p>
@@ -3757,96 +3757,15 @@
         <w:rPr>
           <w:rFonts w:ascii="宋体" w:hAnsi="宋体" w:hint="eastAsia"/>
         </w:rPr>
-        <w:t xml:space="preserve">为了保证实验可复现性，系统支持模型训练结果的保存与加载。传统模型通过 </w:t>
-      </w:r>
-      <w:proofErr w:type="spellStart"/>
-      <w:r>
-        <w:rPr>
-          <w:rFonts w:ascii="宋体" w:hAnsi="宋体" w:hint="eastAsia"/>
-        </w:rPr>
-        <w:t>joblib</w:t>
-      </w:r>
-      <w:proofErr w:type="spellEnd"/>
-      <w:r>
-        <w:rPr>
-          <w:rFonts w:ascii="宋体" w:hAnsi="宋体" w:hint="eastAsia"/>
-        </w:rPr>
-        <w:t xml:space="preserve"> 文件保存，BERT 模型通过 Hugging Face 风格目录保存，并同步输出 </w:t>
-      </w:r>
-      <w:proofErr w:type="spellStart"/>
-      <w:r>
-        <w:rPr>
-          <w:rFonts w:ascii="宋体" w:hAnsi="宋体" w:hint="eastAsia"/>
-        </w:rPr>
-        <w:t>metrics.json</w:t>
-      </w:r>
-      <w:proofErr w:type="spellEnd"/>
-      <w:r>
-        <w:rPr>
-          <w:rFonts w:ascii="宋体" w:hAnsi="宋体" w:hint="eastAsia"/>
-        </w:rPr>
-        <w:t xml:space="preserve"> 与 </w:t>
-      </w:r>
-      <w:proofErr w:type="spellStart"/>
-      <w:r>
-        <w:rPr>
-          <w:rFonts w:ascii="宋体" w:hAnsi="宋体" w:hint="eastAsia"/>
-        </w:rPr>
-        <w:t>metadata.json</w:t>
-      </w:r>
-      <w:proofErr w:type="spellEnd"/>
-      <w:r>
-        <w:rPr>
-          <w:rFonts w:ascii="宋体" w:hAnsi="宋体" w:hint="eastAsia"/>
-        </w:rPr>
-        <w:t>。这种设计既便于系统运行时快速加载模型，也便于后续论文中对实验过程进行回顾和说明。</w:t>
-      </w:r>
-    </w:p>
-    <w:p>
-      <w:pPr>
-        <w:ind w:right="240"/>
-      </w:pPr>
-    </w:p>
-    <w:p>
-      <w:pPr>
-        <w:ind w:right="240"/>
+        <w:lastRenderedPageBreak/>
+        <w:t>为了保证实验可复现性，系统支持模型训练结果的保存与加载。传统模型通过 joblib 文件保存，BERT 模型通过 Hugging Face 风格目录保存，并同步输出 metrics.json 与 metadata.json。这种设计既便于系统运行时快速加载模型，也便于后续论文中对实验过程进行回顾和说明。</w:t>
+      </w:r>
+    </w:p>
+    <w:p>
+      <w:pPr>
+        <w:widowControl/>
+        <w:spacing w:line="240" w:lineRule="auto"/>
         <w:jc w:val="left"/>
-      </w:pPr>
-      <w:r>
-        <w:rPr>
-          <w:rFonts w:ascii="宋体" w:hAnsi="宋体" w:hint="eastAsia"/>
-          <w:b/>
-          <w:sz w:val="28"/>
-        </w:rPr>
-        <w:t>2.6 本章小结</w:t>
-      </w:r>
-    </w:p>
-    <w:p>
-      <w:pPr>
-        <w:ind w:right="240" w:firstLine="480"/>
-        <w:jc w:val="left"/>
-        <w:sectPr>
-          <w:headerReference w:type="default" r:id="rId11"/>
-          <w:footerReference w:type="default" r:id="rId12"/>
-          <w:pgSz w:w="11906" w:h="16838"/>
-          <w:pgMar w:top="1134" w:right="1701" w:bottom="1134" w:left="1701" w:header="851" w:footer="851" w:gutter="0"/>
-          <w:pgNumType w:start="1"/>
-          <w:cols w:space="720"/>
-          <w:docGrid w:type="lines" w:linePitch="312"/>
-        </w:sectPr>
-      </w:pPr>
-      <w:r>
-        <w:rPr>
-          <w:rFonts w:ascii="宋体" w:hAnsi="宋体" w:hint="eastAsia"/>
-        </w:rPr>
-        <w:t>本章围绕系统需求分析与总体设计展开，明确了本文系统的目标、功能需求、非功能需求以及总体架构设计。同时，对前端设计、后端接口设计、数据层设计和模型层设计进行了系统说明。通过本章分析可以看出，本文并非仅完成单一模型训练，而是以系统实现为基础，构建了一个能够支持文本识别、模型比较与实验分析的完整原型平台。第二章的设计内容为后续第三章的模型实现和第四章的实验分析奠定了基础。</w:t>
-      </w:r>
-    </w:p>
-    <w:p>
-      <w:pPr>
-        <w:pStyle w:val="113"/>
-        <w:spacing w:line="360" w:lineRule="auto"/>
-        <w:ind w:left="240" w:right="240"/>
       </w:pPr>
       <w:bookmarkStart w:id="18" w:name="_Toc293651402"/>
       <w:bookmarkStart w:id="19" w:name="_Toc476738077"/>
@@ -3874,24 +3793,3008 @@
       <w:bookmarkStart w:id="41" w:name="_Toc153091424"/>
       <w:bookmarkStart w:id="42" w:name="_Toc225052364"/>
       <w:bookmarkStart w:id="43" w:name="_Toc212087376"/>
-      <w:r>
-        <w:rPr>
-          <w:rFonts w:hint="eastAsia"/>
-        </w:rPr>
+    </w:p>
+    <w:p>
+      <w:pPr>
+        <w:widowControl/>
+        <w:spacing w:line="240" w:lineRule="auto"/>
+        <w:jc w:val="left"/>
+      </w:pPr>
+      <w:r>
+        <w:br w:type="page"/>
+      </w:r>
+    </w:p>
+    <w:p>
+      <w:pPr>
+        <w:pStyle w:val="13"/>
+      </w:pPr>
+      <w:r>
         <w:lastRenderedPageBreak/>
-        <w:t>参考文献</w:t>
+        <w:t>第3章 关键模型与系统实现</w:t>
+      </w:r>
+    </w:p>
+    <w:p>
+      <w:pPr>
+        <w:pStyle w:val="114"/>
+      </w:pPr>
+      <w:r>
+        <w:rPr>
+          <w:rFonts w:hint="eastAsia"/>
+        </w:rPr>
+        <w:t>3.1 数据集与预处理</w:t>
+      </w:r>
+    </w:p>
+    <w:p>
+      <w:pPr>
+        <w:pStyle w:val="af"/>
+        <w:rPr>
+          <w:rFonts w:hint="eastAsia"/>
+        </w:rPr>
+      </w:pPr>
+      <w:r>
+        <w:rPr>
+          <w:rFonts w:hint="eastAsia"/>
+        </w:rPr>
+        <w:t>本文所使用的基础数据来源于项目中的中文文本分类数据集，数据文件中主要包含 `label` 和 `text` 两列，其中 `label=0` 表示正常文本，`label=1` 表示疑似有害文本。该数据集为后续基线模型、模因式表达特征模型以及 BERT 模型的训练和测试提供了统一数据基础。</w:t>
+      </w:r>
+    </w:p>
+    <w:p>
+      <w:pPr>
+        <w:pStyle w:val="af"/>
+      </w:pPr>
+    </w:p>
+    <w:p>
+      <w:pPr>
+        <w:pStyle w:val="af"/>
+        <w:rPr>
+          <w:rFonts w:hint="eastAsia"/>
+        </w:rPr>
+      </w:pPr>
+      <w:r>
+        <w:rPr>
+          <w:rFonts w:hint="eastAsia"/>
+        </w:rPr>
+        <w:t>在模型训练之前，首先需要对原始数据进行预处理。预处理过程主要包括以下几个步骤：</w:t>
+      </w:r>
+    </w:p>
+    <w:p>
+      <w:pPr>
+        <w:pStyle w:val="af"/>
+      </w:pPr>
+    </w:p>
+    <w:p>
+      <w:pPr>
+        <w:pStyle w:val="af"/>
+        <w:rPr>
+          <w:rFonts w:hint="eastAsia"/>
+        </w:rPr>
+      </w:pPr>
+      <w:r>
+        <w:rPr>
+          <w:rFonts w:hint="eastAsia"/>
+        </w:rPr>
+        <w:t>1. 检查数据文件编码，保证文本内容能够被正确读取；</w:t>
+      </w:r>
+    </w:p>
+    <w:p>
+      <w:pPr>
+        <w:pStyle w:val="af"/>
+        <w:rPr>
+          <w:rFonts w:hint="eastAsia"/>
+        </w:rPr>
+      </w:pPr>
+      <w:r>
+        <w:rPr>
+          <w:rFonts w:hint="eastAsia"/>
+        </w:rPr>
+        <w:t>2. 保留任务所需的核心字段，即标签列和文本列；</w:t>
+      </w:r>
+    </w:p>
+    <w:p>
+      <w:pPr>
+        <w:pStyle w:val="af"/>
+        <w:rPr>
+          <w:rFonts w:hint="eastAsia"/>
+        </w:rPr>
+      </w:pPr>
+      <w:r>
+        <w:rPr>
+          <w:rFonts w:hint="eastAsia"/>
+        </w:rPr>
+        <w:t>3. 删除空文本、非法标签和重复文本；</w:t>
+      </w:r>
+    </w:p>
+    <w:p>
+      <w:pPr>
+        <w:pStyle w:val="af"/>
+        <w:rPr>
+          <w:rFonts w:hint="eastAsia"/>
+        </w:rPr>
+      </w:pPr>
+      <w:r>
+        <w:rPr>
+          <w:rFonts w:hint="eastAsia"/>
+        </w:rPr>
+        <w:t>4. 将文本统一转换为字符串形式，便于后续特征提取和模型处理；</w:t>
+      </w:r>
+    </w:p>
+    <w:p>
+      <w:pPr>
+        <w:pStyle w:val="af"/>
+        <w:rPr>
+          <w:rFonts w:hint="eastAsia"/>
+        </w:rPr>
+      </w:pPr>
+      <w:r>
+        <w:rPr>
+          <w:rFonts w:hint="eastAsia"/>
+        </w:rPr>
+        <w:t>5. 对标签进行数值化处理，保证模型训练过程中的输入格式一致。</w:t>
+      </w:r>
+    </w:p>
+    <w:p>
+      <w:pPr>
+        <w:pStyle w:val="af"/>
+      </w:pPr>
+    </w:p>
+    <w:p>
+      <w:pPr>
+        <w:pStyle w:val="af"/>
+        <w:rPr>
+          <w:rFonts w:hint="eastAsia"/>
+        </w:rPr>
+      </w:pPr>
+      <w:r>
+        <w:rPr>
+          <w:rFonts w:hint="eastAsia"/>
+        </w:rPr>
+        <w:t>对于传统机器学习模型，经过清洗后的数据可直接进入特征提取和分类训练流程；对于 BERT 模型，则进一步将清洗后的数据划分为训练集、验证集和测试集，并在训练脚本中完成 tokenizer 编码、批量处理和模型微调。除此之外，本文还基于目标场景构造了一份人工测试集，用于观察模型在模因式表达、隐含攻击表达、反对语境和普通分歧表达上的具体行为。</w:t>
+      </w:r>
+    </w:p>
+    <w:p>
+      <w:pPr>
+        <w:pStyle w:val="af"/>
+      </w:pPr>
+    </w:p>
+    <w:p>
+      <w:pPr>
+        <w:pStyle w:val="af"/>
+        <w:rPr>
+          <w:rFonts w:hint="eastAsia"/>
+        </w:rPr>
+      </w:pPr>
+      <w:r>
+        <w:rPr>
+          <w:rFonts w:hint="eastAsia"/>
+        </w:rPr>
+        <w:t>通过对数据进行规范化处理，本文保证了不同模型方案在统一数据基础上的可比较性，也为后续实验结果分析提供了可靠前提。</w:t>
+      </w:r>
+    </w:p>
+    <w:p>
+      <w:pPr>
+        <w:pStyle w:val="af"/>
+      </w:pPr>
+    </w:p>
+    <w:p>
+      <w:pPr>
+        <w:pStyle w:val="114"/>
+      </w:pPr>
+      <w:r>
+        <w:rPr>
+          <w:rFonts w:hint="eastAsia"/>
+        </w:rPr>
+        <w:t>3.2 基线模型实现</w:t>
+      </w:r>
+    </w:p>
+    <w:p>
+      <w:pPr>
+        <w:pStyle w:val="af"/>
+        <w:rPr>
+          <w:rFonts w:hint="eastAsia"/>
+        </w:rPr>
+      </w:pPr>
+      <w:r>
+        <w:rPr>
+          <w:rFonts w:hint="eastAsia"/>
+        </w:rPr>
+        <w:t>基线模型采用字符级 `TF-IDF + Logistic Regression` 的组合方式实现。选择该方案的主要原因在于：其结构简单、训练速度快、可解释性较强，能够作</w:t>
+      </w:r>
+      <w:r>
+        <w:rPr>
+          <w:rFonts w:hint="eastAsia"/>
+        </w:rPr>
+        <w:lastRenderedPageBreak/>
+        <w:t>为本文实验中的对照模型，为后续模因特征模型和 BERT 模型的效果分析提供基础参照。</w:t>
+      </w:r>
+    </w:p>
+    <w:p>
+      <w:pPr>
+        <w:pStyle w:val="af"/>
+      </w:pPr>
+    </w:p>
+    <w:p>
+      <w:pPr>
+        <w:pStyle w:val="af"/>
+        <w:rPr>
+          <w:rFonts w:hint="eastAsia"/>
+        </w:rPr>
+      </w:pPr>
+      <w:r>
+        <w:rPr>
+          <w:rFonts w:hint="eastAsia"/>
+        </w:rPr>
+        <w:t>在实现过程中，首先利用 TF-IDF 方法将输入文本转换为可供分类器处理的数值向量。与基于分词的表示方式不同，本文采用字符级特征表示方法，使模型能够从单个字符、连续字符片段以及局部组合中学习文本模式。字符级表示对中文短文本具有较好的适应性，也能减少复杂分词对模型稳定性的影响。</w:t>
+      </w:r>
+    </w:p>
+    <w:p>
+      <w:pPr>
+        <w:pStyle w:val="af"/>
+      </w:pPr>
+    </w:p>
+    <w:p>
+      <w:pPr>
+        <w:pStyle w:val="af"/>
+        <w:rPr>
+          <w:rFonts w:hint="eastAsia"/>
+        </w:rPr>
+      </w:pPr>
+      <w:r>
+        <w:rPr>
+          <w:rFonts w:hint="eastAsia"/>
+        </w:rPr>
+        <w:t>在获得文本向量表示之后，采用 Logistic Regression 完成二分类训练。该分类器能够根据训练样本学习不同特征与标签之间的线性关系，并输出文本属于某一类别的概率分数。在本研究中，基线模型主要用于：</w:t>
+      </w:r>
+    </w:p>
+    <w:p>
+      <w:pPr>
+        <w:pStyle w:val="af"/>
+      </w:pPr>
+    </w:p>
+    <w:p>
+      <w:pPr>
+        <w:pStyle w:val="af"/>
+        <w:rPr>
+          <w:rFonts w:hint="eastAsia"/>
+        </w:rPr>
+      </w:pPr>
+      <w:r>
+        <w:rPr>
+          <w:rFonts w:hint="eastAsia"/>
+        </w:rPr>
+        <w:t>1. 作为传统文本分类方案的参考基线；</w:t>
+      </w:r>
+    </w:p>
+    <w:p>
+      <w:pPr>
+        <w:pStyle w:val="af"/>
+        <w:rPr>
+          <w:rFonts w:hint="eastAsia"/>
+        </w:rPr>
+      </w:pPr>
+      <w:r>
+        <w:rPr>
+          <w:rFonts w:hint="eastAsia"/>
+        </w:rPr>
+        <w:t>2. 观察简单统计特征模型对显式有害文本的识别能力；</w:t>
+      </w:r>
+    </w:p>
+    <w:p>
+      <w:pPr>
+        <w:pStyle w:val="af"/>
+        <w:rPr>
+          <w:rFonts w:hint="eastAsia"/>
+        </w:rPr>
+      </w:pPr>
+      <w:r>
+        <w:rPr>
+          <w:rFonts w:hint="eastAsia"/>
+        </w:rPr>
+        <w:t>3. 与后续加入模因式表达特征和 BERT 模型的结果进行比较。</w:t>
+      </w:r>
+    </w:p>
+    <w:p>
+      <w:pPr>
+        <w:pStyle w:val="af"/>
+      </w:pPr>
+    </w:p>
+    <w:p>
+      <w:pPr>
+        <w:pStyle w:val="af"/>
+        <w:rPr>
+          <w:rFonts w:hint="eastAsia"/>
+        </w:rPr>
+      </w:pPr>
+      <w:r>
+        <w:rPr>
+          <w:rFonts w:hint="eastAsia"/>
+        </w:rPr>
+        <w:t>为了便于系统部署和实验复现，本文将基线模型训练完成后的结果保存为本地文件，并在后端服务启动时优先加载已训练模型。通过这一方式，系统既能够在前后端联调时快速返回预测结果，也能够在实验阶段保留模型版本与对应指标文件，支撑论文写作中的实验分析部分。</w:t>
+      </w:r>
+    </w:p>
+    <w:p>
+      <w:pPr>
+        <w:pStyle w:val="af"/>
+      </w:pPr>
+    </w:p>
+    <w:p>
+      <w:pPr>
+        <w:pStyle w:val="114"/>
+        <w:rPr>
+          <w:rFonts w:hint="eastAsia"/>
+        </w:rPr>
+      </w:pPr>
+      <w:r>
+        <w:rPr>
+          <w:rFonts w:hint="eastAsia"/>
+        </w:rPr>
+        <w:t>3.3 模因式表达特征模型实现</w:t>
+      </w:r>
+    </w:p>
+    <w:p>
+      <w:pPr>
+        <w:pStyle w:val="af"/>
+      </w:pPr>
+    </w:p>
+    <w:p>
+      <w:pPr>
+        <w:pStyle w:val="af"/>
+        <w:rPr>
+          <w:rFonts w:hint="eastAsia"/>
+        </w:rPr>
+      </w:pPr>
+      <w:r>
+        <w:rPr>
+          <w:rFonts w:hint="eastAsia"/>
+        </w:rPr>
+        <w:t>仅依赖 TF-IDF 和传统分类器虽然可以完成一般文本分类任务，但对于模板化表达、网络化短语、隐含攻击以及群体标签化文本的识别仍存在不足。针对这一问题，本文在基线模型基础上增加了一组人工设计的模因式表达特征，并构建了模因式表达特征增强模型 `meme_features_v1`。</w:t>
+      </w:r>
+    </w:p>
+    <w:p>
+      <w:pPr>
+        <w:pStyle w:val="af"/>
+      </w:pPr>
+    </w:p>
+    <w:p>
+      <w:pPr>
+        <w:pStyle w:val="af"/>
+        <w:rPr>
+          <w:rFonts w:hint="eastAsia"/>
+        </w:rPr>
+      </w:pPr>
+      <w:r>
+        <w:rPr>
+          <w:rFonts w:hint="eastAsia"/>
+        </w:rPr>
+        <w:lastRenderedPageBreak/>
+        <w:t>该模型的核心思想是：在保留字符级 TF-IDF 特征的同时，将能够反映文本模因表达特征的人工特征一并输入分类器，从而增强模型对特定目标场景的适配能力。当前主要引入的特征包括：</w:t>
+      </w:r>
+    </w:p>
+    <w:p>
+      <w:pPr>
+        <w:pStyle w:val="af"/>
+      </w:pPr>
+    </w:p>
+    <w:p>
+      <w:pPr>
+        <w:pStyle w:val="af"/>
+        <w:rPr>
+          <w:rFonts w:hint="eastAsia"/>
+        </w:rPr>
+      </w:pPr>
+      <w:r>
+        <w:rPr>
+          <w:rFonts w:hint="eastAsia"/>
+        </w:rPr>
+        <w:t>1. 模板化表达特征，如“不是我说”“果然某些人”“建议把……都……”等；</w:t>
+      </w:r>
+    </w:p>
+    <w:p>
+      <w:pPr>
+        <w:pStyle w:val="af"/>
+        <w:rPr>
+          <w:rFonts w:hint="eastAsia"/>
+        </w:rPr>
+      </w:pPr>
+      <w:r>
+        <w:rPr>
+          <w:rFonts w:hint="eastAsia"/>
+        </w:rPr>
+        <w:t>2. 群体指向特征，如对某些群体、类别或对象的泛化表达；</w:t>
+      </w:r>
+    </w:p>
+    <w:p>
+      <w:pPr>
+        <w:pStyle w:val="af"/>
+        <w:rPr>
+          <w:rFonts w:hint="eastAsia"/>
+        </w:rPr>
+      </w:pPr>
+      <w:r>
+        <w:rPr>
+          <w:rFonts w:hint="eastAsia"/>
+        </w:rPr>
+        <w:t>3. 情绪强化特征，如带有明显情绪倾向和强化语气的词语；</w:t>
+      </w:r>
+    </w:p>
+    <w:p>
+      <w:pPr>
+        <w:pStyle w:val="af"/>
+        <w:rPr>
+          <w:rFonts w:hint="eastAsia"/>
+        </w:rPr>
+      </w:pPr>
+      <w:r>
+        <w:rPr>
+          <w:rFonts w:hint="eastAsia"/>
+        </w:rPr>
+        <w:t>4. 网络化短语和讽刺表达特征，如梗化、嘲讽化和重复性强的短语结构；</w:t>
+      </w:r>
+    </w:p>
+    <w:p>
+      <w:pPr>
+        <w:pStyle w:val="af"/>
+        <w:rPr>
+          <w:rFonts w:hint="eastAsia"/>
+        </w:rPr>
+      </w:pPr>
+      <w:r>
+        <w:rPr>
+          <w:rFonts w:hint="eastAsia"/>
+        </w:rPr>
+        <w:t>5. 语境消歧特征，用于区分“反对语境”“描述语境”和“直接攻击语境”。</w:t>
+      </w:r>
+    </w:p>
+    <w:p>
+      <w:pPr>
+        <w:pStyle w:val="af"/>
+      </w:pPr>
+    </w:p>
+    <w:p>
+      <w:pPr>
+        <w:pStyle w:val="af"/>
+        <w:rPr>
+          <w:rFonts w:hint="eastAsia"/>
+        </w:rPr>
+      </w:pPr>
+      <w:r>
+        <w:rPr>
+          <w:rFonts w:hint="eastAsia"/>
+        </w:rPr>
+        <w:t>在具体实现中，这些特征通过人工规则和特征提取器进行编码，再与 TF-IDF 特征拼接，形成扩展后的输入特征向量。该模型的目标并不是单纯追求总体指标最高，而是提高模型在“文本模因识别”这一目标场景中的解释力和针对性。</w:t>
+      </w:r>
+    </w:p>
+    <w:p>
+      <w:pPr>
+        <w:pStyle w:val="af"/>
+      </w:pPr>
+    </w:p>
+    <w:p>
+      <w:pPr>
+        <w:pStyle w:val="af"/>
+        <w:rPr>
+          <w:rFonts w:hint="eastAsia"/>
+        </w:rPr>
+      </w:pPr>
+      <w:r>
+        <w:rPr>
+          <w:rFonts w:hint="eastAsia"/>
+        </w:rPr>
+        <w:t>实验结果显示，该模型在整体测试集上的指标并不一定优于 BERT，但在人工构造的模因式攻击样例上表现出较好的场景敏感度。这说明人工设计特征虽然在通用任务中未必最优，但在特定任务中能够更好地体现课题目标。</w:t>
+      </w:r>
+    </w:p>
+    <w:p>
+      <w:pPr>
+        <w:pStyle w:val="af"/>
+      </w:pPr>
+    </w:p>
+    <w:p>
+      <w:pPr>
+        <w:pStyle w:val="114"/>
+        <w:rPr>
+          <w:rFonts w:hint="eastAsia"/>
+        </w:rPr>
+      </w:pPr>
+      <w:r>
+        <w:rPr>
+          <w:rFonts w:hint="eastAsia"/>
+        </w:rPr>
+        <w:t>3.4 BERT 模型实现</w:t>
+      </w:r>
+    </w:p>
+    <w:p>
+      <w:pPr>
+        <w:pStyle w:val="af"/>
+      </w:pPr>
+    </w:p>
+    <w:p>
+      <w:pPr>
+        <w:pStyle w:val="af"/>
+        <w:rPr>
+          <w:rFonts w:hint="eastAsia"/>
+        </w:rPr>
+      </w:pPr>
+      <w:r>
+        <w:rPr>
+          <w:rFonts w:hint="eastAsia"/>
+        </w:rPr>
+        <w:t>在完成传统机器学习模型与模因式表达特征模型之后，本文进一步引入预训练语言模型 BERT，以提升系统对上下文语义和复杂表达结构的理解能力。具体而言，本文选用中文预训练模型 `bert-base-chinese`，并将其用于本研究中的二分类任务微调。</w:t>
+      </w:r>
+    </w:p>
+    <w:p>
+      <w:pPr>
+        <w:pStyle w:val="af"/>
+      </w:pPr>
+    </w:p>
+    <w:p>
+      <w:pPr>
+        <w:pStyle w:val="af"/>
+        <w:rPr>
+          <w:rFonts w:hint="eastAsia"/>
+        </w:rPr>
+      </w:pPr>
+      <w:r>
+        <w:rPr>
+          <w:rFonts w:hint="eastAsia"/>
+        </w:rPr>
+        <w:lastRenderedPageBreak/>
+        <w:t>与基线模型不同，BERT 模型并不依赖浅层词频统计，而是利用预训练阶段获得的上下文语义表示能力，在微调过程中学习输入文本与目标标签之间的映射关系。这使其在处理一般有害文本识别任务时具有更强的整体语义建模能力。</w:t>
+      </w:r>
+    </w:p>
+    <w:p>
+      <w:pPr>
+        <w:pStyle w:val="af"/>
+      </w:pPr>
+    </w:p>
+    <w:p>
+      <w:pPr>
+        <w:pStyle w:val="af"/>
+        <w:rPr>
+          <w:rFonts w:hint="eastAsia"/>
+        </w:rPr>
+      </w:pPr>
+      <w:r>
+        <w:rPr>
+          <w:rFonts w:hint="eastAsia"/>
+        </w:rPr>
+        <w:t>为了保证训练过程的规范性和可复现性，本文单独构建了 BERT 训练相关模块，包括：</w:t>
+      </w:r>
+    </w:p>
+    <w:p>
+      <w:pPr>
+        <w:pStyle w:val="af"/>
+      </w:pPr>
+    </w:p>
+    <w:p>
+      <w:pPr>
+        <w:pStyle w:val="af"/>
+        <w:rPr>
+          <w:rFonts w:hint="eastAsia"/>
+        </w:rPr>
+      </w:pPr>
+      <w:r>
+        <w:rPr>
+          <w:rFonts w:hint="eastAsia"/>
+        </w:rPr>
+        <w:t>1. 训练配置模块，用于统一设置模型名称、最大长度、学习率、训练轮数和 batch size 等参数；</w:t>
+      </w:r>
+    </w:p>
+    <w:p>
+      <w:pPr>
+        <w:pStyle w:val="af"/>
+        <w:rPr>
+          <w:rFonts w:hint="eastAsia"/>
+        </w:rPr>
+      </w:pPr>
+      <w:r>
+        <w:rPr>
+          <w:rFonts w:hint="eastAsia"/>
+        </w:rPr>
+        <w:t>2. 数据划分模块，用于将清洗后的数据集划分为训练集、验证集和测试集；</w:t>
+      </w:r>
+    </w:p>
+    <w:p>
+      <w:pPr>
+        <w:pStyle w:val="af"/>
+        <w:rPr>
+          <w:rFonts w:hint="eastAsia"/>
+        </w:rPr>
+      </w:pPr>
+      <w:r>
+        <w:rPr>
+          <w:rFonts w:hint="eastAsia"/>
+        </w:rPr>
+        <w:t>3. 训练脚本，用于在 GPU 环境中完成正式训练；</w:t>
+      </w:r>
+    </w:p>
+    <w:p>
+      <w:pPr>
+        <w:pStyle w:val="af"/>
+        <w:rPr>
+          <w:rFonts w:hint="eastAsia"/>
+        </w:rPr>
+      </w:pPr>
+      <w:r>
+        <w:rPr>
+          <w:rFonts w:hint="eastAsia"/>
+        </w:rPr>
+        <w:t>4. 批量预测脚本，用于加载训练后模型并对测试样例进行统一推理；</w:t>
+      </w:r>
+    </w:p>
+    <w:p>
+      <w:pPr>
+        <w:pStyle w:val="af"/>
+        <w:rPr>
+          <w:rFonts w:hint="eastAsia"/>
+        </w:rPr>
+      </w:pPr>
+      <w:r>
+        <w:rPr>
+          <w:rFonts w:hint="eastAsia"/>
+        </w:rPr>
+        <w:t>5. 结果保存机制，用于输出 `metrics.json`、`metadata.json` 和模型目录。</w:t>
+      </w:r>
+    </w:p>
+    <w:p>
+      <w:pPr>
+        <w:pStyle w:val="af"/>
+      </w:pPr>
+    </w:p>
+    <w:p>
+      <w:pPr>
+        <w:pStyle w:val="af"/>
+        <w:rPr>
+          <w:rFonts w:hint="eastAsia"/>
+        </w:rPr>
+      </w:pPr>
+      <w:r>
+        <w:rPr>
+          <w:rFonts w:hint="eastAsia"/>
+        </w:rPr>
+        <w:t>在远程 GPU 环境中完成正式训练后，BERT 模型在正式测试集上的 accuracy、precision、recall 和 F1 指标均高于前两种模型，说明其在总体文本语义分类任务中具备明显优势。然而，在人工构造的模因式攻击测试样例上，BERT 的表现并未显著优于模因特征模型，这一现象也进一步说明了“总体性能”和“目标场景性能”之间并不完全一致。</w:t>
+      </w:r>
+    </w:p>
+    <w:p>
+      <w:pPr>
+        <w:pStyle w:val="af"/>
+      </w:pPr>
+    </w:p>
+    <w:p>
+      <w:pPr>
+        <w:pStyle w:val="114"/>
+      </w:pPr>
+      <w:r>
+        <w:rPr>
+          <w:rFonts w:hint="eastAsia"/>
+        </w:rPr>
+        <w:t>3.5 前后端关键实现</w:t>
+      </w:r>
+    </w:p>
+    <w:p>
+      <w:pPr>
+        <w:pStyle w:val="1111"/>
+        <w:rPr>
+          <w:rFonts w:hint="eastAsia"/>
+        </w:rPr>
+      </w:pPr>
+      <w:r>
+        <w:rPr>
+          <w:rFonts w:hint="eastAsia"/>
+        </w:rPr>
+        <w:t>3.5.1 前端实现</w:t>
+      </w:r>
+    </w:p>
+    <w:p>
+      <w:pPr>
+        <w:pStyle w:val="af"/>
+      </w:pPr>
+    </w:p>
+    <w:p>
+      <w:pPr>
+        <w:pStyle w:val="af"/>
+        <w:rPr>
+          <w:rFonts w:hint="eastAsia"/>
+        </w:rPr>
+      </w:pPr>
+      <w:r>
+        <w:rPr>
+          <w:rFonts w:hint="eastAsia"/>
+        </w:rPr>
+        <w:t>前端部分基于 Vue 3 构建，主要包括文本输入区域、结果展示区域、历史记录区域和状态提示区域。用户在页面中输入待检测文本后，系统通过按钮触发请求，将输入内容发送至后端接口。页面在接收到后端返回结果后，能够展示分类标签、概率分数、风险说明和后端在线状态等信息。</w:t>
+      </w:r>
+    </w:p>
+    <w:p>
+      <w:pPr>
+        <w:pStyle w:val="af"/>
+      </w:pPr>
+    </w:p>
+    <w:p>
+      <w:pPr>
+        <w:pStyle w:val="af"/>
+        <w:rPr>
+          <w:rFonts w:hint="eastAsia"/>
+        </w:rPr>
+      </w:pPr>
+      <w:r>
+        <w:rPr>
+          <w:rFonts w:hint="eastAsia"/>
+        </w:rPr>
+        <w:lastRenderedPageBreak/>
+        <w:t>前端实现不仅承担了系统展示和交互功能，也为答辩演示提供了较直观的界面支撑。相比仅在命令行中运行模型脚本，前端页面使整个系统更具完整性和产品化特征。</w:t>
+      </w:r>
+    </w:p>
+    <w:p>
+      <w:pPr>
+        <w:pStyle w:val="af"/>
+      </w:pPr>
+    </w:p>
+    <w:p>
+      <w:pPr>
+        <w:pStyle w:val="1111"/>
+        <w:rPr>
+          <w:rFonts w:hint="eastAsia"/>
+        </w:rPr>
+      </w:pPr>
+      <w:r>
+        <w:rPr>
+          <w:rFonts w:hint="eastAsia"/>
+        </w:rPr>
+        <w:t>3.5.2 后端实现</w:t>
+      </w:r>
+    </w:p>
+    <w:p>
+      <w:pPr>
+        <w:pStyle w:val="af"/>
+      </w:pPr>
+    </w:p>
+    <w:p>
+      <w:pPr>
+        <w:pStyle w:val="af"/>
+        <w:rPr>
+          <w:rFonts w:hint="eastAsia"/>
+        </w:rPr>
+      </w:pPr>
+      <w:r>
+        <w:rPr>
+          <w:rFonts w:hint="eastAsia"/>
+        </w:rPr>
+        <w:t>后端部分基于 FastAPI 框架构建，负责接收前端请求、调用模型并返回结构化结果。当前后端主要提供以下接口：</w:t>
+      </w:r>
+    </w:p>
+    <w:p>
+      <w:pPr>
+        <w:pStyle w:val="af"/>
+      </w:pPr>
+    </w:p>
+    <w:p>
+      <w:pPr>
+        <w:pStyle w:val="af"/>
+        <w:rPr>
+          <w:rFonts w:hint="eastAsia"/>
+        </w:rPr>
+      </w:pPr>
+      <w:r>
+        <w:rPr>
+          <w:rFonts w:hint="eastAsia"/>
+        </w:rPr>
+        <w:t>1. `GET /health`：用于检测服务状态和模型加载状态；</w:t>
+      </w:r>
+    </w:p>
+    <w:p>
+      <w:pPr>
+        <w:pStyle w:val="af"/>
+        <w:rPr>
+          <w:rFonts w:hint="eastAsia"/>
+        </w:rPr>
+      </w:pPr>
+      <w:r>
+        <w:rPr>
+          <w:rFonts w:hint="eastAsia"/>
+        </w:rPr>
+        <w:t>2. `GET /labels`：用于返回标签说明；</w:t>
+      </w:r>
+    </w:p>
+    <w:p>
+      <w:pPr>
+        <w:pStyle w:val="af"/>
+        <w:rPr>
+          <w:rFonts w:hint="eastAsia"/>
+        </w:rPr>
+      </w:pPr>
+      <w:r>
+        <w:rPr>
+          <w:rFonts w:hint="eastAsia"/>
+        </w:rPr>
+        <w:t>3. `POST /predict`：用于接收文本并返回预测结果。</w:t>
+      </w:r>
+    </w:p>
+    <w:p>
+      <w:pPr>
+        <w:pStyle w:val="af"/>
+      </w:pPr>
+    </w:p>
+    <w:p>
+      <w:pPr>
+        <w:pStyle w:val="af"/>
+        <w:rPr>
+          <w:rFonts w:hint="eastAsia"/>
+        </w:rPr>
+      </w:pPr>
+      <w:r>
+        <w:rPr>
+          <w:rFonts w:hint="eastAsia"/>
+        </w:rPr>
+        <w:t>在服务实现层，后端支持优先加载已训练模型文件，以缩短系统启动后的可用时间。对于传统模型，后端通过本地保存的 `joblib` 文件完成加载；对于 BERT 模型，则通过训练后保存的模型目录进行批量预测和后续扩展。这样的设计既保证了工程系统的实际可运行性，也为多模型对比实验提供了统一接口基础。</w:t>
+      </w:r>
+    </w:p>
+    <w:p>
+      <w:pPr>
+        <w:pStyle w:val="af"/>
+      </w:pPr>
+    </w:p>
+    <w:p>
+      <w:pPr>
+        <w:pStyle w:val="1111"/>
+        <w:rPr>
+          <w:rFonts w:hint="eastAsia"/>
+        </w:rPr>
+      </w:pPr>
+      <w:r>
+        <w:rPr>
+          <w:rFonts w:hint="eastAsia"/>
+        </w:rPr>
+        <w:t>3.5.3 实验支撑脚本实现</w:t>
+      </w:r>
+    </w:p>
+    <w:p>
+      <w:pPr>
+        <w:pStyle w:val="af"/>
+      </w:pPr>
+    </w:p>
+    <w:p>
+      <w:pPr>
+        <w:pStyle w:val="af"/>
+        <w:rPr>
+          <w:rFonts w:hint="eastAsia"/>
+        </w:rPr>
+      </w:pPr>
+      <w:r>
+        <w:rPr>
+          <w:rFonts w:hint="eastAsia"/>
+        </w:rPr>
+        <w:t>为了支撑论文中的实验设计与结果分析，本文除系统前后端外，还实现了若干实验辅助脚本，包括：</w:t>
+      </w:r>
+    </w:p>
+    <w:p>
+      <w:pPr>
+        <w:pStyle w:val="af"/>
+      </w:pPr>
+    </w:p>
+    <w:p>
+      <w:pPr>
+        <w:pStyle w:val="af"/>
+        <w:rPr>
+          <w:rFonts w:hint="eastAsia"/>
+        </w:rPr>
+      </w:pPr>
+      <w:r>
+        <w:rPr>
+          <w:rFonts w:hint="eastAsia"/>
+        </w:rPr>
+        <w:t>1. 基线模型和模因特征模型训练脚本；</w:t>
+      </w:r>
+    </w:p>
+    <w:p>
+      <w:pPr>
+        <w:pStyle w:val="af"/>
+        <w:rPr>
+          <w:rFonts w:hint="eastAsia"/>
+        </w:rPr>
+      </w:pPr>
+      <w:r>
+        <w:rPr>
+          <w:rFonts w:hint="eastAsia"/>
+        </w:rPr>
+        <w:t>2. BERT 模型训练脚本；</w:t>
+      </w:r>
+    </w:p>
+    <w:p>
+      <w:pPr>
+        <w:pStyle w:val="af"/>
+        <w:rPr>
+          <w:rFonts w:hint="eastAsia"/>
+        </w:rPr>
+      </w:pPr>
+      <w:r>
+        <w:rPr>
+          <w:rFonts w:hint="eastAsia"/>
+        </w:rPr>
+        <w:t>3. BERT 样例批量预测脚本；</w:t>
+      </w:r>
+    </w:p>
+    <w:p>
+      <w:pPr>
+        <w:pStyle w:val="af"/>
+      </w:pPr>
+      <w:r>
+        <w:rPr>
+          <w:rFonts w:hint="eastAsia"/>
+        </w:rPr>
+        <w:t>4. 三模型人工测试集对比脚本；</w:t>
+      </w:r>
+    </w:p>
+    <w:p>
+      <w:pPr>
+        <w:pStyle w:val="af"/>
+        <w:ind w:firstLineChars="0" w:firstLine="0"/>
+      </w:pPr>
+      <w:r>
+        <w:rPr>
+          <w:rFonts w:hint="eastAsia"/>
+        </w:rPr>
+        <w:t>这些脚本的存在使本文不仅能够完成系统实现，还能够较完整地保留实验过程、结果数据和分析材料，从而提升毕业设计工作的规范性与可复现性。</w:t>
+      </w:r>
+    </w:p>
+    <w:p>
+      <w:pPr>
+        <w:pStyle w:val="13"/>
+      </w:pPr>
+      <w:r>
+        <w:br w:type="page"/>
+      </w:r>
+      <w:r>
+        <w:lastRenderedPageBreak/>
+        <w:t>第4章 实验与结果分析</w:t>
+      </w:r>
+    </w:p>
+    <w:p>
+      <w:pPr>
+        <w:pStyle w:val="114"/>
+      </w:pPr>
+      <w:r>
+        <w:t>4.1 实验环境与评价指标</w:t>
+      </w:r>
+    </w:p>
+    <w:p>
+      <w:pPr>
+        <w:pStyle w:val="af"/>
+      </w:pPr>
+      <w:r>
+        <w:t>为了全面评估本文构建的文本模因识别系统及其不同模型方案的实际效果，本文采用了“正式测试集 + 人工测试集”相结合的实验思路。正式测试集主要用于评价模型在标准二分类任务中的总体性能，人工测试集则主要用于观察模型在特定目标场景下的行为差异，尤其是对模板化表达、模因式攻击表达、隐含群体攻击表达以及反对语境文本的适配能力。通过这两类实验的结合，本文不仅可以获得量化指标，也能够对模型在实际应用场景中的优缺点进行更深入的分析。</w:t>
+      </w:r>
+    </w:p>
+    <w:p>
+      <w:pPr>
+        <w:pStyle w:val="1111"/>
+      </w:pPr>
+      <w:r>
+        <w:t>4.1.1 实验环境说明</w:t>
+      </w:r>
+    </w:p>
+    <w:p>
+      <w:pPr>
+        <w:pStyle w:val="af"/>
+      </w:pPr>
+      <w:r>
+        <w:t>本文实验环境分为两部分：传统模型实验环境和 BERT 模型实验环境。</w:t>
+      </w:r>
+    </w:p>
+    <w:p>
+      <w:pPr>
+        <w:pStyle w:val="af"/>
+      </w:pPr>
+      <w:r>
+        <w:t>（1）</w:t>
+      </w:r>
+      <w:r>
+        <w:rPr>
+          <w:b/>
+          <w:bCs/>
+        </w:rPr>
+        <w:t>传统模型实验环境</w:t>
+      </w:r>
+      <w:r>
+        <w:t xml:space="preserve"> 传统机器学习模型的训练、保存、加载和接口联调主要在本地开发环境下完成。系统开发采用前后端分离方式，前端基于 Vue 3 构建，后端基于 FastAPI 实现，模型训练与实验脚本则独立运行。由于传统机器学习模型训练开销相对较低，因此适合在本地环境中反复尝试特征设计和规则调整。</w:t>
+      </w:r>
+    </w:p>
+    <w:p>
+      <w:pPr>
+        <w:pStyle w:val="af"/>
+      </w:pPr>
+      <w:r>
+        <w:t>（2）</w:t>
+      </w:r>
+      <w:r>
+        <w:rPr>
+          <w:b/>
+          <w:bCs/>
+        </w:rPr>
+        <w:t>BERT 模型实验环境</w:t>
+      </w:r>
+      <w:r>
+        <w:t xml:space="preserve"> BERT 模型正式训练在远程 GPU 环境中完成，采用中文预训练模型 bert-base-chinese 进行二分类微调。训练环境中使用 RTX 3090 显卡，显存为 24GB，Python 版本为 3.10.8，并在虚拟环境中完成 torch、transformers、accelerate 等依赖的安装。通过远程 GPU 环境，本文顺利完成了 BERT 的 smoke test 验证与正式训练，最终获得完整的模型目录、训练配置文件、指标文件和元数据文件。</w:t>
+      </w:r>
+    </w:p>
+    <w:p>
+      <w:pPr>
+        <w:pStyle w:val="af"/>
+      </w:pPr>
+      <w:r>
+        <w:t>（3）</w:t>
+      </w:r>
+      <w:r>
+        <w:rPr>
+          <w:b/>
+          <w:bCs/>
+        </w:rPr>
+        <w:t>模型管理方式</w:t>
+      </w:r>
+      <w:r>
+        <w:t xml:space="preserve"> 在模型保存与复现方面，传统模型通过 joblib 文件进行保存和加载，BERT 模型则采用 Hugging Face 风格模型目录保存，并同步输出 metrics.json 与 metadata.json。这一做法保证了不同模型均能够在后续阶段独立加载，也方便系统集成与实验过程复查。</w:t>
+      </w:r>
+    </w:p>
+    <w:p>
+      <w:pPr>
+        <w:pStyle w:val="1111"/>
+      </w:pPr>
+      <w:r>
+        <w:t>4.1.2 评价指标说明</w:t>
+      </w:r>
+    </w:p>
+    <w:p>
+      <w:pPr>
+        <w:pStyle w:val="af"/>
+      </w:pPr>
+      <w:r>
+        <w:t>为了保证不同模型的实验结果具有可比性，本文采用准确率（Accuracy）、精确率（Precision）、召回率（Recall）和 F1 值（F1-score）四项指标作为主要评价依据。</w:t>
+      </w:r>
+    </w:p>
+    <w:p>
+      <w:pPr>
+        <w:pStyle w:val="af"/>
+        <w:ind w:firstLine="482"/>
+      </w:pPr>
+      <w:r>
+        <w:rPr>
+          <w:b/>
+          <w:bCs/>
+        </w:rPr>
+        <w:lastRenderedPageBreak/>
+        <w:t>准确率（Accuracy）</w:t>
+      </w:r>
+      <w:r>
+        <w:t xml:space="preserve"> 准确率表示模型正确分类的样本数量占全部样本数量的比例，能够反映模型整体分类表现。</w:t>
+      </w:r>
+    </w:p>
+    <w:p>
+      <w:pPr>
+        <w:pStyle w:val="af"/>
+        <w:ind w:firstLine="482"/>
+      </w:pPr>
+      <w:r>
+        <w:rPr>
+          <w:b/>
+          <w:bCs/>
+        </w:rPr>
+        <w:t>精确率（Precision）</w:t>
+      </w:r>
+      <w:r>
+        <w:t xml:space="preserve"> 精确率表示被模型判定为“疑似有害文本”的样本中，真正属于风险类别的比例。该指标能够反映模型在输出风险判断时的准确程度。</w:t>
+      </w:r>
+    </w:p>
+    <w:p>
+      <w:pPr>
+        <w:pStyle w:val="af"/>
+        <w:ind w:firstLine="482"/>
+      </w:pPr>
+      <w:r>
+        <w:rPr>
+          <w:b/>
+          <w:bCs/>
+        </w:rPr>
+        <w:t>召回率（Recall）</w:t>
+      </w:r>
+      <w:r>
+        <w:t xml:space="preserve"> 召回率表示所有真实风险文本中，被模型正确识别出来的比例。该指标反映模型对目标类别样本的覆盖能力。</w:t>
+      </w:r>
+    </w:p>
+    <w:p>
+      <w:pPr>
+        <w:pStyle w:val="af"/>
+        <w:ind w:firstLine="482"/>
+      </w:pPr>
+      <w:r>
+        <w:rPr>
+          <w:b/>
+          <w:bCs/>
+        </w:rPr>
+        <w:t>F1 值（F1-score）</w:t>
+      </w:r>
+      <w:r>
+        <w:t xml:space="preserve"> F1 值是精确率和召回率的调和平均值，能够更加全面地反映模型综合分类效果。对于二分类任务而言，F1 值常被视为衡量模型性能的重要指标。</w:t>
+      </w:r>
+    </w:p>
+    <w:p>
+      <w:pPr>
+        <w:pStyle w:val="af"/>
+      </w:pPr>
+      <w:r>
+        <w:t>正式测试集实验中，本文主要依赖上述四项指标对模型进行量化比较；而在人工测试集实验中，则进一步结合具体样例的预测情况，对模型的场景适应能力进行定性分析。</w:t>
+      </w:r>
+    </w:p>
+    <w:p>
+      <w:pPr>
+        <w:pStyle w:val="114"/>
+      </w:pPr>
+      <w:r>
+        <w:t>4.2 正式测试集实验结果</w:t>
+      </w:r>
+    </w:p>
+    <w:p>
+      <w:pPr>
+        <w:pStyle w:val="1111"/>
+      </w:pPr>
+      <w:r>
+        <w:t>4.2.1 三种模型的整体指标比较</w:t>
+      </w:r>
+    </w:p>
+    <w:p>
+      <w:pPr>
+        <w:pStyle w:val="af"/>
+      </w:pPr>
+      <w:r>
+        <w:t>在正式测试集上，本文分别对基线模型</w:t>
+      </w:r>
+      <w:r>
+        <w:rPr>
+          <w:b/>
+          <w:bCs/>
+        </w:rPr>
+        <w:t>（TF-IDF + Logistic Regression）</w:t>
+      </w:r>
+      <w:r>
+        <w:t>、模因式表达特征模型</w:t>
+      </w:r>
+      <w:r>
+        <w:rPr>
+          <w:b/>
+          <w:bCs/>
+        </w:rPr>
+        <w:t>（meme_features_v1）</w:t>
+      </w:r>
+      <w:r>
+        <w:t>和 BERT 模型进行了比较。实验结果如下：</w:t>
+      </w:r>
+    </w:p>
+    <w:p>
+      <w:pPr>
+        <w:pStyle w:val="af"/>
+        <w:jc w:val="center"/>
+      </w:pPr>
+      <w:r>
+        <w:rPr>
+          <w:rFonts w:ascii="黑体" w:eastAsia="黑体" w:hint="eastAsia"/>
+          <w:bCs/>
+          <w:color w:val="000000"/>
+          <w:szCs w:val="21"/>
+        </w:rPr>
+        <w:t>表</w:t>
+      </w:r>
+      <w:r>
+        <w:rPr>
+          <w:rFonts w:ascii="黑体" w:eastAsia="黑体"/>
+          <w:bCs/>
+          <w:color w:val="000000"/>
+          <w:szCs w:val="21"/>
+        </w:rPr>
+        <w:t>4</w:t>
+      </w:r>
+      <w:r>
+        <w:rPr>
+          <w:rFonts w:ascii="黑体" w:eastAsia="黑体" w:hint="eastAsia"/>
+          <w:bCs/>
+          <w:color w:val="000000"/>
+          <w:szCs w:val="21"/>
+        </w:rPr>
+        <w:t>-1</w:t>
+      </w:r>
+      <w:r>
+        <w:rPr>
+          <w:rFonts w:ascii="黑体" w:eastAsia="黑体"/>
+          <w:bCs/>
+          <w:color w:val="000000"/>
+          <w:szCs w:val="21"/>
+        </w:rPr>
+        <w:t xml:space="preserve">  </w:t>
+      </w:r>
+      <w:r>
+        <w:rPr>
+          <w:rFonts w:ascii="黑体" w:eastAsia="黑体" w:hint="eastAsia"/>
+          <w:bCs/>
+          <w:color w:val="000000"/>
+          <w:szCs w:val="21"/>
+        </w:rPr>
+        <w:t>三种模型的整体指标比较</w:t>
+      </w:r>
+    </w:p>
+    <w:tbl>
+      <w:tblPr>
+        <w:tblStyle w:val="af3"/>
+        <w:tblW w:w="0" w:type="auto"/>
+        <w:tblLook w:val="04A0" w:firstRow="1" w:lastRow="0" w:firstColumn="1" w:lastColumn="0" w:noHBand="0" w:noVBand="1"/>
+      </w:tblPr>
+      <w:tblGrid>
+        <w:gridCol w:w="1555"/>
+        <w:gridCol w:w="2409"/>
+        <w:gridCol w:w="2406"/>
+        <w:gridCol w:w="2124"/>
+      </w:tblGrid>
+      <w:tr>
+        <w:tc>
+          <w:tcPr>
+            <w:tcW w:w="1555" w:type="dxa"/>
+          </w:tcPr>
+          <w:p>
+            <w:pPr>
+              <w:pStyle w:val="af"/>
+              <w:ind w:firstLineChars="0" w:firstLine="0"/>
+            </w:pPr>
+          </w:p>
+        </w:tc>
+        <w:tc>
+          <w:tcPr>
+            <w:tcW w:w="2409" w:type="dxa"/>
+          </w:tcPr>
+          <w:p>
+            <w:pPr>
+              <w:pStyle w:val="af"/>
+              <w:ind w:firstLineChars="0" w:firstLine="0"/>
+            </w:pPr>
+            <w:r>
+              <w:t>基线模型</w:t>
+            </w:r>
+          </w:p>
+        </w:tc>
+        <w:tc>
+          <w:tcPr>
+            <w:tcW w:w="2406" w:type="dxa"/>
+          </w:tcPr>
+          <w:p>
+            <w:pPr>
+              <w:pStyle w:val="af"/>
+              <w:ind w:firstLineChars="0" w:firstLine="0"/>
+            </w:pPr>
+            <w:r>
+              <w:t>模因式表达特征模型</w:t>
+            </w:r>
+          </w:p>
+        </w:tc>
+        <w:tc>
+          <w:tcPr>
+            <w:tcW w:w="2124" w:type="dxa"/>
+          </w:tcPr>
+          <w:p>
+            <w:pPr>
+              <w:pStyle w:val="af"/>
+              <w:ind w:firstLineChars="0" w:firstLine="0"/>
+            </w:pPr>
+            <w:r>
+              <w:t>BERT</w:t>
+            </w:r>
+          </w:p>
+        </w:tc>
+      </w:tr>
+      <w:tr>
+        <w:tc>
+          <w:tcPr>
+            <w:tcW w:w="1555" w:type="dxa"/>
+          </w:tcPr>
+          <w:p>
+            <w:pPr>
+              <w:pStyle w:val="af"/>
+              <w:ind w:firstLineChars="0" w:firstLine="0"/>
+            </w:pPr>
+            <w:r>
+              <w:t>Accuracy</w:t>
+            </w:r>
+          </w:p>
+        </w:tc>
+        <w:tc>
+          <w:tcPr>
+            <w:tcW w:w="2409" w:type="dxa"/>
+          </w:tcPr>
+          <w:p>
+            <w:pPr>
+              <w:pStyle w:val="af"/>
+              <w:ind w:firstLineChars="0" w:firstLine="0"/>
+            </w:pPr>
+            <w:r>
+              <w:t>0.8223</w:t>
+            </w:r>
+          </w:p>
+        </w:tc>
+        <w:tc>
+          <w:tcPr>
+            <w:tcW w:w="2406" w:type="dxa"/>
+          </w:tcPr>
+          <w:p>
+            <w:pPr>
+              <w:pStyle w:val="af"/>
+              <w:ind w:firstLineChars="0" w:firstLine="0"/>
+            </w:pPr>
+            <w:r>
+              <w:t>0.8200</w:t>
+            </w:r>
+          </w:p>
+        </w:tc>
+        <w:tc>
+          <w:tcPr>
+            <w:tcW w:w="2124" w:type="dxa"/>
+          </w:tcPr>
+          <w:p>
+            <w:pPr>
+              <w:pStyle w:val="af"/>
+              <w:ind w:firstLineChars="0" w:firstLine="0"/>
+            </w:pPr>
+            <w:r>
+              <w:t>0.8887</w:t>
+            </w:r>
+          </w:p>
+        </w:tc>
+      </w:tr>
+      <w:tr>
+        <w:tc>
+          <w:tcPr>
+            <w:tcW w:w="1555" w:type="dxa"/>
+          </w:tcPr>
+          <w:p>
+            <w:pPr>
+              <w:pStyle w:val="af"/>
+              <w:ind w:firstLineChars="0" w:firstLine="0"/>
+            </w:pPr>
+            <w:r>
+              <w:t>Precision</w:t>
+            </w:r>
+          </w:p>
+        </w:tc>
+        <w:tc>
+          <w:tcPr>
+            <w:tcW w:w="2409" w:type="dxa"/>
+          </w:tcPr>
+          <w:p>
+            <w:pPr>
+              <w:pStyle w:val="af"/>
+              <w:ind w:firstLineChars="0" w:firstLine="0"/>
+            </w:pPr>
+            <w:r>
+              <w:t>0.7754</w:t>
+            </w:r>
+          </w:p>
+        </w:tc>
+        <w:tc>
+          <w:tcPr>
+            <w:tcW w:w="2406" w:type="dxa"/>
+          </w:tcPr>
+          <w:p>
+            <w:pPr>
+              <w:pStyle w:val="af"/>
+              <w:ind w:firstLineChars="0" w:firstLine="0"/>
+            </w:pPr>
+            <w:r>
+              <w:t>0.7831</w:t>
+            </w:r>
+          </w:p>
+        </w:tc>
+        <w:tc>
+          <w:tcPr>
+            <w:tcW w:w="2124" w:type="dxa"/>
+          </w:tcPr>
+          <w:p>
+            <w:pPr>
+              <w:pStyle w:val="af"/>
+              <w:ind w:firstLineChars="0" w:firstLine="0"/>
+            </w:pPr>
+            <w:r>
+              <w:t>0.8515</w:t>
+            </w:r>
+          </w:p>
+        </w:tc>
+      </w:tr>
+      <w:tr>
+        <w:tc>
+          <w:tcPr>
+            <w:tcW w:w="1555" w:type="dxa"/>
+          </w:tcPr>
+          <w:p>
+            <w:pPr>
+              <w:pStyle w:val="af"/>
+              <w:ind w:firstLineChars="0" w:firstLine="0"/>
+            </w:pPr>
+            <w:r>
+              <w:t>Recall</w:t>
+            </w:r>
+          </w:p>
+        </w:tc>
+        <w:tc>
+          <w:tcPr>
+            <w:tcW w:w="2409" w:type="dxa"/>
+          </w:tcPr>
+          <w:p>
+            <w:pPr>
+              <w:pStyle w:val="af"/>
+              <w:ind w:firstLineChars="0" w:firstLine="0"/>
+            </w:pPr>
+            <w:r>
+              <w:t>0.8025</w:t>
+            </w:r>
+          </w:p>
+        </w:tc>
+        <w:tc>
+          <w:tcPr>
+            <w:tcW w:w="2406" w:type="dxa"/>
+          </w:tcPr>
+          <w:p>
+            <w:pPr>
+              <w:pStyle w:val="af"/>
+              <w:ind w:firstLineChars="0" w:firstLine="0"/>
+            </w:pPr>
+            <w:r>
+              <w:t>0.7810</w:t>
+            </w:r>
+          </w:p>
+        </w:tc>
+        <w:tc>
+          <w:tcPr>
+            <w:tcW w:w="2124" w:type="dxa"/>
+          </w:tcPr>
+          <w:p>
+            <w:pPr>
+              <w:pStyle w:val="af"/>
+              <w:ind w:firstLineChars="0" w:firstLine="0"/>
+            </w:pPr>
+            <w:r>
+              <w:t>0.8851</w:t>
+            </w:r>
+          </w:p>
+        </w:tc>
+      </w:tr>
+      <w:tr>
+        <w:tc>
+          <w:tcPr>
+            <w:tcW w:w="1555" w:type="dxa"/>
+          </w:tcPr>
+          <w:p>
+            <w:pPr>
+              <w:pStyle w:val="af"/>
+              <w:ind w:firstLineChars="0" w:firstLine="0"/>
+            </w:pPr>
+            <w:r>
+              <w:t>F1</w:t>
+            </w:r>
+          </w:p>
+        </w:tc>
+        <w:tc>
+          <w:tcPr>
+            <w:tcW w:w="2409" w:type="dxa"/>
+          </w:tcPr>
+          <w:p>
+            <w:pPr>
+              <w:pStyle w:val="af"/>
+              <w:ind w:firstLineChars="0" w:firstLine="0"/>
+            </w:pPr>
+            <w:r>
+              <w:t>0.7887</w:t>
+            </w:r>
+          </w:p>
+        </w:tc>
+        <w:tc>
+          <w:tcPr>
+            <w:tcW w:w="2406" w:type="dxa"/>
+          </w:tcPr>
+          <w:p>
+            <w:pPr>
+              <w:pStyle w:val="af"/>
+              <w:ind w:firstLineChars="0" w:firstLine="0"/>
+            </w:pPr>
+            <w:r>
+              <w:t>0.7820</w:t>
+            </w:r>
+          </w:p>
+        </w:tc>
+        <w:tc>
+          <w:tcPr>
+            <w:tcW w:w="2124" w:type="dxa"/>
+          </w:tcPr>
+          <w:p>
+            <w:pPr>
+              <w:pStyle w:val="af"/>
+              <w:ind w:firstLineChars="0" w:firstLine="0"/>
+            </w:pPr>
+            <w:r>
+              <w:t>0.8680</w:t>
+            </w:r>
+          </w:p>
+        </w:tc>
+      </w:tr>
+    </w:tbl>
+    <w:p>
+      <w:pPr>
+        <w:pStyle w:val="af"/>
+      </w:pPr>
+    </w:p>
+    <w:p>
+      <w:pPr>
+        <w:pStyle w:val="af"/>
+      </w:pPr>
+      <w:r>
+        <w:t>从整体结果看，BERT 模型在四项指标上均优于基线模型和模因式表达特征模型，尤其是在 Accuracy 和 F1 值上表现最为突出。这说明在标准中文文本二分类任务中，预训练语言模型具有明显优势，能够更有效地利用上下文语义信息完成分类判断。</w:t>
+      </w:r>
+    </w:p>
+    <w:p>
+      <w:pPr>
+        <w:pStyle w:val="1111"/>
+      </w:pPr>
+      <w:r>
+        <w:t>4.2.2 基线模型结果分析</w:t>
+      </w:r>
+    </w:p>
+    <w:p>
+      <w:pPr>
+        <w:pStyle w:val="af"/>
+      </w:pPr>
+      <w:r>
+        <w:lastRenderedPageBreak/>
+        <w:t>基线模型作为传统机器学习对照模型，取得了 Accuracy 0.8223 和 F1 0.7887 的结果。该结果表明，字符级 TF-IDF 与 Logistic Regression 组合已经能够较好地完成一般有害文本分类任务。其优点在于实现简单、训练效率高、部署方便，同时对显式攻击文本具有一定识别能力。</w:t>
+      </w:r>
+    </w:p>
+    <w:p>
+      <w:pPr>
+        <w:pStyle w:val="af"/>
+      </w:pPr>
+      <w:r>
+        <w:t>然而，基线模型的局限也较为明显。由于其本质上仍依赖于统计意义上的词或字符特征，因此面对带有隐含语义、上下文依赖较强或模因式表达特征明显的文本时，识别能力有限。这一不足在后续人工测试集实验中表现得更加明显。</w:t>
+      </w:r>
+    </w:p>
+    <w:p>
+      <w:pPr>
+        <w:pStyle w:val="1111"/>
+      </w:pPr>
+      <w:r>
+        <w:t>4.2.3 模因特征模型结果分析</w:t>
+      </w:r>
+    </w:p>
+    <w:p>
+      <w:pPr>
+        <w:pStyle w:val="af"/>
+      </w:pPr>
+      <w:r>
+        <w:t>模因式表达特征模型在正式测试集上的 F1 值为 0.7820，略低于基线模型。这说明人工设计的模因式表达特征并未在标准测试集上带来整体性能提升。造成这一现象的原因主要在于，正式测试集中的大部分样本仍然偏向一般性文本分类场景，而非专门针对模因式表达设计。因此，人工特征在这类数据集上的专项优势无法得到充分体现。</w:t>
+      </w:r>
+    </w:p>
+    <w:p>
+      <w:pPr>
+        <w:pStyle w:val="af"/>
+      </w:pPr>
+      <w:r>
+        <w:t>尽管如此，这一结果并不能简单说明模因特征模型“无效”。相反，它提示我们：如果研究目标不是单纯追求正式测试集上的最高指标，而是面向特定模因场景进行识别，那么人工特征的价值仍需在更细粒度、更贴近目标场景的测试中进行分析。</w:t>
+      </w:r>
+    </w:p>
+    <w:p>
+      <w:pPr>
+        <w:pStyle w:val="1111"/>
+      </w:pPr>
+      <w:r>
+        <w:t>4.2.4 BERT 模型结果分析</w:t>
+      </w:r>
+    </w:p>
+    <w:p>
+      <w:pPr>
+        <w:pStyle w:val="af"/>
+      </w:pPr>
+      <w:r>
+        <w:t>BERT 模型在正式测试集上的表现最优，F1 值达到 0.8680，明显高于前两种模型。该结果说明，在面向中文文本的通用分类任务中，预训练语言模型能够更好地利用上下文信息和整体语义特征完成判断。</w:t>
+      </w:r>
+    </w:p>
+    <w:p>
+      <w:pPr>
+        <w:pStyle w:val="af"/>
+      </w:pPr>
+      <w:r>
+        <w:t>与传统模型相比，BERT 的优势主要体现在以下几个方面：</w:t>
+      </w:r>
+    </w:p>
+    <w:p>
+      <w:pPr>
+        <w:pStyle w:val="af"/>
+        <w:numPr>
+          <w:ilvl w:val="0"/>
+          <w:numId w:val="16"/>
+        </w:numPr>
+        <w:ind w:firstLineChars="0"/>
+      </w:pPr>
+      <w:r>
+        <w:t>能够更好地理解句子整体语义；</w:t>
+      </w:r>
+    </w:p>
+    <w:p>
+      <w:pPr>
+        <w:pStyle w:val="af"/>
+        <w:numPr>
+          <w:ilvl w:val="0"/>
+          <w:numId w:val="16"/>
+        </w:numPr>
+        <w:ind w:firstLineChars="0"/>
+      </w:pPr>
+      <w:r>
+        <w:t>对同一词汇在不同语境中的含义变化更敏感；</w:t>
+      </w:r>
+    </w:p>
+    <w:p>
+      <w:pPr>
+        <w:pStyle w:val="af"/>
+        <w:numPr>
+          <w:ilvl w:val="0"/>
+          <w:numId w:val="16"/>
+        </w:numPr>
+        <w:ind w:firstLineChars="0"/>
+      </w:pPr>
+      <w:r>
+        <w:t>对隐式表达、复合表达和上下文关联的处理能力更强；</w:t>
+      </w:r>
+    </w:p>
+    <w:p>
+      <w:pPr>
+        <w:pStyle w:val="af"/>
+        <w:numPr>
+          <w:ilvl w:val="0"/>
+          <w:numId w:val="16"/>
+        </w:numPr>
+        <w:ind w:firstLineChars="0"/>
+      </w:pPr>
+      <w:r>
+        <w:t>在正式测试集上的总体性能最优。</w:t>
+      </w:r>
+    </w:p>
+    <w:p>
+      <w:pPr>
+        <w:pStyle w:val="af"/>
+      </w:pPr>
+      <w:r>
+        <w:t>从正式测试集结果来看，BERT 模型是当前系统中整体性能最好的模型方案，因此在“通用有害文本识别”任务意义上，它可以被视为本文实验中的最佳模型。</w:t>
+      </w:r>
+    </w:p>
+    <w:p>
+      <w:pPr>
+        <w:pStyle w:val="114"/>
+      </w:pPr>
+      <w:r>
+        <w:t>4.3 人工测试集实验结果</w:t>
+      </w:r>
+    </w:p>
+    <w:p>
+      <w:pPr>
+        <w:pStyle w:val="1111"/>
+      </w:pPr>
+      <w:r>
+        <w:lastRenderedPageBreak/>
+        <w:t>4.3.1 人工测试集构造目的</w:t>
+      </w:r>
+    </w:p>
+    <w:p>
+      <w:pPr>
+        <w:pStyle w:val="af"/>
+      </w:pPr>
+      <w:r>
+        <w:t>虽然正式测试集能够提供统一的量化评价指标，但它并不能完全反映模型在文本模因场景中的表现。为此，本文在正式测试集之外，构造了一份人工测试集，用于补充定性分析。该人工测试集的主要目的包括：</w:t>
+      </w:r>
+    </w:p>
+    <w:p>
+      <w:pPr>
+        <w:pStyle w:val="af"/>
+        <w:numPr>
+          <w:ilvl w:val="0"/>
+          <w:numId w:val="17"/>
+        </w:numPr>
+        <w:ind w:firstLineChars="0"/>
+      </w:pPr>
+      <w:r>
+        <w:t>检验模型对模因式表达的识别能力；</w:t>
+      </w:r>
+    </w:p>
+    <w:p>
+      <w:pPr>
+        <w:pStyle w:val="af"/>
+        <w:numPr>
+          <w:ilvl w:val="0"/>
+          <w:numId w:val="17"/>
+        </w:numPr>
+        <w:ind w:firstLineChars="0"/>
+      </w:pPr>
+      <w:r>
+        <w:t>检验模型是否能够区分攻击语境与反对语境；</w:t>
+      </w:r>
+    </w:p>
+    <w:p>
+      <w:pPr>
+        <w:pStyle w:val="af"/>
+        <w:numPr>
+          <w:ilvl w:val="0"/>
+          <w:numId w:val="17"/>
+        </w:numPr>
+        <w:ind w:firstLineChars="0"/>
+      </w:pPr>
+      <w:r>
+        <w:t>检验模型对隐含群体攻击表达的敏感性；</w:t>
+      </w:r>
+    </w:p>
+    <w:p>
+      <w:pPr>
+        <w:pStyle w:val="af"/>
+        <w:numPr>
+          <w:ilvl w:val="0"/>
+          <w:numId w:val="17"/>
+        </w:numPr>
+        <w:ind w:firstLineChars="0"/>
+      </w:pPr>
+      <w:r>
+        <w:t>比较三种模型在目标场景下的适应能力差异。</w:t>
+      </w:r>
+    </w:p>
+    <w:p>
+      <w:pPr>
+        <w:pStyle w:val="af"/>
+      </w:pPr>
+      <w:r>
+        <w:t>人工测试集并不作为正式统计意义上的总体指标依据，而是用于支撑论文中的案例分析和现象解释。</w:t>
+      </w:r>
+    </w:p>
+    <w:p>
+      <w:pPr>
+        <w:pStyle w:val="1111"/>
+      </w:pPr>
+      <w:r>
+        <w:t>4.3.2 人工测试集类别设计</w:t>
+      </w:r>
+    </w:p>
+    <w:p>
+      <w:pPr>
+        <w:pStyle w:val="af"/>
+        <w:jc w:val="center"/>
+      </w:pPr>
+      <w:r>
+        <w:t>为了更系统地观察模型行为，本文将人工测试集划分为以下几类：</w:t>
+      </w:r>
+    </w:p>
+    <w:p>
+      <w:pPr>
+        <w:pStyle w:val="af"/>
+        <w:jc w:val="center"/>
+        <w:rPr>
+          <w:rFonts w:ascii="黑体" w:eastAsia="黑体" w:hAnsi="黑体"/>
+          <w:sz w:val="21"/>
+          <w:szCs w:val="21"/>
+        </w:rPr>
+      </w:pPr>
+      <w:r>
+        <w:rPr>
+          <w:rFonts w:ascii="黑体" w:eastAsia="黑体" w:hint="eastAsia"/>
+          <w:bCs/>
+          <w:color w:val="000000"/>
+          <w:szCs w:val="21"/>
+        </w:rPr>
+        <w:t>表</w:t>
+      </w:r>
+      <w:r>
+        <w:rPr>
+          <w:rFonts w:ascii="黑体" w:eastAsia="黑体"/>
+          <w:bCs/>
+          <w:color w:val="000000"/>
+          <w:szCs w:val="21"/>
+        </w:rPr>
+        <w:t>4</w:t>
+      </w:r>
+      <w:r>
+        <w:rPr>
+          <w:rFonts w:ascii="黑体" w:eastAsia="黑体" w:hint="eastAsia"/>
+          <w:bCs/>
+          <w:color w:val="000000"/>
+          <w:szCs w:val="21"/>
+        </w:rPr>
+        <w:t xml:space="preserve">-1  </w:t>
+      </w:r>
+      <w:r>
+        <w:rPr>
+          <w:rFonts w:ascii="黑体" w:eastAsia="黑体"/>
+          <w:bCs/>
+          <w:color w:val="000000"/>
+          <w:szCs w:val="21"/>
+        </w:rPr>
+        <w:t>人工测试集划</w:t>
+      </w:r>
+      <w:r>
+        <w:rPr>
+          <w:rFonts w:ascii="黑体" w:eastAsia="黑体" w:hint="eastAsia"/>
+          <w:bCs/>
+          <w:color w:val="000000"/>
+          <w:szCs w:val="21"/>
+        </w:rPr>
+        <w:t>分</w:t>
+      </w:r>
+    </w:p>
+    <w:tbl>
+      <w:tblPr>
+        <w:tblStyle w:val="af3"/>
+        <w:tblW w:w="0" w:type="auto"/>
+        <w:tblLook w:val="04A0" w:firstRow="1" w:lastRow="0" w:firstColumn="1" w:lastColumn="0" w:noHBand="0" w:noVBand="1"/>
+      </w:tblPr>
+      <w:tblGrid>
+        <w:gridCol w:w="4247"/>
+        <w:gridCol w:w="4247"/>
+      </w:tblGrid>
+      <w:tr>
+        <w:tc>
+          <w:tcPr>
+            <w:tcW w:w="4247" w:type="dxa"/>
+          </w:tcPr>
+          <w:p>
+            <w:pPr>
+              <w:pStyle w:val="af"/>
+              <w:ind w:firstLineChars="0" w:firstLine="0"/>
+            </w:pPr>
+            <w:r>
+              <w:t>normal_plain</w:t>
+            </w:r>
+          </w:p>
+        </w:tc>
+        <w:tc>
+          <w:tcPr>
+            <w:tcW w:w="4247" w:type="dxa"/>
+          </w:tcPr>
+          <w:p>
+            <w:pPr>
+              <w:pStyle w:val="af"/>
+              <w:ind w:firstLineChars="0" w:firstLine="0"/>
+            </w:pPr>
+            <w:r>
+              <w:t>正常文本样例</w:t>
+            </w:r>
+          </w:p>
+        </w:tc>
+      </w:tr>
+      <w:tr>
+        <w:tc>
+          <w:tcPr>
+            <w:tcW w:w="4247" w:type="dxa"/>
+          </w:tcPr>
+          <w:p>
+            <w:pPr>
+              <w:pStyle w:val="af"/>
+              <w:ind w:firstLineChars="0" w:firstLine="0"/>
+            </w:pPr>
+            <w:r>
+              <w:t>anti_hate</w:t>
+            </w:r>
+          </w:p>
+        </w:tc>
+        <w:tc>
+          <w:tcPr>
+            <w:tcW w:w="4247" w:type="dxa"/>
+          </w:tcPr>
+          <w:p>
+            <w:pPr>
+              <w:pStyle w:val="af"/>
+              <w:ind w:firstLineChars="0" w:firstLine="0"/>
+            </w:pPr>
+            <w:r>
+              <w:t>反对歧视、反对攻击的语境文本</w:t>
+            </w:r>
+          </w:p>
+        </w:tc>
+      </w:tr>
+      <w:tr>
+        <w:tc>
+          <w:tcPr>
+            <w:tcW w:w="4247" w:type="dxa"/>
+          </w:tcPr>
+          <w:p>
+            <w:pPr>
+              <w:pStyle w:val="af"/>
+              <w:ind w:firstLineChars="0" w:firstLine="0"/>
+            </w:pPr>
+            <w:r>
+              <w:t>disagreement</w:t>
+            </w:r>
+          </w:p>
+        </w:tc>
+        <w:tc>
+          <w:tcPr>
+            <w:tcW w:w="4247" w:type="dxa"/>
+          </w:tcPr>
+          <w:p>
+            <w:pPr>
+              <w:pStyle w:val="af"/>
+              <w:ind w:firstLineChars="0" w:firstLine="0"/>
+            </w:pPr>
+            <w:r>
+              <w:t>普通负面评价或分歧表达</w:t>
+            </w:r>
+          </w:p>
+        </w:tc>
+      </w:tr>
+      <w:tr>
+        <w:tc>
+          <w:tcPr>
+            <w:tcW w:w="4247" w:type="dxa"/>
+          </w:tcPr>
+          <w:p>
+            <w:pPr>
+              <w:pStyle w:val="af"/>
+              <w:ind w:firstLineChars="0" w:firstLine="0"/>
+            </w:pPr>
+            <w:r>
+              <w:t>safe_meme</w:t>
+            </w:r>
+          </w:p>
+        </w:tc>
+        <w:tc>
+          <w:tcPr>
+            <w:tcW w:w="4247" w:type="dxa"/>
+          </w:tcPr>
+          <w:p>
+            <w:pPr>
+              <w:pStyle w:val="af"/>
+              <w:ind w:firstLineChars="0" w:firstLine="0"/>
+            </w:pPr>
+            <w:r>
+              <w:t>安全网络梗表达</w:t>
+            </w:r>
+          </w:p>
+        </w:tc>
+      </w:tr>
+      <w:tr>
+        <w:tc>
+          <w:tcPr>
+            <w:tcW w:w="4247" w:type="dxa"/>
+          </w:tcPr>
+          <w:p>
+            <w:pPr>
+              <w:pStyle w:val="af"/>
+              <w:ind w:firstLineChars="0" w:firstLine="0"/>
+            </w:pPr>
+            <w:r>
+              <w:t>explicit_harm</w:t>
+            </w:r>
+          </w:p>
+        </w:tc>
+        <w:tc>
+          <w:tcPr>
+            <w:tcW w:w="4247" w:type="dxa"/>
+          </w:tcPr>
+          <w:p>
+            <w:pPr>
+              <w:pStyle w:val="af"/>
+              <w:ind w:firstLineChars="0" w:firstLine="0"/>
+            </w:pPr>
+            <w:r>
+              <w:t>显式有害文本</w:t>
+            </w:r>
+          </w:p>
+        </w:tc>
+      </w:tr>
+      <w:tr>
+        <w:tc>
+          <w:tcPr>
+            <w:tcW w:w="4247" w:type="dxa"/>
+          </w:tcPr>
+          <w:p>
+            <w:pPr>
+              <w:pStyle w:val="af"/>
+              <w:ind w:firstLineChars="0" w:firstLine="0"/>
+            </w:pPr>
+            <w:r>
+              <w:t>meme_harm</w:t>
+            </w:r>
+          </w:p>
+        </w:tc>
+        <w:tc>
+          <w:tcPr>
+            <w:tcW w:w="4247" w:type="dxa"/>
+          </w:tcPr>
+          <w:p>
+            <w:pPr>
+              <w:pStyle w:val="af"/>
+              <w:ind w:firstLineChars="0" w:firstLine="0"/>
+            </w:pPr>
+            <w:r>
+              <w:t>模因式攻击文本</w:t>
+            </w:r>
+          </w:p>
+        </w:tc>
+      </w:tr>
+      <w:tr>
+        <w:tc>
+          <w:tcPr>
+            <w:tcW w:w="4247" w:type="dxa"/>
+          </w:tcPr>
+          <w:p>
+            <w:pPr>
+              <w:pStyle w:val="af"/>
+              <w:ind w:firstLineChars="0" w:firstLine="0"/>
+            </w:pPr>
+            <w:r>
+              <w:t>implicit_group_attack</w:t>
+            </w:r>
+          </w:p>
+        </w:tc>
+        <w:tc>
+          <w:tcPr>
+            <w:tcW w:w="4247" w:type="dxa"/>
+          </w:tcPr>
+          <w:p>
+            <w:pPr>
+              <w:pStyle w:val="af"/>
+              <w:ind w:firstLineChars="0" w:firstLine="0"/>
+            </w:pPr>
+            <w:r>
+              <w:t>隐含群体攻击文本</w:t>
+            </w:r>
+          </w:p>
+        </w:tc>
+      </w:tr>
+    </w:tbl>
+    <w:p>
+      <w:pPr>
+        <w:pStyle w:val="af"/>
+      </w:pPr>
+      <w:r>
+        <w:t>通过这种分类方式，本文能够在统一框架下比较不同模型在各类场景中的判断差异。</w:t>
+      </w:r>
+    </w:p>
+    <w:p>
+      <w:pPr>
+        <w:pStyle w:val="1111"/>
+      </w:pPr>
+      <w:r>
+        <w:t>4.3.3 三种模型在人工测试集上的总体表现</w:t>
+      </w:r>
+    </w:p>
+    <w:p>
+      <w:pPr>
+        <w:pStyle w:val="af"/>
+      </w:pPr>
+      <w:r>
+        <w:t>在人工测试集上，三种模型的总体准确率分别为：</w:t>
+      </w:r>
+    </w:p>
+    <w:p>
+      <w:pPr>
+        <w:pStyle w:val="af"/>
+        <w:ind w:firstLineChars="0" w:firstLine="0"/>
+        <w:jc w:val="center"/>
+      </w:pPr>
+      <w:r>
+        <w:rPr>
+          <w:rFonts w:ascii="黑体" w:eastAsia="黑体" w:hint="eastAsia"/>
+          <w:bCs/>
+          <w:color w:val="000000"/>
+          <w:szCs w:val="21"/>
+        </w:rPr>
+        <w:t>表</w:t>
+      </w:r>
+      <w:r>
+        <w:rPr>
+          <w:rFonts w:ascii="黑体" w:eastAsia="黑体"/>
+          <w:bCs/>
+          <w:color w:val="000000"/>
+          <w:szCs w:val="21"/>
+        </w:rPr>
+        <w:t>4</w:t>
+      </w:r>
+      <w:r>
+        <w:rPr>
+          <w:rFonts w:ascii="黑体" w:eastAsia="黑体" w:hint="eastAsia"/>
+          <w:bCs/>
+          <w:color w:val="000000"/>
+          <w:szCs w:val="21"/>
+        </w:rPr>
+        <w:t xml:space="preserve">-1  </w:t>
+      </w:r>
+      <w:r>
+        <w:rPr>
+          <w:rFonts w:ascii="黑体" w:eastAsia="黑体"/>
+          <w:bCs/>
+          <w:color w:val="000000"/>
+          <w:szCs w:val="21"/>
+        </w:rPr>
+        <w:t>人工测试集</w:t>
+      </w:r>
+      <w:r>
+        <w:rPr>
+          <w:rFonts w:ascii="黑体" w:eastAsia="黑体" w:hint="eastAsia"/>
+          <w:bCs/>
+          <w:color w:val="000000"/>
+          <w:szCs w:val="21"/>
+        </w:rPr>
+        <w:t>准确率</w:t>
+      </w:r>
+    </w:p>
+    <w:tbl>
+      <w:tblPr>
+        <w:tblStyle w:val="af3"/>
+        <w:tblW w:w="0" w:type="auto"/>
+        <w:tblLook w:val="04A0" w:firstRow="1" w:lastRow="0" w:firstColumn="1" w:lastColumn="0" w:noHBand="0" w:noVBand="1"/>
+      </w:tblPr>
+      <w:tblGrid>
+        <w:gridCol w:w="4247"/>
+        <w:gridCol w:w="4247"/>
+      </w:tblGrid>
+      <w:tr>
+        <w:tc>
+          <w:tcPr>
+            <w:tcW w:w="4247" w:type="dxa"/>
+          </w:tcPr>
+          <w:p>
+            <w:pPr>
+              <w:pStyle w:val="af"/>
+              <w:ind w:firstLineChars="0" w:firstLine="0"/>
+            </w:pPr>
+            <w:r>
+              <w:t>基线模型</w:t>
+            </w:r>
+          </w:p>
+        </w:tc>
+        <w:tc>
+          <w:tcPr>
+            <w:tcW w:w="4247" w:type="dxa"/>
+          </w:tcPr>
+          <w:p>
+            <w:pPr>
+              <w:pStyle w:val="af"/>
+              <w:ind w:firstLineChars="0" w:firstLine="0"/>
+            </w:pPr>
+            <w:r>
+              <w:t xml:space="preserve">0.7667 </w:t>
+            </w:r>
+          </w:p>
+        </w:tc>
+      </w:tr>
+      <w:tr>
+        <w:tc>
+          <w:tcPr>
+            <w:tcW w:w="4247" w:type="dxa"/>
+          </w:tcPr>
+          <w:p>
+            <w:pPr>
+              <w:pStyle w:val="af"/>
+              <w:ind w:firstLineChars="0" w:firstLine="0"/>
+            </w:pPr>
+            <w:r>
+              <w:t>模因式表达特征模型</w:t>
+            </w:r>
+          </w:p>
+        </w:tc>
+        <w:tc>
+          <w:tcPr>
+            <w:tcW w:w="4247" w:type="dxa"/>
+          </w:tcPr>
+          <w:p>
+            <w:pPr>
+              <w:pStyle w:val="af"/>
+              <w:ind w:firstLineChars="0" w:firstLine="0"/>
+            </w:pPr>
+            <w:r>
+              <w:t xml:space="preserve">0.7333 </w:t>
+            </w:r>
+          </w:p>
+        </w:tc>
+      </w:tr>
+      <w:tr>
+        <w:tc>
+          <w:tcPr>
+            <w:tcW w:w="4247" w:type="dxa"/>
+          </w:tcPr>
+          <w:p>
+            <w:pPr>
+              <w:pStyle w:val="af"/>
+              <w:ind w:firstLineChars="0" w:firstLine="0"/>
+            </w:pPr>
+            <w:r>
+              <w:t>BERT 模型</w:t>
+            </w:r>
+          </w:p>
+        </w:tc>
+        <w:tc>
+          <w:tcPr>
+            <w:tcW w:w="4247" w:type="dxa"/>
+          </w:tcPr>
+          <w:p>
+            <w:pPr>
+              <w:pStyle w:val="af"/>
+              <w:ind w:firstLineChars="0" w:firstLine="0"/>
+            </w:pPr>
+            <w:r>
+              <w:t xml:space="preserve">0.6000 </w:t>
+            </w:r>
+          </w:p>
+        </w:tc>
+      </w:tr>
+    </w:tbl>
+    <w:p>
+      <w:pPr>
+        <w:pStyle w:val="af"/>
+      </w:pPr>
+      <w:r>
+        <w:lastRenderedPageBreak/>
+        <w:t>这一结果与正式测试集中的表现形成了鲜明对比：在正式测试集上，BERT 模型总体性能最佳；但在人工测试集上，BERT 的总体准确率最低。由此可见，模型在标准测试集上的整体优势并不能直接等价于其在特定目标场景中的表现。</w:t>
+      </w:r>
+    </w:p>
+    <w:p>
+      <w:pPr>
+        <w:pStyle w:val="1111"/>
+      </w:pPr>
+      <w:r>
+        <w:t>4.3.4 分类别结果分析</w:t>
+      </w:r>
+    </w:p>
+    <w:p>
+      <w:pPr>
+        <w:pStyle w:val="af"/>
+        <w:ind w:firstLine="482"/>
+        <w:rPr>
+          <w:b/>
+          <w:bCs/>
+        </w:rPr>
+      </w:pPr>
+      <w:r>
+        <w:rPr>
+          <w:b/>
+          <w:bCs/>
+        </w:rPr>
+        <w:t>（1）正常文本与反对语境文本</w:t>
+      </w:r>
+    </w:p>
+    <w:p>
+      <w:pPr>
+        <w:pStyle w:val="af"/>
+      </w:pPr>
+      <w:r>
+        <w:t>在 normal_plain、anti_hate、disagreement 和 safe_meme 等类别中，三种模型整体表现较为稳定。尤其是在“我反对任何形式的歧视言论”“这种说法像是在侮辱别人”等语义上并不属于直接攻击的句子中，经过语境消歧后的传统模型和 BERT 模型都能够给出较为合理的判断。</w:t>
+      </w:r>
+    </w:p>
+    <w:p>
+      <w:pPr>
+        <w:pStyle w:val="af"/>
+      </w:pPr>
+      <w:r>
+        <w:t>这说明，不同模型在面对普通文本、一般分歧表达和反对性语境时，都具备一定的基本区分能力。</w:t>
+      </w:r>
+    </w:p>
+    <w:p>
+      <w:pPr>
+        <w:pStyle w:val="af"/>
+        <w:ind w:firstLine="482"/>
+        <w:rPr>
+          <w:b/>
+          <w:bCs/>
+        </w:rPr>
+      </w:pPr>
+      <w:r>
+        <w:rPr>
+          <w:b/>
+          <w:bCs/>
+        </w:rPr>
+        <w:t>（2）显式有害文本</w:t>
+      </w:r>
+    </w:p>
+    <w:p>
+      <w:pPr>
+        <w:pStyle w:val="af"/>
+      </w:pPr>
+      <w:r>
+        <w:t>在 explicit_harm 类别中，基线模型和模因特征模型能够正确识别一部分显式有害表达，BERT 在部分样例上也表现较好，但并未做到全部正确。这表明，即使是正式测试集表现最好的 BERT，在人工构造的某些显式风险文本上，其判断也存在不稳定现象。</w:t>
+      </w:r>
+    </w:p>
+    <w:p>
+      <w:pPr>
+        <w:pStyle w:val="af"/>
+        <w:ind w:firstLine="482"/>
+        <w:rPr>
+          <w:b/>
+          <w:bCs/>
+        </w:rPr>
+      </w:pPr>
+      <w:r>
+        <w:rPr>
+          <w:b/>
+          <w:bCs/>
+        </w:rPr>
+        <w:t>（3）模因式攻击文本</w:t>
+      </w:r>
+    </w:p>
+    <w:p>
+      <w:pPr>
+        <w:pStyle w:val="af"/>
+      </w:pPr>
+      <w:r>
+        <w:t>在 meme_harm 类别中，模因式表达特征模型相较 BERT 更能体现课题方向。BERT 在这类样例上的表现相对较弱，说明当前微调得到的 BERT 模型更多学习到了“通用有害文本分类”规律，而并未针对模因式表达模式形成稳定的专项识别能力。</w:t>
+      </w:r>
+    </w:p>
+    <w:p>
+      <w:pPr>
+        <w:pStyle w:val="af"/>
+        <w:ind w:firstLine="482"/>
+        <w:rPr>
+          <w:b/>
+          <w:bCs/>
+        </w:rPr>
+      </w:pPr>
+      <w:r>
+        <w:rPr>
+          <w:b/>
+          <w:bCs/>
+        </w:rPr>
+        <w:t>（4）隐含群体攻击文本</w:t>
+      </w:r>
+    </w:p>
+    <w:p>
+      <w:pPr>
+        <w:pStyle w:val="af"/>
+      </w:pPr>
+      <w:r>
+        <w:t>在 implicit_group_attack 类别中，三种模型都存在一定不足，但 BERT 的表现尤其不理想。这说明，当文本不包含强烈显式攻击词，而是通过语境暗示、群体概括和间接表达完成攻击时，当前模型的识别能力仍然有限。</w:t>
+      </w:r>
+    </w:p>
+    <w:p>
+      <w:pPr>
+        <w:pStyle w:val="114"/>
+      </w:pPr>
+      <w:r>
+        <w:t>4.4 三模型结果分析</w:t>
+      </w:r>
+    </w:p>
+    <w:p>
+      <w:pPr>
+        <w:pStyle w:val="1111"/>
+      </w:pPr>
+      <w:r>
+        <w:t>4.4.1 总体性能与目标场景性能的差异</w:t>
+      </w:r>
+    </w:p>
+    <w:p>
+      <w:pPr>
+        <w:pStyle w:val="af"/>
+      </w:pPr>
+      <w:r>
+        <w:t>本文实验中最值得关注的现象是：BERT 在正式测试集上的总体指标最高，但在人工构造的目标场景测试集中却并不占优；模因式表达特征模型虽然总体指标不如 BERT，但在模因式攻击表达和特定场景样例上更具针对性。</w:t>
+      </w:r>
+    </w:p>
+    <w:p>
+      <w:pPr>
+        <w:pStyle w:val="af"/>
+      </w:pPr>
+      <w:r>
+        <w:lastRenderedPageBreak/>
+        <w:t>这一现象说明，总体测试集上的高性能与目标场景下的强适配能力并不完全一致。正式测试集更偏向于标准二分类评价，因此更容易体现预训练语言模型的通用语义优势；而人工测试集则更强调具体模因场景中的表达模式和文本结构，因此更容易体现人工特征设计的专项价值。</w:t>
+      </w:r>
+    </w:p>
+    <w:p>
+      <w:pPr>
+        <w:pStyle w:val="1111"/>
+      </w:pPr>
+      <w:r>
+        <w:t>4.4.2 BERT 模型的优点与局限</w:t>
+      </w:r>
+    </w:p>
+    <w:p>
+      <w:pPr>
+        <w:pStyle w:val="af"/>
+      </w:pPr>
+      <w:r>
+        <w:t>BERT 的主要优点在于其对上下文语义的整体建模能力较强，在正式测试集上的四项指标均优于其他模型，表明其在通用文本分类任务中具有明显优势。</w:t>
+      </w:r>
+    </w:p>
+    <w:p>
+      <w:pPr>
+        <w:pStyle w:val="af"/>
+      </w:pPr>
+      <w:r>
+        <w:t>但 BERT 的局限也同样明显。当前训练数据主要面向一般有害文本分类，而并非专门针对模因式表达构造，因此模型所学习到的更多是“通用风险文本规律”，而不是“模因表达的专项模式”。这使得 BERT 在面对“不是我说”“某些人又开始这一套了”等更接近网络模因表达的样例时，未能体现出预期优势。</w:t>
+      </w:r>
+    </w:p>
+    <w:p>
+      <w:pPr>
+        <w:pStyle w:val="1111"/>
+      </w:pPr>
+      <w:r>
+        <w:t>4.4.3 模因特征模型的价值</w:t>
+      </w:r>
+    </w:p>
+    <w:p>
+      <w:pPr>
+        <w:pStyle w:val="af"/>
+      </w:pPr>
+      <w:r>
+        <w:t>模因式表达特征模型虽然在正式测试集上的总体表现并不突出，但它在人工构造的模因式攻击样例中更能体现课题方向。这说明人工设计的场景特征对于文本模因识别任务具有重要意义。换言之，如果研究目标不仅是构建一个总体指标较高的文本分类器，而是构建一个更贴近文本模因识别场景的模型，那么模因特征模型依然具有重要研究价值。</w:t>
+      </w:r>
+    </w:p>
+    <w:p>
+      <w:pPr>
+        <w:pStyle w:val="1111"/>
+      </w:pPr>
+      <w:r>
+        <w:t>4.4.4 研究结论的合理性</w:t>
+      </w:r>
+    </w:p>
+    <w:p>
+      <w:pPr>
+        <w:pStyle w:val="af"/>
+      </w:pPr>
+      <w:r>
+        <w:t>综合实验结果可以认为，本文三条模型路线各有定位：</w:t>
+      </w:r>
+    </w:p>
+    <w:p>
+      <w:pPr>
+        <w:pStyle w:val="af"/>
+        <w:numPr>
+          <w:ilvl w:val="0"/>
+          <w:numId w:val="18"/>
+        </w:numPr>
+        <w:ind w:firstLineChars="0"/>
+      </w:pPr>
+      <w:r>
+        <w:t>基线模型适合作为稳定、可解释、易实现的初始对照组；</w:t>
+      </w:r>
+    </w:p>
+    <w:p>
+      <w:pPr>
+        <w:pStyle w:val="af"/>
+        <w:numPr>
+          <w:ilvl w:val="0"/>
+          <w:numId w:val="18"/>
+        </w:numPr>
+        <w:ind w:firstLineChars="0"/>
+      </w:pPr>
+      <w:r>
+        <w:t>模因特征模型适合作为面向特定目标场景的增强方案；</w:t>
+      </w:r>
+    </w:p>
+    <w:p>
+      <w:pPr>
+        <w:pStyle w:val="af"/>
+        <w:numPr>
+          <w:ilvl w:val="0"/>
+          <w:numId w:val="18"/>
+        </w:numPr>
+        <w:ind w:firstLineChars="0"/>
+      </w:pPr>
+      <w:r>
+        <w:t>BERT 模型适合作为通用语义分类能力最强的高级模型方案。</w:t>
+      </w:r>
+    </w:p>
+    <w:p>
+      <w:pPr>
+        <w:pStyle w:val="af"/>
+      </w:pPr>
+      <w:r>
+        <w:t>因此，本文并未简单地以“哪一个模型指标最高”作为唯一结论，而是从不同实验场景出发，对三种模型的适用性进行综合评价。这种分析方式更加符合毕业设计论文对研究过程和结果解释的要求。</w:t>
+      </w:r>
+    </w:p>
+    <w:p>
+      <w:pPr>
+        <w:pStyle w:val="af"/>
+      </w:pPr>
+    </w:p>
+    <w:p>
+      <w:pPr>
+        <w:pStyle w:val="af"/>
+      </w:pPr>
+    </w:p>
+    <w:p>
+      <w:pPr>
+        <w:widowControl/>
+        <w:spacing w:line="240" w:lineRule="auto"/>
+        <w:jc w:val="left"/>
+        <w:rPr>
+          <w:rFonts w:ascii="宋体" w:hAnsi="宋体" w:cs="宋体"/>
+        </w:rPr>
+      </w:pPr>
+      <w:r>
+        <w:br w:type="page"/>
+      </w:r>
+    </w:p>
+    <w:p>
+      <w:pPr>
+        <w:pStyle w:val="13"/>
+        <w:rPr>
+          <w:rFonts w:hint="eastAsia"/>
+        </w:rPr>
+      </w:pPr>
+      <w:r>
+        <w:rPr>
+          <w:rFonts w:hint="eastAsia"/>
+        </w:rPr>
+        <w:lastRenderedPageBreak/>
+        <w:t>第5章 总结与展望</w:t>
+      </w:r>
+    </w:p>
+    <w:p>
+      <w:pPr>
+        <w:pStyle w:val="114"/>
+      </w:pPr>
+      <w:r>
+        <w:rPr>
+          <w:rFonts w:hint="eastAsia"/>
+        </w:rPr>
+        <w:t>5.1 研究总结</w:t>
+      </w:r>
+    </w:p>
+    <w:p>
+      <w:pPr>
+        <w:pStyle w:val="af"/>
+        <w:rPr>
+          <w:rFonts w:hint="eastAsia"/>
+        </w:rPr>
+      </w:pPr>
+      <w:r>
+        <w:rPr>
+          <w:rFonts w:hint="eastAsia"/>
+        </w:rPr>
+        <w:t>本文围绕“基于机器学习的文本模因识别系统的研究与设计”这一课题，完成了一个面向中文文本场景的原型系统设计与实现，并从系统构建、模型设计和实验比较三个层面展开了较为完整的研究工作。与仅停留在单一算法实现的任务不同，本文同时关注了工程系统的可运行性和实验分析的可解释性，力求使毕业设计既能够形成一个可展示、可调用的系统原型，又能够在论文层面形成较为完整的研究闭环。</w:t>
+      </w:r>
+    </w:p>
+    <w:p>
+      <w:pPr>
+        <w:pStyle w:val="af"/>
+      </w:pPr>
+      <w:r>
+        <w:rPr>
+          <w:rFonts w:hint="eastAsia"/>
+        </w:rPr>
+        <w:t>首先，在系统实现方面，本文完成了前后端分离架构下的文本识别系统搭建。前端基于 Vue 3 实现，具备文本输入、结果展示、状态提示和历史记录等功能；后端基于 FastAPI 实现，提供了健康检查接口、标签说明接口和预测接口。通过前后端联调，系统已经能够完成从用户输入到模型推理、再到页面展示的完整流程，满足毕业设计在演示和运行层面的基本要求。</w:t>
+      </w:r>
+    </w:p>
+    <w:p>
+      <w:pPr>
+        <w:pStyle w:val="af"/>
+      </w:pPr>
+      <w:r>
+        <w:rPr>
+          <w:rFonts w:hint="eastAsia"/>
+        </w:rPr>
+        <w:t>其次，在模型设计方面，本文围绕同一任务构建了三条模型路线。第一条路线是基线模型，即基于字符级 TF-IDF 与 Logistic Regression 的传统机器学习模型。该模型实现简单、训练快速，能够为后续比较研究提供基础参照。第二条路线是模因式表达特征增强模型，在基线模型基础上引入模板化表达、群体指向、情绪强化、网络化短语和语境消歧等人工特征，用于提高模型对文本模因场景的针对性识别能力。第三条路线是 BERT 模型，采用中文预训练模型 `bert-base-chinese` 进行二分类微调，用于提升系统对上下文语义和复杂文本表达的理解能力。</w:t>
+      </w:r>
+    </w:p>
+    <w:p>
+      <w:pPr>
+        <w:pStyle w:val="af"/>
+      </w:pPr>
+      <w:r>
+        <w:rPr>
+          <w:rFonts w:hint="eastAsia"/>
+        </w:rPr>
+        <w:t>再次，在实验分析方面，本文采用“正式测试集 + 人工测试集”的双重评估方式，对三种模型进行了系统比较。在正式测试集上，BERT 模型取得了最优结果，accuracy 达到 0.8887，F1 值达到 0.8680，说明其在通用中文语义分类任务中具有明显优势。而在人工构造的模因式表达测试集中，实验结果表明总体性能最优的模型不一定最适合目标场景。模因式表达特征模型虽然总体指标不及 BERT，但在模板化攻击表达和隐含群体攻击样例上更贴近课题目标，体现了较强的场景针对性。</w:t>
+      </w:r>
+    </w:p>
+    <w:p>
+      <w:pPr>
+        <w:pStyle w:val="af"/>
+      </w:pPr>
+      <w:r>
+        <w:rPr>
+          <w:rFonts w:hint="eastAsia"/>
+        </w:rPr>
+        <w:t>通过上述研究，本文得到如下几点主要结论：</w:t>
+      </w:r>
+    </w:p>
+    <w:p>
+      <w:pPr>
+        <w:pStyle w:val="af"/>
+        <w:numPr>
+          <w:ilvl w:val="0"/>
+          <w:numId w:val="19"/>
+        </w:numPr>
+        <w:ind w:firstLineChars="0"/>
+        <w:rPr>
+          <w:rFonts w:hint="eastAsia"/>
+        </w:rPr>
+      </w:pPr>
+      <w:r>
+        <w:rPr>
+          <w:rFonts w:hint="eastAsia"/>
+        </w:rPr>
+        <w:lastRenderedPageBreak/>
+        <w:t>面向中文文本场景的模因识别系统可以采用前后端分离架构进行实现，并在工程上形成完整可运行流程；</w:t>
+      </w:r>
+    </w:p>
+    <w:p>
+      <w:pPr>
+        <w:pStyle w:val="af"/>
+        <w:numPr>
+          <w:ilvl w:val="0"/>
+          <w:numId w:val="19"/>
+        </w:numPr>
+        <w:ind w:firstLineChars="0"/>
+        <w:rPr>
+          <w:rFonts w:hint="eastAsia"/>
+        </w:rPr>
+      </w:pPr>
+      <w:r>
+        <w:rPr>
+          <w:rFonts w:hint="eastAsia"/>
+        </w:rPr>
+        <w:t>基于传统机器学习方法的基线模型能够作为有效的对照组，为后续模型比较提供稳定基础；</w:t>
+      </w:r>
+    </w:p>
+    <w:p>
+      <w:pPr>
+        <w:pStyle w:val="af"/>
+        <w:numPr>
+          <w:ilvl w:val="0"/>
+          <w:numId w:val="19"/>
+        </w:numPr>
+        <w:ind w:firstLineChars="0"/>
+        <w:rPr>
+          <w:rFonts w:hint="eastAsia"/>
+        </w:rPr>
+      </w:pPr>
+      <w:r>
+        <w:rPr>
+          <w:rFonts w:hint="eastAsia"/>
+        </w:rPr>
+        <w:t>人工设计的模因式表达特征虽然未必提升总体指标，但能够增强系统对特定目标场景的适配能力；</w:t>
+      </w:r>
+    </w:p>
+    <w:p>
+      <w:pPr>
+        <w:pStyle w:val="af"/>
+        <w:numPr>
+          <w:ilvl w:val="0"/>
+          <w:numId w:val="19"/>
+        </w:numPr>
+        <w:ind w:firstLineChars="0"/>
+        <w:rPr>
+          <w:rFonts w:hint="eastAsia"/>
+        </w:rPr>
+      </w:pPr>
+      <w:r>
+        <w:rPr>
+          <w:rFonts w:hint="eastAsia"/>
+        </w:rPr>
+        <w:t>BERT 模型在正式测试集上的整体性能最优，说明预训练语言模型在中文语义分类任务上具有显著优势；</w:t>
+      </w:r>
+    </w:p>
+    <w:p>
+      <w:pPr>
+        <w:pStyle w:val="af"/>
+        <w:numPr>
+          <w:ilvl w:val="0"/>
+          <w:numId w:val="19"/>
+        </w:numPr>
+        <w:ind w:firstLineChars="0"/>
+        <w:rPr>
+          <w:rFonts w:hint="eastAsia"/>
+        </w:rPr>
+      </w:pPr>
+      <w:r>
+        <w:rPr>
+          <w:rFonts w:hint="eastAsia"/>
+        </w:rPr>
+        <w:t>总体测试集性能与人工构造目标场景性能并不完全一致，因此在文本模因识别任务中，不能仅依赖标准分类指标，还应结合案例层面的补充分析。</w:t>
+      </w:r>
+    </w:p>
+    <w:p>
+      <w:pPr>
+        <w:pStyle w:val="114"/>
+      </w:pPr>
+    </w:p>
+    <w:p>
+      <w:pPr>
+        <w:pStyle w:val="114"/>
+      </w:pPr>
+      <w:r>
+        <w:rPr>
+          <w:rFonts w:hint="eastAsia"/>
+        </w:rPr>
+        <w:t>5.2 研究不足</w:t>
+      </w:r>
+    </w:p>
+    <w:p>
+      <w:pPr>
+        <w:pStyle w:val="af"/>
+        <w:rPr>
+          <w:rFonts w:hint="eastAsia"/>
+        </w:rPr>
+      </w:pPr>
+      <w:r>
+        <w:rPr>
+          <w:rFonts w:hint="eastAsia"/>
+        </w:rPr>
+        <w:t>虽然本文已经完成了系统搭建和多模型实验比较，但从更严格的研究角度来看，当前工作仍然存在一定不足。</w:t>
+      </w:r>
+    </w:p>
+    <w:p>
+      <w:pPr>
+        <w:pStyle w:val="1111"/>
+      </w:pPr>
+      <w:r>
+        <w:rPr>
+          <w:rFonts w:hint="eastAsia"/>
+        </w:rPr>
+        <w:t>5.2.1 任务范围仍偏向文本风险识别</w:t>
+      </w:r>
+    </w:p>
+    <w:p>
+      <w:pPr>
+        <w:pStyle w:val="af"/>
+        <w:rPr>
+          <w:rFonts w:hint="eastAsia"/>
+        </w:rPr>
+      </w:pPr>
+      <w:r>
+        <w:rPr>
+          <w:rFonts w:hint="eastAsia"/>
+        </w:rPr>
+        <w:t>严格来说，本文当前实现的核心任务更接近“文本模因场景下的有害内容识别”，而不是完整意义上的“模因识别”。模因识别不仅涉及内容是否有害，还可能涉及传播性、可变体性、模仿模式和上下文文化背景等因素。由于本文主要聚焦于文本分类任务，因此在课题实现层面仍然偏重于“风险表达识别”这一子任务。</w:t>
+      </w:r>
+    </w:p>
+    <w:p>
+      <w:pPr>
+        <w:pStyle w:val="1111"/>
+      </w:pPr>
+      <w:r>
+        <w:rPr>
+          <w:rFonts w:hint="eastAsia"/>
+        </w:rPr>
+        <w:t>5.2.2 数据集仍存在局限</w:t>
+      </w:r>
+    </w:p>
+    <w:p>
+      <w:pPr>
+        <w:pStyle w:val="af"/>
+      </w:pPr>
+      <w:r>
+        <w:rPr>
+          <w:rFonts w:hint="eastAsia"/>
+        </w:rPr>
+        <w:t>本文所使用的正式训练数据主要面向一般文本分类任务，并非专门针对“文本模因表达”构建。因此，BERT 模型在正式测试集上表现较好，但在人工构造的模因式表达样例上并未展现同等优势。这说明训练数据与目标场景之间仍存在一定错位。此外，人工测试集虽然有助于观察模型在具体场景中的表现，但其规模和覆盖范围有限，更多体现的是定性分析价值，而非严格统计意义上的最终结论。</w:t>
+      </w:r>
+    </w:p>
+    <w:p>
+      <w:pPr>
+        <w:pStyle w:val="1111"/>
+        <w:rPr>
+          <w:rFonts w:hint="eastAsia"/>
+        </w:rPr>
+      </w:pPr>
+      <w:r>
+        <w:rPr>
+          <w:rFonts w:hint="eastAsia"/>
+        </w:rPr>
+        <w:t>5.2.3 模因特征设计仍较为初步</w:t>
+      </w:r>
+    </w:p>
+    <w:p>
+      <w:pPr>
+        <w:pStyle w:val="af"/>
+      </w:pPr>
+    </w:p>
+    <w:p>
+      <w:pPr>
+        <w:pStyle w:val="af"/>
+        <w:rPr>
+          <w:rFonts w:hint="eastAsia"/>
+        </w:rPr>
+      </w:pPr>
+      <w:r>
+        <w:rPr>
+          <w:rFonts w:hint="eastAsia"/>
+        </w:rPr>
+        <w:lastRenderedPageBreak/>
+        <w:t>本文构造的模因式表达特征已经覆盖了模板化表达、群体标签化、情绪强化、网络化短语和语境消歧等内容，但这些特征设计仍然处于初步阶段。当前人工特征更多依赖经验总结和规则抽取，尚未形成更细粒度、更系统的模因表达知识库，因此对某些隐式表达或更复杂的网络语境仍然难以稳定识别。</w:t>
+      </w:r>
+    </w:p>
+    <w:p>
+      <w:pPr>
+        <w:pStyle w:val="1111"/>
+      </w:pPr>
+      <w:r>
+        <w:rPr>
+          <w:rFonts w:hint="eastAsia"/>
+        </w:rPr>
+        <w:t>5.2.4 系统展示与模型切换功能仍可扩展</w:t>
+      </w:r>
+    </w:p>
+    <w:p>
+      <w:pPr>
+        <w:pStyle w:val="af"/>
+        <w:rPr>
+          <w:rFonts w:hint="eastAsia"/>
+        </w:rPr>
+      </w:pPr>
+      <w:r>
+        <w:rPr>
+          <w:rFonts w:hint="eastAsia"/>
+        </w:rPr>
+        <w:t>虽然系统已经完成基本的前后端联调和结果展示，但在模型切换、模型对比展示和实验结果可视化方面仍有进一步提升空间。例如，当前前端并未完全实现一个可视化的“三模型切换与对比”界面，更多模型比较仍依赖脚本和文档记录。这种方式在研究阶段是可行的，但在系统完整性和可视化表达上仍有改进余地。</w:t>
+      </w:r>
+    </w:p>
+    <w:p>
+      <w:pPr>
+        <w:pStyle w:val="114"/>
+      </w:pPr>
+      <w:r>
+        <w:rPr>
+          <w:rFonts w:hint="eastAsia"/>
+        </w:rPr>
+        <w:t>5.3 未来展望</w:t>
+      </w:r>
+    </w:p>
+    <w:p>
+      <w:pPr>
+        <w:pStyle w:val="af"/>
+      </w:pPr>
+      <w:r>
+        <w:rPr>
+          <w:rFonts w:hint="eastAsia"/>
+        </w:rPr>
+        <w:t>基于上述不足，本文未来可以从以下几个方面继续改进和拓展。</w:t>
+      </w:r>
+    </w:p>
+    <w:p>
+      <w:pPr>
+        <w:pStyle w:val="1111"/>
+      </w:pPr>
+      <w:r>
+        <w:rPr>
+          <w:rFonts w:hint="eastAsia"/>
+        </w:rPr>
+        <w:t>5.3.1 引入更贴近文本模因场景的数据集</w:t>
+      </w:r>
+    </w:p>
+    <w:p>
+      <w:pPr>
+        <w:pStyle w:val="af"/>
+        <w:rPr>
+          <w:rFonts w:hint="eastAsia"/>
+        </w:rPr>
+      </w:pPr>
+      <w:r>
+        <w:rPr>
+          <w:rFonts w:hint="eastAsia"/>
+        </w:rPr>
+        <w:t>后续研究可以尝试构建或引入更贴近中文网络语境的专门数据集，尤其是包含模板化表达、网络梗、群体攻击和隐含讽刺等内容的文本样例。通过提升训练数据与任务场景的匹配程度，有望进一步增强模型在文本模因识别任务中的表现。</w:t>
+      </w:r>
+    </w:p>
+    <w:p>
+      <w:pPr>
+        <w:pStyle w:val="1111"/>
+      </w:pPr>
+      <w:r>
+        <w:rPr>
+          <w:rFonts w:hint="eastAsia"/>
+        </w:rPr>
+        <w:t>5.3.2 优化模因式表达特征设计</w:t>
+      </w:r>
+    </w:p>
+    <w:p>
+      <w:pPr>
+        <w:pStyle w:val="af"/>
+        <w:rPr>
+          <w:rFonts w:hint="eastAsia"/>
+        </w:rPr>
+      </w:pPr>
+      <w:r>
+        <w:rPr>
+          <w:rFonts w:hint="eastAsia"/>
+        </w:rPr>
+        <w:t>在当前人工特征的基础上，后续可进一步细化模板化表达和网络化短语的特征体系，增加更丰富的群体指向模式、语境消歧规则以及更复杂的隐含攻击结构。同时，也可以考虑将人工特征与更强的神经网络表示方法结合，以提高模型在特定场景中的识别稳定性。</w:t>
+      </w:r>
+    </w:p>
+    <w:p>
+      <w:pPr>
+        <w:pStyle w:val="1111"/>
+      </w:pPr>
+      <w:r>
+        <w:rPr>
+          <w:rFonts w:hint="eastAsia"/>
+        </w:rPr>
+        <w:t>5.3.3 尝试更适合中文网络语境的预训练模型</w:t>
+      </w:r>
+    </w:p>
+    <w:p>
+      <w:pPr>
+        <w:pStyle w:val="af"/>
+        <w:rPr>
+          <w:rFonts w:hint="eastAsia"/>
+        </w:rPr>
+      </w:pPr>
+      <w:r>
+        <w:rPr>
+          <w:rFonts w:hint="eastAsia"/>
+        </w:rPr>
+        <w:t>虽然本文选用的 `bert-base-chinese` 已经在正式测试集上表现较好，但其在人工构造模因式样例上的表现仍有不足。未来可以尝试 `RoBERTa`、`MacBERT` 或更适合中文网络语境的预训练模型，并与当前 BERT 模型进行对比，进一步验证不同预训练模型在目标任务中的差异。</w:t>
+      </w:r>
+    </w:p>
+    <w:p>
+      <w:pPr>
+        <w:pStyle w:val="1111"/>
+        <w:rPr>
+          <w:rFonts w:hint="eastAsia"/>
+        </w:rPr>
+      </w:pPr>
+      <w:r>
+        <w:rPr>
+          <w:rFonts w:hint="eastAsia"/>
+        </w:rPr>
+        <w:t>5.3.4 扩展为更完整的模因识别系统</w:t>
+      </w:r>
+    </w:p>
+    <w:p>
+      <w:pPr>
+        <w:pStyle w:val="af"/>
+      </w:pPr>
+    </w:p>
+    <w:p>
+      <w:pPr>
+        <w:pStyle w:val="af"/>
+        <w:rPr>
+          <w:rFonts w:hint="eastAsia"/>
+        </w:rPr>
+      </w:pPr>
+      <w:r>
+        <w:rPr>
+          <w:rFonts w:hint="eastAsia"/>
+        </w:rPr>
+        <w:lastRenderedPageBreak/>
+        <w:t>本文当前主要聚焦文本模态，而现实中的模因往往具有多模态特点。未来研究可以将图片、上下文对话、传播路径和用户互动信息纳入识别框架，构建更完整的多模态模因识别系统。这样不仅能够更准确地反映模因本身的传播特征，也有助于将研究从“文本风险识别”扩展到更严格意义上的“模因识别”任务。</w:t>
+      </w:r>
+    </w:p>
+    <w:p>
+      <w:pPr>
+        <w:pStyle w:val="1111"/>
+      </w:pPr>
+      <w:r>
+        <w:rPr>
+          <w:rFonts w:hint="eastAsia"/>
+        </w:rPr>
+        <w:t>5.3.5 强化系统的工程化与展示能力</w:t>
+      </w:r>
+    </w:p>
+    <w:p>
+      <w:pPr>
+        <w:pStyle w:val="af"/>
+      </w:pPr>
+      <w:r>
+        <w:rPr>
+          <w:rFonts w:hint="eastAsia"/>
+        </w:rPr>
+        <w:t>未来还可以在系统层面增加模型切换面板、实验结果可视化图表、批量预测界面和模型对比页面，使系统从“毕业设计原型”进一步向“可扩展研究平台”发展。这不仅能够提升系统的展示效果，也能增强后续研究和应用中的实用价值。</w:t>
+      </w:r>
+    </w:p>
+    <w:p>
+      <w:pPr>
+        <w:pStyle w:val="113"/>
+        <w:spacing w:line="360" w:lineRule="auto"/>
+      </w:pPr>
+      <w:r>
+        <w:br w:type="page"/>
       </w:r>
       <w:bookmarkEnd w:id="18"/>
       <w:bookmarkEnd w:id="19"/>
       <w:bookmarkEnd w:id="20"/>
-    </w:p>
-    <w:p>
-      <w:pPr>
-        <w:ind w:left="240" w:right="240"/>
+      <w:r>
+        <w:rPr>
+          <w:rFonts w:hint="eastAsia"/>
+        </w:rPr>
+        <w:lastRenderedPageBreak/>
+        <w:t>参考文献</w:t>
+      </w:r>
+    </w:p>
+    <w:p>
+      <w:pPr>
         <w:rPr>
           <w:rFonts w:ascii="宋体" w:hAnsi="宋体"/>
           <w:szCs w:val="21"/>
-          <w:lang w:val="de-DE"/>
         </w:rPr>
       </w:pPr>
     </w:p>
@@ -3904,32 +6807,58 @@
         <w:tabs>
           <w:tab w:val="left" w:pos="420"/>
         </w:tabs>
-        <w:ind w:left="660" w:right="240"/>
         <w:rPr>
           <w:rFonts w:ascii="宋体" w:hAnsi="宋体"/>
           <w:szCs w:val="21"/>
           <w:lang w:val="de-DE"/>
         </w:rPr>
       </w:pPr>
+      <w:bookmarkStart w:id="44" w:name="_Ref228087028"/>
       <w:r>
         <w:rPr>
           <w:rFonts w:ascii="宋体" w:hAnsi="宋体" w:hint="eastAsia"/>
           <w:szCs w:val="21"/>
           <w:lang w:val="de-DE"/>
         </w:rPr>
-        <w:t>Mehmed Kantardzi. 数据挖掘-概念模型方法和算法[M]. 北京: 清华大学出版社, 2003: 12-13.</w:t>
-      </w:r>
-    </w:p>
-    <w:p>
-      <w:pPr>
-        <w:numPr>
-          <w:ilvl w:val="0"/>
-          <w:numId w:val="1"/>
-        </w:numPr>
-        <w:tabs>
-          <w:tab w:val="left" w:pos="420"/>
-        </w:tabs>
-        <w:ind w:left="660" w:right="240"/>
+        <w:t xml:space="preserve">庄美英. </w:t>
+      </w:r>
+      <w:proofErr w:type="gramStart"/>
+      <w:r>
+        <w:rPr>
+          <w:rFonts w:ascii="宋体" w:hAnsi="宋体" w:hint="eastAsia"/>
+          <w:szCs w:val="21"/>
+          <w:lang w:val="de-DE"/>
+        </w:rPr>
+        <w:t>语言模因的</w:t>
+      </w:r>
+      <w:proofErr w:type="gramEnd"/>
+      <w:r>
+        <w:rPr>
+          <w:rFonts w:ascii="宋体" w:hAnsi="宋体" w:hint="eastAsia"/>
+          <w:szCs w:val="21"/>
+          <w:lang w:val="de-DE"/>
+        </w:rPr>
+        <w:t>传播方式和特性[J].湖北广播电视大学学报,2009,29(03):102-103.</w:t>
+      </w:r>
+      <w:bookmarkEnd w:id="44"/>
+    </w:p>
+    <w:p>
+      <w:pPr>
+        <w:widowControl/>
+        <w:ind w:left="155" w:hangingChars="74" w:hanging="155"/>
+        <w:rPr>
+          <w:rFonts w:ascii="宋体" w:hAnsi="宋体"/>
+          <w:sz w:val="21"/>
+          <w:szCs w:val="21"/>
+          <w:lang w:val="de-DE"/>
+        </w:rPr>
+      </w:pPr>
+    </w:p>
+    <w:p>
+      <w:pPr>
+        <w:widowControl/>
+        <w:spacing w:line="240" w:lineRule="auto"/>
+        <w:jc w:val="left"/>
         <w:rPr>
           <w:rFonts w:ascii="宋体" w:hAnsi="宋体"/>
           <w:szCs w:val="21"/>
@@ -3938,183 +6867,47 @@
       </w:pPr>
       <w:r>
         <w:rPr>
+          <w:rFonts w:ascii="宋体" w:hAnsi="宋体"/>
+          <w:szCs w:val="21"/>
+          <w:lang w:val="de-DE"/>
+        </w:rPr>
+        <w:br w:type="page"/>
+      </w:r>
+    </w:p>
+    <w:p>
+      <w:pPr>
+        <w:widowControl/>
+        <w:spacing w:line="240" w:lineRule="auto"/>
+        <w:jc w:val="left"/>
+        <w:rPr>
           <w:rFonts w:ascii="宋体" w:hAnsi="宋体" w:hint="eastAsia"/>
           <w:szCs w:val="21"/>
           <w:lang w:val="de-DE"/>
         </w:rPr>
-        <w:t>韩家炜, 孟小峰. Web挖掘研究[J]. 计算机研究与发展, 2001, 38(4): 405-410.</w:t>
-      </w:r>
-    </w:p>
-    <w:p>
-      <w:pPr>
-        <w:numPr>
-          <w:ilvl w:val="0"/>
-          <w:numId w:val="1"/>
-        </w:numPr>
-        <w:tabs>
-          <w:tab w:val="left" w:pos="420"/>
-        </w:tabs>
-        <w:ind w:left="660" w:right="240"/>
+      </w:pPr>
+    </w:p>
+    <w:p>
+      <w:pPr>
+        <w:ind w:left="240" w:right="240"/>
         <w:rPr>
           <w:rFonts w:ascii="宋体" w:hAnsi="宋体"/>
           <w:szCs w:val="21"/>
           <w:lang w:val="de-DE"/>
         </w:rPr>
       </w:pPr>
-      <w:r>
-        <w:rPr>
-          <w:rFonts w:ascii="宋体" w:hAnsi="宋体" w:hint="eastAsia"/>
-          <w:szCs w:val="21"/>
-        </w:rPr>
-        <w:t xml:space="preserve">Han H, Pei J. </w:t>
-      </w:r>
-      <w:proofErr w:type="spellStart"/>
-      <w:r>
-        <w:rPr>
-          <w:rFonts w:ascii="宋体" w:hAnsi="宋体" w:hint="eastAsia"/>
-          <w:szCs w:val="21"/>
-        </w:rPr>
-        <w:t>Freespan</w:t>
-      </w:r>
-      <w:proofErr w:type="spellEnd"/>
-      <w:r>
-        <w:rPr>
-          <w:rFonts w:ascii="宋体" w:hAnsi="宋体" w:hint="eastAsia"/>
-          <w:szCs w:val="21"/>
-        </w:rPr>
-        <w:t xml:space="preserve">: frequent patten-projected sequential pattern mining[C]. In Proceedings of the 2000 International Conference on Knowledge Discovery and Data Mining </w:t>
-      </w:r>
-      <w:proofErr w:type="gramStart"/>
-      <w:r>
-        <w:rPr>
-          <w:rFonts w:ascii="宋体" w:hAnsi="宋体" w:hint="eastAsia"/>
-          <w:szCs w:val="21"/>
-        </w:rPr>
-        <w:t>( KDD</w:t>
-      </w:r>
-      <w:proofErr w:type="gramEnd"/>
-      <w:r>
-        <w:rPr>
-          <w:rFonts w:ascii="宋体" w:hAnsi="宋体"/>
-          <w:szCs w:val="21"/>
-        </w:rPr>
-        <w:t>’</w:t>
-      </w:r>
-      <w:proofErr w:type="gramStart"/>
-      <w:r>
-        <w:rPr>
-          <w:rFonts w:ascii="宋体" w:hAnsi="宋体" w:hint="eastAsia"/>
-          <w:szCs w:val="21"/>
-        </w:rPr>
-        <w:t>00 )</w:t>
-      </w:r>
-      <w:proofErr w:type="gramEnd"/>
-      <w:r>
-        <w:rPr>
-          <w:rFonts w:ascii="宋体" w:hAnsi="宋体" w:hint="eastAsia"/>
-          <w:szCs w:val="21"/>
-        </w:rPr>
-        <w:t xml:space="preserve">. </w:t>
-      </w:r>
-      <w:r>
-        <w:rPr>
-          <w:rFonts w:ascii="宋体" w:hAnsi="宋体" w:hint="eastAsia"/>
-          <w:szCs w:val="21"/>
-          <w:lang w:val="de-DE"/>
-        </w:rPr>
-        <w:t>Boston: MA, 2000, 355-359.</w:t>
-      </w:r>
-    </w:p>
-    <w:p>
-      <w:pPr>
-        <w:numPr>
-          <w:ilvl w:val="0"/>
-          <w:numId w:val="1"/>
-        </w:numPr>
-        <w:tabs>
-          <w:tab w:val="left" w:pos="420"/>
-        </w:tabs>
-        <w:ind w:left="660" w:right="240"/>
-      </w:pPr>
-      <w:r>
-        <w:rPr>
-          <w:rFonts w:ascii="宋体" w:hAnsi="宋体" w:hint="eastAsia"/>
-          <w:szCs w:val="21"/>
-        </w:rPr>
-        <w:t>钟永江. 中学物理数字化教学资源开发与应用方法研究</w:t>
-      </w:r>
-      <w:r>
-        <w:rPr>
-          <w:rFonts w:ascii="宋体" w:hAnsi="宋体" w:hint="eastAsia"/>
-          <w:szCs w:val="21"/>
-          <w:lang w:val="de-DE"/>
-        </w:rPr>
-        <w:t>[D]</w:t>
-      </w:r>
-      <w:r>
-        <w:rPr>
-          <w:rFonts w:ascii="宋体" w:hAnsi="宋体" w:hint="eastAsia"/>
-          <w:szCs w:val="21"/>
-        </w:rPr>
-        <w:t>. 东北师范大学. 2008.</w:t>
-      </w:r>
-    </w:p>
-    <w:p>
-      <w:pPr>
-        <w:ind w:left="240" w:right="240" w:firstLineChars="200" w:firstLine="480"/>
-        <w:rPr>
-          <w:b/>
-          <w:color w:val="0000FF"/>
-        </w:rPr>
-      </w:pPr>
-      <w:r>
-        <w:rPr>
-          <w:rFonts w:ascii="宋体" w:hAnsi="宋体"/>
-          <w:color w:val="0000FF"/>
-          <w:szCs w:val="21"/>
-          <w:highlight w:val="yellow"/>
-        </w:rPr>
-        <w:t>正文用宋体</w:t>
-      </w:r>
-      <w:r>
-        <w:rPr>
-          <w:rFonts w:ascii="宋体" w:hAnsi="宋体" w:hint="eastAsia"/>
-          <w:color w:val="0000FF"/>
-          <w:szCs w:val="21"/>
-          <w:highlight w:val="yellow"/>
-        </w:rPr>
-        <w:t>五号</w:t>
-      </w:r>
-      <w:r>
-        <w:rPr>
-          <w:rFonts w:ascii="宋体" w:hAnsi="宋体"/>
-          <w:color w:val="0000FF"/>
-          <w:szCs w:val="21"/>
-          <w:highlight w:val="yellow"/>
-        </w:rPr>
-        <w:t>字。</w:t>
-      </w:r>
     </w:p>
     <w:p>
       <w:pPr>
         <w:pStyle w:val="113"/>
         <w:spacing w:line="360" w:lineRule="auto"/>
-        <w:ind w:left="240" w:right="240"/>
-      </w:pPr>
-      <w:r>
-        <w:rPr>
-          <w:b w:val="0"/>
-          <w:color w:val="0000FF"/>
-          <w:sz w:val="24"/>
-        </w:rPr>
-        <w:br w:type="page"/>
-      </w:r>
-      <w:bookmarkStart w:id="44" w:name="_Toc476738078"/>
-      <w:r>
-        <w:rPr>
-          <w:rFonts w:hint="eastAsia"/>
-        </w:rPr>
-        <w:lastRenderedPageBreak/>
+        <w:ind w:right="240"/>
+        <w:jc w:val="both"/>
+      </w:pPr>
+      <w:bookmarkStart w:id="45" w:name="_Toc476738078"/>
+      <w:r>
+        <w:rPr>
+          <w:rFonts w:hint="eastAsia"/>
+        </w:rPr>
         <w:t>致    谢</w:t>
       </w:r>
       <w:bookmarkEnd w:id="21"/>
@@ -4135,7 +6928,7 @@
       <w:bookmarkEnd w:id="36"/>
       <w:bookmarkEnd w:id="37"/>
       <w:bookmarkEnd w:id="38"/>
-      <w:bookmarkEnd w:id="44"/>
+      <w:bookmarkEnd w:id="45"/>
     </w:p>
     <w:p>
       <w:pPr>
@@ -4213,6 +7006,8 @@
       </w:pPr>
     </w:p>
     <w:sectPr>
+      <w:headerReference w:type="default" r:id="rId17"/>
+      <w:footerReference w:type="default" r:id="rId18"/>
       <w:pgSz w:w="11906" w:h="16838"/>
       <w:pgMar w:top="1134" w:right="1701" w:bottom="1134" w:left="1701" w:header="851" w:footer="851" w:gutter="0"/>
       <w:cols w:space="720"/>
@@ -4400,6 +7195,517 @@
 <file path=word/numbering.xml><?xml version="1.0" encoding="utf-8"?>
 <w:numbering xmlns:wpc="http://schemas.microsoft.com/office/word/2010/wordprocessingCanvas" xmlns:cx="http://schemas.microsoft.com/office/drawing/2014/chartex" xmlns:cx1="http://schemas.microsoft.com/office/drawing/2015/9/8/chartex" xmlns:cx2="http://schemas.microsoft.com/office/drawing/2015/10/21/chartex" xmlns:cx3="http://schemas.microsoft.com/office/drawing/2016/5/9/chartex" xmlns:cx4="http://schemas.microsoft.com/office/drawing/2016/5/10/chartex" xmlns:cx5="http://schemas.microsoft.com/office/drawing/2016/5/11/chartex" xmlns:cx6="http://schemas.microsoft.com/office/drawing/2016/5/12/chartex" xmlns:cx7="http://schemas.microsoft.com/office/drawing/2016/5/13/chartex" xmlns:cx8="http://schemas.microsoft.com/office/drawing/2016/5/14/chartex" xmlns:mc="http://schemas.openxmlformats.org/markup-compatibility/2006" xmlns:aink="http://schemas.microsoft.com/office/drawing/2016/ink" xmlns:am3d="http://schemas.microsoft.com/office/drawing/2017/model3d" xmlns:o="urn:schemas-microsoft-com:office:office" xmlns:oel="http://schemas.microsoft.com/office/2019/extlst" xmlns:r="http://schemas.openxmlformats.org/officeDocument/2006/relationships" xmlns:m="http://schemas.openxmlformats.org/officeDocument/2006/math" xmlns:v="urn:schemas-microsoft-com:vml" xmlns:wp14="http://schemas.microsoft.com/office/word/2010/wordprocessingDrawing" xmlns:wp="http://schemas.openxmlformats.org/drawingml/2006/wordprocessingDrawing" xmlns:w10="urn:schemas-microsoft-com:office:word" xmlns:w="http://schemas.openxmlformats.org/wordprocessingml/2006/main" xmlns:w14="http://schemas.microsoft.com/office/word/2010/wordml" xmlns:w15="http://schemas.microsoft.com/office/word/2012/wordml" xmlns:w16cex="http://schemas.microsoft.com/office/word/2018/wordml/cex" xmlns:w16cid="http://schemas.microsoft.com/office/word/2016/wordml/cid" xmlns:w16="http://schemas.microsoft.com/office/word/2018/wordml" xmlns:w16du="http://schemas.microsoft.com/office/word/2023/wordml/word16du" xmlns:w16sdtdh="http://schemas.microsoft.com/office/word/2020/wordml/sdtdatahash" xmlns:w16sdtfl="http://schemas.microsoft.com/office/word/2024/wordml/sdtformatlock" xmlns:w16se="http://schemas.microsoft.com/office/word/2015/wordml/symex" xmlns:wpg="http://schemas.microsoft.com/office/word/2010/wordprocessingGroup" xmlns:wpi="http://schemas.microsoft.com/office/word/2010/wordprocessingInk" xmlns:wne="http://schemas.microsoft.com/office/word/2006/wordml" xmlns:wps="http://schemas.microsoft.com/office/word/2010/wordprocessingShape" mc:Ignorable="w14 w15 w16se w16cid w16 w16cex w16sdtdh w16sdtfl w16du wp14">
   <w:abstractNum w:abstractNumId="0" w15:restartNumberingAfterBreak="0">
+    <w:nsid w:val="0E034901"/>
+    <w:multiLevelType w:val="hybridMultilevel"/>
+    <w:tmpl w:val="02F49C92"/>
+    <w:lvl w:ilvl="0" w:tplc="04090001">
+      <w:start w:val="1"/>
+      <w:numFmt w:val="bullet"/>
+      <w:lvlText w:val=""/>
+      <w:lvlJc w:val="left"/>
+      <w:pPr>
+        <w:ind w:left="920" w:hanging="440"/>
+      </w:pPr>
+      <w:rPr>
+        <w:rFonts w:ascii="Wingdings" w:hAnsi="Wingdings" w:hint="default"/>
+      </w:rPr>
+    </w:lvl>
+    <w:lvl w:ilvl="1" w:tplc="04090003" w:tentative="1">
+      <w:start w:val="1"/>
+      <w:numFmt w:val="bullet"/>
+      <w:lvlText w:val=""/>
+      <w:lvlJc w:val="left"/>
+      <w:pPr>
+        <w:ind w:left="1360" w:hanging="440"/>
+      </w:pPr>
+      <w:rPr>
+        <w:rFonts w:ascii="Wingdings" w:hAnsi="Wingdings" w:hint="default"/>
+      </w:rPr>
+    </w:lvl>
+    <w:lvl w:ilvl="2" w:tplc="04090005" w:tentative="1">
+      <w:start w:val="1"/>
+      <w:numFmt w:val="bullet"/>
+      <w:lvlText w:val=""/>
+      <w:lvlJc w:val="left"/>
+      <w:pPr>
+        <w:ind w:left="1800" w:hanging="440"/>
+      </w:pPr>
+      <w:rPr>
+        <w:rFonts w:ascii="Wingdings" w:hAnsi="Wingdings" w:hint="default"/>
+      </w:rPr>
+    </w:lvl>
+    <w:lvl w:ilvl="3" w:tplc="04090001" w:tentative="1">
+      <w:start w:val="1"/>
+      <w:numFmt w:val="bullet"/>
+      <w:lvlText w:val=""/>
+      <w:lvlJc w:val="left"/>
+      <w:pPr>
+        <w:ind w:left="2240" w:hanging="440"/>
+      </w:pPr>
+      <w:rPr>
+        <w:rFonts w:ascii="Wingdings" w:hAnsi="Wingdings" w:hint="default"/>
+      </w:rPr>
+    </w:lvl>
+    <w:lvl w:ilvl="4" w:tplc="04090003" w:tentative="1">
+      <w:start w:val="1"/>
+      <w:numFmt w:val="bullet"/>
+      <w:lvlText w:val=""/>
+      <w:lvlJc w:val="left"/>
+      <w:pPr>
+        <w:ind w:left="2680" w:hanging="440"/>
+      </w:pPr>
+      <w:rPr>
+        <w:rFonts w:ascii="Wingdings" w:hAnsi="Wingdings" w:hint="default"/>
+      </w:rPr>
+    </w:lvl>
+    <w:lvl w:ilvl="5" w:tplc="04090005" w:tentative="1">
+      <w:start w:val="1"/>
+      <w:numFmt w:val="bullet"/>
+      <w:lvlText w:val=""/>
+      <w:lvlJc w:val="left"/>
+      <w:pPr>
+        <w:ind w:left="3120" w:hanging="440"/>
+      </w:pPr>
+      <w:rPr>
+        <w:rFonts w:ascii="Wingdings" w:hAnsi="Wingdings" w:hint="default"/>
+      </w:rPr>
+    </w:lvl>
+    <w:lvl w:ilvl="6" w:tplc="04090001" w:tentative="1">
+      <w:start w:val="1"/>
+      <w:numFmt w:val="bullet"/>
+      <w:lvlText w:val=""/>
+      <w:lvlJc w:val="left"/>
+      <w:pPr>
+        <w:ind w:left="3560" w:hanging="440"/>
+      </w:pPr>
+      <w:rPr>
+        <w:rFonts w:ascii="Wingdings" w:hAnsi="Wingdings" w:hint="default"/>
+      </w:rPr>
+    </w:lvl>
+    <w:lvl w:ilvl="7" w:tplc="04090003" w:tentative="1">
+      <w:start w:val="1"/>
+      <w:numFmt w:val="bullet"/>
+      <w:lvlText w:val=""/>
+      <w:lvlJc w:val="left"/>
+      <w:pPr>
+        <w:ind w:left="4000" w:hanging="440"/>
+      </w:pPr>
+      <w:rPr>
+        <w:rFonts w:ascii="Wingdings" w:hAnsi="Wingdings" w:hint="default"/>
+      </w:rPr>
+    </w:lvl>
+    <w:lvl w:ilvl="8" w:tplc="04090005" w:tentative="1">
+      <w:start w:val="1"/>
+      <w:numFmt w:val="bullet"/>
+      <w:lvlText w:val=""/>
+      <w:lvlJc w:val="left"/>
+      <w:pPr>
+        <w:ind w:left="4440" w:hanging="440"/>
+      </w:pPr>
+      <w:rPr>
+        <w:rFonts w:ascii="Wingdings" w:hAnsi="Wingdings" w:hint="default"/>
+      </w:rPr>
+    </w:lvl>
+  </w:abstractNum>
+  <w:abstractNum w:abstractNumId="1" w15:restartNumberingAfterBreak="0">
+    <w:nsid w:val="14314F58"/>
+    <w:multiLevelType w:val="hybridMultilevel"/>
+    <w:tmpl w:val="71CE7FC2"/>
+    <w:lvl w:ilvl="0" w:tplc="0409000F">
+      <w:start w:val="1"/>
+      <w:numFmt w:val="decimal"/>
+      <w:lvlText w:val="%1."/>
+      <w:lvlJc w:val="left"/>
+      <w:pPr>
+        <w:ind w:left="440" w:hanging="440"/>
+      </w:pPr>
+    </w:lvl>
+    <w:lvl w:ilvl="1" w:tplc="04090019" w:tentative="1">
+      <w:start w:val="1"/>
+      <w:numFmt w:val="lowerLetter"/>
+      <w:lvlText w:val="%2)"/>
+      <w:lvlJc w:val="left"/>
+      <w:pPr>
+        <w:ind w:left="880" w:hanging="440"/>
+      </w:pPr>
+    </w:lvl>
+    <w:lvl w:ilvl="2" w:tplc="0409001B" w:tentative="1">
+      <w:start w:val="1"/>
+      <w:numFmt w:val="lowerRoman"/>
+      <w:lvlText w:val="%3."/>
+      <w:lvlJc w:val="right"/>
+      <w:pPr>
+        <w:ind w:left="1320" w:hanging="440"/>
+      </w:pPr>
+    </w:lvl>
+    <w:lvl w:ilvl="3" w:tplc="0409000F" w:tentative="1">
+      <w:start w:val="1"/>
+      <w:numFmt w:val="decimal"/>
+      <w:lvlText w:val="%4."/>
+      <w:lvlJc w:val="left"/>
+      <w:pPr>
+        <w:ind w:left="1760" w:hanging="440"/>
+      </w:pPr>
+    </w:lvl>
+    <w:lvl w:ilvl="4" w:tplc="04090019" w:tentative="1">
+      <w:start w:val="1"/>
+      <w:numFmt w:val="lowerLetter"/>
+      <w:lvlText w:val="%5)"/>
+      <w:lvlJc w:val="left"/>
+      <w:pPr>
+        <w:ind w:left="2200" w:hanging="440"/>
+      </w:pPr>
+    </w:lvl>
+    <w:lvl w:ilvl="5" w:tplc="0409001B" w:tentative="1">
+      <w:start w:val="1"/>
+      <w:numFmt w:val="lowerRoman"/>
+      <w:lvlText w:val="%6."/>
+      <w:lvlJc w:val="right"/>
+      <w:pPr>
+        <w:ind w:left="2640" w:hanging="440"/>
+      </w:pPr>
+    </w:lvl>
+    <w:lvl w:ilvl="6" w:tplc="0409000F" w:tentative="1">
+      <w:start w:val="1"/>
+      <w:numFmt w:val="decimal"/>
+      <w:lvlText w:val="%7."/>
+      <w:lvlJc w:val="left"/>
+      <w:pPr>
+        <w:ind w:left="3080" w:hanging="440"/>
+      </w:pPr>
+    </w:lvl>
+    <w:lvl w:ilvl="7" w:tplc="04090019" w:tentative="1">
+      <w:start w:val="1"/>
+      <w:numFmt w:val="lowerLetter"/>
+      <w:lvlText w:val="%8)"/>
+      <w:lvlJc w:val="left"/>
+      <w:pPr>
+        <w:ind w:left="3520" w:hanging="440"/>
+      </w:pPr>
+    </w:lvl>
+    <w:lvl w:ilvl="8" w:tplc="0409001B" w:tentative="1">
+      <w:start w:val="1"/>
+      <w:numFmt w:val="lowerRoman"/>
+      <w:lvlText w:val="%9."/>
+      <w:lvlJc w:val="right"/>
+      <w:pPr>
+        <w:ind w:left="3960" w:hanging="440"/>
+      </w:pPr>
+    </w:lvl>
+  </w:abstractNum>
+  <w:abstractNum w:abstractNumId="2" w15:restartNumberingAfterBreak="0">
+    <w:nsid w:val="159930D8"/>
+    <w:multiLevelType w:val="hybridMultilevel"/>
+    <w:tmpl w:val="F57091AC"/>
+    <w:lvl w:ilvl="0" w:tplc="04090001">
+      <w:start w:val="1"/>
+      <w:numFmt w:val="bullet"/>
+      <w:lvlText w:val=""/>
+      <w:lvlJc w:val="left"/>
+      <w:pPr>
+        <w:ind w:left="920" w:hanging="440"/>
+      </w:pPr>
+      <w:rPr>
+        <w:rFonts w:ascii="Wingdings" w:hAnsi="Wingdings" w:hint="default"/>
+      </w:rPr>
+    </w:lvl>
+    <w:lvl w:ilvl="1" w:tplc="04090003" w:tentative="1">
+      <w:start w:val="1"/>
+      <w:numFmt w:val="bullet"/>
+      <w:lvlText w:val=""/>
+      <w:lvlJc w:val="left"/>
+      <w:pPr>
+        <w:ind w:left="1360" w:hanging="440"/>
+      </w:pPr>
+      <w:rPr>
+        <w:rFonts w:ascii="Wingdings" w:hAnsi="Wingdings" w:hint="default"/>
+      </w:rPr>
+    </w:lvl>
+    <w:lvl w:ilvl="2" w:tplc="04090005" w:tentative="1">
+      <w:start w:val="1"/>
+      <w:numFmt w:val="bullet"/>
+      <w:lvlText w:val=""/>
+      <w:lvlJc w:val="left"/>
+      <w:pPr>
+        <w:ind w:left="1800" w:hanging="440"/>
+      </w:pPr>
+      <w:rPr>
+        <w:rFonts w:ascii="Wingdings" w:hAnsi="Wingdings" w:hint="default"/>
+      </w:rPr>
+    </w:lvl>
+    <w:lvl w:ilvl="3" w:tplc="04090001" w:tentative="1">
+      <w:start w:val="1"/>
+      <w:numFmt w:val="bullet"/>
+      <w:lvlText w:val=""/>
+      <w:lvlJc w:val="left"/>
+      <w:pPr>
+        <w:ind w:left="2240" w:hanging="440"/>
+      </w:pPr>
+      <w:rPr>
+        <w:rFonts w:ascii="Wingdings" w:hAnsi="Wingdings" w:hint="default"/>
+      </w:rPr>
+    </w:lvl>
+    <w:lvl w:ilvl="4" w:tplc="04090003" w:tentative="1">
+      <w:start w:val="1"/>
+      <w:numFmt w:val="bullet"/>
+      <w:lvlText w:val=""/>
+      <w:lvlJc w:val="left"/>
+      <w:pPr>
+        <w:ind w:left="2680" w:hanging="440"/>
+      </w:pPr>
+      <w:rPr>
+        <w:rFonts w:ascii="Wingdings" w:hAnsi="Wingdings" w:hint="default"/>
+      </w:rPr>
+    </w:lvl>
+    <w:lvl w:ilvl="5" w:tplc="04090005" w:tentative="1">
+      <w:start w:val="1"/>
+      <w:numFmt w:val="bullet"/>
+      <w:lvlText w:val=""/>
+      <w:lvlJc w:val="left"/>
+      <w:pPr>
+        <w:ind w:left="3120" w:hanging="440"/>
+      </w:pPr>
+      <w:rPr>
+        <w:rFonts w:ascii="Wingdings" w:hAnsi="Wingdings" w:hint="default"/>
+      </w:rPr>
+    </w:lvl>
+    <w:lvl w:ilvl="6" w:tplc="04090001" w:tentative="1">
+      <w:start w:val="1"/>
+      <w:numFmt w:val="bullet"/>
+      <w:lvlText w:val=""/>
+      <w:lvlJc w:val="left"/>
+      <w:pPr>
+        <w:ind w:left="3560" w:hanging="440"/>
+      </w:pPr>
+      <w:rPr>
+        <w:rFonts w:ascii="Wingdings" w:hAnsi="Wingdings" w:hint="default"/>
+      </w:rPr>
+    </w:lvl>
+    <w:lvl w:ilvl="7" w:tplc="04090003" w:tentative="1">
+      <w:start w:val="1"/>
+      <w:numFmt w:val="bullet"/>
+      <w:lvlText w:val=""/>
+      <w:lvlJc w:val="left"/>
+      <w:pPr>
+        <w:ind w:left="4000" w:hanging="440"/>
+      </w:pPr>
+      <w:rPr>
+        <w:rFonts w:ascii="Wingdings" w:hAnsi="Wingdings" w:hint="default"/>
+      </w:rPr>
+    </w:lvl>
+    <w:lvl w:ilvl="8" w:tplc="04090005" w:tentative="1">
+      <w:start w:val="1"/>
+      <w:numFmt w:val="bullet"/>
+      <w:lvlText w:val=""/>
+      <w:lvlJc w:val="left"/>
+      <w:pPr>
+        <w:ind w:left="4440" w:hanging="440"/>
+      </w:pPr>
+      <w:rPr>
+        <w:rFonts w:ascii="Wingdings" w:hAnsi="Wingdings" w:hint="default"/>
+      </w:rPr>
+    </w:lvl>
+  </w:abstractNum>
+  <w:abstractNum w:abstractNumId="3" w15:restartNumberingAfterBreak="0">
+    <w:nsid w:val="1D190306"/>
+    <w:multiLevelType w:val="multilevel"/>
+    <w:tmpl w:val="496AD91C"/>
+    <w:lvl w:ilvl="0">
+      <w:start w:val="1"/>
+      <w:numFmt w:val="decimal"/>
+      <w:lvlText w:val="%1."/>
+      <w:lvlJc w:val="left"/>
+      <w:pPr>
+        <w:tabs>
+          <w:tab w:val="num" w:pos="720"/>
+        </w:tabs>
+        <w:ind w:left="720" w:hanging="360"/>
+      </w:pPr>
+    </w:lvl>
+    <w:lvl w:ilvl="1" w:tentative="1">
+      <w:start w:val="1"/>
+      <w:numFmt w:val="decimal"/>
+      <w:lvlText w:val="%2."/>
+      <w:lvlJc w:val="left"/>
+      <w:pPr>
+        <w:tabs>
+          <w:tab w:val="num" w:pos="1440"/>
+        </w:tabs>
+        <w:ind w:left="1440" w:hanging="360"/>
+      </w:pPr>
+    </w:lvl>
+    <w:lvl w:ilvl="2" w:tentative="1">
+      <w:start w:val="1"/>
+      <w:numFmt w:val="decimal"/>
+      <w:lvlText w:val="%3."/>
+      <w:lvlJc w:val="left"/>
+      <w:pPr>
+        <w:tabs>
+          <w:tab w:val="num" w:pos="2160"/>
+        </w:tabs>
+        <w:ind w:left="2160" w:hanging="360"/>
+      </w:pPr>
+    </w:lvl>
+    <w:lvl w:ilvl="3" w:tentative="1">
+      <w:start w:val="1"/>
+      <w:numFmt w:val="decimal"/>
+      <w:lvlText w:val="%4."/>
+      <w:lvlJc w:val="left"/>
+      <w:pPr>
+        <w:tabs>
+          <w:tab w:val="num" w:pos="2880"/>
+        </w:tabs>
+        <w:ind w:left="2880" w:hanging="360"/>
+      </w:pPr>
+    </w:lvl>
+    <w:lvl w:ilvl="4" w:tentative="1">
+      <w:start w:val="1"/>
+      <w:numFmt w:val="decimal"/>
+      <w:lvlText w:val="%5."/>
+      <w:lvlJc w:val="left"/>
+      <w:pPr>
+        <w:tabs>
+          <w:tab w:val="num" w:pos="3600"/>
+        </w:tabs>
+        <w:ind w:left="3600" w:hanging="360"/>
+      </w:pPr>
+    </w:lvl>
+    <w:lvl w:ilvl="5" w:tentative="1">
+      <w:start w:val="1"/>
+      <w:numFmt w:val="decimal"/>
+      <w:lvlText w:val="%6."/>
+      <w:lvlJc w:val="left"/>
+      <w:pPr>
+        <w:tabs>
+          <w:tab w:val="num" w:pos="4320"/>
+        </w:tabs>
+        <w:ind w:left="4320" w:hanging="360"/>
+      </w:pPr>
+    </w:lvl>
+    <w:lvl w:ilvl="6" w:tentative="1">
+      <w:start w:val="1"/>
+      <w:numFmt w:val="decimal"/>
+      <w:lvlText w:val="%7."/>
+      <w:lvlJc w:val="left"/>
+      <w:pPr>
+        <w:tabs>
+          <w:tab w:val="num" w:pos="5040"/>
+        </w:tabs>
+        <w:ind w:left="5040" w:hanging="360"/>
+      </w:pPr>
+    </w:lvl>
+    <w:lvl w:ilvl="7" w:tentative="1">
+      <w:start w:val="1"/>
+      <w:numFmt w:val="decimal"/>
+      <w:lvlText w:val="%8."/>
+      <w:lvlJc w:val="left"/>
+      <w:pPr>
+        <w:tabs>
+          <w:tab w:val="num" w:pos="5760"/>
+        </w:tabs>
+        <w:ind w:left="5760" w:hanging="360"/>
+      </w:pPr>
+    </w:lvl>
+    <w:lvl w:ilvl="8" w:tentative="1">
+      <w:start w:val="1"/>
+      <w:numFmt w:val="decimal"/>
+      <w:lvlText w:val="%9."/>
+      <w:lvlJc w:val="left"/>
+      <w:pPr>
+        <w:tabs>
+          <w:tab w:val="num" w:pos="6480"/>
+        </w:tabs>
+        <w:ind w:left="6480" w:hanging="360"/>
+      </w:pPr>
+    </w:lvl>
+  </w:abstractNum>
+  <w:abstractNum w:abstractNumId="4" w15:restartNumberingAfterBreak="0">
+    <w:nsid w:val="241618B1"/>
+    <w:multiLevelType w:val="hybridMultilevel"/>
+    <w:tmpl w:val="C74405DE"/>
+    <w:lvl w:ilvl="0" w:tplc="0409000F">
+      <w:start w:val="1"/>
+      <w:numFmt w:val="decimal"/>
+      <w:lvlText w:val="%1."/>
+      <w:lvlJc w:val="left"/>
+      <w:pPr>
+        <w:ind w:left="920" w:hanging="440"/>
+      </w:pPr>
+    </w:lvl>
+    <w:lvl w:ilvl="1" w:tplc="04090019" w:tentative="1">
+      <w:start w:val="1"/>
+      <w:numFmt w:val="lowerLetter"/>
+      <w:lvlText w:val="%2)"/>
+      <w:lvlJc w:val="left"/>
+      <w:pPr>
+        <w:ind w:left="1360" w:hanging="440"/>
+      </w:pPr>
+    </w:lvl>
+    <w:lvl w:ilvl="2" w:tplc="0409001B" w:tentative="1">
+      <w:start w:val="1"/>
+      <w:numFmt w:val="lowerRoman"/>
+      <w:lvlText w:val="%3."/>
+      <w:lvlJc w:val="right"/>
+      <w:pPr>
+        <w:ind w:left="1800" w:hanging="440"/>
+      </w:pPr>
+    </w:lvl>
+    <w:lvl w:ilvl="3" w:tplc="0409000F" w:tentative="1">
+      <w:start w:val="1"/>
+      <w:numFmt w:val="decimal"/>
+      <w:lvlText w:val="%4."/>
+      <w:lvlJc w:val="left"/>
+      <w:pPr>
+        <w:ind w:left="2240" w:hanging="440"/>
+      </w:pPr>
+    </w:lvl>
+    <w:lvl w:ilvl="4" w:tplc="04090019" w:tentative="1">
+      <w:start w:val="1"/>
+      <w:numFmt w:val="lowerLetter"/>
+      <w:lvlText w:val="%5)"/>
+      <w:lvlJc w:val="left"/>
+      <w:pPr>
+        <w:ind w:left="2680" w:hanging="440"/>
+      </w:pPr>
+    </w:lvl>
+    <w:lvl w:ilvl="5" w:tplc="0409001B" w:tentative="1">
+      <w:start w:val="1"/>
+      <w:numFmt w:val="lowerRoman"/>
+      <w:lvlText w:val="%6."/>
+      <w:lvlJc w:val="right"/>
+      <w:pPr>
+        <w:ind w:left="3120" w:hanging="440"/>
+      </w:pPr>
+    </w:lvl>
+    <w:lvl w:ilvl="6" w:tplc="0409000F" w:tentative="1">
+      <w:start w:val="1"/>
+      <w:numFmt w:val="decimal"/>
+      <w:lvlText w:val="%7."/>
+      <w:lvlJc w:val="left"/>
+      <w:pPr>
+        <w:ind w:left="3560" w:hanging="440"/>
+      </w:pPr>
+    </w:lvl>
+    <w:lvl w:ilvl="7" w:tplc="04090019" w:tentative="1">
+      <w:start w:val="1"/>
+      <w:numFmt w:val="lowerLetter"/>
+      <w:lvlText w:val="%8)"/>
+      <w:lvlJc w:val="left"/>
+      <w:pPr>
+        <w:ind w:left="4000" w:hanging="440"/>
+      </w:pPr>
+    </w:lvl>
+    <w:lvl w:ilvl="8" w:tplc="0409001B" w:tentative="1">
+      <w:start w:val="1"/>
+      <w:numFmt w:val="lowerRoman"/>
+      <w:lvlText w:val="%9."/>
+      <w:lvlJc w:val="right"/>
+      <w:pPr>
+        <w:ind w:left="4440" w:hanging="440"/>
+      </w:pPr>
+    </w:lvl>
+  </w:abstractNum>
+  <w:abstractNum w:abstractNumId="5" w15:restartNumberingAfterBreak="0">
     <w:nsid w:val="29182EDF"/>
     <w:multiLevelType w:val="multilevel"/>
     <w:tmpl w:val="CB064046"/>
@@ -4512,7 +7818,120 @@
       </w:pPr>
     </w:lvl>
   </w:abstractNum>
-  <w:abstractNum w:abstractNumId="1" w15:restartNumberingAfterBreak="0">
+  <w:abstractNum w:abstractNumId="6" w15:restartNumberingAfterBreak="0">
+    <w:nsid w:val="31425EA0"/>
+    <w:multiLevelType w:val="multilevel"/>
+    <w:tmpl w:val="E372315E"/>
+    <w:lvl w:ilvl="0">
+      <w:start w:val="1"/>
+      <w:numFmt w:val="decimal"/>
+      <w:lvlText w:val="%1."/>
+      <w:lvlJc w:val="left"/>
+      <w:pPr>
+        <w:tabs>
+          <w:tab w:val="num" w:pos="720"/>
+        </w:tabs>
+        <w:ind w:left="720" w:hanging="360"/>
+      </w:pPr>
+    </w:lvl>
+    <w:lvl w:ilvl="1" w:tentative="1">
+      <w:start w:val="1"/>
+      <w:numFmt w:val="decimal"/>
+      <w:lvlText w:val="%2."/>
+      <w:lvlJc w:val="left"/>
+      <w:pPr>
+        <w:tabs>
+          <w:tab w:val="num" w:pos="1440"/>
+        </w:tabs>
+        <w:ind w:left="1440" w:hanging="360"/>
+      </w:pPr>
+    </w:lvl>
+    <w:lvl w:ilvl="2" w:tentative="1">
+      <w:start w:val="1"/>
+      <w:numFmt w:val="decimal"/>
+      <w:lvlText w:val="%3."/>
+      <w:lvlJc w:val="left"/>
+      <w:pPr>
+        <w:tabs>
+          <w:tab w:val="num" w:pos="2160"/>
+        </w:tabs>
+        <w:ind w:left="2160" w:hanging="360"/>
+      </w:pPr>
+    </w:lvl>
+    <w:lvl w:ilvl="3" w:tentative="1">
+      <w:start w:val="1"/>
+      <w:numFmt w:val="decimal"/>
+      <w:lvlText w:val="%4."/>
+      <w:lvlJc w:val="left"/>
+      <w:pPr>
+        <w:tabs>
+          <w:tab w:val="num" w:pos="2880"/>
+        </w:tabs>
+        <w:ind w:left="2880" w:hanging="360"/>
+      </w:pPr>
+    </w:lvl>
+    <w:lvl w:ilvl="4" w:tentative="1">
+      <w:start w:val="1"/>
+      <w:numFmt w:val="decimal"/>
+      <w:lvlText w:val="%5."/>
+      <w:lvlJc w:val="left"/>
+      <w:pPr>
+        <w:tabs>
+          <w:tab w:val="num" w:pos="3600"/>
+        </w:tabs>
+        <w:ind w:left="3600" w:hanging="360"/>
+      </w:pPr>
+    </w:lvl>
+    <w:lvl w:ilvl="5" w:tentative="1">
+      <w:start w:val="1"/>
+      <w:numFmt w:val="decimal"/>
+      <w:lvlText w:val="%6."/>
+      <w:lvlJc w:val="left"/>
+      <w:pPr>
+        <w:tabs>
+          <w:tab w:val="num" w:pos="4320"/>
+        </w:tabs>
+        <w:ind w:left="4320" w:hanging="360"/>
+      </w:pPr>
+    </w:lvl>
+    <w:lvl w:ilvl="6" w:tentative="1">
+      <w:start w:val="1"/>
+      <w:numFmt w:val="decimal"/>
+      <w:lvlText w:val="%7."/>
+      <w:lvlJc w:val="left"/>
+      <w:pPr>
+        <w:tabs>
+          <w:tab w:val="num" w:pos="5040"/>
+        </w:tabs>
+        <w:ind w:left="5040" w:hanging="360"/>
+      </w:pPr>
+    </w:lvl>
+    <w:lvl w:ilvl="7" w:tentative="1">
+      <w:start w:val="1"/>
+      <w:numFmt w:val="decimal"/>
+      <w:lvlText w:val="%8."/>
+      <w:lvlJc w:val="left"/>
+      <w:pPr>
+        <w:tabs>
+          <w:tab w:val="num" w:pos="5760"/>
+        </w:tabs>
+        <w:ind w:left="5760" w:hanging="360"/>
+      </w:pPr>
+    </w:lvl>
+    <w:lvl w:ilvl="8" w:tentative="1">
+      <w:start w:val="1"/>
+      <w:numFmt w:val="decimal"/>
+      <w:lvlText w:val="%9."/>
+      <w:lvlJc w:val="left"/>
+      <w:pPr>
+        <w:tabs>
+          <w:tab w:val="num" w:pos="6480"/>
+        </w:tabs>
+        <w:ind w:left="6480" w:hanging="360"/>
+      </w:pPr>
+    </w:lvl>
+  </w:abstractNum>
+  <w:abstractNum w:abstractNumId="7" w15:restartNumberingAfterBreak="0">
     <w:nsid w:val="31B51A0F"/>
     <w:multiLevelType w:val="hybridMultilevel"/>
     <w:tmpl w:val="1102C16C"/>
@@ -4601,7 +8020,463 @@
       </w:pPr>
     </w:lvl>
   </w:abstractNum>
-  <w:abstractNum w:abstractNumId="2" w15:restartNumberingAfterBreak="0">
+  <w:abstractNum w:abstractNumId="8" w15:restartNumberingAfterBreak="0">
+    <w:nsid w:val="362E4CED"/>
+    <w:multiLevelType w:val="hybridMultilevel"/>
+    <w:tmpl w:val="BEF08E4A"/>
+    <w:lvl w:ilvl="0" w:tplc="04090001">
+      <w:start w:val="1"/>
+      <w:numFmt w:val="bullet"/>
+      <w:lvlText w:val=""/>
+      <w:lvlJc w:val="left"/>
+      <w:pPr>
+        <w:ind w:left="920" w:hanging="440"/>
+      </w:pPr>
+      <w:rPr>
+        <w:rFonts w:ascii="Wingdings" w:hAnsi="Wingdings" w:hint="default"/>
+      </w:rPr>
+    </w:lvl>
+    <w:lvl w:ilvl="1" w:tplc="04090003" w:tentative="1">
+      <w:start w:val="1"/>
+      <w:numFmt w:val="bullet"/>
+      <w:lvlText w:val=""/>
+      <w:lvlJc w:val="left"/>
+      <w:pPr>
+        <w:ind w:left="1360" w:hanging="440"/>
+      </w:pPr>
+      <w:rPr>
+        <w:rFonts w:ascii="Wingdings" w:hAnsi="Wingdings" w:hint="default"/>
+      </w:rPr>
+    </w:lvl>
+    <w:lvl w:ilvl="2" w:tplc="04090005" w:tentative="1">
+      <w:start w:val="1"/>
+      <w:numFmt w:val="bullet"/>
+      <w:lvlText w:val=""/>
+      <w:lvlJc w:val="left"/>
+      <w:pPr>
+        <w:ind w:left="1800" w:hanging="440"/>
+      </w:pPr>
+      <w:rPr>
+        <w:rFonts w:ascii="Wingdings" w:hAnsi="Wingdings" w:hint="default"/>
+      </w:rPr>
+    </w:lvl>
+    <w:lvl w:ilvl="3" w:tplc="04090001" w:tentative="1">
+      <w:start w:val="1"/>
+      <w:numFmt w:val="bullet"/>
+      <w:lvlText w:val=""/>
+      <w:lvlJc w:val="left"/>
+      <w:pPr>
+        <w:ind w:left="2240" w:hanging="440"/>
+      </w:pPr>
+      <w:rPr>
+        <w:rFonts w:ascii="Wingdings" w:hAnsi="Wingdings" w:hint="default"/>
+      </w:rPr>
+    </w:lvl>
+    <w:lvl w:ilvl="4" w:tplc="04090003" w:tentative="1">
+      <w:start w:val="1"/>
+      <w:numFmt w:val="bullet"/>
+      <w:lvlText w:val=""/>
+      <w:lvlJc w:val="left"/>
+      <w:pPr>
+        <w:ind w:left="2680" w:hanging="440"/>
+      </w:pPr>
+      <w:rPr>
+        <w:rFonts w:ascii="Wingdings" w:hAnsi="Wingdings" w:hint="default"/>
+      </w:rPr>
+    </w:lvl>
+    <w:lvl w:ilvl="5" w:tplc="04090005" w:tentative="1">
+      <w:start w:val="1"/>
+      <w:numFmt w:val="bullet"/>
+      <w:lvlText w:val=""/>
+      <w:lvlJc w:val="left"/>
+      <w:pPr>
+        <w:ind w:left="3120" w:hanging="440"/>
+      </w:pPr>
+      <w:rPr>
+        <w:rFonts w:ascii="Wingdings" w:hAnsi="Wingdings" w:hint="default"/>
+      </w:rPr>
+    </w:lvl>
+    <w:lvl w:ilvl="6" w:tplc="04090001" w:tentative="1">
+      <w:start w:val="1"/>
+      <w:numFmt w:val="bullet"/>
+      <w:lvlText w:val=""/>
+      <w:lvlJc w:val="left"/>
+      <w:pPr>
+        <w:ind w:left="3560" w:hanging="440"/>
+      </w:pPr>
+      <w:rPr>
+        <w:rFonts w:ascii="Wingdings" w:hAnsi="Wingdings" w:hint="default"/>
+      </w:rPr>
+    </w:lvl>
+    <w:lvl w:ilvl="7" w:tplc="04090003" w:tentative="1">
+      <w:start w:val="1"/>
+      <w:numFmt w:val="bullet"/>
+      <w:lvlText w:val=""/>
+      <w:lvlJc w:val="left"/>
+      <w:pPr>
+        <w:ind w:left="4000" w:hanging="440"/>
+      </w:pPr>
+      <w:rPr>
+        <w:rFonts w:ascii="Wingdings" w:hAnsi="Wingdings" w:hint="default"/>
+      </w:rPr>
+    </w:lvl>
+    <w:lvl w:ilvl="8" w:tplc="04090005" w:tentative="1">
+      <w:start w:val="1"/>
+      <w:numFmt w:val="bullet"/>
+      <w:lvlText w:val=""/>
+      <w:lvlJc w:val="left"/>
+      <w:pPr>
+        <w:ind w:left="4440" w:hanging="440"/>
+      </w:pPr>
+      <w:rPr>
+        <w:rFonts w:ascii="Wingdings" w:hAnsi="Wingdings" w:hint="default"/>
+      </w:rPr>
+    </w:lvl>
+  </w:abstractNum>
+  <w:abstractNum w:abstractNumId="9" w15:restartNumberingAfterBreak="0">
+    <w:nsid w:val="38FA1813"/>
+    <w:multiLevelType w:val="multilevel"/>
+    <w:tmpl w:val="A5B48D0C"/>
+    <w:lvl w:ilvl="0">
+      <w:start w:val="1"/>
+      <w:numFmt w:val="decimal"/>
+      <w:lvlText w:val="%1."/>
+      <w:lvlJc w:val="left"/>
+      <w:pPr>
+        <w:tabs>
+          <w:tab w:val="num" w:pos="720"/>
+        </w:tabs>
+        <w:ind w:left="720" w:hanging="360"/>
+      </w:pPr>
+    </w:lvl>
+    <w:lvl w:ilvl="1" w:tentative="1">
+      <w:start w:val="1"/>
+      <w:numFmt w:val="decimal"/>
+      <w:lvlText w:val="%2."/>
+      <w:lvlJc w:val="left"/>
+      <w:pPr>
+        <w:tabs>
+          <w:tab w:val="num" w:pos="1440"/>
+        </w:tabs>
+        <w:ind w:left="1440" w:hanging="360"/>
+      </w:pPr>
+    </w:lvl>
+    <w:lvl w:ilvl="2" w:tentative="1">
+      <w:start w:val="1"/>
+      <w:numFmt w:val="decimal"/>
+      <w:lvlText w:val="%3."/>
+      <w:lvlJc w:val="left"/>
+      <w:pPr>
+        <w:tabs>
+          <w:tab w:val="num" w:pos="2160"/>
+        </w:tabs>
+        <w:ind w:left="2160" w:hanging="360"/>
+      </w:pPr>
+    </w:lvl>
+    <w:lvl w:ilvl="3" w:tentative="1">
+      <w:start w:val="1"/>
+      <w:numFmt w:val="decimal"/>
+      <w:lvlText w:val="%4."/>
+      <w:lvlJc w:val="left"/>
+      <w:pPr>
+        <w:tabs>
+          <w:tab w:val="num" w:pos="2880"/>
+        </w:tabs>
+        <w:ind w:left="2880" w:hanging="360"/>
+      </w:pPr>
+    </w:lvl>
+    <w:lvl w:ilvl="4" w:tentative="1">
+      <w:start w:val="1"/>
+      <w:numFmt w:val="decimal"/>
+      <w:lvlText w:val="%5."/>
+      <w:lvlJc w:val="left"/>
+      <w:pPr>
+        <w:tabs>
+          <w:tab w:val="num" w:pos="3600"/>
+        </w:tabs>
+        <w:ind w:left="3600" w:hanging="360"/>
+      </w:pPr>
+    </w:lvl>
+    <w:lvl w:ilvl="5" w:tentative="1">
+      <w:start w:val="1"/>
+      <w:numFmt w:val="decimal"/>
+      <w:lvlText w:val="%6."/>
+      <w:lvlJc w:val="left"/>
+      <w:pPr>
+        <w:tabs>
+          <w:tab w:val="num" w:pos="4320"/>
+        </w:tabs>
+        <w:ind w:left="4320" w:hanging="360"/>
+      </w:pPr>
+    </w:lvl>
+    <w:lvl w:ilvl="6" w:tentative="1">
+      <w:start w:val="1"/>
+      <w:numFmt w:val="decimal"/>
+      <w:lvlText w:val="%7."/>
+      <w:lvlJc w:val="left"/>
+      <w:pPr>
+        <w:tabs>
+          <w:tab w:val="num" w:pos="5040"/>
+        </w:tabs>
+        <w:ind w:left="5040" w:hanging="360"/>
+      </w:pPr>
+    </w:lvl>
+    <w:lvl w:ilvl="7" w:tentative="1">
+      <w:start w:val="1"/>
+      <w:numFmt w:val="decimal"/>
+      <w:lvlText w:val="%8."/>
+      <w:lvlJc w:val="left"/>
+      <w:pPr>
+        <w:tabs>
+          <w:tab w:val="num" w:pos="5760"/>
+        </w:tabs>
+        <w:ind w:left="5760" w:hanging="360"/>
+      </w:pPr>
+    </w:lvl>
+    <w:lvl w:ilvl="8" w:tentative="1">
+      <w:start w:val="1"/>
+      <w:numFmt w:val="decimal"/>
+      <w:lvlText w:val="%9."/>
+      <w:lvlJc w:val="left"/>
+      <w:pPr>
+        <w:tabs>
+          <w:tab w:val="num" w:pos="6480"/>
+        </w:tabs>
+        <w:ind w:left="6480" w:hanging="360"/>
+      </w:pPr>
+    </w:lvl>
+  </w:abstractNum>
+  <w:abstractNum w:abstractNumId="10" w15:restartNumberingAfterBreak="0">
+    <w:nsid w:val="3C2D4646"/>
+    <w:multiLevelType w:val="multilevel"/>
+    <w:tmpl w:val="72C6B348"/>
+    <w:lvl w:ilvl="0">
+      <w:start w:val="1"/>
+      <w:numFmt w:val="decimal"/>
+      <w:lvlText w:val="%1."/>
+      <w:lvlJc w:val="left"/>
+      <w:pPr>
+        <w:tabs>
+          <w:tab w:val="num" w:pos="720"/>
+        </w:tabs>
+        <w:ind w:left="720" w:hanging="360"/>
+      </w:pPr>
+    </w:lvl>
+    <w:lvl w:ilvl="1">
+      <w:start w:val="1"/>
+      <w:numFmt w:val="bullet"/>
+      <w:lvlText w:val="o"/>
+      <w:lvlJc w:val="left"/>
+      <w:pPr>
+        <w:tabs>
+          <w:tab w:val="num" w:pos="1440"/>
+        </w:tabs>
+        <w:ind w:left="1440" w:hanging="360"/>
+      </w:pPr>
+      <w:rPr>
+        <w:rFonts w:ascii="Courier New" w:hAnsi="Courier New" w:hint="default"/>
+        <w:sz w:val="20"/>
+      </w:rPr>
+    </w:lvl>
+    <w:lvl w:ilvl="2" w:tentative="1">
+      <w:start w:val="1"/>
+      <w:numFmt w:val="decimal"/>
+      <w:lvlText w:val="%3."/>
+      <w:lvlJc w:val="left"/>
+      <w:pPr>
+        <w:tabs>
+          <w:tab w:val="num" w:pos="2160"/>
+        </w:tabs>
+        <w:ind w:left="2160" w:hanging="360"/>
+      </w:pPr>
+    </w:lvl>
+    <w:lvl w:ilvl="3" w:tentative="1">
+      <w:start w:val="1"/>
+      <w:numFmt w:val="decimal"/>
+      <w:lvlText w:val="%4."/>
+      <w:lvlJc w:val="left"/>
+      <w:pPr>
+        <w:tabs>
+          <w:tab w:val="num" w:pos="2880"/>
+        </w:tabs>
+        <w:ind w:left="2880" w:hanging="360"/>
+      </w:pPr>
+    </w:lvl>
+    <w:lvl w:ilvl="4" w:tentative="1">
+      <w:start w:val="1"/>
+      <w:numFmt w:val="decimal"/>
+      <w:lvlText w:val="%5."/>
+      <w:lvlJc w:val="left"/>
+      <w:pPr>
+        <w:tabs>
+          <w:tab w:val="num" w:pos="3600"/>
+        </w:tabs>
+        <w:ind w:left="3600" w:hanging="360"/>
+      </w:pPr>
+    </w:lvl>
+    <w:lvl w:ilvl="5" w:tentative="1">
+      <w:start w:val="1"/>
+      <w:numFmt w:val="decimal"/>
+      <w:lvlText w:val="%6."/>
+      <w:lvlJc w:val="left"/>
+      <w:pPr>
+        <w:tabs>
+          <w:tab w:val="num" w:pos="4320"/>
+        </w:tabs>
+        <w:ind w:left="4320" w:hanging="360"/>
+      </w:pPr>
+    </w:lvl>
+    <w:lvl w:ilvl="6" w:tentative="1">
+      <w:start w:val="1"/>
+      <w:numFmt w:val="decimal"/>
+      <w:lvlText w:val="%7."/>
+      <w:lvlJc w:val="left"/>
+      <w:pPr>
+        <w:tabs>
+          <w:tab w:val="num" w:pos="5040"/>
+        </w:tabs>
+        <w:ind w:left="5040" w:hanging="360"/>
+      </w:pPr>
+    </w:lvl>
+    <w:lvl w:ilvl="7" w:tentative="1">
+      <w:start w:val="1"/>
+      <w:numFmt w:val="decimal"/>
+      <w:lvlText w:val="%8."/>
+      <w:lvlJc w:val="left"/>
+      <w:pPr>
+        <w:tabs>
+          <w:tab w:val="num" w:pos="5760"/>
+        </w:tabs>
+        <w:ind w:left="5760" w:hanging="360"/>
+      </w:pPr>
+    </w:lvl>
+    <w:lvl w:ilvl="8" w:tentative="1">
+      <w:start w:val="1"/>
+      <w:numFmt w:val="decimal"/>
+      <w:lvlText w:val="%9."/>
+      <w:lvlJc w:val="left"/>
+      <w:pPr>
+        <w:tabs>
+          <w:tab w:val="num" w:pos="6480"/>
+        </w:tabs>
+        <w:ind w:left="6480" w:hanging="360"/>
+      </w:pPr>
+    </w:lvl>
+  </w:abstractNum>
+  <w:abstractNum w:abstractNumId="11" w15:restartNumberingAfterBreak="0">
+    <w:nsid w:val="44EC6052"/>
+    <w:multiLevelType w:val="multilevel"/>
+    <w:tmpl w:val="C4C8D410"/>
+    <w:lvl w:ilvl="0">
+      <w:start w:val="1"/>
+      <w:numFmt w:val="decimal"/>
+      <w:lvlText w:val="%1."/>
+      <w:lvlJc w:val="left"/>
+      <w:pPr>
+        <w:tabs>
+          <w:tab w:val="num" w:pos="720"/>
+        </w:tabs>
+        <w:ind w:left="720" w:hanging="360"/>
+      </w:pPr>
+    </w:lvl>
+    <w:lvl w:ilvl="1" w:tentative="1">
+      <w:start w:val="1"/>
+      <w:numFmt w:val="decimal"/>
+      <w:lvlText w:val="%2."/>
+      <w:lvlJc w:val="left"/>
+      <w:pPr>
+        <w:tabs>
+          <w:tab w:val="num" w:pos="1440"/>
+        </w:tabs>
+        <w:ind w:left="1440" w:hanging="360"/>
+      </w:pPr>
+    </w:lvl>
+    <w:lvl w:ilvl="2" w:tentative="1">
+      <w:start w:val="1"/>
+      <w:numFmt w:val="decimal"/>
+      <w:lvlText w:val="%3."/>
+      <w:lvlJc w:val="left"/>
+      <w:pPr>
+        <w:tabs>
+          <w:tab w:val="num" w:pos="2160"/>
+        </w:tabs>
+        <w:ind w:left="2160" w:hanging="360"/>
+      </w:pPr>
+    </w:lvl>
+    <w:lvl w:ilvl="3" w:tentative="1">
+      <w:start w:val="1"/>
+      <w:numFmt w:val="decimal"/>
+      <w:lvlText w:val="%4."/>
+      <w:lvlJc w:val="left"/>
+      <w:pPr>
+        <w:tabs>
+          <w:tab w:val="num" w:pos="2880"/>
+        </w:tabs>
+        <w:ind w:left="2880" w:hanging="360"/>
+      </w:pPr>
+    </w:lvl>
+    <w:lvl w:ilvl="4" w:tentative="1">
+      <w:start w:val="1"/>
+      <w:numFmt w:val="decimal"/>
+      <w:lvlText w:val="%5."/>
+      <w:lvlJc w:val="left"/>
+      <w:pPr>
+        <w:tabs>
+          <w:tab w:val="num" w:pos="3600"/>
+        </w:tabs>
+        <w:ind w:left="3600" w:hanging="360"/>
+      </w:pPr>
+    </w:lvl>
+    <w:lvl w:ilvl="5" w:tentative="1">
+      <w:start w:val="1"/>
+      <w:numFmt w:val="decimal"/>
+      <w:lvlText w:val="%6."/>
+      <w:lvlJc w:val="left"/>
+      <w:pPr>
+        <w:tabs>
+          <w:tab w:val="num" w:pos="4320"/>
+        </w:tabs>
+        <w:ind w:left="4320" w:hanging="360"/>
+      </w:pPr>
+    </w:lvl>
+    <w:lvl w:ilvl="6" w:tentative="1">
+      <w:start w:val="1"/>
+      <w:numFmt w:val="decimal"/>
+      <w:lvlText w:val="%7."/>
+      <w:lvlJc w:val="left"/>
+      <w:pPr>
+        <w:tabs>
+          <w:tab w:val="num" w:pos="5040"/>
+        </w:tabs>
+        <w:ind w:left="5040" w:hanging="360"/>
+      </w:pPr>
+    </w:lvl>
+    <w:lvl w:ilvl="7" w:tentative="1">
+      <w:start w:val="1"/>
+      <w:numFmt w:val="decimal"/>
+      <w:lvlText w:val="%8."/>
+      <w:lvlJc w:val="left"/>
+      <w:pPr>
+        <w:tabs>
+          <w:tab w:val="num" w:pos="5760"/>
+        </w:tabs>
+        <w:ind w:left="5760" w:hanging="360"/>
+      </w:pPr>
+    </w:lvl>
+    <w:lvl w:ilvl="8" w:tentative="1">
+      <w:start w:val="1"/>
+      <w:numFmt w:val="decimal"/>
+      <w:lvlText w:val="%9."/>
+      <w:lvlJc w:val="left"/>
+      <w:pPr>
+        <w:tabs>
+          <w:tab w:val="num" w:pos="6480"/>
+        </w:tabs>
+        <w:ind w:left="6480" w:hanging="360"/>
+      </w:pPr>
+    </w:lvl>
+  </w:abstractNum>
+  <w:abstractNum w:abstractNumId="12" w15:restartNumberingAfterBreak="0">
     <w:nsid w:val="4CA943E6"/>
     <w:multiLevelType w:val="multilevel"/>
     <w:tmpl w:val="2C60DB64"/>
@@ -4714,7 +8589,7 @@
       </w:pPr>
     </w:lvl>
   </w:abstractNum>
-  <w:abstractNum w:abstractNumId="3" w15:restartNumberingAfterBreak="0">
+  <w:abstractNum w:abstractNumId="13" w15:restartNumberingAfterBreak="0">
     <w:nsid w:val="4FCD2BE4"/>
     <w:multiLevelType w:val="multilevel"/>
     <w:tmpl w:val="168C7CC4"/>
@@ -4863,7 +8738,408 @@
       </w:rPr>
     </w:lvl>
   </w:abstractNum>
-  <w:abstractNum w:abstractNumId="4" w15:restartNumberingAfterBreak="0">
+  <w:abstractNum w:abstractNumId="14" w15:restartNumberingAfterBreak="0">
+    <w:nsid w:val="644B6054"/>
+    <w:multiLevelType w:val="hybridMultilevel"/>
+    <w:tmpl w:val="700AC5A2"/>
+    <w:lvl w:ilvl="0" w:tplc="0409000F">
+      <w:start w:val="1"/>
+      <w:numFmt w:val="decimal"/>
+      <w:lvlText w:val="%1."/>
+      <w:lvlJc w:val="left"/>
+      <w:pPr>
+        <w:ind w:left="440" w:hanging="440"/>
+      </w:pPr>
+    </w:lvl>
+    <w:lvl w:ilvl="1" w:tplc="04090019" w:tentative="1">
+      <w:start w:val="1"/>
+      <w:numFmt w:val="lowerLetter"/>
+      <w:lvlText w:val="%2)"/>
+      <w:lvlJc w:val="left"/>
+      <w:pPr>
+        <w:ind w:left="880" w:hanging="440"/>
+      </w:pPr>
+    </w:lvl>
+    <w:lvl w:ilvl="2" w:tplc="0409001B" w:tentative="1">
+      <w:start w:val="1"/>
+      <w:numFmt w:val="lowerRoman"/>
+      <w:lvlText w:val="%3."/>
+      <w:lvlJc w:val="right"/>
+      <w:pPr>
+        <w:ind w:left="1320" w:hanging="440"/>
+      </w:pPr>
+    </w:lvl>
+    <w:lvl w:ilvl="3" w:tplc="0409000F" w:tentative="1">
+      <w:start w:val="1"/>
+      <w:numFmt w:val="decimal"/>
+      <w:lvlText w:val="%4."/>
+      <w:lvlJc w:val="left"/>
+      <w:pPr>
+        <w:ind w:left="1760" w:hanging="440"/>
+      </w:pPr>
+    </w:lvl>
+    <w:lvl w:ilvl="4" w:tplc="04090019" w:tentative="1">
+      <w:start w:val="1"/>
+      <w:numFmt w:val="lowerLetter"/>
+      <w:lvlText w:val="%5)"/>
+      <w:lvlJc w:val="left"/>
+      <w:pPr>
+        <w:ind w:left="2200" w:hanging="440"/>
+      </w:pPr>
+    </w:lvl>
+    <w:lvl w:ilvl="5" w:tplc="0409001B" w:tentative="1">
+      <w:start w:val="1"/>
+      <w:numFmt w:val="lowerRoman"/>
+      <w:lvlText w:val="%6."/>
+      <w:lvlJc w:val="right"/>
+      <w:pPr>
+        <w:ind w:left="2640" w:hanging="440"/>
+      </w:pPr>
+    </w:lvl>
+    <w:lvl w:ilvl="6" w:tplc="0409000F" w:tentative="1">
+      <w:start w:val="1"/>
+      <w:numFmt w:val="decimal"/>
+      <w:lvlText w:val="%7."/>
+      <w:lvlJc w:val="left"/>
+      <w:pPr>
+        <w:ind w:left="3080" w:hanging="440"/>
+      </w:pPr>
+    </w:lvl>
+    <w:lvl w:ilvl="7" w:tplc="04090019" w:tentative="1">
+      <w:start w:val="1"/>
+      <w:numFmt w:val="lowerLetter"/>
+      <w:lvlText w:val="%8)"/>
+      <w:lvlJc w:val="left"/>
+      <w:pPr>
+        <w:ind w:left="3520" w:hanging="440"/>
+      </w:pPr>
+    </w:lvl>
+    <w:lvl w:ilvl="8" w:tplc="0409001B" w:tentative="1">
+      <w:start w:val="1"/>
+      <w:numFmt w:val="lowerRoman"/>
+      <w:lvlText w:val="%9."/>
+      <w:lvlJc w:val="right"/>
+      <w:pPr>
+        <w:ind w:left="3960" w:hanging="440"/>
+      </w:pPr>
+    </w:lvl>
+  </w:abstractNum>
+  <w:abstractNum w:abstractNumId="15" w15:restartNumberingAfterBreak="0">
+    <w:nsid w:val="69E77DBB"/>
+    <w:multiLevelType w:val="hybridMultilevel"/>
+    <w:tmpl w:val="7A768BC6"/>
+    <w:lvl w:ilvl="0" w:tplc="04090001">
+      <w:start w:val="1"/>
+      <w:numFmt w:val="bullet"/>
+      <w:lvlText w:val=""/>
+      <w:lvlJc w:val="left"/>
+      <w:pPr>
+        <w:ind w:left="920" w:hanging="440"/>
+      </w:pPr>
+      <w:rPr>
+        <w:rFonts w:ascii="Wingdings" w:hAnsi="Wingdings" w:hint="default"/>
+      </w:rPr>
+    </w:lvl>
+    <w:lvl w:ilvl="1" w:tplc="FFFFFFFF" w:tentative="1">
+      <w:start w:val="1"/>
+      <w:numFmt w:val="lowerLetter"/>
+      <w:lvlText w:val="%2)"/>
+      <w:lvlJc w:val="left"/>
+      <w:pPr>
+        <w:ind w:left="1360" w:hanging="440"/>
+      </w:pPr>
+    </w:lvl>
+    <w:lvl w:ilvl="2" w:tplc="FFFFFFFF" w:tentative="1">
+      <w:start w:val="1"/>
+      <w:numFmt w:val="lowerRoman"/>
+      <w:lvlText w:val="%3."/>
+      <w:lvlJc w:val="right"/>
+      <w:pPr>
+        <w:ind w:left="1800" w:hanging="440"/>
+      </w:pPr>
+    </w:lvl>
+    <w:lvl w:ilvl="3" w:tplc="FFFFFFFF" w:tentative="1">
+      <w:start w:val="1"/>
+      <w:numFmt w:val="decimal"/>
+      <w:lvlText w:val="%4."/>
+      <w:lvlJc w:val="left"/>
+      <w:pPr>
+        <w:ind w:left="2240" w:hanging="440"/>
+      </w:pPr>
+    </w:lvl>
+    <w:lvl w:ilvl="4" w:tplc="FFFFFFFF" w:tentative="1">
+      <w:start w:val="1"/>
+      <w:numFmt w:val="lowerLetter"/>
+      <w:lvlText w:val="%5)"/>
+      <w:lvlJc w:val="left"/>
+      <w:pPr>
+        <w:ind w:left="2680" w:hanging="440"/>
+      </w:pPr>
+    </w:lvl>
+    <w:lvl w:ilvl="5" w:tplc="FFFFFFFF" w:tentative="1">
+      <w:start w:val="1"/>
+      <w:numFmt w:val="lowerRoman"/>
+      <w:lvlText w:val="%6."/>
+      <w:lvlJc w:val="right"/>
+      <w:pPr>
+        <w:ind w:left="3120" w:hanging="440"/>
+      </w:pPr>
+    </w:lvl>
+    <w:lvl w:ilvl="6" w:tplc="FFFFFFFF" w:tentative="1">
+      <w:start w:val="1"/>
+      <w:numFmt w:val="decimal"/>
+      <w:lvlText w:val="%7."/>
+      <w:lvlJc w:val="left"/>
+      <w:pPr>
+        <w:ind w:left="3560" w:hanging="440"/>
+      </w:pPr>
+    </w:lvl>
+    <w:lvl w:ilvl="7" w:tplc="FFFFFFFF" w:tentative="1">
+      <w:start w:val="1"/>
+      <w:numFmt w:val="lowerLetter"/>
+      <w:lvlText w:val="%8)"/>
+      <w:lvlJc w:val="left"/>
+      <w:pPr>
+        <w:ind w:left="4000" w:hanging="440"/>
+      </w:pPr>
+    </w:lvl>
+    <w:lvl w:ilvl="8" w:tplc="FFFFFFFF" w:tentative="1">
+      <w:start w:val="1"/>
+      <w:numFmt w:val="lowerRoman"/>
+      <w:lvlText w:val="%9."/>
+      <w:lvlJc w:val="right"/>
+      <w:pPr>
+        <w:ind w:left="4440" w:hanging="440"/>
+      </w:pPr>
+    </w:lvl>
+  </w:abstractNum>
+  <w:abstractNum w:abstractNumId="16" w15:restartNumberingAfterBreak="0">
+    <w:nsid w:val="6F1C6724"/>
+    <w:multiLevelType w:val="hybridMultilevel"/>
+    <w:tmpl w:val="4BB0109C"/>
+    <w:lvl w:ilvl="0" w:tplc="04090001">
+      <w:start w:val="1"/>
+      <w:numFmt w:val="bullet"/>
+      <w:lvlText w:val=""/>
+      <w:lvlJc w:val="left"/>
+      <w:pPr>
+        <w:ind w:left="920" w:hanging="440"/>
+      </w:pPr>
+      <w:rPr>
+        <w:rFonts w:ascii="Wingdings" w:hAnsi="Wingdings" w:hint="default"/>
+      </w:rPr>
+    </w:lvl>
+    <w:lvl w:ilvl="1" w:tplc="04090003" w:tentative="1">
+      <w:start w:val="1"/>
+      <w:numFmt w:val="bullet"/>
+      <w:lvlText w:val=""/>
+      <w:lvlJc w:val="left"/>
+      <w:pPr>
+        <w:ind w:left="1360" w:hanging="440"/>
+      </w:pPr>
+      <w:rPr>
+        <w:rFonts w:ascii="Wingdings" w:hAnsi="Wingdings" w:hint="default"/>
+      </w:rPr>
+    </w:lvl>
+    <w:lvl w:ilvl="2" w:tplc="04090005" w:tentative="1">
+      <w:start w:val="1"/>
+      <w:numFmt w:val="bullet"/>
+      <w:lvlText w:val=""/>
+      <w:lvlJc w:val="left"/>
+      <w:pPr>
+        <w:ind w:left="1800" w:hanging="440"/>
+      </w:pPr>
+      <w:rPr>
+        <w:rFonts w:ascii="Wingdings" w:hAnsi="Wingdings" w:hint="default"/>
+      </w:rPr>
+    </w:lvl>
+    <w:lvl w:ilvl="3" w:tplc="04090001" w:tentative="1">
+      <w:start w:val="1"/>
+      <w:numFmt w:val="bullet"/>
+      <w:lvlText w:val=""/>
+      <w:lvlJc w:val="left"/>
+      <w:pPr>
+        <w:ind w:left="2240" w:hanging="440"/>
+      </w:pPr>
+      <w:rPr>
+        <w:rFonts w:ascii="Wingdings" w:hAnsi="Wingdings" w:hint="default"/>
+      </w:rPr>
+    </w:lvl>
+    <w:lvl w:ilvl="4" w:tplc="04090003" w:tentative="1">
+      <w:start w:val="1"/>
+      <w:numFmt w:val="bullet"/>
+      <w:lvlText w:val=""/>
+      <w:lvlJc w:val="left"/>
+      <w:pPr>
+        <w:ind w:left="2680" w:hanging="440"/>
+      </w:pPr>
+      <w:rPr>
+        <w:rFonts w:ascii="Wingdings" w:hAnsi="Wingdings" w:hint="default"/>
+      </w:rPr>
+    </w:lvl>
+    <w:lvl w:ilvl="5" w:tplc="04090005" w:tentative="1">
+      <w:start w:val="1"/>
+      <w:numFmt w:val="bullet"/>
+      <w:lvlText w:val=""/>
+      <w:lvlJc w:val="left"/>
+      <w:pPr>
+        <w:ind w:left="3120" w:hanging="440"/>
+      </w:pPr>
+      <w:rPr>
+        <w:rFonts w:ascii="Wingdings" w:hAnsi="Wingdings" w:hint="default"/>
+      </w:rPr>
+    </w:lvl>
+    <w:lvl w:ilvl="6" w:tplc="04090001" w:tentative="1">
+      <w:start w:val="1"/>
+      <w:numFmt w:val="bullet"/>
+      <w:lvlText w:val=""/>
+      <w:lvlJc w:val="left"/>
+      <w:pPr>
+        <w:ind w:left="3560" w:hanging="440"/>
+      </w:pPr>
+      <w:rPr>
+        <w:rFonts w:ascii="Wingdings" w:hAnsi="Wingdings" w:hint="default"/>
+      </w:rPr>
+    </w:lvl>
+    <w:lvl w:ilvl="7" w:tplc="04090003" w:tentative="1">
+      <w:start w:val="1"/>
+      <w:numFmt w:val="bullet"/>
+      <w:lvlText w:val=""/>
+      <w:lvlJc w:val="left"/>
+      <w:pPr>
+        <w:ind w:left="4000" w:hanging="440"/>
+      </w:pPr>
+      <w:rPr>
+        <w:rFonts w:ascii="Wingdings" w:hAnsi="Wingdings" w:hint="default"/>
+      </w:rPr>
+    </w:lvl>
+    <w:lvl w:ilvl="8" w:tplc="04090005" w:tentative="1">
+      <w:start w:val="1"/>
+      <w:numFmt w:val="bullet"/>
+      <w:lvlText w:val=""/>
+      <w:lvlJc w:val="left"/>
+      <w:pPr>
+        <w:ind w:left="4440" w:hanging="440"/>
+      </w:pPr>
+      <w:rPr>
+        <w:rFonts w:ascii="Wingdings" w:hAnsi="Wingdings" w:hint="default"/>
+      </w:rPr>
+    </w:lvl>
+  </w:abstractNum>
+  <w:abstractNum w:abstractNumId="17" w15:restartNumberingAfterBreak="0">
+    <w:nsid w:val="71412BA9"/>
+    <w:multiLevelType w:val="multilevel"/>
+    <w:tmpl w:val="36F6C45C"/>
+    <w:lvl w:ilvl="0">
+      <w:start w:val="1"/>
+      <w:numFmt w:val="decimal"/>
+      <w:lvlText w:val="%1."/>
+      <w:lvlJc w:val="left"/>
+      <w:pPr>
+        <w:tabs>
+          <w:tab w:val="num" w:pos="720"/>
+        </w:tabs>
+        <w:ind w:left="720" w:hanging="360"/>
+      </w:pPr>
+    </w:lvl>
+    <w:lvl w:ilvl="1" w:tentative="1">
+      <w:start w:val="1"/>
+      <w:numFmt w:val="decimal"/>
+      <w:lvlText w:val="%2."/>
+      <w:lvlJc w:val="left"/>
+      <w:pPr>
+        <w:tabs>
+          <w:tab w:val="num" w:pos="1440"/>
+        </w:tabs>
+        <w:ind w:left="1440" w:hanging="360"/>
+      </w:pPr>
+    </w:lvl>
+    <w:lvl w:ilvl="2" w:tentative="1">
+      <w:start w:val="1"/>
+      <w:numFmt w:val="decimal"/>
+      <w:lvlText w:val="%3."/>
+      <w:lvlJc w:val="left"/>
+      <w:pPr>
+        <w:tabs>
+          <w:tab w:val="num" w:pos="2160"/>
+        </w:tabs>
+        <w:ind w:left="2160" w:hanging="360"/>
+      </w:pPr>
+    </w:lvl>
+    <w:lvl w:ilvl="3" w:tentative="1">
+      <w:start w:val="1"/>
+      <w:numFmt w:val="decimal"/>
+      <w:lvlText w:val="%4."/>
+      <w:lvlJc w:val="left"/>
+      <w:pPr>
+        <w:tabs>
+          <w:tab w:val="num" w:pos="2880"/>
+        </w:tabs>
+        <w:ind w:left="2880" w:hanging="360"/>
+      </w:pPr>
+    </w:lvl>
+    <w:lvl w:ilvl="4" w:tentative="1">
+      <w:start w:val="1"/>
+      <w:numFmt w:val="decimal"/>
+      <w:lvlText w:val="%5."/>
+      <w:lvlJc w:val="left"/>
+      <w:pPr>
+        <w:tabs>
+          <w:tab w:val="num" w:pos="3600"/>
+        </w:tabs>
+        <w:ind w:left="3600" w:hanging="360"/>
+      </w:pPr>
+    </w:lvl>
+    <w:lvl w:ilvl="5" w:tentative="1">
+      <w:start w:val="1"/>
+      <w:numFmt w:val="decimal"/>
+      <w:lvlText w:val="%6."/>
+      <w:lvlJc w:val="left"/>
+      <w:pPr>
+        <w:tabs>
+          <w:tab w:val="num" w:pos="4320"/>
+        </w:tabs>
+        <w:ind w:left="4320" w:hanging="360"/>
+      </w:pPr>
+    </w:lvl>
+    <w:lvl w:ilvl="6" w:tentative="1">
+      <w:start w:val="1"/>
+      <w:numFmt w:val="decimal"/>
+      <w:lvlText w:val="%7."/>
+      <w:lvlJc w:val="left"/>
+      <w:pPr>
+        <w:tabs>
+          <w:tab w:val="num" w:pos="5040"/>
+        </w:tabs>
+        <w:ind w:left="5040" w:hanging="360"/>
+      </w:pPr>
+    </w:lvl>
+    <w:lvl w:ilvl="7" w:tentative="1">
+      <w:start w:val="1"/>
+      <w:numFmt w:val="decimal"/>
+      <w:lvlText w:val="%8."/>
+      <w:lvlJc w:val="left"/>
+      <w:pPr>
+        <w:tabs>
+          <w:tab w:val="num" w:pos="5760"/>
+        </w:tabs>
+        <w:ind w:left="5760" w:hanging="360"/>
+      </w:pPr>
+    </w:lvl>
+    <w:lvl w:ilvl="8" w:tentative="1">
+      <w:start w:val="1"/>
+      <w:numFmt w:val="decimal"/>
+      <w:lvlText w:val="%9."/>
+      <w:lvlJc w:val="left"/>
+      <w:pPr>
+        <w:tabs>
+          <w:tab w:val="num" w:pos="6480"/>
+        </w:tabs>
+        <w:ind w:left="6480" w:hanging="360"/>
+      </w:pPr>
+    </w:lvl>
+  </w:abstractNum>
+  <w:abstractNum w:abstractNumId="18" w15:restartNumberingAfterBreak="0">
     <w:nsid w:val="77B35448"/>
     <w:multiLevelType w:val="multilevel"/>
     <w:tmpl w:val="77B35448"/>
@@ -4980,20 +9256,178 @@
       </w:pPr>
     </w:lvl>
   </w:abstractNum>
+  <w:abstractNum w:abstractNumId="19" w15:restartNumberingAfterBreak="0">
+    <w:nsid w:val="787B54F1"/>
+    <w:multiLevelType w:val="multilevel"/>
+    <w:tmpl w:val="E69EEAA4"/>
+    <w:lvl w:ilvl="0">
+      <w:start w:val="1"/>
+      <w:numFmt w:val="decimal"/>
+      <w:lvlText w:val="%1."/>
+      <w:lvlJc w:val="left"/>
+      <w:pPr>
+        <w:tabs>
+          <w:tab w:val="num" w:pos="720"/>
+        </w:tabs>
+        <w:ind w:left="720" w:hanging="360"/>
+      </w:pPr>
+    </w:lvl>
+    <w:lvl w:ilvl="1" w:tentative="1">
+      <w:start w:val="1"/>
+      <w:numFmt w:val="decimal"/>
+      <w:lvlText w:val="%2."/>
+      <w:lvlJc w:val="left"/>
+      <w:pPr>
+        <w:tabs>
+          <w:tab w:val="num" w:pos="1440"/>
+        </w:tabs>
+        <w:ind w:left="1440" w:hanging="360"/>
+      </w:pPr>
+    </w:lvl>
+    <w:lvl w:ilvl="2" w:tentative="1">
+      <w:start w:val="1"/>
+      <w:numFmt w:val="decimal"/>
+      <w:lvlText w:val="%3."/>
+      <w:lvlJc w:val="left"/>
+      <w:pPr>
+        <w:tabs>
+          <w:tab w:val="num" w:pos="2160"/>
+        </w:tabs>
+        <w:ind w:left="2160" w:hanging="360"/>
+      </w:pPr>
+    </w:lvl>
+    <w:lvl w:ilvl="3" w:tentative="1">
+      <w:start w:val="1"/>
+      <w:numFmt w:val="decimal"/>
+      <w:lvlText w:val="%4."/>
+      <w:lvlJc w:val="left"/>
+      <w:pPr>
+        <w:tabs>
+          <w:tab w:val="num" w:pos="2880"/>
+        </w:tabs>
+        <w:ind w:left="2880" w:hanging="360"/>
+      </w:pPr>
+    </w:lvl>
+    <w:lvl w:ilvl="4" w:tentative="1">
+      <w:start w:val="1"/>
+      <w:numFmt w:val="decimal"/>
+      <w:lvlText w:val="%5."/>
+      <w:lvlJc w:val="left"/>
+      <w:pPr>
+        <w:tabs>
+          <w:tab w:val="num" w:pos="3600"/>
+        </w:tabs>
+        <w:ind w:left="3600" w:hanging="360"/>
+      </w:pPr>
+    </w:lvl>
+    <w:lvl w:ilvl="5" w:tentative="1">
+      <w:start w:val="1"/>
+      <w:numFmt w:val="decimal"/>
+      <w:lvlText w:val="%6."/>
+      <w:lvlJc w:val="left"/>
+      <w:pPr>
+        <w:tabs>
+          <w:tab w:val="num" w:pos="4320"/>
+        </w:tabs>
+        <w:ind w:left="4320" w:hanging="360"/>
+      </w:pPr>
+    </w:lvl>
+    <w:lvl w:ilvl="6" w:tentative="1">
+      <w:start w:val="1"/>
+      <w:numFmt w:val="decimal"/>
+      <w:lvlText w:val="%7."/>
+      <w:lvlJc w:val="left"/>
+      <w:pPr>
+        <w:tabs>
+          <w:tab w:val="num" w:pos="5040"/>
+        </w:tabs>
+        <w:ind w:left="5040" w:hanging="360"/>
+      </w:pPr>
+    </w:lvl>
+    <w:lvl w:ilvl="7" w:tentative="1">
+      <w:start w:val="1"/>
+      <w:numFmt w:val="decimal"/>
+      <w:lvlText w:val="%8."/>
+      <w:lvlJc w:val="left"/>
+      <w:pPr>
+        <w:tabs>
+          <w:tab w:val="num" w:pos="5760"/>
+        </w:tabs>
+        <w:ind w:left="5760" w:hanging="360"/>
+      </w:pPr>
+    </w:lvl>
+    <w:lvl w:ilvl="8" w:tentative="1">
+      <w:start w:val="1"/>
+      <w:numFmt w:val="decimal"/>
+      <w:lvlText w:val="%9."/>
+      <w:lvlJc w:val="left"/>
+      <w:pPr>
+        <w:tabs>
+          <w:tab w:val="num" w:pos="6480"/>
+        </w:tabs>
+        <w:ind w:left="6480" w:hanging="360"/>
+      </w:pPr>
+    </w:lvl>
+  </w:abstractNum>
   <w:num w:numId="1" w16cid:durableId="1628003591">
+    <w:abstractNumId w:val="18"/>
+  </w:num>
+  <w:num w:numId="2" w16cid:durableId="1790465627">
+    <w:abstractNumId w:val="13"/>
+  </w:num>
+  <w:num w:numId="3" w16cid:durableId="1008681578">
+    <w:abstractNumId w:val="7"/>
+  </w:num>
+  <w:num w:numId="4" w16cid:durableId="195429710">
+    <w:abstractNumId w:val="12"/>
+  </w:num>
+  <w:num w:numId="5" w16cid:durableId="332801769">
+    <w:abstractNumId w:val="5"/>
+  </w:num>
+  <w:num w:numId="6" w16cid:durableId="1685395802">
+    <w:abstractNumId w:val="3"/>
+  </w:num>
+  <w:num w:numId="7" w16cid:durableId="539821527">
+    <w:abstractNumId w:val="10"/>
+  </w:num>
+  <w:num w:numId="8" w16cid:durableId="342318772">
+    <w:abstractNumId w:val="11"/>
+  </w:num>
+  <w:num w:numId="9" w16cid:durableId="412703330">
+    <w:abstractNumId w:val="19"/>
+  </w:num>
+  <w:num w:numId="10" w16cid:durableId="659428285">
+    <w:abstractNumId w:val="6"/>
+  </w:num>
+  <w:num w:numId="11" w16cid:durableId="1195850022">
+    <w:abstractNumId w:val="17"/>
+  </w:num>
+  <w:num w:numId="12" w16cid:durableId="1438015355">
+    <w:abstractNumId w:val="9"/>
+  </w:num>
+  <w:num w:numId="13" w16cid:durableId="42485273">
+    <w:abstractNumId w:val="16"/>
+  </w:num>
+  <w:num w:numId="14" w16cid:durableId="1917520486">
+    <w:abstractNumId w:val="0"/>
+  </w:num>
+  <w:num w:numId="15" w16cid:durableId="794757027">
     <w:abstractNumId w:val="4"/>
   </w:num>
-  <w:num w:numId="2" w16cid:durableId="1790465627">
-    <w:abstractNumId w:val="3"/>
+  <w:num w:numId="16" w16cid:durableId="1207597532">
+    <w:abstractNumId w:val="15"/>
   </w:num>
-  <w:num w:numId="3" w16cid:durableId="1008681578">
+  <w:num w:numId="17" w16cid:durableId="935333618">
+    <w:abstractNumId w:val="2"/>
+  </w:num>
+  <w:num w:numId="18" w16cid:durableId="411969259">
+    <w:abstractNumId w:val="8"/>
+  </w:num>
+  <w:num w:numId="19" w16cid:durableId="1490706154">
     <w:abstractNumId w:val="1"/>
   </w:num>
-  <w:num w:numId="4" w16cid:durableId="195429710">
-    <w:abstractNumId w:val="2"/>
-  </w:num>
-  <w:num w:numId="5" w16cid:durableId="332801769">
-    <w:abstractNumId w:val="0"/>
+  <w:num w:numId="20" w16cid:durableId="1916864501">
+    <w:abstractNumId w:val="14"/>
   </w:num>
 </w:numbering>
 </file>
@@ -5370,10 +9804,32 @@
       <w:szCs w:val="28"/>
     </w:rPr>
   </w:style>
+  <w:style w:type="paragraph" w:styleId="4">
+    <w:name w:val="heading 4"/>
+    <w:basedOn w:val="a"/>
+    <w:next w:val="a"/>
+    <w:link w:val="40"/>
+    <w:semiHidden/>
+    <w:unhideWhenUsed/>
+    <w:qFormat/>
+    <w:rsid w:val="00014FFA"/>
+    <w:pPr>
+      <w:keepNext/>
+      <w:keepLines/>
+      <w:spacing w:before="280" w:after="290" w:line="376" w:lineRule="auto"/>
+      <w:outlineLvl w:val="3"/>
+    </w:pPr>
+    <w:rPr>
+      <w:rFonts w:asciiTheme="majorHAnsi" w:eastAsiaTheme="majorEastAsia" w:hAnsiTheme="majorHAnsi" w:cstheme="majorBidi"/>
+      <w:b/>
+      <w:bCs/>
+      <w:sz w:val="28"/>
+      <w:szCs w:val="28"/>
+    </w:rPr>
+  </w:style>
   <w:style w:type="character" w:default="1" w:styleId="a0">
     <w:name w:val="Default Paragraph Font"/>
     <w:uiPriority w:val="1"/>
-    <w:semiHidden/>
     <w:unhideWhenUsed/>
   </w:style>
   <w:style w:type="table" w:default="1" w:styleId="a1">
@@ -5834,7 +10290,7 @@
     <w:link w:val="14"/>
     <w:autoRedefine/>
     <w:qFormat/>
-    <w:rsid w:val="00C95A00"/>
+    <w:rsid w:val="00992370"/>
     <w:pPr>
       <w:spacing w:line="360" w:lineRule="auto"/>
       <w:jc w:val="center"/>
@@ -5852,7 +10308,7 @@
     <w:name w:val="第1章 标题 字符"/>
     <w:basedOn w:val="a0"/>
     <w:link w:val="13"/>
-    <w:rsid w:val="00C95A00"/>
+    <w:rsid w:val="00992370"/>
     <w:rPr>
       <w:rFonts w:ascii="宋体" w:hAnsi="宋体" w:cs="宋体"/>
       <w:b/>
@@ -5983,6 +10439,36 @@
       <w:kern w:val="2"/>
       <w:sz w:val="24"/>
       <w:szCs w:val="24"/>
+    </w:rPr>
+  </w:style>
+  <w:style w:type="table" w:styleId="af3">
+    <w:name w:val="Table Grid"/>
+    <w:basedOn w:val="a1"/>
+    <w:rsid w:val="001315E0"/>
+    <w:tblPr>
+      <w:tblBorders>
+        <w:top w:val="single" w:sz="4" w:space="0" w:color="auto"/>
+        <w:left w:val="single" w:sz="4" w:space="0" w:color="auto"/>
+        <w:bottom w:val="single" w:sz="4" w:space="0" w:color="auto"/>
+        <w:right w:val="single" w:sz="4" w:space="0" w:color="auto"/>
+        <w:insideH w:val="single" w:sz="4" w:space="0" w:color="auto"/>
+        <w:insideV w:val="single" w:sz="4" w:space="0" w:color="auto"/>
+      </w:tblBorders>
+    </w:tblPr>
+  </w:style>
+  <w:style w:type="character" w:customStyle="1" w:styleId="40">
+    <w:name w:val="标题 4 字符"/>
+    <w:basedOn w:val="a0"/>
+    <w:link w:val="4"/>
+    <w:semiHidden/>
+    <w:rsid w:val="00014FFA"/>
+    <w:rPr>
+      <w:rFonts w:asciiTheme="majorHAnsi" w:eastAsiaTheme="majorEastAsia" w:hAnsiTheme="majorHAnsi" w:cstheme="majorBidi"/>
+      <w:b/>
+      <w:bCs/>
+      <w:kern w:val="2"/>
+      <w:sz w:val="28"/>
+      <w:szCs w:val="28"/>
     </w:rPr>
   </w:style>
 </w:styles>

--- a/res/初稿.docx
+++ b/res/初稿.docx
@@ -7,7 +7,7 @@
         <w:ind w:left="240" w:right="240"/>
         <w:jc w:val="center"/>
         <w:rPr>
-          <w:rFonts w:ascii="黑体" w:eastAsia="黑体" w:hint="eastAsia"/>
+          <w:rFonts w:ascii="黑体" w:eastAsia="黑体"/>
           <w:b/>
           <w:sz w:val="30"/>
           <w:szCs w:val="30"/>
@@ -35,7 +35,25 @@
           <w:sz w:val="28"/>
           <w:szCs w:val="32"/>
         </w:rPr>
-        <w:t>基于机器学习的文本模因识别系统的研究与设计</w:t>
+        <w:t>基于机器学习的</w:t>
+      </w:r>
+      <w:proofErr w:type="gramStart"/>
+      <w:r>
+        <w:rPr>
+          <w:rFonts w:ascii="宋体" w:hAnsi="宋体" w:hint="eastAsia"/>
+          <w:sz w:val="28"/>
+          <w:szCs w:val="32"/>
+        </w:rPr>
+        <w:t>文本模因识别</w:t>
+      </w:r>
+      <w:proofErr w:type="gramEnd"/>
+      <w:r>
+        <w:rPr>
+          <w:rFonts w:ascii="宋体" w:hAnsi="宋体" w:hint="eastAsia"/>
+          <w:sz w:val="28"/>
+          <w:szCs w:val="32"/>
+        </w:rPr>
+        <w:t>系统的研究与设计</w:t>
       </w:r>
     </w:p>
     <w:p>
@@ -661,7 +679,23 @@
         <w:pStyle w:val="af"/>
       </w:pPr>
       <w:r>
-        <w:t>在网络内容治理持续强化的背景下，如何对这类具有传播性、隐含性和变体性的文本内容进行有效识别，已经成为文本内容分析和有害信息治理中的一个重要问题。传统的规则方法虽然实现简单，但容易出现漏检和误判；单纯依赖统计特征的方法在面对复杂语义和模因式表达时又存在局限。因此，结合机器学习、人工特征设计与预训练语言模型，对文本模因场景中的有害表达进行自动识别与分析，具有较强的现实必要性和研究价值</w:t>
+        <w:t>在网络内容治理持续强化的背景下，如何对这类具有传播性、隐含性和变体性的文本内容进行有效识别，已经成为文本内容分析和有害信息治理中的一个重要问题。传统的规则方法虽然实现简单，但容易出现漏检和误判；单纯依赖统计特征的方法在面对复杂语义和模因式表达时又存在局限。因此，结合机器学习、人工特征设计与</w:t>
+      </w:r>
+      <w:proofErr w:type="gramStart"/>
+      <w:r>
+        <w:t>预训练</w:t>
+      </w:r>
+      <w:proofErr w:type="gramEnd"/>
+      <w:r>
+        <w:t>语言模型，对</w:t>
+      </w:r>
+      <w:proofErr w:type="gramStart"/>
+      <w:r>
+        <w:t>文本模因场景</w:t>
+      </w:r>
+      <w:proofErr w:type="gramEnd"/>
+      <w:r>
+        <w:t>中的有害表达进行自动识别与分析，具有较强的现实必要性和研究价值</w:t>
       </w:r>
       <w:r>
         <w:rPr>
@@ -672,11 +706,6 @@
     </w:p>
     <w:p>
       <w:pPr>
-        <w:ind w:left="240" w:right="240"/>
-      </w:pPr>
-    </w:p>
-    <w:p>
-      <w:pPr>
         <w:pStyle w:val="114"/>
       </w:pPr>
       <w:r>
@@ -723,19 +752,19 @@
       </w:r>
       <w:proofErr w:type="gramEnd"/>
       <w:r>
-        <w:t>突出的特征就在于其表达的可复</w:t>
+        <w:t>突出的特征就在于其表达的可复制性、模板化以及快速传播性，这类</w:t>
+      </w:r>
+      <w:proofErr w:type="gramStart"/>
+      <w:r>
+        <w:t>模因往往</w:t>
+      </w:r>
+      <w:proofErr w:type="gramEnd"/>
+      <w:r>
+        <w:t>能够借助简单的句式模板、固定搭</w:t>
       </w:r>
       <w:r>
         <w:lastRenderedPageBreak/>
-        <w:t>制性、模板化以及快速传播性，这类</w:t>
-      </w:r>
-      <w:proofErr w:type="gramStart"/>
-      <w:r>
-        <w:t>模因往往</w:t>
-      </w:r>
-      <w:proofErr w:type="gramEnd"/>
-      <w:r>
-        <w:t>能够借助简单的句式模板、固定搭配，快速在网络空间扩散，其潜在的有害性不容小觑。将文本</w:t>
+        <w:t>配，快速在网络空间扩散，其潜在的有害性不容小觑。将文本</w:t>
       </w:r>
       <w:proofErr w:type="gramStart"/>
       <w:r>
@@ -1549,11 +1578,6 @@
     <w:p>
       <w:pPr>
         <w:pStyle w:val="af"/>
-      </w:pPr>
-    </w:p>
-    <w:p>
-      <w:pPr>
-        <w:pStyle w:val="af"/>
         <w:ind w:firstLineChars="0"/>
       </w:pPr>
       <w:r>
@@ -1607,13 +1631,16 @@
       <w:pPr>
         <w:pStyle w:val="af"/>
       </w:pPr>
-    </w:p>
-    <w:p>
-      <w:pPr>
-        <w:pStyle w:val="af"/>
-      </w:pPr>
-      <w:r>
-        <w:t>换言之，本文并不将系统仅仅定位为一个“模型训练脚本”，而是定位为一个集成了前端交互、后端服务、模型调用与实验分析功能的文本模因识别原型平台。</w:t>
+      <w:r>
+        <w:t>换言之，本文并不将系统仅仅定位为一个“模型训练脚本”，而是定位为一个集成了前端交互、后端服务、模型调用与实验分析功能的</w:t>
+      </w:r>
+      <w:proofErr w:type="gramStart"/>
+      <w:r>
+        <w:t>文本模因识别</w:t>
+      </w:r>
+      <w:proofErr w:type="gramEnd"/>
+      <w:r>
+        <w:t>原型平台。</w:t>
       </w:r>
     </w:p>
     <w:p>
@@ -1642,11 +1669,6 @@
       <w:pPr>
         <w:pStyle w:val="af"/>
       </w:pPr>
-    </w:p>
-    <w:p>
-      <w:pPr>
-        <w:pStyle w:val="af"/>
-      </w:pPr>
       <w:r>
         <w:rPr>
           <w:rFonts w:hint="eastAsia"/>
@@ -1662,34 +1684,29 @@
         <w:rPr>
           <w:rFonts w:hint="eastAsia"/>
         </w:rPr>
+        <w:t>系统需要提供清晰、可交互的文本输入区域，使用户能够输入一句或一段中文文本。为了保证交互体验，输入区域还应支持字数统计、非空校验和示例文本填充等辅助功能，以便用户能够快速体验系统功能。</w:t>
+      </w:r>
+    </w:p>
+    <w:p>
+      <w:pPr>
+        <w:pStyle w:val="af"/>
+      </w:pPr>
+      <w:r>
+        <w:rPr>
+          <w:rFonts w:hint="eastAsia"/>
+        </w:rPr>
+        <w:t>（2）文本预测功能</w:t>
+      </w:r>
+    </w:p>
+    <w:p>
+      <w:pPr>
+        <w:pStyle w:val="af"/>
+      </w:pPr>
+      <w:r>
+        <w:rPr>
+          <w:rFonts w:hint="eastAsia"/>
+        </w:rPr>
         <w:lastRenderedPageBreak/>
-        <w:t>系统需要提供清晰、可交互的文本输入区域，使用户能够输入一句或一段中文文本。为了保证交互体验，输入区域还应支持字数统计、非空校验和示例文本填充等辅助功能，以便用户能够快速体验系统功能。</w:t>
-      </w:r>
-    </w:p>
-    <w:p>
-      <w:pPr>
-        <w:pStyle w:val="af"/>
-      </w:pPr>
-    </w:p>
-    <w:p>
-      <w:pPr>
-        <w:pStyle w:val="af"/>
-      </w:pPr>
-      <w:r>
-        <w:rPr>
-          <w:rFonts w:hint="eastAsia"/>
-        </w:rPr>
-        <w:t>（2）文本预测功能</w:t>
-      </w:r>
-    </w:p>
-    <w:p>
-      <w:pPr>
-        <w:pStyle w:val="af"/>
-      </w:pPr>
-      <w:r>
-        <w:rPr>
-          <w:rFonts w:hint="eastAsia"/>
-        </w:rPr>
         <w:t>系统需要能够接收用户输入的文本，并调用后端预测接口完成分类任务。预测结果应至少包含标签、标签名称和置信分数，以便用户理解系统输出。同时，该功能还应支持模型结果说明，使用户能够对当前输出有基本认知。</w:t>
       </w:r>
     </w:p>
@@ -1697,11 +1714,6 @@
       <w:pPr>
         <w:pStyle w:val="af"/>
       </w:pPr>
-    </w:p>
-    <w:p>
-      <w:pPr>
-        <w:pStyle w:val="af"/>
-      </w:pPr>
       <w:r>
         <w:rPr>
           <w:rFonts w:hint="eastAsia"/>
@@ -1724,11 +1736,6 @@
       <w:pPr>
         <w:pStyle w:val="af"/>
       </w:pPr>
-    </w:p>
-    <w:p>
-      <w:pPr>
-        <w:pStyle w:val="af"/>
-      </w:pPr>
       <w:r>
         <w:rPr>
           <w:rFonts w:hint="eastAsia"/>
@@ -1751,11 +1758,6 @@
       <w:pPr>
         <w:pStyle w:val="af"/>
       </w:pPr>
-    </w:p>
-    <w:p>
-      <w:pPr>
-        <w:pStyle w:val="af"/>
-      </w:pPr>
       <w:r>
         <w:rPr>
           <w:rFonts w:hint="eastAsia"/>
@@ -1805,11 +1807,6 @@
       <w:pPr>
         <w:pStyle w:val="af"/>
       </w:pPr>
-    </w:p>
-    <w:p>
-      <w:pPr>
-        <w:pStyle w:val="af"/>
-      </w:pPr>
       <w:r>
         <w:rPr>
           <w:rFonts w:hint="eastAsia"/>
@@ -1825,61 +1822,51 @@
         <w:rPr>
           <w:rFonts w:hint="eastAsia"/>
         </w:rPr>
+        <w:t>系统界面应尽量简洁明了，避免复杂操作流程，确保用户能够在较短时间内完成输入、提交和查看结果等基本操作。答辩演示时，系统也应能够快速呈现出预测结果，降低操作复杂度。</w:t>
+      </w:r>
+    </w:p>
+    <w:p>
+      <w:pPr>
+        <w:pStyle w:val="af"/>
+      </w:pPr>
+      <w:r>
+        <w:rPr>
+          <w:rFonts w:hint="eastAsia"/>
+        </w:rPr>
+        <w:t>（2）可维护性要求</w:t>
+      </w:r>
+    </w:p>
+    <w:p>
+      <w:pPr>
+        <w:pStyle w:val="af"/>
+      </w:pPr>
+      <w:r>
+        <w:rPr>
+          <w:rFonts w:hint="eastAsia"/>
+        </w:rPr>
+        <w:t>系统应采用清晰的目录结构和模块划分方式。前端、后端、训练脚本、模型产物和实验文档应相对独立，避免各部分高度耦合。这样不仅有助于后期修改和功能扩展，也便于在论文中分别介绍系统实现与实验过程。</w:t>
+      </w:r>
+    </w:p>
+    <w:p>
+      <w:pPr>
+        <w:pStyle w:val="af"/>
+      </w:pPr>
+      <w:r>
+        <w:rPr>
+          <w:rFonts w:hint="eastAsia"/>
+        </w:rPr>
+        <w:t>（3）可扩展性要求</w:t>
+      </w:r>
+    </w:p>
+    <w:p>
+      <w:pPr>
+        <w:pStyle w:val="af"/>
+      </w:pPr>
+      <w:r>
+        <w:rPr>
+          <w:rFonts w:hint="eastAsia"/>
+        </w:rPr>
         <w:lastRenderedPageBreak/>
-        <w:t>系统界面应尽量简洁明了，避免复杂操作流程，确保用户能够在较短时间内完成输入、提交和查看结果等基本操作。答辩演示时，系统也应能够快速呈现出预测结果，降低操作复杂度。</w:t>
-      </w:r>
-    </w:p>
-    <w:p>
-      <w:pPr>
-        <w:pStyle w:val="af"/>
-      </w:pPr>
-    </w:p>
-    <w:p>
-      <w:pPr>
-        <w:pStyle w:val="af"/>
-      </w:pPr>
-      <w:r>
-        <w:rPr>
-          <w:rFonts w:hint="eastAsia"/>
-        </w:rPr>
-        <w:t>（2）可维护性要求</w:t>
-      </w:r>
-    </w:p>
-    <w:p>
-      <w:pPr>
-        <w:pStyle w:val="af"/>
-      </w:pPr>
-      <w:r>
-        <w:rPr>
-          <w:rFonts w:hint="eastAsia"/>
-        </w:rPr>
-        <w:t>系统应采用清晰的目录结构和模块划分方式。前端、后端、训练脚本、模型产物和实验文档应相对独立，避免各部分高度耦合。这样不仅有助于后期修改和功能扩展，也便于在论文中分别介绍系统实现与实验过程。</w:t>
-      </w:r>
-    </w:p>
-    <w:p>
-      <w:pPr>
-        <w:pStyle w:val="af"/>
-      </w:pPr>
-    </w:p>
-    <w:p>
-      <w:pPr>
-        <w:pStyle w:val="af"/>
-      </w:pPr>
-      <w:r>
-        <w:rPr>
-          <w:rFonts w:hint="eastAsia"/>
-        </w:rPr>
-        <w:t>（3）可扩展性要求</w:t>
-      </w:r>
-    </w:p>
-    <w:p>
-      <w:pPr>
-        <w:pStyle w:val="af"/>
-      </w:pPr>
-      <w:r>
-        <w:rPr>
-          <w:rFonts w:hint="eastAsia"/>
-        </w:rPr>
         <w:t>系统需要支持后续模型的增量接入。例如，本文先实现了传统机器学习基线模型，再引入模因式表达特征模型，最后增加了 BERT 训练脚本和预测脚本。系统架构应当允许后续继续替换模型，而不必推翻整套前后端流程。</w:t>
       </w:r>
     </w:p>
@@ -1887,11 +1874,6 @@
       <w:pPr>
         <w:pStyle w:val="af"/>
       </w:pPr>
-    </w:p>
-    <w:p>
-      <w:pPr>
-        <w:pStyle w:val="af"/>
-      </w:pPr>
       <w:r>
         <w:rPr>
           <w:rFonts w:hint="eastAsia"/>
@@ -1912,11 +1894,6 @@
     </w:p>
     <w:p>
       <w:pPr>
-        <w:ind w:right="240"/>
-      </w:pPr>
-    </w:p>
-    <w:p>
-      <w:pPr>
         <w:pStyle w:val="114"/>
       </w:pPr>
       <w:r>
@@ -1952,29 +1929,90 @@
       <w:pPr>
         <w:pStyle w:val="af"/>
       </w:pPr>
-    </w:p>
-    <w:p>
-      <w:pPr>
-        <w:pStyle w:val="af"/>
-      </w:pPr>
-      <w:r>
-        <w:rPr>
-          <w:rFonts w:hint="eastAsia"/>
-        </w:rPr>
-        <w:t>从整体流程看，系统运行过程如下：用户在前端页面输入文本，前端将文本发送至后端预测接口；后端对输入文本进行处理并调用当前已加载模型完成分</w:t>
-      </w:r>
+      <w:r>
+        <w:rPr>
+          <w:rFonts w:hint="eastAsia"/>
+        </w:rPr>
+        <w:t>从整体流程看，系统运行过程如下：用户在前端页面输入文本，前端将文本发送至后端预测接口；后端对输入文本进行处理并调用当前已加载模型完成分类；后端将分类标签、标签名称、概率分数和说明信息以 JSON 格式返回前端；前端根据返回结果更新结果面板和历史记录区域。对于实验分析需求，还可通过单独的训练脚本和批量预测脚本，对不同模型进行训练、保存和测试。</w:t>
+      </w:r>
+    </w:p>
+    <w:p>
+      <w:pPr>
+        <w:pStyle w:val="1111"/>
+      </w:pPr>
+      <w:r>
+        <w:rPr>
+          <w:rFonts w:hint="eastAsia"/>
+        </w:rPr>
+        <w:t>2.2.2 总体架构</w:t>
+      </w:r>
+    </w:p>
+    <w:p>
+      <w:pPr>
+        <w:pStyle w:val="af"/>
+      </w:pPr>
+      <w:r>
+        <w:rPr>
+          <w:rFonts w:hint="eastAsia"/>
+        </w:rPr>
+        <w:t>从实现角度看，本文系统主要由四个层次构成：</w:t>
+      </w:r>
+    </w:p>
+    <w:p>
+      <w:pPr>
+        <w:pStyle w:val="af"/>
+      </w:pPr>
+      <w:r>
+        <w:rPr>
+          <w:rFonts w:hint="eastAsia"/>
+        </w:rPr>
+        <w:t>表示层：以前端页面为核心，负责文本输入、状态展示、结果可视化和历史记录展示；</w:t>
+      </w:r>
+    </w:p>
+    <w:p>
+      <w:pPr>
+        <w:pStyle w:val="af"/>
+      </w:pPr>
+      <w:r>
+        <w:rPr>
+          <w:rFonts w:hint="eastAsia"/>
+        </w:rPr>
+        <w:t>服务层：以后端接口为核心，负责接收请求、调用模型和返回结果；</w:t>
+      </w:r>
+    </w:p>
+    <w:p>
+      <w:pPr>
+        <w:pStyle w:val="af"/>
+      </w:pPr>
+      <w:r>
+        <w:rPr>
+          <w:rFonts w:hint="eastAsia"/>
+        </w:rPr>
+        <w:t>模型层：负责完成文本分类，包括基线模型、模因特征模型和 BERT 模型；</w:t>
+      </w:r>
+    </w:p>
+    <w:p>
+      <w:pPr>
+        <w:pStyle w:val="af"/>
+      </w:pPr>
+      <w:r>
+        <w:rPr>
+          <w:rFonts w:hint="eastAsia"/>
+        </w:rPr>
+        <w:t>数据与实验层：负责保存训练数据、人工测试集、模型产物、实验记录和测试结果。</w:t>
+      </w:r>
+    </w:p>
+    <w:p>
+      <w:pPr>
+        <w:pStyle w:val="af"/>
+      </w:pPr>
       <w:r>
         <w:rPr>
           <w:rFonts w:hint="eastAsia"/>
         </w:rPr>
         <w:lastRenderedPageBreak/>
-        <w:t>类；后端将分类标签、标签名称、概率分数和说明信息以 JSON 格式返回前端；前端根据返回结果更新结果面板和历史记录区域。对于实验分析需求，还可通过单独的训练脚本和批量预测脚本，对不同模型进行训练、保存和测试。</w:t>
-      </w:r>
-    </w:p>
-    <w:p>
-      <w:pPr>
-        <w:pStyle w:val="af"/>
-      </w:pPr>
+        <w:t>这种架构具有两个明显优点。其一，前端页面和后端预测逻辑相互独立，便于联调和后续优化；其二，训练与测试脚本独立于在线服务部分，便于单独开展实验和撰写论文中的实验章节。</w:t>
+      </w:r>
     </w:p>
     <w:p>
       <w:pPr>
@@ -1984,93 +2022,6 @@
         <w:rPr>
           <w:rFonts w:hint="eastAsia"/>
         </w:rPr>
-        <w:t>2.2.2 总体架构</w:t>
-      </w:r>
-    </w:p>
-    <w:p>
-      <w:pPr>
-        <w:pStyle w:val="af"/>
-      </w:pPr>
-      <w:r>
-        <w:rPr>
-          <w:rFonts w:hint="eastAsia"/>
-        </w:rPr>
-        <w:t>从实现角度看，本文系统主要由四个层次构成：</w:t>
-      </w:r>
-    </w:p>
-    <w:p>
-      <w:pPr>
-        <w:pStyle w:val="af"/>
-      </w:pPr>
-    </w:p>
-    <w:p>
-      <w:pPr>
-        <w:pStyle w:val="af"/>
-      </w:pPr>
-      <w:r>
-        <w:rPr>
-          <w:rFonts w:hint="eastAsia"/>
-        </w:rPr>
-        <w:t>表示层：以前端页面为核心，负责文本输入、状态展示、结果可视化和历史记录展示；</w:t>
-      </w:r>
-    </w:p>
-    <w:p>
-      <w:pPr>
-        <w:pStyle w:val="af"/>
-      </w:pPr>
-      <w:r>
-        <w:rPr>
-          <w:rFonts w:hint="eastAsia"/>
-        </w:rPr>
-        <w:t>服务层：以后端接口为核心，负责接收请求、调用模型和返回结果；</w:t>
-      </w:r>
-    </w:p>
-    <w:p>
-      <w:pPr>
-        <w:pStyle w:val="af"/>
-      </w:pPr>
-      <w:r>
-        <w:rPr>
-          <w:rFonts w:hint="eastAsia"/>
-        </w:rPr>
-        <w:t>模型层：负责完成文本分类，包括基线模型、模因特征模型和 BERT 模型；</w:t>
-      </w:r>
-    </w:p>
-    <w:p>
-      <w:pPr>
-        <w:pStyle w:val="af"/>
-      </w:pPr>
-      <w:r>
-        <w:rPr>
-          <w:rFonts w:hint="eastAsia"/>
-        </w:rPr>
-        <w:t>数据与实验层：负责保存训练数据、人工测试集、模型产物、实验记录和测试结果。</w:t>
-      </w:r>
-    </w:p>
-    <w:p>
-      <w:pPr>
-        <w:pStyle w:val="af"/>
-      </w:pPr>
-      <w:r>
-        <w:rPr>
-          <w:rFonts w:hint="eastAsia"/>
-        </w:rPr>
-        <w:t>这种架构具有两个明显优点。其一，前端页面和后端预测逻辑相互独立，便于联调和后续优化；其二，训练与测试脚本独立于在线服务部分，便于单独开展实验和撰写论文中的实验章节。</w:t>
-      </w:r>
-    </w:p>
-    <w:p>
-      <w:pPr>
-        <w:pStyle w:val="af"/>
-      </w:pPr>
-    </w:p>
-    <w:p>
-      <w:pPr>
-        <w:pStyle w:val="1111"/>
-      </w:pPr>
-      <w:r>
-        <w:rPr>
-          <w:rFonts w:hint="eastAsia"/>
-        </w:rPr>
         <w:t>2.2.3 系统模块划分</w:t>
       </w:r>
     </w:p>
@@ -2089,11 +2040,6 @@
       <w:pPr>
         <w:pStyle w:val="af"/>
       </w:pPr>
-    </w:p>
-    <w:p>
-      <w:pPr>
-        <w:pStyle w:val="af"/>
-      </w:pPr>
       <w:r>
         <w:rPr>
           <w:rFonts w:hint="eastAsia"/>
@@ -2116,11 +2062,6 @@
       <w:pPr>
         <w:pStyle w:val="af"/>
       </w:pPr>
-    </w:p>
-    <w:p>
-      <w:pPr>
-        <w:pStyle w:val="af"/>
-      </w:pPr>
       <w:r>
         <w:rPr>
           <w:rFonts w:hint="eastAsia"/>
@@ -2143,16 +2084,10 @@
       <w:pPr>
         <w:pStyle w:val="af"/>
       </w:pPr>
-    </w:p>
-    <w:p>
-      <w:pPr>
-        <w:pStyle w:val="af"/>
-      </w:pPr>
-      <w:r>
-        <w:rPr>
-          <w:rFonts w:hint="eastAsia"/>
-        </w:rPr>
-        <w:lastRenderedPageBreak/>
+      <w:r>
+        <w:rPr>
+          <w:rFonts w:hint="eastAsia"/>
+        </w:rPr>
         <w:t>（3）传统模型模块</w:t>
       </w:r>
     </w:p>
@@ -2171,11 +2106,6 @@
       <w:pPr>
         <w:pStyle w:val="af"/>
       </w:pPr>
-    </w:p>
-    <w:p>
-      <w:pPr>
-        <w:pStyle w:val="af"/>
-      </w:pPr>
       <w:r>
         <w:rPr>
           <w:rFonts w:hint="eastAsia"/>
@@ -2198,11 +2128,6 @@
       <w:pPr>
         <w:pStyle w:val="af"/>
       </w:pPr>
-    </w:p>
-    <w:p>
-      <w:pPr>
-        <w:pStyle w:val="af"/>
-      </w:pPr>
       <w:r>
         <w:rPr>
           <w:rFonts w:hint="eastAsia"/>
@@ -2220,11 +2145,6 @@
         </w:rPr>
         <w:t>该模块包括人工测试集、实验记录文档、批量预测脚本和模型对比脚本。其主要作用不是面向普通用户，而是服务于论文撰写、实验复核和答辩准备。</w:t>
       </w:r>
-    </w:p>
-    <w:p>
-      <w:pPr>
-        <w:pStyle w:val="af"/>
-      </w:pPr>
     </w:p>
     <w:p>
       <w:pPr>
@@ -2290,7 +2210,14 @@
     <w:p>
       <w:pPr>
         <w:pStyle w:val="af1"/>
-      </w:pPr>
+        <w:ind w:firstLine="480"/>
+      </w:pPr>
+      <w:r>
+        <w:rPr>
+          <w:rFonts w:hint="eastAsia"/>
+        </w:rPr>
+        <w:t>系统标题区：展示课题名称和当前阶段信息；</w:t>
+      </w:r>
     </w:p>
     <w:p>
       <w:pPr>
@@ -2299,21 +2226,8 @@
       </w:pPr>
       <w:r>
         <w:rPr>
-          <w:rFonts w:hint="eastAsia"/>
-        </w:rPr>
-        <w:t>系统标题区：展示课题名称和当前阶段信息；</w:t>
-      </w:r>
-    </w:p>
-    <w:p>
-      <w:pPr>
-        <w:pStyle w:val="af1"/>
-        <w:ind w:firstLine="480"/>
-      </w:pPr>
-      <w:r>
-        <w:rPr>
           <w:noProof/>
         </w:rPr>
-        <w:lastRenderedPageBreak/>
         <w:drawing>
           <wp:inline distT="0" distB="0" distL="0" distR="0" wp14:anchorId="24BBA7E0" wp14:editId="3005BA71">
             <wp:extent cx="5400040" cy="1609725"/>
@@ -2734,9 +2648,6 @@
         <w:pStyle w:val="af1"/>
         <w:ind w:firstLine="480"/>
         <w:jc w:val="center"/>
-        <w:rPr>
-          <w:rFonts w:hint="eastAsia"/>
-        </w:rPr>
       </w:pPr>
       <w:r>
         <w:rPr>
@@ -2787,11 +2698,6 @@
     </w:p>
     <w:p>
       <w:pPr>
-        <w:ind w:right="240"/>
-      </w:pPr>
-    </w:p>
-    <w:p>
-      <w:pPr>
         <w:pStyle w:val="1111"/>
       </w:pPr>
       <w:r>
@@ -2812,11 +2718,6 @@
         </w:rPr>
         <w:t>前端交互流程可概括为：</w:t>
       </w:r>
-    </w:p>
-    <w:p>
-      <w:pPr>
-        <w:pStyle w:val="af1"/>
-      </w:pPr>
     </w:p>
     <w:p>
       <w:pPr>
@@ -2930,7 +2831,7 @@
         </w:rPr>
         <w:lastRenderedPageBreak/>
         <w:drawing>
-          <wp:inline distT="0" distB="0" distL="0" distR="0" wp14:anchorId="383EF1D3" wp14:editId="2EC118DD">
+          <wp:inline distT="0" distB="0" distL="0" distR="0" wp14:anchorId="383EF1D3" wp14:editId="7F4FA38B">
             <wp:extent cx="4086860" cy="9251950"/>
             <wp:effectExtent l="0" t="0" r="8890" b="6350"/>
             <wp:docPr id="1594329126" name="图片 1"/>
@@ -2985,7 +2886,7 @@
         <w:ind w:firstLine="480"/>
         <w:jc w:val="center"/>
         <w:rPr>
-          <w:rFonts w:ascii="黑体" w:eastAsia="黑体" w:hAnsi="黑体" w:hint="eastAsia"/>
+          <w:rFonts w:ascii="黑体" w:eastAsia="黑体" w:hAnsi="黑体"/>
         </w:rPr>
       </w:pPr>
       <w:r>
@@ -3033,11 +2934,6 @@
     </w:p>
     <w:p>
       <w:pPr>
-        <w:ind w:right="240"/>
-      </w:pPr>
-    </w:p>
-    <w:p>
-      <w:pPr>
         <w:pStyle w:val="114"/>
       </w:pPr>
       <w:r>
@@ -3068,11 +2964,6 @@
         </w:rPr>
         <w:t>后端采用 FastAPI 框架实现。选择 FastAPI 的主要原因是其接口定义简洁、开发效率高、支持类型标注，并且非常适合构建轻量级的实验服务。对于毕业设计而言，FastAPI 既能满足接口开发需求，又能方便后续调试、联调和文档说明。</w:t>
       </w:r>
-    </w:p>
-    <w:p>
-      <w:pPr>
-        <w:ind w:right="240"/>
-      </w:pPr>
     </w:p>
     <w:p>
       <w:pPr>
@@ -3276,14 +3167,6 @@
     </w:tbl>
     <w:p>
       <w:pPr>
-        <w:ind w:right="240"/>
-        <w:rPr>
-          <w:rFonts w:hint="eastAsia"/>
-        </w:rPr>
-      </w:pPr>
-    </w:p>
-    <w:p>
-      <w:pPr>
         <w:pStyle w:val="af"/>
       </w:pPr>
       <w:r>
@@ -3292,11 +3175,6 @@
         </w:rPr>
         <w:t>其中，POST /predict 是系统的核心接口。前端将待检测文本封装为 JSON 请求发送给后端，后端完成模型调用后，返回包含 label、label_name、score 和 message 的结构化结果。</w:t>
       </w:r>
-    </w:p>
-    <w:p>
-      <w:pPr>
-        <w:ind w:right="240"/>
-      </w:pPr>
     </w:p>
     <w:p>
       <w:pPr>
@@ -3512,12 +3390,6 @@
     </w:tbl>
     <w:p>
       <w:pPr>
-        <w:ind w:right="240"/>
-        <w:jc w:val="left"/>
-      </w:pPr>
-    </w:p>
-    <w:p>
-      <w:pPr>
         <w:ind w:right="240" w:firstLine="480"/>
         <w:jc w:val="left"/>
       </w:pPr>
@@ -3527,11 +3399,6 @@
         </w:rPr>
         <w:t>这种分层设计使系统逻辑更加清晰，也便于将训练、推理和实验分析分开管理。</w:t>
       </w:r>
-    </w:p>
-    <w:p>
-      <w:pPr>
-        <w:ind w:right="240"/>
-      </w:pPr>
     </w:p>
     <w:p>
       <w:pPr>
@@ -3574,11 +3441,6 @@
     </w:p>
     <w:p>
       <w:pPr>
-        <w:ind w:right="240"/>
-      </w:pPr>
-    </w:p>
-    <w:p>
-      <w:pPr>
         <w:ind w:right="240" w:firstLine="480"/>
         <w:jc w:val="left"/>
       </w:pPr>
@@ -3598,6 +3460,7 @@
         <w:rPr>
           <w:rFonts w:ascii="宋体" w:hAnsi="宋体" w:hint="eastAsia"/>
         </w:rPr>
+        <w:lastRenderedPageBreak/>
         <w:t>人工测试集，即 manual_test_set.csv。</w:t>
       </w:r>
     </w:p>
@@ -3616,7 +3479,27 @@
     <w:p>
       <w:pPr>
         <w:ind w:right="240"/>
-      </w:pPr>
+        <w:jc w:val="left"/>
+      </w:pPr>
+      <w:r>
+        <w:rPr>
+          <w:rFonts w:ascii="宋体" w:hAnsi="宋体" w:hint="eastAsia"/>
+          <w:b/>
+        </w:rPr>
+        <w:t>2.5.2 模型层设计</w:t>
+      </w:r>
+    </w:p>
+    <w:p>
+      <w:pPr>
+        <w:ind w:right="240" w:firstLine="480"/>
+        <w:jc w:val="left"/>
+      </w:pPr>
+      <w:r>
+        <w:rPr>
+          <w:rFonts w:ascii="宋体" w:hAnsi="宋体" w:hint="eastAsia"/>
+        </w:rPr>
+        <w:t>在模型层，本文设计了三种模型方案：</w:t>
+      </w:r>
     </w:p>
     <w:p>
       <w:pPr>
@@ -3626,9 +3509,8 @@
       <w:r>
         <w:rPr>
           <w:rFonts w:ascii="宋体" w:hAnsi="宋体" w:hint="eastAsia"/>
-          <w:b/>
-        </w:rPr>
-        <w:t>2.5.2 模型层设计</w:t>
+        </w:rPr>
+        <w:t>（1）基线模型</w:t>
       </w:r>
     </w:p>
     <w:p>
@@ -3640,13 +3522,8 @@
         <w:rPr>
           <w:rFonts w:ascii="宋体" w:hAnsi="宋体" w:hint="eastAsia"/>
         </w:rPr>
-        <w:t>在模型层，本文设计了三种模型方案：</w:t>
-      </w:r>
-    </w:p>
-    <w:p>
-      <w:pPr>
-        <w:ind w:right="240"/>
-      </w:pPr>
+        <w:t>基线模型采用字符级 TF-IDF 与 Logistic Regression 组合，用于建立最基础的文本分类能力。该模型实现简单、训练速度快，适合作为实验对照组。</w:t>
+      </w:r>
     </w:p>
     <w:p>
       <w:pPr>
@@ -3657,7 +3534,21 @@
         <w:rPr>
           <w:rFonts w:ascii="宋体" w:hAnsi="宋体" w:hint="eastAsia"/>
         </w:rPr>
-        <w:t>（1）基线模型</w:t>
+        <w:t>（2）</w:t>
+      </w:r>
+      <w:proofErr w:type="gramStart"/>
+      <w:r>
+        <w:rPr>
+          <w:rFonts w:ascii="宋体" w:hAnsi="宋体" w:hint="eastAsia"/>
+        </w:rPr>
+        <w:t>模因特征</w:t>
+      </w:r>
+      <w:proofErr w:type="gramEnd"/>
+      <w:r>
+        <w:rPr>
+          <w:rFonts w:ascii="宋体" w:hAnsi="宋体" w:hint="eastAsia"/>
+        </w:rPr>
+        <w:t>增强模型</w:t>
       </w:r>
     </w:p>
     <w:p>
@@ -3669,13 +3560,8 @@
         <w:rPr>
           <w:rFonts w:ascii="宋体" w:hAnsi="宋体" w:hint="eastAsia"/>
         </w:rPr>
-        <w:t>基线模型采用字符级 TF-IDF 与 Logistic Regression 组合，用于建立最基础的文本分类能力。该模型实现简单、训练速度快，适合作为实验对照组。</w:t>
-      </w:r>
-    </w:p>
-    <w:p>
-      <w:pPr>
-        <w:ind w:right="240"/>
-      </w:pPr>
+        <w:t>模因特征增强模型在基线模型基础上加入了模板化表达、群体标签化、情绪强化、嘲讽短语和语境消歧等人工特征。该模型的目标不是单纯追求总体指标最高，而是增强系统对目标场景的识别与解释能力。</w:t>
+      </w:r>
     </w:p>
     <w:p>
       <w:pPr>
@@ -3686,7 +3572,7 @@
         <w:rPr>
           <w:rFonts w:ascii="宋体" w:hAnsi="宋体" w:hint="eastAsia"/>
         </w:rPr>
-        <w:t>（2）模因特征增强模型</w:t>
+        <w:t>（3）BERT 模型</w:t>
       </w:r>
     </w:p>
     <w:p>
@@ -3698,13 +3584,8 @@
         <w:rPr>
           <w:rFonts w:ascii="宋体" w:hAnsi="宋体" w:hint="eastAsia"/>
         </w:rPr>
-        <w:t>模因特征增强模型在基线模型基础上加入了模板化表达、群体标签化、情绪强化、嘲讽短语和语境消歧等人工特征。该模型的目标不是单纯追求总体指标最高，而是增强系统对目标场景的识别与解释能力。</w:t>
-      </w:r>
-    </w:p>
-    <w:p>
-      <w:pPr>
-        <w:ind w:right="240"/>
-      </w:pPr>
+        <w:t>BERT 模型采用中文预训练语言模型进行二分类微调，用于提升系统对上下文语义和复杂文本表达的理解能力。该模型在正式测试集上总体指标最高，是本文实验中的最强语义分类模型。</w:t>
+      </w:r>
     </w:p>
     <w:p>
       <w:pPr>
@@ -3714,8 +3595,9 @@
       <w:r>
         <w:rPr>
           <w:rFonts w:ascii="宋体" w:hAnsi="宋体" w:hint="eastAsia"/>
-        </w:rPr>
-        <w:t>（3）BERT 模型</w:t>
+          <w:b/>
+        </w:rPr>
+        <w:t>2.5.3 模型管理设计</w:t>
       </w:r>
     </w:p>
     <w:p>
@@ -3727,37 +3609,6 @@
         <w:rPr>
           <w:rFonts w:ascii="宋体" w:hAnsi="宋体" w:hint="eastAsia"/>
         </w:rPr>
-        <w:t>BERT 模型采用中文预训练语言模型进行二分类微调，用于提升系统对上下文语义和复杂文本表达的理解能力。该模型在正式测试集上总体指标最高，是本文实验中的最强语义分类模型。</w:t>
-      </w:r>
-    </w:p>
-    <w:p>
-      <w:pPr>
-        <w:ind w:right="240"/>
-      </w:pPr>
-    </w:p>
-    <w:p>
-      <w:pPr>
-        <w:ind w:right="240"/>
-        <w:jc w:val="left"/>
-      </w:pPr>
-      <w:r>
-        <w:rPr>
-          <w:rFonts w:ascii="宋体" w:hAnsi="宋体" w:hint="eastAsia"/>
-          <w:b/>
-        </w:rPr>
-        <w:t>2.5.3 模型管理设计</w:t>
-      </w:r>
-    </w:p>
-    <w:p>
-      <w:pPr>
-        <w:ind w:right="240" w:firstLine="480"/>
-        <w:jc w:val="left"/>
-      </w:pPr>
-      <w:r>
-        <w:rPr>
-          <w:rFonts w:ascii="宋体" w:hAnsi="宋体" w:hint="eastAsia"/>
-        </w:rPr>
-        <w:lastRenderedPageBreak/>
         <w:t>为了保证实验可复现性，系统支持模型训练结果的保存与加载。传统模型通过 joblib 文件保存，BERT 模型通过 Hugging Face 风格目录保存，并同步输出 metrics.json 与 metadata.json。这种设计既便于系统运行时快速加载模型，也便于后续论文中对实验过程进行回顾和说明。</w:t>
       </w:r>
     </w:p>
@@ -3827,9 +3678,6 @@
     <w:p>
       <w:pPr>
         <w:pStyle w:val="af"/>
-        <w:rPr>
-          <w:rFonts w:hint="eastAsia"/>
-        </w:rPr>
       </w:pPr>
       <w:r>
         <w:rPr>
@@ -3842,14 +3690,6 @@
       <w:pPr>
         <w:pStyle w:val="af"/>
       </w:pPr>
-    </w:p>
-    <w:p>
-      <w:pPr>
-        <w:pStyle w:val="af"/>
-        <w:rPr>
-          <w:rFonts w:hint="eastAsia"/>
-        </w:rPr>
-      </w:pPr>
       <w:r>
         <w:rPr>
           <w:rFonts w:hint="eastAsia"/>
@@ -3861,14 +3701,6 @@
       <w:pPr>
         <w:pStyle w:val="af"/>
       </w:pPr>
-    </w:p>
-    <w:p>
-      <w:pPr>
-        <w:pStyle w:val="af"/>
-        <w:rPr>
-          <w:rFonts w:hint="eastAsia"/>
-        </w:rPr>
-      </w:pPr>
       <w:r>
         <w:rPr>
           <w:rFonts w:hint="eastAsia"/>
@@ -3879,9 +3711,6 @@
     <w:p>
       <w:pPr>
         <w:pStyle w:val="af"/>
-        <w:rPr>
-          <w:rFonts w:hint="eastAsia"/>
-        </w:rPr>
       </w:pPr>
       <w:r>
         <w:rPr>
@@ -3893,9 +3722,6 @@
     <w:p>
       <w:pPr>
         <w:pStyle w:val="af"/>
-        <w:rPr>
-          <w:rFonts w:hint="eastAsia"/>
-        </w:rPr>
       </w:pPr>
       <w:r>
         <w:rPr>
@@ -3907,9 +3733,6 @@
     <w:p>
       <w:pPr>
         <w:pStyle w:val="af"/>
-        <w:rPr>
-          <w:rFonts w:hint="eastAsia"/>
-        </w:rPr>
       </w:pPr>
       <w:r>
         <w:rPr>
@@ -3921,9 +3744,6 @@
     <w:p>
       <w:pPr>
         <w:pStyle w:val="af"/>
-        <w:rPr>
-          <w:rFonts w:hint="eastAsia"/>
-        </w:rPr>
       </w:pPr>
       <w:r>
         <w:rPr>
@@ -3936,14 +3756,6 @@
       <w:pPr>
         <w:pStyle w:val="af"/>
       </w:pPr>
-    </w:p>
-    <w:p>
-      <w:pPr>
-        <w:pStyle w:val="af"/>
-        <w:rPr>
-          <w:rFonts w:hint="eastAsia"/>
-        </w:rPr>
-      </w:pPr>
       <w:r>
         <w:rPr>
           <w:rFonts w:hint="eastAsia"/>
@@ -3955,14 +3767,6 @@
       <w:pPr>
         <w:pStyle w:val="af"/>
       </w:pPr>
-    </w:p>
-    <w:p>
-      <w:pPr>
-        <w:pStyle w:val="af"/>
-        <w:rPr>
-          <w:rFonts w:hint="eastAsia"/>
-        </w:rPr>
-      </w:pPr>
       <w:r>
         <w:rPr>
           <w:rFonts w:hint="eastAsia"/>
@@ -3972,11 +3776,6 @@
     </w:p>
     <w:p>
       <w:pPr>
-        <w:pStyle w:val="af"/>
-      </w:pPr>
-    </w:p>
-    <w:p>
-      <w:pPr>
         <w:pStyle w:val="114"/>
       </w:pPr>
       <w:r>
@@ -3989,59 +3788,34 @@
     <w:p>
       <w:pPr>
         <w:pStyle w:val="af"/>
-        <w:rPr>
-          <w:rFonts w:hint="eastAsia"/>
-        </w:rPr>
-      </w:pPr>
-      <w:r>
-        <w:rPr>
-          <w:rFonts w:hint="eastAsia"/>
-        </w:rPr>
-        <w:t>基线模型采用字符级 `TF-IDF + Logistic Regression` 的组合方式实现。选择该方案的主要原因在于：其结构简单、训练速度快、可解释性较强，能够作</w:t>
-      </w:r>
+      </w:pPr>
+      <w:r>
+        <w:rPr>
+          <w:rFonts w:hint="eastAsia"/>
+        </w:rPr>
+        <w:t>基线模型采用字符级 `TF-IDF + Logistic Regression` 的组合方式实现。选择该方案的主要原因在于：其结构简单、训练速度快、可解释性较强，能够作为本文实验中的对照模型，为后续模因特征模型和 BERT 模型的效果分析提供基础参照。</w:t>
+      </w:r>
+    </w:p>
+    <w:p>
+      <w:pPr>
+        <w:pStyle w:val="af"/>
+      </w:pPr>
+      <w:r>
+        <w:rPr>
+          <w:rFonts w:hint="eastAsia"/>
+        </w:rPr>
+        <w:t>在实现过程中，首先利用 TF-IDF 方法将输入文本转换为可供分类器处理的数值向量。与基于分词的表示方式不同，本文采用字符级特征表示方法，使模型能够从单个字符、连续字符片段以及局部组合中学习文本模式。字符级表示对中文短文本具有较好的适应性，也能减少复杂分词对模型稳定性的影响。</w:t>
+      </w:r>
+    </w:p>
+    <w:p>
+      <w:pPr>
+        <w:pStyle w:val="af"/>
+      </w:pPr>
       <w:r>
         <w:rPr>
           <w:rFonts w:hint="eastAsia"/>
         </w:rPr>
         <w:lastRenderedPageBreak/>
-        <w:t>为本文实验中的对照模型，为后续模因特征模型和 BERT 模型的效果分析提供基础参照。</w:t>
-      </w:r>
-    </w:p>
-    <w:p>
-      <w:pPr>
-        <w:pStyle w:val="af"/>
-      </w:pPr>
-    </w:p>
-    <w:p>
-      <w:pPr>
-        <w:pStyle w:val="af"/>
-        <w:rPr>
-          <w:rFonts w:hint="eastAsia"/>
-        </w:rPr>
-      </w:pPr>
-      <w:r>
-        <w:rPr>
-          <w:rFonts w:hint="eastAsia"/>
-        </w:rPr>
-        <w:t>在实现过程中，首先利用 TF-IDF 方法将输入文本转换为可供分类器处理的数值向量。与基于分词的表示方式不同，本文采用字符级特征表示方法，使模型能够从单个字符、连续字符片段以及局部组合中学习文本模式。字符级表示对中文短文本具有较好的适应性，也能减少复杂分词对模型稳定性的影响。</w:t>
-      </w:r>
-    </w:p>
-    <w:p>
-      <w:pPr>
-        <w:pStyle w:val="af"/>
-      </w:pPr>
-    </w:p>
-    <w:p>
-      <w:pPr>
-        <w:pStyle w:val="af"/>
-        <w:rPr>
-          <w:rFonts w:hint="eastAsia"/>
-        </w:rPr>
-      </w:pPr>
-      <w:r>
-        <w:rPr>
-          <w:rFonts w:hint="eastAsia"/>
-        </w:rPr>
         <w:t>在获得文本向量表示之后，采用 Logistic Regression 完成二分类训练。该分类器能够根据训练样本学习不同特征与标签之间的线性关系，并输出文本属于某一类别的概率分数。在本研究中，基线模型主要用于：</w:t>
       </w:r>
     </w:p>
@@ -4049,14 +3823,6 @@
       <w:pPr>
         <w:pStyle w:val="af"/>
       </w:pPr>
-    </w:p>
-    <w:p>
-      <w:pPr>
-        <w:pStyle w:val="af"/>
-        <w:rPr>
-          <w:rFonts w:hint="eastAsia"/>
-        </w:rPr>
-      </w:pPr>
       <w:r>
         <w:rPr>
           <w:rFonts w:hint="eastAsia"/>
@@ -4067,9 +3833,6 @@
     <w:p>
       <w:pPr>
         <w:pStyle w:val="af"/>
-        <w:rPr>
-          <w:rFonts w:hint="eastAsia"/>
-        </w:rPr>
       </w:pPr>
       <w:r>
         <w:rPr>
@@ -4081,9 +3844,6 @@
     <w:p>
       <w:pPr>
         <w:pStyle w:val="af"/>
-        <w:rPr>
-          <w:rFonts w:hint="eastAsia"/>
-        </w:rPr>
       </w:pPr>
       <w:r>
         <w:rPr>
@@ -4096,14 +3856,6 @@
       <w:pPr>
         <w:pStyle w:val="af"/>
       </w:pPr>
-    </w:p>
-    <w:p>
-      <w:pPr>
-        <w:pStyle w:val="af"/>
-        <w:rPr>
-          <w:rFonts w:hint="eastAsia"/>
-        </w:rPr>
-      </w:pPr>
       <w:r>
         <w:rPr>
           <w:rFonts w:hint="eastAsia"/>
@@ -4113,15 +3865,7 @@
     </w:p>
     <w:p>
       <w:pPr>
-        <w:pStyle w:val="af"/>
-      </w:pPr>
-    </w:p>
-    <w:p>
-      <w:pPr>
         <w:pStyle w:val="114"/>
-        <w:rPr>
-          <w:rFonts w:hint="eastAsia"/>
-        </w:rPr>
       </w:pPr>
       <w:r>
         <w:rPr>
@@ -4134,165 +3878,195 @@
       <w:pPr>
         <w:pStyle w:val="af"/>
       </w:pPr>
-    </w:p>
-    <w:p>
-      <w:pPr>
-        <w:pStyle w:val="af"/>
-        <w:rPr>
-          <w:rFonts w:hint="eastAsia"/>
-        </w:rPr>
-      </w:pPr>
-      <w:r>
-        <w:rPr>
-          <w:rFonts w:hint="eastAsia"/>
-        </w:rPr>
-        <w:t>仅依赖 TF-IDF 和传统分类器虽然可以完成一般文本分类任务，但对于模板化表达、网络化短语、隐含攻击以及群体标签化文本的识别仍存在不足。针对这一问题，本文在基线模型基础上增加了一组人工设计的模因式表达特征，并构建了模因式表达特征增强模型 `meme_features_v1`。</w:t>
-      </w:r>
-    </w:p>
-    <w:p>
-      <w:pPr>
-        <w:pStyle w:val="af"/>
-      </w:pPr>
-    </w:p>
-    <w:p>
-      <w:pPr>
-        <w:pStyle w:val="af"/>
-        <w:rPr>
-          <w:rFonts w:hint="eastAsia"/>
-        </w:rPr>
+      <w:r>
+        <w:rPr>
+          <w:rFonts w:hint="eastAsia"/>
+        </w:rPr>
+        <w:t>仅依赖 TF-IDF 和传统分类器虽然可以完成一般文本分类任务，但对于模板化表达、网络化短语、隐含攻击以及群体标签化文本的</w:t>
+      </w:r>
+      <w:proofErr w:type="gramStart"/>
+      <w:r>
+        <w:rPr>
+          <w:rFonts w:hint="eastAsia"/>
+        </w:rPr>
+        <w:t>识别仍</w:t>
+      </w:r>
+      <w:proofErr w:type="gramEnd"/>
+      <w:r>
+        <w:rPr>
+          <w:rFonts w:hint="eastAsia"/>
+        </w:rPr>
+        <w:t>存在不足。针对这一问题，本文在基线模型基础上增加了一组人工设计的模因式表达特征，并构建了模因式表达特征增强模型 `meme_features_v1`。</w:t>
+      </w:r>
+    </w:p>
+    <w:p>
+      <w:pPr>
+        <w:pStyle w:val="af"/>
+        <w:rPr>
+          <w:rFonts w:hint="eastAsia"/>
+        </w:rPr>
+      </w:pPr>
+      <w:r>
+        <w:rPr>
+          <w:rFonts w:hint="eastAsia"/>
+        </w:rPr>
+        <w:t>该模型的核心思想是：在保留</w:t>
+      </w:r>
+      <w:proofErr w:type="gramStart"/>
+      <w:r>
+        <w:rPr>
+          <w:rFonts w:hint="eastAsia"/>
+        </w:rPr>
+        <w:t>字符级</w:t>
+      </w:r>
+      <w:proofErr w:type="gramEnd"/>
+      <w:r>
+        <w:rPr>
+          <w:rFonts w:hint="eastAsia"/>
+        </w:rPr>
+        <w:t xml:space="preserve"> TF-IDF 特征的同时，将能够反映</w:t>
+      </w:r>
+      <w:proofErr w:type="gramStart"/>
+      <w:r>
+        <w:rPr>
+          <w:rFonts w:hint="eastAsia"/>
+        </w:rPr>
+        <w:t>文本模因表达</w:t>
+      </w:r>
+      <w:proofErr w:type="gramEnd"/>
+      <w:r>
+        <w:rPr>
+          <w:rFonts w:hint="eastAsia"/>
+        </w:rPr>
+        <w:t>特征的人工特征一并输入分类器，从而增强模型对特定目标场景的适配能力。当前主要引入的特征包括：</w:t>
+      </w:r>
+    </w:p>
+    <w:p>
+      <w:pPr>
+        <w:pStyle w:val="af"/>
+      </w:pPr>
+      <w:r>
+        <w:rPr>
+          <w:rFonts w:hint="eastAsia"/>
+        </w:rPr>
+        <w:t>1. 模板</w:t>
+      </w:r>
+      <w:proofErr w:type="gramStart"/>
+      <w:r>
+        <w:rPr>
+          <w:rFonts w:hint="eastAsia"/>
+        </w:rPr>
+        <w:t>化表达</w:t>
+      </w:r>
+      <w:proofErr w:type="gramEnd"/>
+      <w:r>
+        <w:rPr>
+          <w:rFonts w:hint="eastAsia"/>
+        </w:rPr>
+        <w:t>特征，如“不是我说”“果然某些人”“建议把……都……”等；</w:t>
+      </w:r>
+    </w:p>
+    <w:p>
+      <w:pPr>
+        <w:pStyle w:val="af"/>
+      </w:pPr>
+      <w:r>
+        <w:rPr>
+          <w:rFonts w:hint="eastAsia"/>
+        </w:rPr>
+        <w:t>2. 群体指向特征，如对某些群体、类别或对象的泛化表达；</w:t>
+      </w:r>
+    </w:p>
+    <w:p>
+      <w:pPr>
+        <w:pStyle w:val="af"/>
+      </w:pPr>
+      <w:r>
+        <w:rPr>
+          <w:rFonts w:hint="eastAsia"/>
+        </w:rPr>
+        <w:t>3. 情绪强化特征，如带有明显情绪倾向和强化语气的词语；</w:t>
+      </w:r>
+    </w:p>
+    <w:p>
+      <w:pPr>
+        <w:pStyle w:val="af"/>
+      </w:pPr>
+      <w:r>
+        <w:rPr>
+          <w:rFonts w:hint="eastAsia"/>
+        </w:rPr>
+        <w:t>4. 网络化短语和讽刺表达特征，如梗化、嘲讽化和重复性强的短语结构；</w:t>
+      </w:r>
+    </w:p>
+    <w:p>
+      <w:pPr>
+        <w:pStyle w:val="af"/>
+        <w:rPr>
+          <w:rFonts w:hint="eastAsia"/>
+        </w:rPr>
+      </w:pPr>
+      <w:r>
+        <w:rPr>
+          <w:rFonts w:hint="eastAsia"/>
+        </w:rPr>
+        <w:t>5. 语境消</w:t>
+      </w:r>
+      <w:proofErr w:type="gramStart"/>
+      <w:r>
+        <w:rPr>
+          <w:rFonts w:hint="eastAsia"/>
+        </w:rPr>
+        <w:t>歧</w:t>
+      </w:r>
+      <w:proofErr w:type="gramEnd"/>
+      <w:r>
+        <w:rPr>
+          <w:rFonts w:hint="eastAsia"/>
+        </w:rPr>
+        <w:t>特征，用于区分“反对语境”“描述语境”和“直接攻击语境”。</w:t>
+      </w:r>
+    </w:p>
+    <w:p>
+      <w:pPr>
+        <w:pStyle w:val="af"/>
+      </w:pPr>
+      <w:r>
+        <w:rPr>
+          <w:rFonts w:hint="eastAsia"/>
+        </w:rPr>
+        <w:t>在具体实现中，这些特征通过人工规则和特征提取器进行编码，再与 TF-IDF 特征拼接，形成扩展后的输入特征向量。该模型的目标并不是单纯追求总体指标最高，而是提高模型在“文本模因识别”这一目标场景中的解释力和针对性。</w:t>
+      </w:r>
+    </w:p>
+    <w:p>
+      <w:pPr>
+        <w:pStyle w:val="af"/>
       </w:pPr>
       <w:r>
         <w:rPr>
           <w:rFonts w:hint="eastAsia"/>
         </w:rPr>
         <w:lastRenderedPageBreak/>
-        <w:t>该模型的核心思想是：在保留字符级 TF-IDF 特征的同时，将能够反映文本模因表达特征的人工特征一并输入分类器，从而增强模型对特定目标场景的适配能力。当前主要引入的特征包括：</w:t>
-      </w:r>
-    </w:p>
-    <w:p>
-      <w:pPr>
-        <w:pStyle w:val="af"/>
-      </w:pPr>
-    </w:p>
-    <w:p>
-      <w:pPr>
-        <w:pStyle w:val="af"/>
-        <w:rPr>
-          <w:rFonts w:hint="eastAsia"/>
-        </w:rPr>
-      </w:pPr>
-      <w:r>
-        <w:rPr>
-          <w:rFonts w:hint="eastAsia"/>
-        </w:rPr>
-        <w:t>1. 模板化表达特征，如“不是我说”“果然某些人”“建议把……都……”等；</w:t>
-      </w:r>
-    </w:p>
-    <w:p>
-      <w:pPr>
-        <w:pStyle w:val="af"/>
-        <w:rPr>
-          <w:rFonts w:hint="eastAsia"/>
-        </w:rPr>
-      </w:pPr>
-      <w:r>
-        <w:rPr>
-          <w:rFonts w:hint="eastAsia"/>
-        </w:rPr>
-        <w:t>2. 群体指向特征，如对某些群体、类别或对象的泛化表达；</w:t>
-      </w:r>
-    </w:p>
-    <w:p>
-      <w:pPr>
-        <w:pStyle w:val="af"/>
-        <w:rPr>
-          <w:rFonts w:hint="eastAsia"/>
-        </w:rPr>
-      </w:pPr>
-      <w:r>
-        <w:rPr>
-          <w:rFonts w:hint="eastAsia"/>
-        </w:rPr>
-        <w:t>3. 情绪强化特征，如带有明显情绪倾向和强化语气的词语；</w:t>
-      </w:r>
-    </w:p>
-    <w:p>
-      <w:pPr>
-        <w:pStyle w:val="af"/>
-        <w:rPr>
-          <w:rFonts w:hint="eastAsia"/>
-        </w:rPr>
-      </w:pPr>
-      <w:r>
-        <w:rPr>
-          <w:rFonts w:hint="eastAsia"/>
-        </w:rPr>
-        <w:t>4. 网络化短语和讽刺表达特征，如梗化、嘲讽化和重复性强的短语结构；</w:t>
-      </w:r>
-    </w:p>
-    <w:p>
-      <w:pPr>
-        <w:pStyle w:val="af"/>
-        <w:rPr>
-          <w:rFonts w:hint="eastAsia"/>
-        </w:rPr>
-      </w:pPr>
-      <w:r>
-        <w:rPr>
-          <w:rFonts w:hint="eastAsia"/>
-        </w:rPr>
-        <w:t>5. 语境消歧特征，用于区分“反对语境”“描述语境”和“直接攻击语境”。</w:t>
-      </w:r>
-    </w:p>
-    <w:p>
-      <w:pPr>
-        <w:pStyle w:val="af"/>
-      </w:pPr>
-    </w:p>
-    <w:p>
-      <w:pPr>
-        <w:pStyle w:val="af"/>
-        <w:rPr>
-          <w:rFonts w:hint="eastAsia"/>
-        </w:rPr>
-      </w:pPr>
-      <w:r>
-        <w:rPr>
-          <w:rFonts w:hint="eastAsia"/>
-        </w:rPr>
-        <w:t>在具体实现中，这些特征通过人工规则和特征提取器进行编码，再与 TF-IDF 特征拼接，形成扩展后的输入特征向量。该模型的目标并不是单纯追求总体指标最高，而是提高模型在“文本模因识别”这一目标场景中的解释力和针对性。</w:t>
-      </w:r>
-    </w:p>
-    <w:p>
-      <w:pPr>
-        <w:pStyle w:val="af"/>
-      </w:pPr>
-    </w:p>
-    <w:p>
-      <w:pPr>
-        <w:pStyle w:val="af"/>
-        <w:rPr>
-          <w:rFonts w:hint="eastAsia"/>
-        </w:rPr>
-      </w:pPr>
-      <w:r>
-        <w:rPr>
-          <w:rFonts w:hint="eastAsia"/>
-        </w:rPr>
-        <w:t>实验结果显示，该模型在整体测试集上的指标并不一定优于 BERT，但在人工构造的模因式攻击样例上表现出较好的场景敏感度。这说明人工设计特征虽然在通用任务中未必最优，但在特定任务中能够更好地体现课题目标。</w:t>
-      </w:r>
-    </w:p>
-    <w:p>
-      <w:pPr>
-        <w:pStyle w:val="af"/>
-      </w:pPr>
+        <w:t>实验结果显示，该模型在整体测试集上的指标并不一定优于 BERT，但在人工构造的模因式攻击</w:t>
+      </w:r>
+      <w:proofErr w:type="gramStart"/>
+      <w:r>
+        <w:rPr>
+          <w:rFonts w:hint="eastAsia"/>
+        </w:rPr>
+        <w:t>样例上表现</w:t>
+      </w:r>
+      <w:proofErr w:type="gramEnd"/>
+      <w:r>
+        <w:rPr>
+          <w:rFonts w:hint="eastAsia"/>
+        </w:rPr>
+        <w:t>出较好的场景敏感度。这说明人工设计特征虽然在通用任务中未必最优，但在特定任务中能够更好地体现课题目标。</w:t>
+      </w:r>
     </w:p>
     <w:p>
       <w:pPr>
         <w:pStyle w:val="114"/>
-        <w:rPr>
-          <w:rFonts w:hint="eastAsia"/>
-        </w:rPr>
       </w:pPr>
       <w:r>
         <w:rPr>
@@ -4305,338 +4079,305 @@
       <w:pPr>
         <w:pStyle w:val="af"/>
       </w:pPr>
-    </w:p>
-    <w:p>
-      <w:pPr>
-        <w:pStyle w:val="af"/>
-        <w:rPr>
-          <w:rFonts w:hint="eastAsia"/>
-        </w:rPr>
-      </w:pPr>
-      <w:r>
-        <w:rPr>
-          <w:rFonts w:hint="eastAsia"/>
-        </w:rPr>
-        <w:t>在完成传统机器学习模型与模因式表达特征模型之后，本文进一步引入预训练语言模型 BERT，以提升系统对上下文语义和复杂表达结构的理解能力。具体而言，本文选用中文预训练模型 `bert-base-chinese`，并将其用于本研究中的二分类任务微调。</w:t>
-      </w:r>
-    </w:p>
-    <w:p>
-      <w:pPr>
-        <w:pStyle w:val="af"/>
-      </w:pPr>
-    </w:p>
-    <w:p>
-      <w:pPr>
-        <w:pStyle w:val="af"/>
-        <w:rPr>
-          <w:rFonts w:hint="eastAsia"/>
-        </w:rPr>
+      <w:r>
+        <w:rPr>
+          <w:rFonts w:hint="eastAsia"/>
+        </w:rPr>
+        <w:t>在完成传统机器学习模型</w:t>
+      </w:r>
+      <w:r>
+        <w:rPr>
+          <w:rFonts w:hint="eastAsia"/>
+        </w:rPr>
+        <w:t xml:space="preserve"> </w:t>
+      </w:r>
+      <w:proofErr w:type="gramStart"/>
+      <w:r>
+        <w:rPr>
+          <w:rFonts w:hint="eastAsia"/>
+        </w:rPr>
+        <w:t>与模因式</w:t>
+      </w:r>
+      <w:proofErr w:type="gramEnd"/>
+      <w:r>
+        <w:rPr>
+          <w:rFonts w:hint="eastAsia"/>
+        </w:rPr>
+        <w:t>表达特征模型之后，本文进一步引入</w:t>
+      </w:r>
+      <w:proofErr w:type="gramStart"/>
+      <w:r>
+        <w:rPr>
+          <w:rFonts w:hint="eastAsia"/>
+        </w:rPr>
+        <w:t>预训练</w:t>
+      </w:r>
+      <w:proofErr w:type="gramEnd"/>
+      <w:r>
+        <w:rPr>
+          <w:rFonts w:hint="eastAsia"/>
+        </w:rPr>
+        <w:t>语言模型 BERT，以提升系统对上下文语义和复杂表达结构的理解能力。具体而言，本文选用中文预训练模型 `bert-base-chinese`，并将其用于本研究中的二分类任务微调。</w:t>
+      </w:r>
+    </w:p>
+    <w:p>
+      <w:pPr>
+        <w:pStyle w:val="af"/>
+      </w:pPr>
+      <w:r>
+        <w:rPr>
+          <w:rFonts w:hint="eastAsia"/>
+        </w:rPr>
+        <w:t>与基线模型不同，BERT 模型并不依赖浅层词频统计，而是利用</w:t>
+      </w:r>
+      <w:proofErr w:type="gramStart"/>
+      <w:r>
+        <w:rPr>
+          <w:rFonts w:hint="eastAsia"/>
+        </w:rPr>
+        <w:t>预训练</w:t>
+      </w:r>
+      <w:proofErr w:type="gramEnd"/>
+      <w:r>
+        <w:rPr>
+          <w:rFonts w:hint="eastAsia"/>
+        </w:rPr>
+        <w:t>阶段获得的上下文语义表示能力，在微调过程中学习输入文本与目标标签之间的映射关系。这使其在处理一般有害文本识别任务时具有更强的整体语义建模能力。</w:t>
+      </w:r>
+    </w:p>
+    <w:p>
+      <w:pPr>
+        <w:pStyle w:val="af"/>
+      </w:pPr>
+      <w:r>
+        <w:rPr>
+          <w:rFonts w:hint="eastAsia"/>
+        </w:rPr>
+        <w:t>为了保证训练过程的规范性和</w:t>
+      </w:r>
+      <w:proofErr w:type="gramStart"/>
+      <w:r>
+        <w:rPr>
+          <w:rFonts w:hint="eastAsia"/>
+        </w:rPr>
+        <w:t>可</w:t>
+      </w:r>
+      <w:proofErr w:type="gramEnd"/>
+      <w:r>
+        <w:rPr>
+          <w:rFonts w:hint="eastAsia"/>
+        </w:rPr>
+        <w:t>复现性，本文单独构建了 BERT 训练相关模块，包括：</w:t>
+      </w:r>
+    </w:p>
+    <w:p>
+      <w:pPr>
+        <w:pStyle w:val="af"/>
+      </w:pPr>
+      <w:r>
+        <w:rPr>
+          <w:rFonts w:hint="eastAsia"/>
+        </w:rPr>
+        <w:t>1. 训练配置模块，用于统一设置模型名称、最大长度、学习率、训练轮数和 batch size 等参数；</w:t>
+      </w:r>
+    </w:p>
+    <w:p>
+      <w:pPr>
+        <w:pStyle w:val="af"/>
+      </w:pPr>
+      <w:r>
+        <w:rPr>
+          <w:rFonts w:hint="eastAsia"/>
+        </w:rPr>
+        <w:t>2. 数据划分模块，用于将清洗后的数据集划分为训练集、验证集和测试集；</w:t>
+      </w:r>
+    </w:p>
+    <w:p>
+      <w:pPr>
+        <w:pStyle w:val="af"/>
+      </w:pPr>
+      <w:r>
+        <w:rPr>
+          <w:rFonts w:hint="eastAsia"/>
+        </w:rPr>
+        <w:t>3. 训练脚本，用于在 GPU 环境中完成正式训练；</w:t>
+      </w:r>
+    </w:p>
+    <w:p>
+      <w:pPr>
+        <w:pStyle w:val="af"/>
+      </w:pPr>
+      <w:r>
+        <w:rPr>
+          <w:rFonts w:hint="eastAsia"/>
+        </w:rPr>
+        <w:t>4. 批量预测脚本，用于加载训练后模型并对测试样例进行统一推理；</w:t>
+      </w:r>
+    </w:p>
+    <w:p>
+      <w:pPr>
+        <w:pStyle w:val="af"/>
+      </w:pPr>
+      <w:r>
+        <w:rPr>
+          <w:rFonts w:hint="eastAsia"/>
+        </w:rPr>
+        <w:t>5. 结果保存机制，用于输出 `metrics.json`、`metadata.json` 和模型目录。</w:t>
+      </w:r>
+    </w:p>
+    <w:p>
+      <w:pPr>
+        <w:pStyle w:val="af"/>
+      </w:pPr>
+      <w:r>
+        <w:rPr>
+          <w:rFonts w:hint="eastAsia"/>
+        </w:rPr>
+        <w:t>在远程 GPU 环境中完成正式训练后，BERT 模型在正式测试集上的 accuracy、precision、recall 和 F1 指标均高于前两种模型，说明其在总体文本语义分类任务中具备明显优势。然而，在人工构造的模因式攻击测试样例上，BERT 的表现并未显著优于模因特征模型，这一现象也进一步说明了“总体性能”和“目标场景性能”之间并不完全一致。</w:t>
+      </w:r>
+    </w:p>
+    <w:p>
+      <w:pPr>
+        <w:pStyle w:val="114"/>
+      </w:pPr>
+      <w:r>
+        <w:rPr>
+          <w:rFonts w:hint="eastAsia"/>
+        </w:rPr>
+        <w:t>3.5 前后端关键实现</w:t>
+      </w:r>
+    </w:p>
+    <w:p>
+      <w:pPr>
+        <w:pStyle w:val="1111"/>
+      </w:pPr>
+      <w:r>
+        <w:rPr>
+          <w:rFonts w:hint="eastAsia"/>
+        </w:rPr>
+        <w:t>3.5.1 前端实现</w:t>
+      </w:r>
+    </w:p>
+    <w:p>
+      <w:pPr>
+        <w:pStyle w:val="af"/>
       </w:pPr>
       <w:r>
         <w:rPr>
           <w:rFonts w:hint="eastAsia"/>
         </w:rPr>
         <w:lastRenderedPageBreak/>
-        <w:t>与基线模型不同，BERT 模型并不依赖浅层词频统计，而是利用预训练阶段获得的上下文语义表示能力，在微调过程中学习输入文本与目标标签之间的映射关系。这使其在处理一般有害文本识别任务时具有更强的整体语义建模能力。</w:t>
-      </w:r>
-    </w:p>
-    <w:p>
-      <w:pPr>
-        <w:pStyle w:val="af"/>
-      </w:pPr>
-    </w:p>
-    <w:p>
-      <w:pPr>
-        <w:pStyle w:val="af"/>
-        <w:rPr>
-          <w:rFonts w:hint="eastAsia"/>
-        </w:rPr>
-      </w:pPr>
-      <w:r>
-        <w:rPr>
-          <w:rFonts w:hint="eastAsia"/>
-        </w:rPr>
-        <w:t>为了保证训练过程的规范性和可复现性，本文单独构建了 BERT 训练相关模块，包括：</w:t>
-      </w:r>
-    </w:p>
-    <w:p>
-      <w:pPr>
-        <w:pStyle w:val="af"/>
-      </w:pPr>
-    </w:p>
-    <w:p>
-      <w:pPr>
-        <w:pStyle w:val="af"/>
-        <w:rPr>
-          <w:rFonts w:hint="eastAsia"/>
-        </w:rPr>
-      </w:pPr>
-      <w:r>
-        <w:rPr>
-          <w:rFonts w:hint="eastAsia"/>
-        </w:rPr>
-        <w:t>1. 训练配置模块，用于统一设置模型名称、最大长度、学习率、训练轮数和 batch size 等参数；</w:t>
-      </w:r>
-    </w:p>
-    <w:p>
-      <w:pPr>
-        <w:pStyle w:val="af"/>
-        <w:rPr>
-          <w:rFonts w:hint="eastAsia"/>
-        </w:rPr>
-      </w:pPr>
-      <w:r>
-        <w:rPr>
-          <w:rFonts w:hint="eastAsia"/>
-        </w:rPr>
-        <w:t>2. 数据划分模块，用于将清洗后的数据集划分为训练集、验证集和测试集；</w:t>
-      </w:r>
-    </w:p>
-    <w:p>
-      <w:pPr>
-        <w:pStyle w:val="af"/>
-        <w:rPr>
-          <w:rFonts w:hint="eastAsia"/>
-        </w:rPr>
-      </w:pPr>
-      <w:r>
-        <w:rPr>
-          <w:rFonts w:hint="eastAsia"/>
-        </w:rPr>
-        <w:t>3. 训练脚本，用于在 GPU 环境中完成正式训练；</w:t>
-      </w:r>
-    </w:p>
-    <w:p>
-      <w:pPr>
-        <w:pStyle w:val="af"/>
-        <w:rPr>
-          <w:rFonts w:hint="eastAsia"/>
-        </w:rPr>
-      </w:pPr>
-      <w:r>
-        <w:rPr>
-          <w:rFonts w:hint="eastAsia"/>
-        </w:rPr>
-        <w:t>4. 批量预测脚本，用于加载训练后模型并对测试样例进行统一推理；</w:t>
-      </w:r>
-    </w:p>
-    <w:p>
-      <w:pPr>
-        <w:pStyle w:val="af"/>
-        <w:rPr>
-          <w:rFonts w:hint="eastAsia"/>
-        </w:rPr>
-      </w:pPr>
-      <w:r>
-        <w:rPr>
-          <w:rFonts w:hint="eastAsia"/>
-        </w:rPr>
-        <w:t>5. 结果保存机制，用于输出 `metrics.json`、`metadata.json` 和模型目录。</w:t>
-      </w:r>
-    </w:p>
-    <w:p>
-      <w:pPr>
-        <w:pStyle w:val="af"/>
-      </w:pPr>
-    </w:p>
-    <w:p>
-      <w:pPr>
-        <w:pStyle w:val="af"/>
-        <w:rPr>
-          <w:rFonts w:hint="eastAsia"/>
-        </w:rPr>
-      </w:pPr>
-      <w:r>
-        <w:rPr>
-          <w:rFonts w:hint="eastAsia"/>
-        </w:rPr>
-        <w:t>在远程 GPU 环境中完成正式训练后，BERT 模型在正式测试集上的 accuracy、precision、recall 和 F1 指标均高于前两种模型，说明其在总体文本语义分类任务中具备明显优势。然而，在人工构造的模因式攻击测试样例上，BERT 的表现并未显著优于模因特征模型，这一现象也进一步说明了“总体性能”和“目标场景性能”之间并不完全一致。</w:t>
-      </w:r>
-    </w:p>
-    <w:p>
-      <w:pPr>
-        <w:pStyle w:val="af"/>
-      </w:pPr>
-    </w:p>
-    <w:p>
-      <w:pPr>
-        <w:pStyle w:val="114"/>
-      </w:pPr>
-      <w:r>
-        <w:rPr>
-          <w:rFonts w:hint="eastAsia"/>
-        </w:rPr>
-        <w:t>3.5 前后端关键实现</w:t>
+        <w:t>前端部分基于 Vue 3 构建，主要包括文本输入区域、结果展示区域、历史记录区域和状态提示区域。用户在页面中输入待检测文本后，系统通过按钮触发请求，将输入内容发送至后端接口。页面在接收到后端返回结果后，能够展示分类标签、概率分数、风险说明和后端在线状态等信息。</w:t>
+      </w:r>
+    </w:p>
+    <w:p>
+      <w:pPr>
+        <w:pStyle w:val="af"/>
+      </w:pPr>
+      <w:r>
+        <w:rPr>
+          <w:rFonts w:hint="eastAsia"/>
+        </w:rPr>
+        <w:t>前端实现不仅承担了系统展示和交互功能，也为答辩演示提供了较直观的界面支撑。相比仅在命令行中运行模型脚本，前端页面使整个系统更具完整性和产品化特征。</w:t>
       </w:r>
     </w:p>
     <w:p>
       <w:pPr>
         <w:pStyle w:val="1111"/>
-        <w:rPr>
-          <w:rFonts w:hint="eastAsia"/>
-        </w:rPr>
-      </w:pPr>
-      <w:r>
-        <w:rPr>
-          <w:rFonts w:hint="eastAsia"/>
-        </w:rPr>
-        <w:t>3.5.1 前端实现</w:t>
-      </w:r>
-    </w:p>
-    <w:p>
-      <w:pPr>
-        <w:pStyle w:val="af"/>
-      </w:pPr>
-    </w:p>
-    <w:p>
-      <w:pPr>
-        <w:pStyle w:val="af"/>
-        <w:rPr>
-          <w:rFonts w:hint="eastAsia"/>
-        </w:rPr>
-      </w:pPr>
-      <w:r>
-        <w:rPr>
-          <w:rFonts w:hint="eastAsia"/>
-        </w:rPr>
-        <w:t>前端部分基于 Vue 3 构建，主要包括文本输入区域、结果展示区域、历史记录区域和状态提示区域。用户在页面中输入待检测文本后，系统通过按钮触发请求，将输入内容发送至后端接口。页面在接收到后端返回结果后，能够展示分类标签、概率分数、风险说明和后端在线状态等信息。</w:t>
-      </w:r>
-    </w:p>
-    <w:p>
-      <w:pPr>
-        <w:pStyle w:val="af"/>
-      </w:pPr>
-    </w:p>
-    <w:p>
-      <w:pPr>
-        <w:pStyle w:val="af"/>
-        <w:rPr>
-          <w:rFonts w:hint="eastAsia"/>
-        </w:rPr>
-      </w:pPr>
-      <w:r>
-        <w:rPr>
-          <w:rFonts w:hint="eastAsia"/>
-        </w:rPr>
-        <w:lastRenderedPageBreak/>
-        <w:t>前端实现不仅承担了系统展示和交互功能，也为答辩演示提供了较直观的界面支撑。相比仅在命令行中运行模型脚本，前端页面使整个系统更具完整性和产品化特征。</w:t>
-      </w:r>
-    </w:p>
-    <w:p>
-      <w:pPr>
-        <w:pStyle w:val="af"/>
-      </w:pPr>
+      </w:pPr>
+      <w:r>
+        <w:rPr>
+          <w:rFonts w:hint="eastAsia"/>
+        </w:rPr>
+        <w:t>3.5.2 后端实现</w:t>
+      </w:r>
+    </w:p>
+    <w:p>
+      <w:pPr>
+        <w:pStyle w:val="af"/>
+      </w:pPr>
+      <w:r>
+        <w:rPr>
+          <w:rFonts w:hint="eastAsia"/>
+        </w:rPr>
+        <w:t xml:space="preserve">后端部分基于 </w:t>
+      </w:r>
+      <w:proofErr w:type="spellStart"/>
+      <w:r>
+        <w:rPr>
+          <w:rFonts w:hint="eastAsia"/>
+        </w:rPr>
+        <w:t>FastAPI</w:t>
+      </w:r>
+      <w:proofErr w:type="spellEnd"/>
+      <w:r>
+        <w:rPr>
+          <w:rFonts w:hint="eastAsia"/>
+        </w:rPr>
+        <w:t xml:space="preserve"> 框架构建，负责接收前端请求、调用模型并返回结构化结果。当前后端主要提供以下接口：</w:t>
+      </w:r>
+    </w:p>
+    <w:p>
+      <w:pPr>
+        <w:pStyle w:val="af"/>
+      </w:pPr>
+      <w:r>
+        <w:rPr>
+          <w:rFonts w:hint="eastAsia"/>
+        </w:rPr>
+        <w:t>1. `GET /health`：用于检测服务状态和模型加载状态；</w:t>
+      </w:r>
+    </w:p>
+    <w:p>
+      <w:pPr>
+        <w:pStyle w:val="af"/>
+      </w:pPr>
+      <w:r>
+        <w:rPr>
+          <w:rFonts w:hint="eastAsia"/>
+        </w:rPr>
+        <w:t>2. `GET /labels`：用于返回标签说明；</w:t>
+      </w:r>
+    </w:p>
+    <w:p>
+      <w:pPr>
+        <w:pStyle w:val="af"/>
+      </w:pPr>
+      <w:r>
+        <w:rPr>
+          <w:rFonts w:hint="eastAsia"/>
+        </w:rPr>
+        <w:t>3. `POST /predict`：用于接收文本并返回预测结果。</w:t>
+      </w:r>
+    </w:p>
+    <w:p>
+      <w:pPr>
+        <w:pStyle w:val="af"/>
+      </w:pPr>
+      <w:r>
+        <w:rPr>
+          <w:rFonts w:hint="eastAsia"/>
+        </w:rPr>
+        <w:t>在服务实现层，后端支持优先加载已训练模型文件，以缩短系统启动后的可用时间。对于传统模型，后端通过本地保存的 `</w:t>
+      </w:r>
+      <w:proofErr w:type="spellStart"/>
+      <w:r>
+        <w:rPr>
+          <w:rFonts w:hint="eastAsia"/>
+        </w:rPr>
+        <w:t>joblib</w:t>
+      </w:r>
+      <w:proofErr w:type="spellEnd"/>
+      <w:r>
+        <w:rPr>
+          <w:rFonts w:hint="eastAsia"/>
+        </w:rPr>
+        <w:t>` 文件完成加载；对于 BERT 模型，则通过训练后保存的模型目录进行批量预测和后续扩展。这样的设计既保证了工程系统的实际可运行性，也为多模型对比实验提供了统一接口基础。</w:t>
+      </w:r>
     </w:p>
     <w:p>
       <w:pPr>
         <w:pStyle w:val="1111"/>
-        <w:rPr>
-          <w:rFonts w:hint="eastAsia"/>
-        </w:rPr>
-      </w:pPr>
-      <w:r>
-        <w:rPr>
-          <w:rFonts w:hint="eastAsia"/>
-        </w:rPr>
-        <w:t>3.5.2 后端实现</w:t>
-      </w:r>
-    </w:p>
-    <w:p>
-      <w:pPr>
-        <w:pStyle w:val="af"/>
-      </w:pPr>
-    </w:p>
-    <w:p>
-      <w:pPr>
-        <w:pStyle w:val="af"/>
-        <w:rPr>
-          <w:rFonts w:hint="eastAsia"/>
-        </w:rPr>
-      </w:pPr>
-      <w:r>
-        <w:rPr>
-          <w:rFonts w:hint="eastAsia"/>
-        </w:rPr>
-        <w:t>后端部分基于 FastAPI 框架构建，负责接收前端请求、调用模型并返回结构化结果。当前后端主要提供以下接口：</w:t>
-      </w:r>
-    </w:p>
-    <w:p>
-      <w:pPr>
-        <w:pStyle w:val="af"/>
-      </w:pPr>
-    </w:p>
-    <w:p>
-      <w:pPr>
-        <w:pStyle w:val="af"/>
-        <w:rPr>
-          <w:rFonts w:hint="eastAsia"/>
-        </w:rPr>
-      </w:pPr>
-      <w:r>
-        <w:rPr>
-          <w:rFonts w:hint="eastAsia"/>
-        </w:rPr>
-        <w:t>1. `GET /health`：用于检测服务状态和模型加载状态；</w:t>
-      </w:r>
-    </w:p>
-    <w:p>
-      <w:pPr>
-        <w:pStyle w:val="af"/>
-        <w:rPr>
-          <w:rFonts w:hint="eastAsia"/>
-        </w:rPr>
-      </w:pPr>
-      <w:r>
-        <w:rPr>
-          <w:rFonts w:hint="eastAsia"/>
-        </w:rPr>
-        <w:t>2. `GET /labels`：用于返回标签说明；</w:t>
-      </w:r>
-    </w:p>
-    <w:p>
-      <w:pPr>
-        <w:pStyle w:val="af"/>
-        <w:rPr>
-          <w:rFonts w:hint="eastAsia"/>
-        </w:rPr>
-      </w:pPr>
-      <w:r>
-        <w:rPr>
-          <w:rFonts w:hint="eastAsia"/>
-        </w:rPr>
-        <w:t>3. `POST /predict`：用于接收文本并返回预测结果。</w:t>
-      </w:r>
-    </w:p>
-    <w:p>
-      <w:pPr>
-        <w:pStyle w:val="af"/>
-      </w:pPr>
-    </w:p>
-    <w:p>
-      <w:pPr>
-        <w:pStyle w:val="af"/>
-        <w:rPr>
-          <w:rFonts w:hint="eastAsia"/>
-        </w:rPr>
-      </w:pPr>
-      <w:r>
-        <w:rPr>
-          <w:rFonts w:hint="eastAsia"/>
-        </w:rPr>
-        <w:t>在服务实现层，后端支持优先加载已训练模型文件，以缩短系统启动后的可用时间。对于传统模型，后端通过本地保存的 `joblib` 文件完成加载；对于 BERT 模型，则通过训练后保存的模型目录进行批量预测和后续扩展。这样的设计既保证了工程系统的实际可运行性，也为多模型对比实验提供了统一接口基础。</w:t>
-      </w:r>
-    </w:p>
-    <w:p>
-      <w:pPr>
-        <w:pStyle w:val="af"/>
-      </w:pPr>
-    </w:p>
-    <w:p>
-      <w:pPr>
-        <w:pStyle w:val="1111"/>
-        <w:rPr>
-          <w:rFonts w:hint="eastAsia"/>
-        </w:rPr>
       </w:pPr>
       <w:r>
         <w:rPr>
@@ -4649,46 +4390,55 @@
       <w:pPr>
         <w:pStyle w:val="af"/>
       </w:pPr>
-    </w:p>
-    <w:p>
-      <w:pPr>
-        <w:pStyle w:val="af"/>
-        <w:rPr>
-          <w:rFonts w:hint="eastAsia"/>
-        </w:rPr>
-      </w:pPr>
-      <w:r>
-        <w:rPr>
-          <w:rFonts w:hint="eastAsia"/>
-        </w:rPr>
-        <w:t>为了支撑论文中的实验设计与结果分析，本文除系统前后端外，还实现了若干实验辅助脚本，包括：</w:t>
-      </w:r>
-    </w:p>
-    <w:p>
-      <w:pPr>
-        <w:pStyle w:val="af"/>
-      </w:pPr>
-    </w:p>
-    <w:p>
-      <w:pPr>
-        <w:pStyle w:val="af"/>
-        <w:rPr>
-          <w:rFonts w:hint="eastAsia"/>
-        </w:rPr>
-      </w:pPr>
-      <w:r>
-        <w:rPr>
-          <w:rFonts w:hint="eastAsia"/>
-        </w:rPr>
-        <w:t>1. 基线模型和模因特征模型训练脚本；</w:t>
-      </w:r>
-    </w:p>
-    <w:p>
-      <w:pPr>
-        <w:pStyle w:val="af"/>
-        <w:rPr>
-          <w:rFonts w:hint="eastAsia"/>
-        </w:rPr>
+      <w:r>
+        <w:rPr>
+          <w:rFonts w:hint="eastAsia"/>
+        </w:rPr>
+        <w:t>为了支撑论文中的实验设计与结果分析，本文</w:t>
+      </w:r>
+      <w:proofErr w:type="gramStart"/>
+      <w:r>
+        <w:rPr>
+          <w:rFonts w:hint="eastAsia"/>
+        </w:rPr>
+        <w:t>除系统</w:t>
+      </w:r>
+      <w:proofErr w:type="gramEnd"/>
+      <w:r>
+        <w:rPr>
+          <w:rFonts w:hint="eastAsia"/>
+        </w:rPr>
+        <w:t>前后端外，还实现了若干实验辅助脚本，包括：</w:t>
+      </w:r>
+    </w:p>
+    <w:p>
+      <w:pPr>
+        <w:pStyle w:val="af"/>
+      </w:pPr>
+      <w:r>
+        <w:rPr>
+          <w:rFonts w:hint="eastAsia"/>
+        </w:rPr>
+        <w:t>1. 基线模型和</w:t>
+      </w:r>
+      <w:proofErr w:type="gramStart"/>
+      <w:r>
+        <w:rPr>
+          <w:rFonts w:hint="eastAsia"/>
+        </w:rPr>
+        <w:t>模因</w:t>
+      </w:r>
+      <w:proofErr w:type="gramEnd"/>
+      <w:r>
+        <w:rPr>
+          <w:rFonts w:hint="eastAsia"/>
+        </w:rPr>
+        <w:t>特征模型训练脚本；</w:t>
+      </w:r>
+    </w:p>
+    <w:p>
+      <w:pPr>
+        <w:pStyle w:val="af"/>
       </w:pPr>
       <w:r>
         <w:rPr>
@@ -4700,9 +4450,6 @@
     <w:p>
       <w:pPr>
         <w:pStyle w:val="af"/>
-        <w:rPr>
-          <w:rFonts w:hint="eastAsia"/>
-        </w:rPr>
       </w:pPr>
       <w:r>
         <w:rPr>
@@ -5320,13 +5067,16 @@
       <w:pPr>
         <w:pStyle w:val="af"/>
       </w:pPr>
-    </w:p>
-    <w:p>
-      <w:pPr>
-        <w:pStyle w:val="af"/>
-      </w:pPr>
-      <w:r>
-        <w:t>从整体结果看，BERT 模型在四项指标上均优于基线模型和模因式表达特征模型，尤其是在 Accuracy 和 F1 值上表现最为突出。这说明在标准中文文本二分类任务中，预训练语言模型具有明显优势，能够更有效地利用上下文语义信息完成分类判断。</w:t>
+      <w:r>
+        <w:t>从整体结果看，BERT 模型在四项指标上均优于基线模型和</w:t>
+      </w:r>
+      <w:proofErr w:type="gramStart"/>
+      <w:r>
+        <w:t>模因式</w:t>
+      </w:r>
+      <w:proofErr w:type="gramEnd"/>
+      <w:r>
+        <w:t>表达特征模型，尤其是在 Accuracy 和 F1 值上表现最为突出。这说明在标准中文文本二分类任务中，预训练语言模型具有明显优势，能够更有效地利用上下文语义信息完成分类判断。</w:t>
       </w:r>
     </w:p>
     <w:p>
@@ -5558,7 +5308,6 @@
     <w:p>
       <w:pPr>
         <w:pStyle w:val="af"/>
-        <w:jc w:val="center"/>
       </w:pPr>
       <w:r>
         <w:t>为了更系统地观察模型行为，本文将人工测试集划分为以下几类：</w:t>
@@ -6305,9 +6054,6 @@
     <w:p>
       <w:pPr>
         <w:pStyle w:val="13"/>
-        <w:rPr>
-          <w:rFonts w:hint="eastAsia"/>
-        </w:rPr>
       </w:pPr>
       <w:r>
         <w:rPr>
@@ -6331,9 +6077,6 @@
     <w:p>
       <w:pPr>
         <w:pStyle w:val="af"/>
-        <w:rPr>
-          <w:rFonts w:hint="eastAsia"/>
-        </w:rPr>
       </w:pPr>
       <w:r>
         <w:rPr>
@@ -6394,9 +6137,6 @@
           <w:numId w:val="19"/>
         </w:numPr>
         <w:ind w:firstLineChars="0"/>
-        <w:rPr>
-          <w:rFonts w:hint="eastAsia"/>
-        </w:rPr>
       </w:pPr>
       <w:r>
         <w:rPr>
@@ -6414,9 +6154,6 @@
           <w:numId w:val="19"/>
         </w:numPr>
         <w:ind w:firstLineChars="0"/>
-        <w:rPr>
-          <w:rFonts w:hint="eastAsia"/>
-        </w:rPr>
       </w:pPr>
       <w:r>
         <w:rPr>
@@ -6433,9 +6170,6 @@
           <w:numId w:val="19"/>
         </w:numPr>
         <w:ind w:firstLineChars="0"/>
-        <w:rPr>
-          <w:rFonts w:hint="eastAsia"/>
-        </w:rPr>
       </w:pPr>
       <w:r>
         <w:rPr>
@@ -6452,9 +6186,6 @@
           <w:numId w:val="19"/>
         </w:numPr>
         <w:ind w:firstLineChars="0"/>
-        <w:rPr>
-          <w:rFonts w:hint="eastAsia"/>
-        </w:rPr>
       </w:pPr>
       <w:r>
         <w:rPr>
@@ -6471,9 +6202,6 @@
           <w:numId w:val="19"/>
         </w:numPr>
         <w:ind w:firstLineChars="0"/>
-        <w:rPr>
-          <w:rFonts w:hint="eastAsia"/>
-        </w:rPr>
       </w:pPr>
       <w:r>
         <w:rPr>
@@ -6486,6 +6214,132 @@
       <w:pPr>
         <w:pStyle w:val="114"/>
       </w:pPr>
+      <w:r>
+        <w:rPr>
+          <w:rFonts w:hint="eastAsia"/>
+        </w:rPr>
+        <w:t>5.2 研究不足</w:t>
+      </w:r>
+    </w:p>
+    <w:p>
+      <w:pPr>
+        <w:pStyle w:val="af"/>
+      </w:pPr>
+      <w:r>
+        <w:rPr>
+          <w:rFonts w:hint="eastAsia"/>
+        </w:rPr>
+        <w:t>虽然本文已经完成了系统搭建和多模型实验比较，但从更严格的研究角度来看，当前工作仍然存在一定不足。</w:t>
+      </w:r>
+    </w:p>
+    <w:p>
+      <w:pPr>
+        <w:pStyle w:val="1111"/>
+      </w:pPr>
+      <w:r>
+        <w:rPr>
+          <w:rFonts w:hint="eastAsia"/>
+        </w:rPr>
+        <w:t>5.2.1 任务范围仍偏向文本风险识别</w:t>
+      </w:r>
+    </w:p>
+    <w:p>
+      <w:pPr>
+        <w:pStyle w:val="af"/>
+      </w:pPr>
+      <w:r>
+        <w:rPr>
+          <w:rFonts w:hint="eastAsia"/>
+        </w:rPr>
+        <w:t>严格来说，本文当前实现的核心任务更接近“文本模因场景下的有害内容识别”，而不是完整意义上的“模因识别”。模因识别不仅涉及内容是否有害，还可能涉及传播性、可变体性、模仿模式和上下文文化背景等因素。由于本文主要聚焦于文本分类任务，因此在课题实现层面仍然偏重于“风险表达识别”这一子任务。</w:t>
+      </w:r>
+    </w:p>
+    <w:p>
+      <w:pPr>
+        <w:pStyle w:val="1111"/>
+      </w:pPr>
+      <w:r>
+        <w:rPr>
+          <w:rFonts w:hint="eastAsia"/>
+        </w:rPr>
+        <w:t>5.2.2 数据集仍存在局限</w:t>
+      </w:r>
+    </w:p>
+    <w:p>
+      <w:pPr>
+        <w:pStyle w:val="af"/>
+      </w:pPr>
+      <w:r>
+        <w:rPr>
+          <w:rFonts w:hint="eastAsia"/>
+        </w:rPr>
+        <w:t>本文所使用的正式训练数据主要面向一般文本分类任务，并非专门针对“文本模因表达”构建。因此，BERT 模型在正式测试集上表现较好，但在人工构造的模因式表达样例上并未展现同等优势。这说明训练数据与目标场景之间仍存在一定错位。此外，人工测试集虽然有助于观察模型在具体场景中的表现，但其规模和覆盖范围有限，更多体现的是定性分析价值，而非严格统计意义上的最终结论。</w:t>
+      </w:r>
+    </w:p>
+    <w:p>
+      <w:pPr>
+        <w:pStyle w:val="1111"/>
+      </w:pPr>
+      <w:r>
+        <w:rPr>
+          <w:rFonts w:hint="eastAsia"/>
+        </w:rPr>
+        <w:t>5.2.3 模因特征设计仍较为初步</w:t>
+      </w:r>
+    </w:p>
+    <w:p>
+      <w:pPr>
+        <w:pStyle w:val="af"/>
+      </w:pPr>
+      <w:r>
+        <w:rPr>
+          <w:rFonts w:hint="eastAsia"/>
+        </w:rPr>
+        <w:t>本文构造的模因式表达特征已经覆盖了模板化表达、群体标签化、情绪强化、网络化短语和语境消</w:t>
+      </w:r>
+      <w:proofErr w:type="gramStart"/>
+      <w:r>
+        <w:rPr>
+          <w:rFonts w:hint="eastAsia"/>
+        </w:rPr>
+        <w:t>歧</w:t>
+      </w:r>
+      <w:proofErr w:type="gramEnd"/>
+      <w:r>
+        <w:rPr>
+          <w:rFonts w:hint="eastAsia"/>
+        </w:rPr>
+        <w:t>等内容，但这些特征设计仍然处于初步阶段。当前人</w:t>
+      </w:r>
+      <w:r>
+        <w:rPr>
+          <w:rFonts w:hint="eastAsia"/>
+        </w:rPr>
+        <w:lastRenderedPageBreak/>
+        <w:t>工特征更多依赖经验总结和规则抽取，尚未形成更细粒度、更系统的模因表达知识库，因此对某些隐式表达或更复杂的网络语境仍然难以稳定识别。</w:t>
+      </w:r>
+    </w:p>
+    <w:p>
+      <w:pPr>
+        <w:pStyle w:val="1111"/>
+      </w:pPr>
+      <w:r>
+        <w:rPr>
+          <w:rFonts w:hint="eastAsia"/>
+        </w:rPr>
+        <w:t>5.2.4 系统展示与模型切换功能仍可扩展</w:t>
+      </w:r>
+    </w:p>
+    <w:p>
+      <w:pPr>
+        <w:pStyle w:val="af"/>
+      </w:pPr>
+      <w:r>
+        <w:rPr>
+          <w:rFonts w:hint="eastAsia"/>
+        </w:rPr>
+        <w:t>虽然系统已经完成基本的前后端联调和结果展示，但在模型切换、模型对比展示和实验结果可视化方面仍有进一步提升空间。例如，当前前端并未完全实现一个可视化的“三模型切换与对比”界面，更多模型比较仍依赖脚本和文档记录。这种方式在研究阶段是可行的，但在系统完整性和可视化表达上仍有改进余地。</w:t>
+      </w:r>
     </w:p>
     <w:p>
       <w:pPr>
@@ -6495,21 +6349,18 @@
         <w:rPr>
           <w:rFonts w:hint="eastAsia"/>
         </w:rPr>
-        <w:t>5.2 研究不足</w:t>
-      </w:r>
-    </w:p>
-    <w:p>
-      <w:pPr>
-        <w:pStyle w:val="af"/>
-        <w:rPr>
-          <w:rFonts w:hint="eastAsia"/>
-        </w:rPr>
-      </w:pPr>
-      <w:r>
-        <w:rPr>
-          <w:rFonts w:hint="eastAsia"/>
-        </w:rPr>
-        <w:t>虽然本文已经完成了系统搭建和多模型实验比较，但从更严格的研究角度来看，当前工作仍然存在一定不足。</w:t>
+        <w:t>5.3 未来展望</w:t>
+      </w:r>
+    </w:p>
+    <w:p>
+      <w:pPr>
+        <w:pStyle w:val="af"/>
+      </w:pPr>
+      <w:r>
+        <w:rPr>
+          <w:rFonts w:hint="eastAsia"/>
+        </w:rPr>
+        <w:t>基于上述不足，本文未来可以从以下几个方面继续改进和拓展。</w:t>
       </w:r>
     </w:p>
     <w:p>
@@ -6520,21 +6371,18 @@
         <w:rPr>
           <w:rFonts w:hint="eastAsia"/>
         </w:rPr>
-        <w:t>5.2.1 任务范围仍偏向文本风险识别</w:t>
-      </w:r>
-    </w:p>
-    <w:p>
-      <w:pPr>
-        <w:pStyle w:val="af"/>
-        <w:rPr>
-          <w:rFonts w:hint="eastAsia"/>
-        </w:rPr>
-      </w:pPr>
-      <w:r>
-        <w:rPr>
-          <w:rFonts w:hint="eastAsia"/>
-        </w:rPr>
-        <w:t>严格来说，本文当前实现的核心任务更接近“文本模因场景下的有害内容识别”，而不是完整意义上的“模因识别”。模因识别不仅涉及内容是否有害，还可能涉及传播性、可变体性、模仿模式和上下文文化背景等因素。由于本文主要聚焦于文本分类任务，因此在课题实现层面仍然偏重于“风险表达识别”这一子任务。</w:t>
+        <w:t>5.3.1 引入更贴近文本模因场景的数据集</w:t>
+      </w:r>
+    </w:p>
+    <w:p>
+      <w:pPr>
+        <w:pStyle w:val="af"/>
+      </w:pPr>
+      <w:r>
+        <w:rPr>
+          <w:rFonts w:hint="eastAsia"/>
+        </w:rPr>
+        <w:t>后续研究可以尝试构建或引入更贴近中文网络语境的专门数据集，尤其是包含模板化表达、网络梗、群体攻击和隐含讽刺等内容的文本样例。通过提升训练数据与任务场景的匹配程度，有望进一步增强模型在文本模因识别任务中的表现。</w:t>
       </w:r>
     </w:p>
     <w:p>
@@ -6545,218 +6393,87 @@
         <w:rPr>
           <w:rFonts w:hint="eastAsia"/>
         </w:rPr>
-        <w:t>5.2.2 数据集仍存在局限</w:t>
-      </w:r>
-    </w:p>
-    <w:p>
-      <w:pPr>
-        <w:pStyle w:val="af"/>
-      </w:pPr>
-      <w:r>
-        <w:rPr>
-          <w:rFonts w:hint="eastAsia"/>
-        </w:rPr>
-        <w:t>本文所使用的正式训练数据主要面向一般文本分类任务，并非专门针对“文本模因表达”构建。因此，BERT 模型在正式测试集上表现较好，但在人工构造的模因式表达样例上并未展现同等优势。这说明训练数据与目标场景之间仍存在一定错位。此外，人工测试集虽然有助于观察模型在具体场景中的表现，但其规模和覆盖范围有限，更多体现的是定性分析价值，而非严格统计意义上的最终结论。</w:t>
+        <w:t>5.3.2 优化模因式表达特征设计</w:t>
+      </w:r>
+    </w:p>
+    <w:p>
+      <w:pPr>
+        <w:pStyle w:val="af"/>
+      </w:pPr>
+      <w:r>
+        <w:rPr>
+          <w:rFonts w:hint="eastAsia"/>
+        </w:rPr>
+        <w:t>在当前人工特征的基础上，后续可进一步细化模板化表达和网络化短语的特征体系，增加更丰富的群体指向模式、语境消歧规则以及更复杂的隐含攻击结构。同时，也可以考虑将人工特征与更强的神经网络表示方法结合，以提高模型在特定场景中的识别稳定性。</w:t>
       </w:r>
     </w:p>
     <w:p>
       <w:pPr>
         <w:pStyle w:val="1111"/>
-        <w:rPr>
-          <w:rFonts w:hint="eastAsia"/>
-        </w:rPr>
-      </w:pPr>
-      <w:r>
-        <w:rPr>
-          <w:rFonts w:hint="eastAsia"/>
-        </w:rPr>
-        <w:t>5.2.3 模因特征设计仍较为初步</w:t>
-      </w:r>
-    </w:p>
-    <w:p>
-      <w:pPr>
-        <w:pStyle w:val="af"/>
-      </w:pPr>
-    </w:p>
-    <w:p>
-      <w:pPr>
-        <w:pStyle w:val="af"/>
-        <w:rPr>
-          <w:rFonts w:hint="eastAsia"/>
-        </w:rPr>
+      </w:pPr>
+      <w:r>
+        <w:rPr>
+          <w:rFonts w:hint="eastAsia"/>
+        </w:rPr>
+        <w:t>5.3.3 尝试更适合中文网络语境的预训练模型</w:t>
+      </w:r>
+    </w:p>
+    <w:p>
+      <w:pPr>
+        <w:pStyle w:val="af"/>
+      </w:pPr>
+      <w:r>
+        <w:rPr>
+          <w:rFonts w:hint="eastAsia"/>
+        </w:rPr>
+        <w:t>虽然本文选用的 `bert-base-chinese` 已经在正式测试集上表现较好，但其在人工构造模因式样例上的表现仍有不足。未来可以尝试 `RoBERTa`、`MacBERT` 或更适合中文网络语境的预训练模型，并与当前 BERT 模型进行对比，进一步验证不同预训练模型在目标任务中的差异。</w:t>
+      </w:r>
+    </w:p>
+    <w:p>
+      <w:pPr>
+        <w:pStyle w:val="1111"/>
+      </w:pPr>
+      <w:r>
+        <w:rPr>
+          <w:rFonts w:hint="eastAsia"/>
+        </w:rPr>
+        <w:t>5.3.4 扩展为更完整的模因识别系统</w:t>
+      </w:r>
+    </w:p>
+    <w:p>
+      <w:pPr>
+        <w:pStyle w:val="af"/>
+      </w:pPr>
+      <w:r>
+        <w:rPr>
+          <w:rFonts w:hint="eastAsia"/>
+        </w:rPr>
+        <w:t>本文当前主要聚焦文本模态，而现实中的</w:t>
+      </w:r>
+      <w:proofErr w:type="gramStart"/>
+      <w:r>
+        <w:rPr>
+          <w:rFonts w:hint="eastAsia"/>
+        </w:rPr>
+        <w:t>模因往往</w:t>
+      </w:r>
+      <w:proofErr w:type="gramEnd"/>
+      <w:r>
+        <w:rPr>
+          <w:rFonts w:hint="eastAsia"/>
+        </w:rPr>
+        <w:t>具有多模态特点。未来研究可以将图片、上下文对话、传播路径和用户互动信息纳入识别框架，构建更完整的多模态模因识别系统。这样不仅能够更准确地反映模因本身的传播特征，也有助于将研究从“文本风险识别”扩展到更严格意义上的“模因识别”任务。</w:t>
+      </w:r>
+    </w:p>
+    <w:p>
+      <w:pPr>
+        <w:pStyle w:val="1111"/>
       </w:pPr>
       <w:r>
         <w:rPr>
           <w:rFonts w:hint="eastAsia"/>
         </w:rPr>
         <w:lastRenderedPageBreak/>
-        <w:t>本文构造的模因式表达特征已经覆盖了模板化表达、群体标签化、情绪强化、网络化短语和语境消歧等内容，但这些特征设计仍然处于初步阶段。当前人工特征更多依赖经验总结和规则抽取，尚未形成更细粒度、更系统的模因表达知识库，因此对某些隐式表达或更复杂的网络语境仍然难以稳定识别。</w:t>
-      </w:r>
-    </w:p>
-    <w:p>
-      <w:pPr>
-        <w:pStyle w:val="1111"/>
-      </w:pPr>
-      <w:r>
-        <w:rPr>
-          <w:rFonts w:hint="eastAsia"/>
-        </w:rPr>
-        <w:t>5.2.4 系统展示与模型切换功能仍可扩展</w:t>
-      </w:r>
-    </w:p>
-    <w:p>
-      <w:pPr>
-        <w:pStyle w:val="af"/>
-        <w:rPr>
-          <w:rFonts w:hint="eastAsia"/>
-        </w:rPr>
-      </w:pPr>
-      <w:r>
-        <w:rPr>
-          <w:rFonts w:hint="eastAsia"/>
-        </w:rPr>
-        <w:t>虽然系统已经完成基本的前后端联调和结果展示，但在模型切换、模型对比展示和实验结果可视化方面仍有进一步提升空间。例如，当前前端并未完全实现一个可视化的“三模型切换与对比”界面，更多模型比较仍依赖脚本和文档记录。这种方式在研究阶段是可行的，但在系统完整性和可视化表达上仍有改进余地。</w:t>
-      </w:r>
-    </w:p>
-    <w:p>
-      <w:pPr>
-        <w:pStyle w:val="114"/>
-      </w:pPr>
-      <w:r>
-        <w:rPr>
-          <w:rFonts w:hint="eastAsia"/>
-        </w:rPr>
-        <w:t>5.3 未来展望</w:t>
-      </w:r>
-    </w:p>
-    <w:p>
-      <w:pPr>
-        <w:pStyle w:val="af"/>
-      </w:pPr>
-      <w:r>
-        <w:rPr>
-          <w:rFonts w:hint="eastAsia"/>
-        </w:rPr>
-        <w:t>基于上述不足，本文未来可以从以下几个方面继续改进和拓展。</w:t>
-      </w:r>
-    </w:p>
-    <w:p>
-      <w:pPr>
-        <w:pStyle w:val="1111"/>
-      </w:pPr>
-      <w:r>
-        <w:rPr>
-          <w:rFonts w:hint="eastAsia"/>
-        </w:rPr>
-        <w:t>5.3.1 引入更贴近文本模因场景的数据集</w:t>
-      </w:r>
-    </w:p>
-    <w:p>
-      <w:pPr>
-        <w:pStyle w:val="af"/>
-        <w:rPr>
-          <w:rFonts w:hint="eastAsia"/>
-        </w:rPr>
-      </w:pPr>
-      <w:r>
-        <w:rPr>
-          <w:rFonts w:hint="eastAsia"/>
-        </w:rPr>
-        <w:t>后续研究可以尝试构建或引入更贴近中文网络语境的专门数据集，尤其是包含模板化表达、网络梗、群体攻击和隐含讽刺等内容的文本样例。通过提升训练数据与任务场景的匹配程度，有望进一步增强模型在文本模因识别任务中的表现。</w:t>
-      </w:r>
-    </w:p>
-    <w:p>
-      <w:pPr>
-        <w:pStyle w:val="1111"/>
-      </w:pPr>
-      <w:r>
-        <w:rPr>
-          <w:rFonts w:hint="eastAsia"/>
-        </w:rPr>
-        <w:t>5.3.2 优化模因式表达特征设计</w:t>
-      </w:r>
-    </w:p>
-    <w:p>
-      <w:pPr>
-        <w:pStyle w:val="af"/>
-        <w:rPr>
-          <w:rFonts w:hint="eastAsia"/>
-        </w:rPr>
-      </w:pPr>
-      <w:r>
-        <w:rPr>
-          <w:rFonts w:hint="eastAsia"/>
-        </w:rPr>
-        <w:t>在当前人工特征的基础上，后续可进一步细化模板化表达和网络化短语的特征体系，增加更丰富的群体指向模式、语境消歧规则以及更复杂的隐含攻击结构。同时，也可以考虑将人工特征与更强的神经网络表示方法结合，以提高模型在特定场景中的识别稳定性。</w:t>
-      </w:r>
-    </w:p>
-    <w:p>
-      <w:pPr>
-        <w:pStyle w:val="1111"/>
-      </w:pPr>
-      <w:r>
-        <w:rPr>
-          <w:rFonts w:hint="eastAsia"/>
-        </w:rPr>
-        <w:t>5.3.3 尝试更适合中文网络语境的预训练模型</w:t>
-      </w:r>
-    </w:p>
-    <w:p>
-      <w:pPr>
-        <w:pStyle w:val="af"/>
-        <w:rPr>
-          <w:rFonts w:hint="eastAsia"/>
-        </w:rPr>
-      </w:pPr>
-      <w:r>
-        <w:rPr>
-          <w:rFonts w:hint="eastAsia"/>
-        </w:rPr>
-        <w:t>虽然本文选用的 `bert-base-chinese` 已经在正式测试集上表现较好，但其在人工构造模因式样例上的表现仍有不足。未来可以尝试 `RoBERTa`、`MacBERT` 或更适合中文网络语境的预训练模型，并与当前 BERT 模型进行对比，进一步验证不同预训练模型在目标任务中的差异。</w:t>
-      </w:r>
-    </w:p>
-    <w:p>
-      <w:pPr>
-        <w:pStyle w:val="1111"/>
-        <w:rPr>
-          <w:rFonts w:hint="eastAsia"/>
-        </w:rPr>
-      </w:pPr>
-      <w:r>
-        <w:rPr>
-          <w:rFonts w:hint="eastAsia"/>
-        </w:rPr>
-        <w:t>5.3.4 扩展为更完整的模因识别系统</w:t>
-      </w:r>
-    </w:p>
-    <w:p>
-      <w:pPr>
-        <w:pStyle w:val="af"/>
-      </w:pPr>
-    </w:p>
-    <w:p>
-      <w:pPr>
-        <w:pStyle w:val="af"/>
-        <w:rPr>
-          <w:rFonts w:hint="eastAsia"/>
-        </w:rPr>
-      </w:pPr>
-      <w:r>
-        <w:rPr>
-          <w:rFonts w:hint="eastAsia"/>
-        </w:rPr>
-        <w:lastRenderedPageBreak/>
-        <w:t>本文当前主要聚焦文本模态，而现实中的模因往往具有多模态特点。未来研究可以将图片、上下文对话、传播路径和用户互动信息纳入识别框架，构建更完整的多模态模因识别系统。这样不仅能够更准确地反映模因本身的传播特征，也有助于将研究从“文本风险识别”扩展到更严格意义上的“模因识别”任务。</w:t>
-      </w:r>
-    </w:p>
-    <w:p>
-      <w:pPr>
-        <w:pStyle w:val="1111"/>
-      </w:pPr>
-      <w:r>
-        <w:rPr>
-          <w:rFonts w:hint="eastAsia"/>
-        </w:rPr>
         <w:t>5.3.5 强化系统的工程化与展示能力</w:t>
       </w:r>
     </w:p>
@@ -6880,7 +6597,7 @@
         <w:spacing w:line="240" w:lineRule="auto"/>
         <w:jc w:val="left"/>
         <w:rPr>
-          <w:rFonts w:ascii="宋体" w:hAnsi="宋体" w:hint="eastAsia"/>
+          <w:rFonts w:ascii="宋体" w:hAnsi="宋体"/>
           <w:szCs w:val="21"/>
           <w:lang w:val="de-DE"/>
         </w:rPr>
@@ -9830,6 +9547,7 @@
   <w:style w:type="character" w:default="1" w:styleId="a0">
     <w:name w:val="Default Paragraph Font"/>
     <w:uiPriority w:val="1"/>
+    <w:semiHidden/>
     <w:unhideWhenUsed/>
   </w:style>
   <w:style w:type="table" w:default="1" w:styleId="a1">
